--- a/applications/SHIELD/Documentation/Syphilis Natural History.docx
+++ b/applications/SHIELD/Documentation/Syphilis Natural History.docx
@@ -1350,6 +1350,16 @@
                 <w:sz w:val="18"/>
                 <w:szCs w:val="18"/>
               </w:rPr>
+            </w:r>
+            <w:r>
+              <w:rPr>
+                <w:rFonts w:asciiTheme="minorBidi" w:hAnsiTheme="minorBidi" w:cstheme="minorBidi"/>
+                <w:i/>
+                <w:iCs/>
+                <w:color w:val="000000" w:themeColor="text1"/>
+                <w:sz w:val="18"/>
+                <w:szCs w:val="18"/>
+              </w:rPr>
               <w:fldChar w:fldCharType="separate"/>
             </w:r>
             <w:r>
@@ -1664,6 +1674,14 @@
                 <w:szCs w:val="18"/>
               </w:rPr>
               <w:fldChar w:fldCharType="end"/>
+            </w:r>
+            <w:r>
+              <w:rPr>
+                <w:rFonts w:asciiTheme="minorBidi" w:hAnsiTheme="minorBidi" w:cstheme="minorBidi"/>
+                <w:color w:val="000000" w:themeColor="text1"/>
+                <w:sz w:val="18"/>
+                <w:szCs w:val="18"/>
+              </w:rPr>
             </w:r>
             <w:r>
               <w:rPr>
@@ -2856,6 +2874,14 @@
                 <w:sz w:val="18"/>
                 <w:szCs w:val="18"/>
               </w:rPr>
+            </w:r>
+            <w:r>
+              <w:rPr>
+                <w:rFonts w:asciiTheme="minorBidi" w:hAnsiTheme="minorBidi" w:cstheme="minorBidi"/>
+                <w:color w:val="000000" w:themeColor="text1"/>
+                <w:sz w:val="18"/>
+                <w:szCs w:val="18"/>
+              </w:rPr>
               <w:fldChar w:fldCharType="separate"/>
             </w:r>
             <w:r>
@@ -3566,27 +3592,7 @@
                 <w:sz w:val="18"/>
                 <w:szCs w:val="18"/>
               </w:rPr>
-              <w:t>Male: 0.00558 [</w:t>
-            </w:r>
-            <w:proofErr w:type="spellStart"/>
-            <w:r>
-              <w:rPr>
-                <w:rFonts w:asciiTheme="minorBidi" w:hAnsiTheme="minorBidi" w:cstheme="minorBidi"/>
-                <w:color w:val="000000" w:themeColor="text1"/>
-                <w:sz w:val="18"/>
-                <w:szCs w:val="18"/>
-              </w:rPr>
-              <w:t>sd</w:t>
-            </w:r>
-            <w:proofErr w:type="spellEnd"/>
-            <w:r>
-              <w:rPr>
-                <w:rFonts w:asciiTheme="minorBidi" w:hAnsiTheme="minorBidi" w:cstheme="minorBidi"/>
-                <w:color w:val="000000" w:themeColor="text1"/>
-                <w:sz w:val="18"/>
-                <w:szCs w:val="18"/>
-              </w:rPr>
-              <w:t>= 0.00052]</w:t>
+              <w:t>Male: 0.00558 [sd= 0.00052]</w:t>
             </w:r>
           </w:p>
           <w:p>
@@ -3619,27 +3625,7 @@
                 <w:sz w:val="18"/>
                 <w:szCs w:val="18"/>
               </w:rPr>
-              <w:t>Female: 0.00751 [</w:t>
-            </w:r>
-            <w:proofErr w:type="spellStart"/>
-            <w:r>
-              <w:rPr>
-                <w:rFonts w:asciiTheme="minorBidi" w:hAnsiTheme="minorBidi" w:cstheme="minorBidi"/>
-                <w:color w:val="000000" w:themeColor="text1"/>
-                <w:sz w:val="18"/>
-                <w:szCs w:val="18"/>
-              </w:rPr>
-              <w:t>sd</w:t>
-            </w:r>
-            <w:proofErr w:type="spellEnd"/>
-            <w:r>
-              <w:rPr>
-                <w:rFonts w:asciiTheme="minorBidi" w:hAnsiTheme="minorBidi" w:cstheme="minorBidi"/>
-                <w:color w:val="000000" w:themeColor="text1"/>
-                <w:sz w:val="18"/>
-                <w:szCs w:val="18"/>
-              </w:rPr>
-              <w:t>= 0.00094]</w:t>
+              <w:t>Female: 0.00751 [sd= 0.00094]</w:t>
             </w:r>
           </w:p>
         </w:tc>
@@ -3914,27 +3900,7 @@
                 <w:sz w:val="18"/>
                 <w:szCs w:val="18"/>
               </w:rPr>
-              <w:t xml:space="preserve">Rates are computed from reported proportion of patients developing various </w:t>
-            </w:r>
-            <w:proofErr w:type="spellStart"/>
-            <w:r>
-              <w:rPr>
-                <w:rFonts w:asciiTheme="minorBidi" w:hAnsiTheme="minorBidi" w:cstheme="minorBidi"/>
-                <w:color w:val="000000" w:themeColor="text1"/>
-                <w:sz w:val="18"/>
-                <w:szCs w:val="18"/>
-              </w:rPr>
-              <w:t>sypes</w:t>
-            </w:r>
-            <w:proofErr w:type="spellEnd"/>
-            <w:r>
-              <w:rPr>
-                <w:rFonts w:asciiTheme="minorBidi" w:hAnsiTheme="minorBidi" w:cstheme="minorBidi"/>
-                <w:color w:val="000000" w:themeColor="text1"/>
-                <w:sz w:val="18"/>
-                <w:szCs w:val="18"/>
-              </w:rPr>
-              <w:t xml:space="preserve"> of cardiovascular syphilis and time to diagnosis (not the onset of symptoms) </w:t>
+              <w:t xml:space="preserve">Rates are computed from reported proportion of patients developing various sypes of cardiovascular syphilis and time to diagnosis (not the onset of symptoms) </w:t>
             </w:r>
           </w:p>
         </w:tc>
@@ -6072,6 +6038,14 @@
                 <w:sz w:val="18"/>
                 <w:szCs w:val="18"/>
               </w:rPr>
+            </w:r>
+            <w:r>
+              <w:rPr>
+                <w:rFonts w:asciiTheme="minorBidi" w:hAnsiTheme="minorBidi" w:cstheme="minorBidi"/>
+                <w:color w:val="000000" w:themeColor="text1"/>
+                <w:sz w:val="18"/>
+                <w:szCs w:val="18"/>
+              </w:rPr>
               <w:fldChar w:fldCharType="separate"/>
             </w:r>
             <w:r>
@@ -6661,9 +6635,10 @@
             <w:r>
               <w:rPr>
                 <w:rStyle w:val="CommentReference"/>
-                <w:rFonts w:asciiTheme="minorHAnsi" w:eastAsiaTheme="minorHAnsi" w:hAnsiTheme="minorHAnsi" w:cstheme="minorBidi"/>
+                <w:rFonts w:asciiTheme="minorBidi" w:hAnsiTheme="minorBidi" w:cstheme="minorBidi"/>
                 <w:b w:val="0"/>
                 <w:bCs w:val="0"/>
+                <w:color w:val="000000" w:themeColor="text1"/>
               </w:rPr>
               <w:commentReference w:id="0"/>
             </w:r>
@@ -6967,10 +6942,7 @@
         <w:pStyle w:val="Heading1"/>
       </w:pPr>
       <w:r>
-        <w:t>Estimating the size of initial infection in 19</w:t>
-      </w:r>
-      <w:r>
-        <w:t>70</w:t>
+        <w:t>Estimating the size of initial infection in 1970</w:t>
       </w:r>
     </w:p>
     <w:p>
@@ -7015,31 +6987,7 @@
     </w:p>
     <w:p>
       <w:r>
-        <w:t>Finally, we introduce six calibration parameters to scale the infected population sizes—multipliers for primary/secondary (</w:t>
-      </w:r>
-      <w:proofErr w:type="spellStart"/>
-      <w:r>
-        <w:t>ps</w:t>
-      </w:r>
-      <w:proofErr w:type="spellEnd"/>
-      <w:r>
-        <w:t>), early latent (</w:t>
-      </w:r>
-      <w:proofErr w:type="spellStart"/>
-      <w:r>
-        <w:t>el</w:t>
-      </w:r>
-      <w:proofErr w:type="spellEnd"/>
-      <w:r>
-        <w:t>), and late latent (</w:t>
-      </w:r>
-      <w:proofErr w:type="spellStart"/>
-      <w:r>
-        <w:t>lu</w:t>
-      </w:r>
-      <w:proofErr w:type="spellEnd"/>
-      <w:r>
-        <w:t>) stages, stratified by MSM and heterosexual populations.</w:t>
+        <w:t>Finally, we introduce six calibration parameters to scale the infected population sizes—multipliers for primary/secondary (ps), early latent (el), and late latent (lu) stages, stratified by MSM and heterosexual populations.</w:t>
       </w:r>
     </w:p>
     <w:p>
@@ -7047,10 +6995,7 @@
         <w:t xml:space="preserve">We assume that 25% of </w:t>
       </w:r>
       <w:r>
-        <w:t>PS</w:t>
-      </w:r>
-      <w:r>
-        <w:t>-stage diagnoses correspond to individuals</w:t>
+        <w:t>PS-stage diagnoses correspond to individuals</w:t>
       </w:r>
       <w:r>
         <w:t xml:space="preserve"> in the</w:t>
@@ -7392,6 +7337,14 @@
           <w:iCs/>
           <w:szCs w:val="20"/>
         </w:rPr>
+      </w:r>
+      <w:r>
+        <w:rPr>
+          <w:rFonts w:cstheme="minorBidi"/>
+          <w:i/>
+          <w:iCs/>
+          <w:szCs w:val="20"/>
+        </w:rPr>
         <w:fldChar w:fldCharType="separate"/>
       </w:r>
       <w:r>
@@ -7572,6 +7525,12 @@
           <w:szCs w:val="20"/>
         </w:rPr>
         <w:fldChar w:fldCharType="end"/>
+      </w:r>
+      <w:r>
+        <w:rPr>
+          <w:rFonts w:cstheme="minorBidi"/>
+          <w:szCs w:val="20"/>
+        </w:rPr>
       </w:r>
       <w:r>
         <w:rPr>
@@ -7870,6 +7829,14 @@
           <w:szCs w:val="20"/>
         </w:rPr>
         <w:fldChar w:fldCharType="end"/>
+      </w:r>
+      <w:r>
+        <w:rPr>
+          <w:rFonts w:cstheme="minorBidi"/>
+          <w:i/>
+          <w:iCs/>
+          <w:szCs w:val="20"/>
+        </w:rPr>
       </w:r>
       <w:r>
         <w:rPr>
@@ -8403,6 +8370,18 @@
           <w:szCs w:val="20"/>
           <w:u w:val="single"/>
         </w:rPr>
+      </w:r>
+      <w:r>
+        <w:rPr>
+          <w:rFonts w:cstheme="minorBidi"/>
+          <w:b/>
+          <w:bCs/>
+          <w:i/>
+          <w:iCs/>
+          <w:color w:val="A02B93" w:themeColor="accent5"/>
+          <w:szCs w:val="20"/>
+          <w:u w:val="single"/>
+        </w:rPr>
         <w:fldChar w:fldCharType="separate"/>
       </w:r>
       <w:r>
@@ -8485,23 +8464,7 @@
           <w:rFonts w:cstheme="minorBidi"/>
           <w:szCs w:val="20"/>
         </w:rPr>
-        <w:t xml:space="preserve"> is characterized by systemic symptoms, with the most prominent clinical sign being a rash that can present in various forms. </w:t>
-      </w:r>
-      <w:proofErr w:type="gramStart"/>
-      <w:r>
-        <w:rPr>
-          <w:rFonts w:cstheme="minorBidi"/>
-          <w:szCs w:val="20"/>
-        </w:rPr>
-        <w:t>Similar to</w:t>
-      </w:r>
-      <w:proofErr w:type="gramEnd"/>
-      <w:r>
-        <w:rPr>
-          <w:rFonts w:cstheme="minorBidi"/>
-          <w:szCs w:val="20"/>
-        </w:rPr>
-        <w:t xml:space="preserve"> primary syphilis, the symptoms of secondary syphilis typically resolve spontaneously even without treatment. This stage is highly infectious, and we estimate that 70-80% of individuals with secondary syphilis experience symptoms, with a subset of them seeking care.</w:t>
+        <w:t xml:space="preserve"> is characterized by systemic symptoms, with the most prominent clinical sign being a rash that can present in various forms. Similar to primary syphilis, the symptoms of secondary syphilis typically resolve spontaneously even without treatment. This stage is highly infectious, and we estimate that 70-80% of individuals with secondary syphilis experience symptoms, with a subset of them seeking care.</w:t>
       </w:r>
       <w:r>
         <w:rPr>
@@ -8612,67 +8575,7 @@
           <w:iCs/>
           <w:szCs w:val="20"/>
         </w:rPr>
-        <w:t xml:space="preserve">2–12 </w:t>
-      </w:r>
-      <w:proofErr w:type="spellStart"/>
-      <w:r>
-        <w:rPr>
-          <w:rFonts w:cstheme="minorBidi"/>
-          <w:i/>
-          <w:iCs/>
-          <w:szCs w:val="20"/>
-        </w:rPr>
-        <w:t>wk</w:t>
-      </w:r>
-      <w:proofErr w:type="spellEnd"/>
-      <w:r>
-        <w:rPr>
-          <w:rFonts w:cstheme="minorBidi"/>
-          <w:i/>
-          <w:iCs/>
-          <w:szCs w:val="20"/>
-        </w:rPr>
-        <w:t xml:space="preserve"> (2 </w:t>
-      </w:r>
-      <w:proofErr w:type="spellStart"/>
-      <w:r>
-        <w:rPr>
-          <w:rFonts w:cstheme="minorBidi"/>
-          <w:i/>
-          <w:iCs/>
-          <w:szCs w:val="20"/>
-        </w:rPr>
-        <w:t>wk</w:t>
-      </w:r>
-      <w:proofErr w:type="spellEnd"/>
-      <w:r>
-        <w:rPr>
-          <w:rFonts w:cstheme="minorBidi"/>
-          <w:i/>
-          <w:iCs/>
-          <w:szCs w:val="20"/>
-        </w:rPr>
-        <w:t xml:space="preserve">–6 </w:t>
-      </w:r>
-      <w:proofErr w:type="spellStart"/>
-      <w:r>
-        <w:rPr>
-          <w:rFonts w:cstheme="minorBidi"/>
-          <w:i/>
-          <w:iCs/>
-          <w:szCs w:val="20"/>
-        </w:rPr>
-        <w:t>mos</w:t>
-      </w:r>
-      <w:proofErr w:type="spellEnd"/>
-      <w:r>
-        <w:rPr>
-          <w:rFonts w:cstheme="minorBidi"/>
-          <w:i/>
-          <w:iCs/>
-          <w:szCs w:val="20"/>
-        </w:rPr>
-        <w:t xml:space="preserve">) </w:t>
+        <w:t xml:space="preserve">2–12 wk (2 wk–6 mos) </w:t>
       </w:r>
       <w:r>
         <w:rPr>
@@ -8937,6 +8840,16 @@
           <w:szCs w:val="20"/>
           <w:u w:val="single"/>
         </w:rPr>
+      </w:r>
+      <w:r>
+        <w:rPr>
+          <w:rFonts w:cstheme="minorBidi"/>
+          <w:b/>
+          <w:bCs/>
+          <w:color w:val="A02B93" w:themeColor="accent5"/>
+          <w:szCs w:val="20"/>
+          <w:u w:val="single"/>
+        </w:rPr>
         <w:fldChar w:fldCharType="separate"/>
       </w:r>
       <w:r>
@@ -9615,23 +9528,7 @@
           <w:rFonts w:cs="Calibri"/>
           <w:szCs w:val="20"/>
         </w:rPr>
-        <w:t xml:space="preserve"> primary (45 cases), 8 presented reporting symptoms of secondary </w:t>
-      </w:r>
-      <w:proofErr w:type="gramStart"/>
-      <w:r>
-        <w:rPr>
-          <w:rFonts w:cs="Calibri"/>
-          <w:szCs w:val="20"/>
-        </w:rPr>
-        <w:t>syphilis,  7</w:t>
-      </w:r>
-      <w:proofErr w:type="gramEnd"/>
-      <w:r>
-        <w:rPr>
-          <w:rFonts w:cs="Calibri"/>
-          <w:szCs w:val="20"/>
-        </w:rPr>
-        <w:t xml:space="preserve"> of whom were diagnosed at walk-in STI clinic </w:t>
+        <w:t xml:space="preserve"> primary (45 cases), 8 presented reporting symptoms of secondary syphilis,  7 of whom were diagnosed at walk-in STI clinic </w:t>
       </w:r>
       <w:r>
         <w:rPr>
@@ -9855,21 +9752,12 @@
         </w:rPr>
         <w:br/>
       </w:r>
-      <w:proofErr w:type="spellStart"/>
       <w:r>
         <w:rPr>
           <w:rFonts w:cs="Calibri"/>
           <w:szCs w:val="20"/>
         </w:rPr>
-        <w:t>Berzkalns</w:t>
-      </w:r>
-      <w:proofErr w:type="spellEnd"/>
-      <w:r>
-        <w:rPr>
-          <w:rFonts w:cs="Calibri"/>
-          <w:szCs w:val="20"/>
-        </w:rPr>
-        <w:t>, et al (2023) a</w:t>
+        <w:t>Berzkalns, et al (2023) a</w:t>
       </w:r>
       <w:r>
         <w:rPr>
@@ -9920,23 +9808,7 @@
           <w:rFonts w:cs="Calibri"/>
           <w:szCs w:val="20"/>
         </w:rPr>
-        <w:t xml:space="preserve">. Among women, </w:t>
-      </w:r>
-      <w:proofErr w:type="gramStart"/>
-      <w:r>
-        <w:rPr>
-          <w:rFonts w:cs="Calibri"/>
-          <w:szCs w:val="20"/>
-        </w:rPr>
-        <w:t>the majority of</w:t>
-      </w:r>
-      <w:proofErr w:type="gramEnd"/>
-      <w:r>
-        <w:rPr>
-          <w:rFonts w:cs="Calibri"/>
-          <w:szCs w:val="20"/>
-        </w:rPr>
-        <w:t xml:space="preserve"> syphilis cases (76%) each year were classified as late or of unknown duration, with the percentage ranging from 58% to 96%. However, by 2020, the rate of early syphilis in women surpassed that of latent or unknown duration syphilis. By 2022, 52% of all syphilis cases in women were classified as early.</w:t>
+        <w:t>. Among women, the majority of syphilis cases (76%) each year were classified as late or of unknown duration, with the percentage ranging from 58% to 96%. However, by 2020, the rate of early syphilis in women surpassed that of latent or unknown duration syphilis. By 2022, 52% of all syphilis cases in women were classified as early.</w:t>
       </w:r>
     </w:p>
     <w:p>
@@ -9978,23 +9850,7 @@
           <w:rFonts w:cs="Calibri"/>
           <w:szCs w:val="20"/>
         </w:rPr>
-        <w:t xml:space="preserve">Assuming that these recent infections were missed due to the lack of symptoms, we estimated the total number of early infections (including both </w:t>
-      </w:r>
-      <w:proofErr w:type="gramStart"/>
-      <w:r>
-        <w:rPr>
-          <w:rFonts w:cs="Calibri"/>
-          <w:szCs w:val="20"/>
-        </w:rPr>
-        <w:t>early stage</w:t>
-      </w:r>
-      <w:proofErr w:type="gramEnd"/>
-      <w:r>
-        <w:rPr>
-          <w:rFonts w:cs="Calibri"/>
-          <w:szCs w:val="20"/>
-        </w:rPr>
-        <w:t xml:space="preserve"> diagnoses and late/unknown stage cases with high RPR titers) and calculated the proportion that were symptomatic. We applied a similar method to estimate this proportion for MSM (men who have sex with men) in this study.</w:t>
+        <w:t>Assuming that these recent infections were missed due to the lack of symptoms, we estimated the total number of early infections (including both early stage diagnoses and late/unknown stage cases with high RPR titers) and calculated the proportion that were symptomatic. We applied a similar method to estimate this proportion for MSM (men who have sex with men) in this study.</w:t>
       </w:r>
     </w:p>
     <w:p>
@@ -10232,7 +10088,6 @@
         </w:rPr>
         <w:t>Early symptomatic neurosyphilis, such as meningeal neurosyphilis, typically occurs within the first year of infection and presents with symptoms like headaches, neck stiffness, nausea, photophobia, and cranial nerve involvement. Late symptomatic neurosyphilis forms include meningovascular neurosyphilis, which generally arises 5–12 years post-infection and is associated with ischemic strokes caused by inflammation of cerebral blood vessels. Additional late-stage forms include </w:t>
       </w:r>
-      <w:proofErr w:type="spellStart"/>
       <w:r>
         <w:rPr>
           <w:rFonts w:cstheme="minorBidi"/>
@@ -10240,9 +10095,15 @@
           <w:iCs/>
           <w:szCs w:val="20"/>
         </w:rPr>
-        <w:t>tabes</w:t>
-      </w:r>
-      <w:proofErr w:type="spellEnd"/>
+        <w:t>tabes dorsalis</w:t>
+      </w:r>
+      <w:r>
+        <w:rPr>
+          <w:rFonts w:cstheme="minorBidi"/>
+          <w:szCs w:val="20"/>
+        </w:rPr>
+        <w:t>, characterized by severe pain, sensory ataxia, loss of proprioception, and Argyll Robertson pupils, as well as </w:t>
+      </w:r>
       <w:r>
         <w:rPr>
           <w:rFonts w:cstheme="minorBidi"/>
@@ -10250,22 +10111,6 @@
           <w:iCs/>
           <w:szCs w:val="20"/>
         </w:rPr>
-        <w:t xml:space="preserve"> dorsalis</w:t>
-      </w:r>
-      <w:r>
-        <w:rPr>
-          <w:rFonts w:cstheme="minorBidi"/>
-          <w:szCs w:val="20"/>
-        </w:rPr>
-        <w:t>, characterized by severe pain, sensory ataxia, loss of proprioception, and Argyll Robertson pupils, as well as </w:t>
-      </w:r>
-      <w:r>
-        <w:rPr>
-          <w:rFonts w:cstheme="minorBidi"/>
-          <w:i/>
-          <w:iCs/>
-          <w:szCs w:val="20"/>
-        </w:rPr>
         <w:t>general paresis</w:t>
       </w:r>
       <w:r>
@@ -10273,23 +10118,7 @@
           <w:rFonts w:cstheme="minorBidi"/>
           <w:szCs w:val="20"/>
         </w:rPr>
-        <w:t xml:space="preserve">, which involves progressive cognitive decline, personality changes, psychosis, and motor deficits. Furthermore, ocular and </w:t>
-      </w:r>
-      <w:proofErr w:type="spellStart"/>
-      <w:r>
-        <w:rPr>
-          <w:rFonts w:cstheme="minorBidi"/>
-          <w:szCs w:val="20"/>
-        </w:rPr>
-        <w:t>otic</w:t>
-      </w:r>
-      <w:proofErr w:type="spellEnd"/>
-      <w:r>
-        <w:rPr>
-          <w:rFonts w:cstheme="minorBidi"/>
-          <w:szCs w:val="20"/>
-        </w:rPr>
-        <w:t xml:space="preserve"> neurosyphilis may lead to uveitis, optic neuropathy, hearing loss, tinnitus, or vertigo, potentially resulting in permanent disability if untreated.</w:t>
+        <w:t>, which involves progressive cognitive decline, personality changes, psychosis, and motor deficits. Furthermore, ocular and otic neurosyphilis may lead to uveitis, optic neuropathy, hearing loss, tinnitus, or vertigo, potentially resulting in permanent disability if untreated.</w:t>
       </w:r>
     </w:p>
     <w:p>
@@ -10314,25 +10143,7 @@
         <w:t>symptomatic</w:t>
       </w:r>
       <w:r>
-        <w:t xml:space="preserve"> manifestations involving the cardiovascular system or </w:t>
-      </w:r>
-      <w:proofErr w:type="spellStart"/>
-      <w:r>
-        <w:t>gummatous</w:t>
-      </w:r>
-      <w:proofErr w:type="spellEnd"/>
-      <w:r>
-        <w:t xml:space="preserve"> disease (granulomatous disease of the skin and subcutaneous tissues, bones, or viscera) or neurologic involvement. Appearance of these presentations is dependent on where </w:t>
-      </w:r>
-      <w:proofErr w:type="spellStart"/>
-      <w:proofErr w:type="gramStart"/>
-      <w:r>
-        <w:t>T.Palldium</w:t>
-      </w:r>
-      <w:proofErr w:type="spellEnd"/>
-      <w:proofErr w:type="gramEnd"/>
-      <w:r>
-        <w:t xml:space="preserve"> dissemination occurs within the body</w:t>
+        <w:t xml:space="preserve"> manifestations involving the cardiovascular system or gummatous disease (granulomatous disease of the skin and subcutaneous tissues, bones, or viscera) or neurologic involvement. Appearance of these presentations is dependent on where T.Palldium dissemination occurs within the body</w:t>
       </w:r>
       <w:r>
         <w:t xml:space="preserve">. </w:t>
@@ -10359,21 +10170,12 @@
         </w:rPr>
         <w:t xml:space="preserve"> </w:t>
       </w:r>
-      <w:proofErr w:type="spellStart"/>
-      <w:r>
-        <w:rPr>
-          <w:rFonts w:cstheme="minorBidi"/>
-          <w:szCs w:val="20"/>
-        </w:rPr>
-        <w:t>Gummatous</w:t>
-      </w:r>
-      <w:proofErr w:type="spellEnd"/>
-      <w:r>
-        <w:rPr>
-          <w:rFonts w:cstheme="minorBidi"/>
-          <w:szCs w:val="20"/>
-        </w:rPr>
-        <w:t xml:space="preserve"> syphilis is characterized by granulomatous, nodular lesions, which, although rare, can occur in various organs, most commonly the skin and bones. These lesions are generally benign unless their destructive effects involve vital organs, a condition often referred to as "late benign syphilis." </w:t>
+      <w:r>
+        <w:rPr>
+          <w:rFonts w:cstheme="minorBidi"/>
+          <w:szCs w:val="20"/>
+        </w:rPr>
+        <w:t xml:space="preserve">Gummatous syphilis is characterized by granulomatous, nodular lesions, which, although rare, can occur in various organs, most commonly the skin and bones. These lesions are generally benign unless their destructive effects involve vital organs, a condition often referred to as "late benign syphilis." </w:t>
       </w:r>
       <w:r>
         <w:rPr>
@@ -10424,23 +10226,7 @@
           <w:rFonts w:cstheme="minorBidi"/>
           <w:szCs w:val="20"/>
         </w:rPr>
-        <w:t xml:space="preserve">Late neurological manifestations of syphilis can also arise, including forms like </w:t>
-      </w:r>
-      <w:proofErr w:type="spellStart"/>
-      <w:r>
-        <w:rPr>
-          <w:rFonts w:cstheme="minorBidi"/>
-          <w:szCs w:val="20"/>
-        </w:rPr>
-        <w:t>tabes</w:t>
-      </w:r>
-      <w:proofErr w:type="spellEnd"/>
-      <w:r>
-        <w:rPr>
-          <w:rFonts w:cstheme="minorBidi"/>
-          <w:szCs w:val="20"/>
-        </w:rPr>
-        <w:t xml:space="preserve"> dorsalis and general paresis. </w:t>
+        <w:t xml:space="preserve">Late neurological manifestations of syphilis can also arise, including forms like tabes dorsalis and general paresis. </w:t>
       </w:r>
     </w:p>
     <w:p>
@@ -10692,39 +10478,7 @@
           <w:rFonts w:cs="Calibri"/>
           <w:szCs w:val="20"/>
         </w:rPr>
-        <w:t>rate: (-</w:t>
-      </w:r>
-      <w:proofErr w:type="gramStart"/>
-      <w:r>
-        <w:rPr>
-          <w:rFonts w:cs="Calibri"/>
-          <w:szCs w:val="20"/>
-        </w:rPr>
-        <w:t>ln(</w:t>
-      </w:r>
-      <w:proofErr w:type="gramEnd"/>
-      <w:r>
-        <w:rPr>
-          <w:rFonts w:cs="Calibri"/>
-          <w:szCs w:val="20"/>
-        </w:rPr>
-        <w:t>1-.003))</w:t>
-      </w:r>
-      <w:proofErr w:type="gramStart"/>
-      <w:r>
-        <w:rPr>
-          <w:rFonts w:cs="Calibri"/>
-          <w:szCs w:val="20"/>
-        </w:rPr>
-        <w:t>/(</w:t>
-      </w:r>
-      <w:proofErr w:type="gramEnd"/>
-      <w:r>
-        <w:rPr>
-          <w:rFonts w:cs="Calibri"/>
-          <w:szCs w:val="20"/>
-        </w:rPr>
-        <w:t xml:space="preserve">1/12) = </w:t>
+        <w:t xml:space="preserve">rate: (-ln(1-.003))/(1/12) = </w:t>
       </w:r>
     </w:p>
     <w:p>
@@ -10843,39 +10597,7 @@
           <w:rFonts w:cs="Calibri"/>
           <w:szCs w:val="20"/>
         </w:rPr>
-        <w:t>rate: (-</w:t>
-      </w:r>
-      <w:proofErr w:type="gramStart"/>
-      <w:r>
-        <w:rPr>
-          <w:rFonts w:cs="Calibri"/>
-          <w:szCs w:val="20"/>
-        </w:rPr>
-        <w:t>ln(</w:t>
-      </w:r>
-      <w:proofErr w:type="gramEnd"/>
-      <w:r>
-        <w:rPr>
-          <w:rFonts w:cs="Calibri"/>
-          <w:szCs w:val="20"/>
-        </w:rPr>
-        <w:t>1-.011))</w:t>
-      </w:r>
-      <w:proofErr w:type="gramStart"/>
-      <w:r>
-        <w:rPr>
-          <w:rFonts w:cs="Calibri"/>
-          <w:szCs w:val="20"/>
-        </w:rPr>
-        <w:t>/(</w:t>
-      </w:r>
-      <w:proofErr w:type="gramEnd"/>
-      <w:r>
-        <w:rPr>
-          <w:rFonts w:cs="Calibri"/>
-          <w:szCs w:val="20"/>
-        </w:rPr>
-        <w:t>3/12)</w:t>
+        <w:t>rate: (-ln(1-.011))/(3/12)</w:t>
       </w:r>
     </w:p>
     <w:p>
@@ -10994,39 +10716,7 @@
           <w:rFonts w:cs="Calibri"/>
           <w:szCs w:val="20"/>
         </w:rPr>
-        <w:t>rate: (-</w:t>
-      </w:r>
-      <w:proofErr w:type="gramStart"/>
-      <w:r>
-        <w:rPr>
-          <w:rFonts w:cs="Calibri"/>
-          <w:szCs w:val="20"/>
-        </w:rPr>
-        <w:t>ln(</w:t>
-      </w:r>
-      <w:proofErr w:type="gramEnd"/>
-      <w:r>
-        <w:rPr>
-          <w:rFonts w:cs="Calibri"/>
-          <w:szCs w:val="20"/>
-        </w:rPr>
-        <w:t>1-.008))</w:t>
-      </w:r>
-      <w:proofErr w:type="gramStart"/>
-      <w:r>
-        <w:rPr>
-          <w:rFonts w:cs="Calibri"/>
-          <w:szCs w:val="20"/>
-        </w:rPr>
-        <w:t>/(</w:t>
-      </w:r>
-      <w:proofErr w:type="gramEnd"/>
-      <w:r>
-        <w:rPr>
-          <w:rFonts w:cs="Calibri"/>
-          <w:szCs w:val="20"/>
-        </w:rPr>
-        <w:t>8/12)</w:t>
+        <w:t>rate: (-ln(1-.008))/(8/12)</w:t>
       </w:r>
     </w:p>
     <w:p>
@@ -11120,46 +10810,14 @@
           <w:rFonts w:cs="Calibri"/>
           <w:szCs w:val="20"/>
         </w:rPr>
-        <w:t xml:space="preserve">the primary and secondary </w:t>
-      </w:r>
-      <w:proofErr w:type="gramStart"/>
-      <w:r>
-        <w:rPr>
-          <w:rFonts w:cs="Calibri"/>
-          <w:szCs w:val="20"/>
-        </w:rPr>
-        <w:t xml:space="preserve">stages </w:t>
+        <w:t xml:space="preserve">the primary and secondary stages </w:t>
       </w:r>
       <w:r>
         <w:rPr>
           <w:color w:val="7030A0"/>
           <w:u w:val="single"/>
         </w:rPr>
-        <w:t xml:space="preserve"> =</w:t>
-      </w:r>
-      <w:proofErr w:type="gramEnd"/>
-      <w:r>
-        <w:rPr>
-          <w:color w:val="7030A0"/>
-          <w:u w:val="single"/>
-        </w:rPr>
-        <w:t xml:space="preserve"> 5%* [25-60</w:t>
-      </w:r>
-      <w:proofErr w:type="gramStart"/>
-      <w:r>
-        <w:rPr>
-          <w:color w:val="7030A0"/>
-          <w:u w:val="single"/>
-        </w:rPr>
-        <w:t>%]=</w:t>
-      </w:r>
-      <w:proofErr w:type="gramEnd"/>
-      <w:r>
-        <w:rPr>
-          <w:color w:val="7030A0"/>
-          <w:u w:val="single"/>
-        </w:rPr>
-        <w:t xml:space="preserve">[1.25–3%] </w:t>
+        <w:t xml:space="preserve"> = 5%* [25-60%]=[1.25–3%] </w:t>
       </w:r>
       <w:r>
         <w:rPr>
@@ -11293,6 +10951,12 @@
           <w:color w:val="7030A0"/>
           <w:u w:val="single"/>
         </w:rPr>
+      </w:r>
+      <w:r>
+        <w:rPr>
+          <w:color w:val="7030A0"/>
+          <w:u w:val="single"/>
+        </w:rPr>
         <w:fldChar w:fldCharType="separate"/>
       </w:r>
       <w:r>
@@ -11328,7 +10992,6 @@
           <w:szCs w:val="20"/>
         </w:rPr>
       </w:pPr>
-      <w:proofErr w:type="spellStart"/>
       <w:r>
         <w:rPr>
           <w:rFonts w:cs="Calibri"/>
@@ -11336,9 +10999,8 @@
           <w:bCs/>
           <w:szCs w:val="20"/>
         </w:rPr>
-        <w:t>PS.to.CNS</w:t>
-      </w:r>
-      <w:proofErr w:type="spellEnd"/>
+        <w:t xml:space="preserve">PS.to.CNS </w:t>
+      </w:r>
       <w:r>
         <w:rPr>
           <w:rFonts w:cs="Calibri"/>
@@ -11346,7 +11008,7 @@
           <w:bCs/>
           <w:szCs w:val="20"/>
         </w:rPr>
-        <w:t xml:space="preserve"> </w:t>
+        <w:t>rate</w:t>
       </w:r>
       <w:r>
         <w:rPr>
@@ -11355,7 +11017,7 @@
           <w:bCs/>
           <w:szCs w:val="20"/>
         </w:rPr>
-        <w:t>rate</w:t>
+        <w:t xml:space="preserve"> LB =</w:t>
       </w:r>
       <w:r>
         <w:rPr>
@@ -11364,7 +11026,7 @@
           <w:bCs/>
           <w:szCs w:val="20"/>
         </w:rPr>
-        <w:t xml:space="preserve"> LB =</w:t>
+        <w:t xml:space="preserve"> (-ln(1-.0125))/(4/12)</w:t>
       </w:r>
       <w:r>
         <w:rPr>
@@ -11373,76 +11035,7 @@
           <w:bCs/>
           <w:szCs w:val="20"/>
         </w:rPr>
-        <w:t xml:space="preserve"> (-</w:t>
-      </w:r>
-      <w:proofErr w:type="gramStart"/>
-      <w:r>
-        <w:rPr>
-          <w:rFonts w:cs="Calibri"/>
-          <w:b/>
-          <w:bCs/>
-          <w:szCs w:val="20"/>
-        </w:rPr>
-        <w:t>ln(</w:t>
-      </w:r>
-      <w:proofErr w:type="gramEnd"/>
-      <w:r>
-        <w:rPr>
-          <w:rFonts w:cs="Calibri"/>
-          <w:b/>
-          <w:bCs/>
-          <w:szCs w:val="20"/>
-        </w:rPr>
-        <w:t>1-.0125))</w:t>
-      </w:r>
-      <w:proofErr w:type="gramStart"/>
-      <w:r>
-        <w:rPr>
-          <w:rFonts w:cs="Calibri"/>
-          <w:b/>
-          <w:bCs/>
-          <w:szCs w:val="20"/>
-        </w:rPr>
-        <w:t>/(</w:t>
-      </w:r>
-      <w:proofErr w:type="gramEnd"/>
-      <w:r>
-        <w:rPr>
-          <w:rFonts w:cs="Calibri"/>
-          <w:b/>
-          <w:bCs/>
-          <w:szCs w:val="20"/>
-        </w:rPr>
-        <w:t>4/</w:t>
-      </w:r>
-      <w:proofErr w:type="gramStart"/>
-      <w:r>
-        <w:rPr>
-          <w:rFonts w:cs="Calibri"/>
-          <w:b/>
-          <w:bCs/>
-          <w:szCs w:val="20"/>
-        </w:rPr>
-        <w:t>12)</w:t>
-      </w:r>
-      <w:r>
-        <w:rPr>
-          <w:rFonts w:cs="Calibri"/>
-          <w:b/>
-          <w:bCs/>
-          <w:szCs w:val="20"/>
-        </w:rPr>
-        <w:t>=</w:t>
-      </w:r>
-      <w:proofErr w:type="gramEnd"/>
-      <w:r>
-        <w:rPr>
-          <w:rFonts w:cs="Calibri"/>
-          <w:b/>
-          <w:bCs/>
-          <w:szCs w:val="20"/>
-        </w:rPr>
-        <w:t>0.037</w:t>
+        <w:t>=0.037</w:t>
       </w:r>
     </w:p>
     <w:p>
@@ -11461,7 +11054,6 @@
           <w:szCs w:val="20"/>
         </w:rPr>
       </w:pPr>
-      <w:proofErr w:type="spellStart"/>
       <w:r>
         <w:rPr>
           <w:rFonts w:cs="Calibri"/>
@@ -11469,9 +11061,8 @@
           <w:bCs/>
           <w:szCs w:val="20"/>
         </w:rPr>
-        <w:t>PS.to.CNS</w:t>
-      </w:r>
-      <w:proofErr w:type="spellEnd"/>
+        <w:t xml:space="preserve">PS.to.CNS </w:t>
+      </w:r>
       <w:r>
         <w:rPr>
           <w:rFonts w:cs="Calibri"/>
@@ -11479,7 +11070,7 @@
           <w:bCs/>
           <w:szCs w:val="20"/>
         </w:rPr>
-        <w:t xml:space="preserve"> </w:t>
+        <w:t>r</w:t>
       </w:r>
       <w:r>
         <w:rPr>
@@ -11488,7 +11079,7 @@
           <w:bCs/>
           <w:szCs w:val="20"/>
         </w:rPr>
-        <w:t>r</w:t>
+        <w:t>a</w:t>
       </w:r>
       <w:r>
         <w:rPr>
@@ -11497,76 +11088,7 @@
           <w:bCs/>
           <w:szCs w:val="20"/>
         </w:rPr>
-        <w:t>a</w:t>
-      </w:r>
-      <w:r>
-        <w:rPr>
-          <w:rFonts w:cs="Calibri"/>
-          <w:b/>
-          <w:bCs/>
-          <w:szCs w:val="20"/>
-        </w:rPr>
-        <w:t>te UB= (-</w:t>
-      </w:r>
-      <w:proofErr w:type="gramStart"/>
-      <w:r>
-        <w:rPr>
-          <w:rFonts w:cs="Calibri"/>
-          <w:b/>
-          <w:bCs/>
-          <w:szCs w:val="20"/>
-        </w:rPr>
-        <w:t>ln(</w:t>
-      </w:r>
-      <w:proofErr w:type="gramEnd"/>
-      <w:r>
-        <w:rPr>
-          <w:rFonts w:cs="Calibri"/>
-          <w:b/>
-          <w:bCs/>
-          <w:szCs w:val="20"/>
-        </w:rPr>
-        <w:t>1-.03))</w:t>
-      </w:r>
-      <w:proofErr w:type="gramStart"/>
-      <w:r>
-        <w:rPr>
-          <w:rFonts w:cs="Calibri"/>
-          <w:b/>
-          <w:bCs/>
-          <w:szCs w:val="20"/>
-        </w:rPr>
-        <w:t>/(</w:t>
-      </w:r>
-      <w:proofErr w:type="gramEnd"/>
-      <w:r>
-        <w:rPr>
-          <w:rFonts w:cs="Calibri"/>
-          <w:b/>
-          <w:bCs/>
-          <w:szCs w:val="20"/>
-        </w:rPr>
-        <w:t>4/</w:t>
-      </w:r>
-      <w:proofErr w:type="gramStart"/>
-      <w:r>
-        <w:rPr>
-          <w:rFonts w:cs="Calibri"/>
-          <w:b/>
-          <w:bCs/>
-          <w:szCs w:val="20"/>
-        </w:rPr>
-        <w:t>12)=</w:t>
-      </w:r>
-      <w:proofErr w:type="gramEnd"/>
-      <w:r>
-        <w:rPr>
-          <w:rFonts w:cs="Calibri"/>
-          <w:b/>
-          <w:bCs/>
-          <w:szCs w:val="20"/>
-        </w:rPr>
-        <w:t>0.091</w:t>
+        <w:t>te UB= (-ln(1-.03))/(4/12)=0.091</w:t>
       </w:r>
     </w:p>
     <w:p>
@@ -11819,6 +11341,15 @@
           <w:szCs w:val="20"/>
           <w:highlight w:val="yellow"/>
         </w:rPr>
+      </w:r>
+      <w:r>
+        <w:rPr>
+          <w:rFonts w:cs="Calibri"/>
+          <w:b/>
+          <w:bCs/>
+          <w:szCs w:val="20"/>
+          <w:highlight w:val="yellow"/>
+        </w:rPr>
         <w:fldChar w:fldCharType="separate"/>
       </w:r>
       <w:r>
@@ -12230,8 +11761,6 @@
                 <w:szCs w:val="16"/>
               </w:rPr>
             </w:pPr>
-            <w:proofErr w:type="spellStart"/>
-            <w:proofErr w:type="gramStart"/>
             <w:r>
               <w:rPr>
                 <w:b w:val="0"/>
@@ -12241,8 +11770,6 @@
               </w:rPr>
               <w:t>diffuse.meningovascular</w:t>
             </w:r>
-            <w:proofErr w:type="spellEnd"/>
-            <w:proofErr w:type="gramEnd"/>
           </w:p>
         </w:tc>
         <w:tc>
@@ -12341,8 +11868,6 @@
               </w:rPr>
               <w:t xml:space="preserve"> </w:t>
             </w:r>
-            <w:proofErr w:type="spellStart"/>
-            <w:proofErr w:type="gramStart"/>
             <w:r>
               <w:rPr>
                 <w:b w:val="0"/>
@@ -12352,8 +11877,6 @@
               </w:rPr>
               <w:t>general.paresis</w:t>
             </w:r>
-            <w:proofErr w:type="spellEnd"/>
-            <w:proofErr w:type="gramEnd"/>
           </w:p>
         </w:tc>
         <w:tc>
@@ -12443,8 +11966,6 @@
                 <w:szCs w:val="16"/>
               </w:rPr>
             </w:pPr>
-            <w:proofErr w:type="spellStart"/>
-            <w:proofErr w:type="gramStart"/>
             <w:r>
               <w:rPr>
                 <w:b w:val="0"/>
@@ -12454,8 +11975,6 @@
               </w:rPr>
               <w:t>tabes.dorsalis</w:t>
             </w:r>
-            <w:proofErr w:type="spellEnd"/>
-            <w:proofErr w:type="gramEnd"/>
           </w:p>
         </w:tc>
         <w:tc>
@@ -12545,7 +12064,6 @@
                 <w:szCs w:val="16"/>
               </w:rPr>
             </w:pPr>
-            <w:proofErr w:type="spellStart"/>
             <w:r>
               <w:rPr>
                 <w:b w:val="0"/>
@@ -12553,20 +12071,8 @@
                 <w:sz w:val="16"/>
                 <w:szCs w:val="16"/>
               </w:rPr>
-              <w:t>gumma.</w:t>
-            </w:r>
-            <w:proofErr w:type="gramStart"/>
-            <w:r>
-              <w:rPr>
-                <w:b w:val="0"/>
-                <w:bCs w:val="0"/>
-                <w:sz w:val="16"/>
-                <w:szCs w:val="16"/>
-              </w:rPr>
-              <w:t>of.brain</w:t>
-            </w:r>
-            <w:proofErr w:type="spellEnd"/>
-            <w:proofErr w:type="gramEnd"/>
+              <w:t>gumma.of.brain</w:t>
+            </w:r>
           </w:p>
         </w:tc>
         <w:tc>
@@ -12746,8 +12252,6 @@
                 <w:szCs w:val="16"/>
               </w:rPr>
             </w:pPr>
-            <w:proofErr w:type="spellStart"/>
-            <w:proofErr w:type="gramStart"/>
             <w:r>
               <w:rPr>
                 <w:b w:val="0"/>
@@ -12757,8 +12261,6 @@
               </w:rPr>
               <w:t>diffuse.meningovascular</w:t>
             </w:r>
-            <w:proofErr w:type="spellEnd"/>
-            <w:proofErr w:type="gramEnd"/>
           </w:p>
         </w:tc>
         <w:tc>
@@ -12867,8 +12369,6 @@
               </w:rPr>
               <w:t xml:space="preserve"> </w:t>
             </w:r>
-            <w:proofErr w:type="spellStart"/>
-            <w:proofErr w:type="gramStart"/>
             <w:r>
               <w:rPr>
                 <w:b w:val="0"/>
@@ -12878,8 +12378,6 @@
               </w:rPr>
               <w:t>general.paresis</w:t>
             </w:r>
-            <w:proofErr w:type="spellEnd"/>
-            <w:proofErr w:type="gramEnd"/>
           </w:p>
         </w:tc>
         <w:tc>
@@ -12969,8 +12467,6 @@
                 <w:szCs w:val="16"/>
               </w:rPr>
             </w:pPr>
-            <w:proofErr w:type="spellStart"/>
-            <w:proofErr w:type="gramStart"/>
             <w:r>
               <w:rPr>
                 <w:b w:val="0"/>
@@ -12981,8 +12477,6 @@
               <w:lastRenderedPageBreak/>
               <w:t>tabes.dorsalis</w:t>
             </w:r>
-            <w:proofErr w:type="spellEnd"/>
-            <w:proofErr w:type="gramEnd"/>
           </w:p>
         </w:tc>
         <w:tc>
@@ -13072,7 +12566,6 @@
                 <w:szCs w:val="16"/>
               </w:rPr>
             </w:pPr>
-            <w:proofErr w:type="spellStart"/>
             <w:r>
               <w:rPr>
                 <w:b w:val="0"/>
@@ -13080,20 +12573,8 @@
                 <w:sz w:val="16"/>
                 <w:szCs w:val="16"/>
               </w:rPr>
-              <w:t>gumma.</w:t>
-            </w:r>
-            <w:proofErr w:type="gramStart"/>
-            <w:r>
-              <w:rPr>
-                <w:b w:val="0"/>
-                <w:bCs w:val="0"/>
-                <w:sz w:val="16"/>
-                <w:szCs w:val="16"/>
-              </w:rPr>
-              <w:t>of.brain</w:t>
-            </w:r>
-            <w:proofErr w:type="spellEnd"/>
-            <w:proofErr w:type="gramEnd"/>
+              <w:t>gumma.of.brain</w:t>
+            </w:r>
           </w:p>
         </w:tc>
         <w:tc>
@@ -13292,15 +12773,7 @@
         <w:fldChar w:fldCharType="end"/>
       </w:r>
       <w:r>
-        <w:t xml:space="preserve">. We first compute the rate of developing late benign and cardiovascular </w:t>
-      </w:r>
-      <w:proofErr w:type="gramStart"/>
-      <w:r>
-        <w:t>syphilis, and</w:t>
-      </w:r>
-      <w:proofErr w:type="gramEnd"/>
-      <w:r>
-        <w:t xml:space="preserve"> then add them to compute total tertiary rate in the model.</w:t>
+        <w:t>. We first compute the rate of developing late benign and cardiovascular syphilis, and then add them to compute total tertiary rate in the model.</w:t>
       </w:r>
     </w:p>
     <w:p/>
@@ -13358,7 +12831,7 @@
           <w14:ligatures w14:val="standardContextual"/>
         </w:rPr>
         <w:drawing>
-          <wp:inline distT="0" distB="0" distL="0" distR="0" wp14:anchorId="415FF102" wp14:editId="4D44BB13">
+          <wp:inline distT="0" distB="0" distL="0" distR="0" wp14:anchorId="415FF102" wp14:editId="748C1804">
             <wp:extent cx="3227696" cy="773819"/>
             <wp:effectExtent l="0" t="0" r="0" b="1270"/>
             <wp:docPr id="1573033666" name="Picture 1" descr="A close-up of a chart&#10;&#10;AI-generated content may be incorrect."/>
@@ -13520,21 +12993,12 @@
           <w:szCs w:val="20"/>
         </w:rPr>
       </w:pPr>
-      <w:proofErr w:type="spellStart"/>
-      <w:r>
-        <w:rPr>
-          <w:rFonts w:cstheme="minorBidi"/>
-          <w:szCs w:val="20"/>
-        </w:rPr>
-        <w:t>rate.male.benign.late.est</w:t>
-      </w:r>
-      <w:proofErr w:type="spellEnd"/>
-      <w:r>
-        <w:rPr>
-          <w:rFonts w:cstheme="minorBidi"/>
-          <w:szCs w:val="20"/>
-        </w:rPr>
-        <w:t>:  0.005</w:t>
+      <w:r>
+        <w:rPr>
+          <w:rFonts w:cstheme="minorBidi"/>
+          <w:szCs w:val="20"/>
+        </w:rPr>
+        <w:t>rate.male.benign.late.est:  0.005</w:t>
       </w:r>
       <w:r>
         <w:rPr>
@@ -13548,17 +13012,8 @@
           <w:rFonts w:cstheme="minorBidi"/>
           <w:szCs w:val="20"/>
         </w:rPr>
-        <w:t xml:space="preserve"> [</w:t>
-      </w:r>
-      <w:proofErr w:type="spellStart"/>
-      <w:r>
-        <w:rPr>
-          <w:rFonts w:cstheme="minorBidi"/>
-          <w:szCs w:val="20"/>
-        </w:rPr>
-        <w:t>sd</w:t>
-      </w:r>
-      <w:proofErr w:type="spellEnd"/>
+        <w:t xml:space="preserve"> [sd</w:t>
+      </w:r>
       <w:r>
         <w:rPr>
           <w:rFonts w:cstheme="minorBidi"/>
@@ -13586,21 +13041,12 @@
           <w:szCs w:val="20"/>
         </w:rPr>
       </w:pPr>
-      <w:proofErr w:type="spellStart"/>
-      <w:r>
-        <w:rPr>
-          <w:rFonts w:cstheme="minorBidi"/>
-          <w:szCs w:val="20"/>
-        </w:rPr>
-        <w:t>rate.female.benign.late.est</w:t>
-      </w:r>
-      <w:proofErr w:type="spellEnd"/>
-      <w:r>
-        <w:rPr>
-          <w:rFonts w:cstheme="minorBidi"/>
-          <w:szCs w:val="20"/>
-        </w:rPr>
-        <w:t>:  0.0075</w:t>
+      <w:r>
+        <w:rPr>
+          <w:rFonts w:cstheme="minorBidi"/>
+          <w:szCs w:val="20"/>
+        </w:rPr>
+        <w:t>rate.female.benign.late.est:  0.0075</w:t>
       </w:r>
       <w:r>
         <w:rPr>
@@ -13614,30 +13060,14 @@
           <w:rFonts w:cstheme="minorBidi"/>
           <w:szCs w:val="20"/>
         </w:rPr>
-        <w:t>[</w:t>
-      </w:r>
-      <w:proofErr w:type="spellStart"/>
-      <w:r>
-        <w:rPr>
-          <w:rFonts w:cstheme="minorBidi"/>
-          <w:szCs w:val="20"/>
-        </w:rPr>
-        <w:t>s</w:t>
-      </w:r>
-      <w:r>
-        <w:rPr>
-          <w:rFonts w:cstheme="minorBidi"/>
-          <w:szCs w:val="20"/>
-        </w:rPr>
-        <w:t>d</w:t>
-      </w:r>
-      <w:proofErr w:type="spellEnd"/>
-      <w:r>
-        <w:rPr>
-          <w:rFonts w:cstheme="minorBidi"/>
-          <w:szCs w:val="20"/>
-        </w:rPr>
-        <w:t>=</w:t>
+        <w:t>[s</w:t>
+      </w:r>
+      <w:r>
+        <w:rPr>
+          <w:rFonts w:cstheme="minorBidi"/>
+          <w:szCs w:val="20"/>
+        </w:rPr>
+        <w:t>d=</w:t>
       </w:r>
       <w:r>
         <w:rPr>
@@ -13666,15 +13096,7 @@
         <w:t xml:space="preserve">Percentages of </w:t>
       </w:r>
       <w:r>
-        <w:t xml:space="preserve">each </w:t>
-      </w:r>
-      <w:proofErr w:type="spellStart"/>
-      <w:r>
-        <w:t>agegroup</w:t>
-      </w:r>
-      <w:proofErr w:type="spellEnd"/>
-      <w:r>
-        <w:t xml:space="preserve"> </w:t>
+        <w:t xml:space="preserve">each agegroup </w:t>
       </w:r>
       <w:r>
         <w:t xml:space="preserve">and all </w:t>
@@ -13812,30 +13234,14 @@
           <w:rFonts w:cstheme="minorBidi"/>
           <w:szCs w:val="20"/>
         </w:rPr>
-        <w:t xml:space="preserve">eveloping different types of cardiovascular syphilis by </w:t>
-      </w:r>
-      <w:proofErr w:type="gramStart"/>
-      <w:r>
-        <w:rPr>
-          <w:rFonts w:cstheme="minorBidi"/>
-          <w:szCs w:val="20"/>
-        </w:rPr>
-        <w:t xml:space="preserve">age </w:t>
-      </w:r>
-      <w:r>
-        <w:rPr>
-          <w:rFonts w:cstheme="minorBidi"/>
-          <w:szCs w:val="20"/>
-        </w:rPr>
-        <w:t>.</w:t>
-      </w:r>
-      <w:proofErr w:type="gramEnd"/>
-      <w:r>
-        <w:rPr>
-          <w:rFonts w:cstheme="minorBidi"/>
-          <w:szCs w:val="20"/>
-        </w:rPr>
-        <w:t xml:space="preserve"> </w:t>
+        <w:t xml:space="preserve">eveloping different types of cardiovascular syphilis by age </w:t>
+      </w:r>
+      <w:r>
+        <w:rPr>
+          <w:rFonts w:cstheme="minorBidi"/>
+          <w:szCs w:val="20"/>
+        </w:rPr>
+        <w:t xml:space="preserve">. </w:t>
       </w:r>
       <w:r>
         <w:rPr>
@@ -13870,7 +13276,7 @@
         </w:rPr>
         <w:lastRenderedPageBreak/>
         <w:drawing>
-          <wp:inline distT="0" distB="0" distL="0" distR="0" wp14:anchorId="15D78B3E" wp14:editId="34EEEE9D">
+          <wp:inline distT="0" distB="0" distL="0" distR="0" wp14:anchorId="15D78B3E" wp14:editId="009BD020">
             <wp:extent cx="3227070" cy="1169468"/>
             <wp:effectExtent l="0" t="0" r="0" b="0"/>
             <wp:docPr id="263922284" name="Picture 3" descr="A table of blood vessels&#10;&#10;AI-generated content may be incorrect."/>
@@ -13919,7 +13325,7 @@
           <w14:ligatures w14:val="standardContextual"/>
         </w:rPr>
         <w:drawing>
-          <wp:inline distT="0" distB="0" distL="0" distR="0" wp14:anchorId="060CF7B2" wp14:editId="68663AE9">
+          <wp:inline distT="0" distB="0" distL="0" distR="0" wp14:anchorId="060CF7B2" wp14:editId="3B106FBF">
             <wp:extent cx="2142699" cy="1772203"/>
             <wp:effectExtent l="0" t="0" r="3810" b="6350"/>
             <wp:docPr id="2048944218" name="Picture 4" descr="A graph of different types of syphilis&#10;&#10;AI-generated content may be incorrect."/>
@@ -13995,53 +13401,21 @@
           <w:rFonts w:cstheme="minorBidi"/>
           <w:szCs w:val="20"/>
         </w:rPr>
-        <w:t xml:space="preserve"> developing uncomplicated and complicated cardiovascular syphilis for men and </w:t>
-      </w:r>
-      <w:proofErr w:type="gramStart"/>
-      <w:r>
-        <w:rPr>
-          <w:rFonts w:cstheme="minorBidi"/>
-          <w:szCs w:val="20"/>
-        </w:rPr>
-        <w:t>women</w:t>
-      </w:r>
-      <w:r>
-        <w:rPr>
-          <w:rFonts w:cstheme="minorBidi"/>
-          <w:szCs w:val="20"/>
-        </w:rPr>
-        <w:t>, and</w:t>
-      </w:r>
-      <w:proofErr w:type="gramEnd"/>
-      <w:r>
-        <w:rPr>
-          <w:rFonts w:cstheme="minorBidi"/>
-          <w:szCs w:val="20"/>
-        </w:rPr>
-        <w:t xml:space="preserve"> estimate the duration of </w:t>
-      </w:r>
-      <w:r>
-        <w:rPr>
-          <w:rFonts w:cstheme="minorBidi"/>
-          <w:szCs w:val="20"/>
-        </w:rPr>
-        <w:t xml:space="preserve">infection at diagnosis from Figure 10. Note that this is not the duration to onset of </w:t>
-      </w:r>
-      <w:proofErr w:type="spellStart"/>
-      <w:r>
-        <w:rPr>
-          <w:rFonts w:cstheme="minorBidi"/>
-          <w:szCs w:val="20"/>
-        </w:rPr>
-        <w:t>sypmpthoms</w:t>
-      </w:r>
-      <w:proofErr w:type="spellEnd"/>
-      <w:r>
-        <w:rPr>
-          <w:rFonts w:cstheme="minorBidi"/>
-          <w:szCs w:val="20"/>
-        </w:rPr>
-        <w:t xml:space="preserve">. </w:t>
+        <w:t xml:space="preserve"> developing uncomplicated and complicated cardiovascular syphilis for men and women</w:t>
+      </w:r>
+      <w:r>
+        <w:rPr>
+          <w:rFonts w:cstheme="minorBidi"/>
+          <w:szCs w:val="20"/>
+        </w:rPr>
+        <w:t xml:space="preserve">, and estimate the duration of </w:t>
+      </w:r>
+      <w:r>
+        <w:rPr>
+          <w:rFonts w:cstheme="minorBidi"/>
+          <w:szCs w:val="20"/>
+        </w:rPr>
+        <w:t xml:space="preserve">infection at diagnosis from Figure 10. Note that this is not the duration to onset of sypmpthoms. </w:t>
       </w:r>
     </w:p>
     <w:p>
@@ -14844,41 +14218,11 @@
           <w:highlight w:val="yellow"/>
         </w:rPr>
       </w:pPr>
-      <w:proofErr w:type="spellStart"/>
-      <w:proofErr w:type="gramStart"/>
       <w:r>
         <w:rPr>
           <w:highlight w:val="yellow"/>
         </w:rPr>
-        <w:t>rate.male</w:t>
-      </w:r>
-      <w:proofErr w:type="gramEnd"/>
-      <w:r>
-        <w:rPr>
-          <w:highlight w:val="yellow"/>
-        </w:rPr>
-        <w:t>.</w:t>
-      </w:r>
-      <w:proofErr w:type="gramStart"/>
-      <w:r>
-        <w:rPr>
-          <w:highlight w:val="yellow"/>
-        </w:rPr>
-        <w:t>tertiary.late</w:t>
-      </w:r>
-      <w:proofErr w:type="gramEnd"/>
-      <w:r>
-        <w:rPr>
-          <w:highlight w:val="yellow"/>
-        </w:rPr>
-        <w:t>.range</w:t>
-      </w:r>
-      <w:proofErr w:type="spellEnd"/>
-      <w:r>
-        <w:rPr>
-          <w:highlight w:val="yellow"/>
-        </w:rPr>
-        <w:t>= 0.010771530 [0.009749247 0.011793814]</w:t>
+        <w:t>rate.male.tertiary.late.range= 0.010771530 [0.009749247 0.011793814]</w:t>
       </w:r>
     </w:p>
     <w:p>
@@ -14894,41 +14238,11 @@
           <w:lang w:bidi="fa-IR"/>
         </w:rPr>
       </w:pPr>
-      <w:proofErr w:type="spellStart"/>
-      <w:proofErr w:type="gramStart"/>
       <w:r>
         <w:rPr>
           <w:highlight w:val="yellow"/>
         </w:rPr>
-        <w:t>rate.female</w:t>
-      </w:r>
-      <w:proofErr w:type="gramEnd"/>
-      <w:r>
-        <w:rPr>
-          <w:highlight w:val="yellow"/>
-        </w:rPr>
-        <w:t>.</w:t>
-      </w:r>
-      <w:proofErr w:type="gramStart"/>
-      <w:r>
-        <w:rPr>
-          <w:highlight w:val="yellow"/>
-        </w:rPr>
-        <w:t>tertiary.late</w:t>
-      </w:r>
-      <w:proofErr w:type="gramEnd"/>
-      <w:r>
-        <w:rPr>
-          <w:highlight w:val="yellow"/>
-        </w:rPr>
-        <w:t>.range</w:t>
-      </w:r>
-      <w:proofErr w:type="spellEnd"/>
-      <w:r>
-        <w:rPr>
-          <w:highlight w:val="yellow"/>
-        </w:rPr>
-        <w:t>= 0.010346077 [0.008499934 0.01219222]</w:t>
+        <w:t>rate.female.tertiary.late.range= 0.010346077 [0.008499934 0.01219222]</w:t>
       </w:r>
     </w:p>
     <w:p/>
@@ -14984,39 +14298,7 @@
           <w:rFonts w:cstheme="minorBidi"/>
           <w:szCs w:val="20"/>
         </w:rPr>
-        <w:t xml:space="preserve">. The risk remains elevated in secondary syphilis, characterized by mucocutaneous rashes and </w:t>
-      </w:r>
-      <w:proofErr w:type="spellStart"/>
-      <w:r>
-        <w:rPr>
-          <w:rFonts w:cstheme="minorBidi"/>
-          <w:szCs w:val="20"/>
-        </w:rPr>
-        <w:t>condylomata</w:t>
-      </w:r>
-      <w:proofErr w:type="spellEnd"/>
-      <w:r>
-        <w:rPr>
-          <w:rFonts w:cstheme="minorBidi"/>
-          <w:szCs w:val="20"/>
-        </w:rPr>
-        <w:t xml:space="preserve"> </w:t>
-      </w:r>
-      <w:proofErr w:type="spellStart"/>
-      <w:r>
-        <w:rPr>
-          <w:rFonts w:cstheme="minorBidi"/>
-          <w:szCs w:val="20"/>
-        </w:rPr>
-        <w:t>lata</w:t>
-      </w:r>
-      <w:proofErr w:type="spellEnd"/>
-      <w:r>
-        <w:rPr>
-          <w:rFonts w:cstheme="minorBidi"/>
-          <w:szCs w:val="20"/>
-        </w:rPr>
-        <w:t>, both rich in bacteria and highly transmissible. However, despite these suggestions in the literature, we could not find a study directly linking a relative increase in infectiousness across stages.</w:t>
+        <w:t>. The risk remains elevated in secondary syphilis, characterized by mucocutaneous rashes and condylomata lata, both rich in bacteria and highly transmissible. However, despite these suggestions in the literature, we could not find a study directly linking a relative increase in infectiousness across stages.</w:t>
       </w:r>
     </w:p>
     <w:p>
@@ -15144,15 +14426,7 @@
         <w:pStyle w:val="Heading2"/>
       </w:pPr>
       <w:r>
-        <w:t xml:space="preserve">Proportion of </w:t>
-      </w:r>
-      <w:proofErr w:type="spellStart"/>
-      <w:r>
-        <w:t>multibirths</w:t>
-      </w:r>
-      <w:proofErr w:type="spellEnd"/>
-      <w:r>
-        <w:t xml:space="preserve"> </w:t>
+        <w:t xml:space="preserve">Proportion of multibirths </w:t>
       </w:r>
     </w:p>
     <w:p>
@@ -15181,15 +14455,7 @@
     </w:p>
     <w:p>
       <w:r>
-        <w:t xml:space="preserve">Race specific estimates if we need them </w:t>
-      </w:r>
-      <w:proofErr w:type="gramStart"/>
-      <w:r>
-        <w:t>later on</w:t>
-      </w:r>
-      <w:proofErr w:type="gramEnd"/>
-      <w:r>
-        <w:t xml:space="preserve">: </w:t>
+        <w:t xml:space="preserve">Race specific estimates if we need them later on: </w:t>
       </w:r>
       <w:r>
         <w:t>In the United States during 2021-2023 (average), the multiple birth ratio (per 1,000 live births) was highest for Black infants (42.1), followed by Whites (33.1), American Indian/Alaska Natives (27.3), Hispanics (24.9) and Asian/Pacific Islanders (24.3).</w:t>
@@ -15218,15 +14484,7 @@
         </w:numPr>
       </w:pPr>
       <w:r>
-        <w:t xml:space="preserve">In 1950, Ingraham reported that among 251 women with untreated syphilis of less than 4 years’ duration, 41% of their infants were born alive and had congenital syphilis, 25% were stillborn, 14% died in the neonatal period, 21% had low birth weight but no evidence of syphilis, and only 18% were normal </w:t>
-      </w:r>
-      <w:proofErr w:type="gramStart"/>
-      <w:r>
-        <w:t>full term</w:t>
-      </w:r>
-      <w:proofErr w:type="gramEnd"/>
-      <w:r>
-        <w:t xml:space="preserve"> infants.</w:t>
+        <w:t>In 1950, Ingraham reported that among 251 women with untreated syphilis of less than 4 years’ duration, 41% of their infants were born alive and had congenital syphilis, 25% were stillborn, 14% died in the neonatal period, 21% had low birth weight but no evidence of syphilis, and only 18% were normal full term infants.</w:t>
       </w:r>
       <w:r>
         <w:t xml:space="preserve"> Among mothers with late latent infection, only </w:t>
@@ -16501,37 +15759,21 @@
           <w:i/>
           <w:iCs/>
         </w:rPr>
-        <w:t xml:space="preserve">As of September 15, 2023, of 1,476 people with syphilis during pregnancy, 855 (57.9%) </w:t>
-      </w:r>
-      <w:proofErr w:type="gramStart"/>
+        <w:t xml:space="preserve">As of September 15, 2023, of 1,476 people with syphilis during pregnancy, 855 (57.9%) were </w:t>
+      </w:r>
       <w:r>
         <w:rPr>
           <w:i/>
           <w:iCs/>
         </w:rPr>
-        <w:t xml:space="preserve">were </w:t>
+        <w:t xml:space="preserve"> a</w:t>
       </w:r>
       <w:r>
         <w:rPr>
           <w:i/>
           <w:iCs/>
         </w:rPr>
-        <w:t xml:space="preserve"> a</w:t>
-      </w:r>
-      <w:r>
-        <w:rPr>
-          <w:i/>
-          <w:iCs/>
-        </w:rPr>
-        <w:t>dequately</w:t>
-      </w:r>
-      <w:proofErr w:type="gramEnd"/>
-      <w:r>
-        <w:rPr>
-          <w:i/>
-          <w:iCs/>
-        </w:rPr>
-        <w:t xml:space="preserve"> treated and 621 (42.1%) were inadequately</w:t>
+        <w:t>dequately treated and 621 (42.1%) were inadequately</w:t>
       </w:r>
       <w:r>
         <w:rPr>
@@ -16900,37 +16142,21 @@
           <w:rFonts w:cs="Calibri"/>
           <w:szCs w:val="20"/>
         </w:rPr>
-        <w:t xml:space="preserve">Primary and secondary syphilis cases reported from during the period January 1, 2009, to December 31, </w:t>
-      </w:r>
-      <w:proofErr w:type="gramStart"/>
+        <w:t>Primary and secondary syphilis cases reported from during the period January 1, 2009, to December 31, 2012</w:t>
+      </w:r>
       <w:r>
         <w:rPr>
           <w:rFonts w:cs="Calibri"/>
           <w:szCs w:val="20"/>
         </w:rPr>
-        <w:t>2012</w:t>
+        <w:t xml:space="preserve"> </w:t>
       </w:r>
       <w:r>
         <w:rPr>
           <w:rFonts w:cs="Calibri"/>
           <w:szCs w:val="20"/>
         </w:rPr>
-        <w:t xml:space="preserve"> </w:t>
-      </w:r>
-      <w:r>
-        <w:rPr>
-          <w:rFonts w:cs="Calibri"/>
-          <w:szCs w:val="20"/>
-        </w:rPr>
-        <w:t xml:space="preserve"> were</w:t>
-      </w:r>
-      <w:proofErr w:type="gramEnd"/>
-      <w:r>
-        <w:rPr>
-          <w:rFonts w:cs="Calibri"/>
-          <w:szCs w:val="20"/>
-        </w:rPr>
-        <w:t xml:space="preserve"> obtained from Arizona's STD surveillance system</w:t>
+        <w:t xml:space="preserve"> were obtained from Arizona's STD surveillance system</w:t>
       </w:r>
     </w:p>
     <w:p>
@@ -17023,8 +16249,6 @@
           <w:szCs w:val="20"/>
         </w:rPr>
       </w:pPr>
-      <w:proofErr w:type="spellStart"/>
-      <w:proofErr w:type="gramStart"/>
       <w:r>
         <w:rPr>
           <w:rFonts w:cs="Calibri"/>
@@ -17033,20 +16257,141 @@
           <w:szCs w:val="20"/>
           <w:highlight w:val="yellow"/>
         </w:rPr>
-        <w:t>proportion.immediately</w:t>
-      </w:r>
-      <w:proofErr w:type="gramEnd"/>
-      <w:r>
+        <w:t>proportion.immediately.treated= 0.89</w:t>
+      </w:r>
+    </w:p>
+    <w:p>
+      <w:pPr>
+        <w:rPr>
+          <w:rFonts w:cs="Calibri"/>
+          <w:szCs w:val="20"/>
+        </w:rPr>
+      </w:pPr>
+    </w:p>
+    <w:p>
+      <w:pPr>
+        <w:rPr>
+          <w:rFonts w:cs="Calibri"/>
+          <w:szCs w:val="20"/>
+        </w:rPr>
+      </w:pPr>
+      <w:r>
+        <w:rPr>
+          <w:rFonts w:cs="Calibri"/>
+          <w:szCs w:val="20"/>
+        </w:rPr>
+        <w:t xml:space="preserve">2- rate of delayed treatment </w:t>
+      </w:r>
+      <w:r>
+        <w:rPr>
+          <w:rFonts w:cs="Calibri"/>
+          <w:szCs w:val="20"/>
+        </w:rPr>
+        <w:t xml:space="preserve">: </w:t>
+      </w:r>
+      <w:r>
+        <w:rPr>
+          <w:rFonts w:cs="Calibri"/>
+          <w:szCs w:val="20"/>
+        </w:rPr>
+        <w:t># p = 1-e(-rt)</w:t>
+      </w:r>
+    </w:p>
+    <w:p>
+      <w:pPr>
+        <w:rPr>
+          <w:rFonts w:cs="Calibri"/>
+          <w:szCs w:val="20"/>
+        </w:rPr>
+      </w:pPr>
+      <w:r>
+        <w:rPr>
+          <w:rFonts w:cs="Calibri"/>
+          <w:szCs w:val="20"/>
+        </w:rPr>
+        <w:t>#among remaining proportion (1-0.89=11%) not treated within a month, what proportion were treated within 60days</w:t>
+      </w:r>
+      <w:r>
+        <w:rPr>
+          <w:rFonts w:cs="Calibri"/>
+          <w:szCs w:val="20"/>
+        </w:rPr>
+        <w:t>:</w:t>
+      </w:r>
+      <w:r>
+        <w:rPr>
+          <w:rFonts w:cs="Calibri"/>
+          <w:szCs w:val="20"/>
+        </w:rPr>
+        <w:t xml:space="preserve"> </w:t>
+      </w:r>
+    </w:p>
+    <w:p>
+      <w:pPr>
+        <w:rPr>
+          <w:rFonts w:cs="Calibri"/>
+          <w:szCs w:val="20"/>
+        </w:rPr>
+      </w:pPr>
+      <w:r>
+        <w:rPr>
+          <w:rFonts w:cs="Calibri"/>
+          <w:szCs w:val="20"/>
+        </w:rPr>
+        <w:t>p= (.92-.89)/(1-0.89)</w:t>
+      </w:r>
+      <w:r>
+        <w:rPr>
+          <w:rFonts w:cs="Calibri"/>
+          <w:szCs w:val="20"/>
+        </w:rPr>
+        <w:t>=</w:t>
+      </w:r>
+      <w:r>
+        <w:rPr>
+          <w:rFonts w:cs="Calibri"/>
+          <w:szCs w:val="20"/>
+        </w:rPr>
+        <w:t xml:space="preserve"> </w:t>
+      </w:r>
+      <w:r>
+        <w:rPr>
+          <w:rFonts w:cs="Calibri"/>
+          <w:szCs w:val="20"/>
+        </w:rPr>
+        <w:t>0.27</w:t>
+      </w:r>
+      <w:r>
+        <w:rPr>
+          <w:rFonts w:cs="Calibri"/>
+          <w:szCs w:val="20"/>
+        </w:rPr>
+        <w:tab/>
+      </w:r>
+      <w:r>
+        <w:rPr>
+          <w:rFonts w:cs="Calibri"/>
+          <w:szCs w:val="20"/>
+        </w:rPr>
+        <w:tab/>
+      </w:r>
+      <w:r>
+        <w:rPr>
+          <w:rFonts w:cs="Calibri"/>
+          <w:szCs w:val="20"/>
+        </w:rPr>
+        <w:t>t = 2/12 #2 months</w:t>
+      </w:r>
+    </w:p>
+    <w:p>
+      <w:pPr>
         <w:rPr>
           <w:rFonts w:cs="Calibri"/>
           <w:b/>
           <w:bCs/>
           <w:szCs w:val="20"/>
-          <w:highlight w:val="yellow"/>
-        </w:rPr>
-        <w:t>.treated</w:t>
-      </w:r>
-      <w:proofErr w:type="spellEnd"/>
+        </w:rPr>
+      </w:pPr>
       <w:r>
         <w:rPr>
           <w:rFonts w:cs="Calibri"/>
@@ -17055,182 +16400,18 @@
           <w:szCs w:val="20"/>
           <w:highlight w:val="yellow"/>
         </w:rPr>
-        <w:t>= 0.89</w:t>
-      </w:r>
-    </w:p>
-    <w:p>
-      <w:pPr>
-        <w:rPr>
-          <w:rFonts w:cs="Calibri"/>
-          <w:szCs w:val="20"/>
-        </w:rPr>
-      </w:pPr>
-    </w:p>
-    <w:p>
-      <w:pPr>
-        <w:rPr>
-          <w:rFonts w:cs="Calibri"/>
-          <w:szCs w:val="20"/>
-        </w:rPr>
-      </w:pPr>
-      <w:r>
-        <w:rPr>
-          <w:rFonts w:cs="Calibri"/>
-          <w:szCs w:val="20"/>
-        </w:rPr>
-        <w:t xml:space="preserve">2- rate of delayed </w:t>
-      </w:r>
-      <w:proofErr w:type="gramStart"/>
-      <w:r>
-        <w:rPr>
-          <w:rFonts w:cs="Calibri"/>
-          <w:szCs w:val="20"/>
-        </w:rPr>
-        <w:t xml:space="preserve">treatment </w:t>
-      </w:r>
-      <w:r>
-        <w:rPr>
-          <w:rFonts w:cs="Calibri"/>
-          <w:szCs w:val="20"/>
-        </w:rPr>
-        <w:t>:</w:t>
-      </w:r>
-      <w:proofErr w:type="gramEnd"/>
-      <w:r>
-        <w:rPr>
-          <w:rFonts w:cs="Calibri"/>
-          <w:szCs w:val="20"/>
-        </w:rPr>
-        <w:t xml:space="preserve"> </w:t>
-      </w:r>
-      <w:r>
-        <w:rPr>
-          <w:rFonts w:cs="Calibri"/>
-          <w:szCs w:val="20"/>
-        </w:rPr>
-        <w:t># p = 1-e(-rt)</w:t>
-      </w:r>
-    </w:p>
-    <w:p>
-      <w:pPr>
-        <w:rPr>
-          <w:rFonts w:cs="Calibri"/>
-          <w:szCs w:val="20"/>
-        </w:rPr>
-      </w:pPr>
-      <w:r>
-        <w:rPr>
-          <w:rFonts w:cs="Calibri"/>
-          <w:szCs w:val="20"/>
-        </w:rPr>
-        <w:t>#among remaining proportion (1-0.89=11%) not treated within a month, what proportion were treated within 60days</w:t>
-      </w:r>
-      <w:r>
-        <w:rPr>
-          <w:rFonts w:cs="Calibri"/>
-          <w:szCs w:val="20"/>
-        </w:rPr>
-        <w:t>:</w:t>
-      </w:r>
-      <w:r>
-        <w:rPr>
-          <w:rFonts w:cs="Calibri"/>
-          <w:szCs w:val="20"/>
-        </w:rPr>
-        <w:t xml:space="preserve"> </w:t>
-      </w:r>
-    </w:p>
-    <w:p>
-      <w:pPr>
-        <w:rPr>
-          <w:rFonts w:cs="Calibri"/>
-          <w:szCs w:val="20"/>
-        </w:rPr>
-      </w:pPr>
-      <w:r>
-        <w:rPr>
-          <w:rFonts w:cs="Calibri"/>
-          <w:szCs w:val="20"/>
-        </w:rPr>
-        <w:t>p= (.92-.89)</w:t>
-      </w:r>
-      <w:proofErr w:type="gramStart"/>
-      <w:r>
-        <w:rPr>
-          <w:rFonts w:cs="Calibri"/>
-          <w:szCs w:val="20"/>
-        </w:rPr>
-        <w:t>/(</w:t>
-      </w:r>
-      <w:proofErr w:type="gramEnd"/>
-      <w:r>
-        <w:rPr>
-          <w:rFonts w:cs="Calibri"/>
-          <w:szCs w:val="20"/>
-        </w:rPr>
-        <w:t>1-0.</w:t>
-      </w:r>
-      <w:proofErr w:type="gramStart"/>
-      <w:r>
-        <w:rPr>
-          <w:rFonts w:cs="Calibri"/>
-          <w:szCs w:val="20"/>
-        </w:rPr>
-        <w:t>89)</w:t>
-      </w:r>
-      <w:r>
-        <w:rPr>
-          <w:rFonts w:cs="Calibri"/>
-          <w:szCs w:val="20"/>
-        </w:rPr>
-        <w:t>=</w:t>
-      </w:r>
-      <w:proofErr w:type="gramEnd"/>
-      <w:r>
-        <w:rPr>
-          <w:rFonts w:cs="Calibri"/>
-          <w:szCs w:val="20"/>
-        </w:rPr>
-        <w:t xml:space="preserve"> </w:t>
-      </w:r>
-      <w:r>
-        <w:rPr>
-          <w:rFonts w:cs="Calibri"/>
-          <w:szCs w:val="20"/>
-        </w:rPr>
-        <w:t>0.27</w:t>
-      </w:r>
-      <w:r>
-        <w:rPr>
-          <w:rFonts w:cs="Calibri"/>
-          <w:szCs w:val="20"/>
-        </w:rPr>
-        <w:tab/>
-      </w:r>
-      <w:r>
-        <w:rPr>
-          <w:rFonts w:cs="Calibri"/>
-          <w:szCs w:val="20"/>
-        </w:rPr>
-        <w:tab/>
-      </w:r>
-      <w:r>
-        <w:rPr>
-          <w:rFonts w:cs="Calibri"/>
-          <w:szCs w:val="20"/>
-        </w:rPr>
-        <w:t>t = 2/12 #2 months</w:t>
-      </w:r>
-    </w:p>
-    <w:p>
-      <w:pPr>
+        <w:t xml:space="preserve">r= -log(1-p)/t  </w:t>
+      </w:r>
+      <w:r>
         <w:rPr>
           <w:rFonts w:cs="Calibri"/>
           <w:b/>
           <w:bCs/>
           <w:szCs w:val="20"/>
-        </w:rPr>
-      </w:pPr>
+          <w:highlight w:val="yellow"/>
+        </w:rPr>
+        <w:t xml:space="preserve">-&gt; </w:t>
+      </w:r>
       <w:r>
         <w:rPr>
           <w:rFonts w:cs="Calibri"/>
@@ -17239,39 +16420,44 @@
           <w:szCs w:val="20"/>
           <w:highlight w:val="yellow"/>
         </w:rPr>
-        <w:t>r= -log(1-p)/</w:t>
-      </w:r>
-      <w:proofErr w:type="gramStart"/>
+        <w:t>r= 1.91 #rate of delayed treatment</w:t>
+      </w:r>
       <w:r>
         <w:rPr>
           <w:rFonts w:cs="Calibri"/>
           <w:b/>
           <w:bCs/>
           <w:szCs w:val="20"/>
-          <w:highlight w:val="yellow"/>
-        </w:rPr>
-        <w:t xml:space="preserve">t  </w:t>
-      </w:r>
-      <w:r>
+        </w:rPr>
+        <w:t xml:space="preserve"> </w:t>
+      </w:r>
+    </w:p>
+    <w:p>
+      <w:pPr>
         <w:rPr>
           <w:rFonts w:cs="Calibri"/>
           <w:b/>
           <w:bCs/>
           <w:szCs w:val="20"/>
-          <w:highlight w:val="yellow"/>
-        </w:rPr>
-        <w:t>-</w:t>
-      </w:r>
-      <w:proofErr w:type="gramEnd"/>
+        </w:rPr>
+      </w:pPr>
+    </w:p>
+    <w:p>
+      <w:pPr>
+        <w:jc w:val="both"/>
+        <w:rPr>
+          <w:rFonts w:cs="Calibri"/>
+          <w:szCs w:val="20"/>
+        </w:rPr>
+      </w:pPr>
       <w:r>
         <w:rPr>
           <w:rFonts w:cs="Calibri"/>
           <w:b/>
           <w:bCs/>
           <w:szCs w:val="20"/>
-          <w:highlight w:val="yellow"/>
-        </w:rPr>
-        <w:t xml:space="preserve">&gt; </w:t>
+        </w:rPr>
+        <w:t>Reference</w:t>
       </w:r>
       <w:r>
         <w:rPr>
@@ -17279,9 +16465,8 @@
           <w:b/>
           <w:bCs/>
           <w:szCs w:val="20"/>
-          <w:highlight w:val="yellow"/>
-        </w:rPr>
-        <w:t>r= 1.91 #rate of delayed treatment</w:t>
+        </w:rPr>
+        <w:t xml:space="preserve"> (2)</w:t>
       </w:r>
       <w:r>
         <w:rPr>
@@ -17290,76 +16475,14 @@
           <w:bCs/>
           <w:szCs w:val="20"/>
         </w:rPr>
-        <w:t xml:space="preserve"> </w:t>
-      </w:r>
-    </w:p>
-    <w:p>
-      <w:pPr>
+        <w:t xml:space="preserve">: </w:t>
+      </w:r>
+      <w:r>
         <w:rPr>
           <w:rFonts w:cs="Calibri"/>
-          <w:b/>
-          <w:bCs/>
-          <w:szCs w:val="20"/>
-        </w:rPr>
-      </w:pPr>
-    </w:p>
-    <w:p>
-      <w:pPr>
-        <w:jc w:val="both"/>
-        <w:rPr>
-          <w:rFonts w:cs="Calibri"/>
-          <w:szCs w:val="20"/>
-        </w:rPr>
-      </w:pPr>
-      <w:r>
-        <w:rPr>
-          <w:rFonts w:cs="Calibri"/>
-          <w:b/>
-          <w:bCs/>
-          <w:szCs w:val="20"/>
-        </w:rPr>
-        <w:t>Reference</w:t>
-      </w:r>
-      <w:r>
-        <w:rPr>
-          <w:rFonts w:cs="Calibri"/>
-          <w:b/>
-          <w:bCs/>
-          <w:szCs w:val="20"/>
-        </w:rPr>
-        <w:t xml:space="preserve"> (2)</w:t>
-      </w:r>
-      <w:r>
-        <w:rPr>
-          <w:rFonts w:cs="Calibri"/>
-          <w:b/>
-          <w:bCs/>
-          <w:szCs w:val="20"/>
-        </w:rPr>
-        <w:t xml:space="preserve">: </w:t>
-      </w:r>
-      <w:r>
-        <w:rPr>
-          <w:rFonts w:cs="Calibri"/>
-          <w:szCs w:val="20"/>
-        </w:rPr>
-        <w:t xml:space="preserve">Chen SY, Johnson M, </w:t>
-      </w:r>
-      <w:proofErr w:type="spellStart"/>
-      <w:r>
-        <w:rPr>
-          <w:rFonts w:cs="Calibri"/>
-          <w:szCs w:val="20"/>
-        </w:rPr>
-        <w:t>Sunenshine</w:t>
-      </w:r>
-      <w:proofErr w:type="spellEnd"/>
-      <w:r>
-        <w:rPr>
-          <w:rFonts w:cs="Calibri"/>
-          <w:szCs w:val="20"/>
-        </w:rPr>
-        <w:t xml:space="preserve"> R, England B, Komatsu K, Taylor M. Missed and delayed syphilis treatment and partner elicitation: a comparison between STD clinic and non-STD clinic patients. Sexually transmitted diseases. 2009 Jul 1;36(7):445-51.</w:t>
+          <w:szCs w:val="20"/>
+        </w:rPr>
+        <w:t>Chen SY, Johnson M, Sunenshine R, England B, Komatsu K, Taylor M. Missed and delayed syphilis treatment and partner elicitation: a comparison between STD clinic and non-STD clinic patients. Sexually transmitted diseases. 2009 Jul 1;36(7):445-51.</w:t>
       </w:r>
     </w:p>
     <w:p>
@@ -17427,23 +16550,7 @@
           <w:rFonts w:cs="Calibri"/>
           <w:szCs w:val="20"/>
         </w:rPr>
-        <w:t xml:space="preserve">Reports time to treatment among syphilis cases reported in </w:t>
-      </w:r>
-      <w:proofErr w:type="gramStart"/>
-      <w:r>
-        <w:rPr>
-          <w:rFonts w:cs="Calibri"/>
-          <w:szCs w:val="20"/>
-        </w:rPr>
-        <w:t>Maricopa county</w:t>
-      </w:r>
-      <w:proofErr w:type="gramEnd"/>
-      <w:r>
-        <w:rPr>
-          <w:rFonts w:cs="Calibri"/>
-          <w:szCs w:val="20"/>
-        </w:rPr>
-        <w:t xml:space="preserve"> from 2006-7; disaggregated by stage and STD clinic vs non-STD clinic </w:t>
+        <w:t xml:space="preserve">Reports time to treatment among syphilis cases reported in Maricopa county from 2006-7; disaggregated by stage and STD clinic vs non-STD clinic </w:t>
       </w:r>
       <w:r>
         <w:rPr>
@@ -18718,15 +17825,7 @@
         <w:t>proportion of partners infected with syphilis</w:t>
       </w:r>
       <w:r>
-        <w:t xml:space="preserve"> among those receiving empirical treatment (but not tested for syphilis), we relied on reported syphilis prevalence among contacts who were </w:t>
-      </w:r>
-      <w:proofErr w:type="gramStart"/>
-      <w:r>
-        <w:t>tested, and</w:t>
-      </w:r>
-      <w:proofErr w:type="gramEnd"/>
-      <w:r>
-        <w:t xml:space="preserve"> applied that to the contacts receiving empirical treatment.</w:t>
+        <w:t xml:space="preserve"> among those receiving empirical treatment (but not tested for syphilis), we relied on reported syphilis prevalence among contacts who were tested, and applied that to the contacts receiving empirical treatment.</w:t>
       </w:r>
       <w:r>
         <w:t xml:space="preserve"> Estimated values and ranges are presented in Table1. </w:t>
@@ -18845,15 +17944,7 @@
           <w:rFonts w:cstheme="minorBidi"/>
           <w:szCs w:val="20"/>
         </w:rPr>
-        <w:t xml:space="preserve">contact with an independently documented early syphilis </w:t>
-      </w:r>
-      <w:proofErr w:type="gramStart"/>
-      <w:r>
-        <w:rPr>
-          <w:rFonts w:cstheme="minorBidi"/>
-          <w:szCs w:val="20"/>
-        </w:rPr>
-        <w:t>case</w:t>
+        <w:t>contact with an independently documented early syphilis case</w:t>
       </w:r>
       <w:r>
         <w:rPr>
@@ -18869,7 +17960,6 @@
         </w:rPr>
         <w:t>.</w:t>
       </w:r>
-      <w:proofErr w:type="gramEnd"/>
       <w:r>
         <w:rPr>
           <w:rFonts w:cstheme="minorBidi"/>
@@ -19447,15 +18537,7 @@
       </w:pPr>
       <w:r>
         <w:lastRenderedPageBreak/>
-        <w:t xml:space="preserve">Paul </w:t>
-      </w:r>
-      <w:proofErr w:type="spellStart"/>
-      <w:r>
-        <w:t>Rosahn's</w:t>
-      </w:r>
-      <w:proofErr w:type="spellEnd"/>
-      <w:r>
-        <w:t xml:space="preserve"> review of autopsy findings at Yale University (1917–1941) showed that 9.7% of individuals over 20 years old had clinical, laboratory, or autopsy evidence of syphilis, with about half untreated. Among syphilitic patients, 51% had specific late syphilitic lesions at autopsy, with </w:t>
+        <w:t xml:space="preserve">Paul Rosahn's review of autopsy findings at Yale University (1917–1941) showed that 9.7% of individuals over 20 years old had clinical, laboratory, or autopsy evidence of syphilis, with about half untreated. Among syphilitic patients, 51% had specific late syphilitic lesions at autopsy, with </w:t>
       </w:r>
       <w:r>
         <w:rPr>
@@ -19492,17 +18574,8 @@
           <w:b/>
           <w:bCs/>
         </w:rPr>
-        <w:t xml:space="preserve">8.5% </w:t>
-      </w:r>
-      <w:proofErr w:type="spellStart"/>
-      <w:r>
-        <w:rPr>
-          <w:b/>
-          <w:bCs/>
-        </w:rPr>
-        <w:t>gummatous</w:t>
-      </w:r>
-      <w:proofErr w:type="spellEnd"/>
+        <w:t>8.5% gummatous</w:t>
+      </w:r>
       <w:r>
         <w:t>. These manifestations generally appeared 15–30 years after the initial infection, often involving multiple overlapping symptoms.</w:t>
       </w:r>
@@ -19524,15 +18597,7 @@
         <w:t>Oslo Study (cited in Kent2008):</w:t>
       </w:r>
       <w:r>
-        <w:t xml:space="preserve"> Eventually, 28% of patients developed clinically evident complications of late disease including cardiovascular syphilis (10%), symptomatic </w:t>
-      </w:r>
-      <w:proofErr w:type="gramStart"/>
-      <w:r>
-        <w:t>neurosyphilis(</w:t>
-      </w:r>
-      <w:proofErr w:type="gramEnd"/>
-      <w:r>
-        <w:t>65%), or late benign syphilis (16%), with both cardiovascular and neurosyphilis occurring more commonly in males</w:t>
+        <w:t> Eventually, 28% of patients developed clinically evident complications of late disease including cardiovascular syphilis (10%), symptomatic neurosyphilis(65%), or late benign syphilis (16%), with both cardiovascular and neurosyphilis occurring more commonly in males</w:t>
       </w:r>
     </w:p>
     <w:p>
@@ -19599,39 +18664,7 @@
           <w:rFonts w:cstheme="minorBidi"/>
           <w:szCs w:val="20"/>
         </w:rPr>
-        <w:t xml:space="preserve">It’s unclear to me if the final proportions are after factoring in the 30% or not. I assume that they are.  However, these proportions </w:t>
-      </w:r>
-      <w:proofErr w:type="gramStart"/>
-      <w:r>
-        <w:rPr>
-          <w:rFonts w:cstheme="minorBidi"/>
-          <w:szCs w:val="20"/>
-        </w:rPr>
-        <w:t>are in contrast to</w:t>
-      </w:r>
-      <w:proofErr w:type="gramEnd"/>
-      <w:r>
-        <w:rPr>
-          <w:rFonts w:cstheme="minorBidi"/>
-          <w:szCs w:val="20"/>
-        </w:rPr>
-        <w:t xml:space="preserve"> Oslo’s study finding </w:t>
-      </w:r>
-      <w:proofErr w:type="gramStart"/>
-      <w:r>
-        <w:rPr>
-          <w:rFonts w:cstheme="minorBidi"/>
-          <w:szCs w:val="20"/>
-        </w:rPr>
-        <w:t>the majority of</w:t>
-      </w:r>
-      <w:proofErr w:type="gramEnd"/>
-      <w:r>
-        <w:rPr>
-          <w:rFonts w:cstheme="minorBidi"/>
-          <w:szCs w:val="20"/>
-        </w:rPr>
-        <w:t xml:space="preserve"> Tertiary cases as symptomatic neurosyphilis</w:t>
+        <w:t>It’s unclear to me if the final proportions are after factoring in the 30% or not. I assume that they are.  However, these proportions are in contrast to Oslo’s study finding the majority of Tertiary cases as symptomatic neurosyphilis</w:t>
       </w:r>
     </w:p>
     <w:p>
@@ -19659,23 +18692,7 @@
           <w:rFonts w:cstheme="minorBidi"/>
           <w:szCs w:val="20"/>
         </w:rPr>
-        <w:t xml:space="preserve"> estimates the following proportions from the literature: Progressive inflammation caused </w:t>
-      </w:r>
-      <w:proofErr w:type="spellStart"/>
-      <w:r>
-        <w:rPr>
-          <w:rFonts w:cstheme="minorBidi"/>
-          <w:szCs w:val="20"/>
-        </w:rPr>
-        <w:t>gumma</w:t>
-      </w:r>
-      <w:proofErr w:type="spellEnd"/>
-      <w:r>
-        <w:rPr>
-          <w:rFonts w:cstheme="minorBidi"/>
-          <w:szCs w:val="20"/>
-        </w:rPr>
-        <w:t xml:space="preserve"> (late benign syphilis) in 15% of patients with untreated syphilis. Cardiovascular syphilis was observed in 10% of untreated patients. Symptomatic late neurosyphilis was recognized in 6.5% of untreated patients.</w:t>
+        <w:t> estimates the following proportions from the literature: Progressive inflammation caused gumma (late benign syphilis) in 15% of patients with untreated syphilis. Cardiovascular syphilis was observed in 10% of untreated patients. Symptomatic late neurosyphilis was recognized in 6.5% of untreated patients.</w:t>
       </w:r>
     </w:p>
     <w:p>
@@ -19694,23 +18711,7 @@
           <w:rFonts w:cstheme="minorBidi"/>
           <w:szCs w:val="20"/>
         </w:rPr>
-        <w:t xml:space="preserve">These results are </w:t>
-      </w:r>
-      <w:proofErr w:type="spellStart"/>
-      <w:r>
-        <w:rPr>
-          <w:rFonts w:cstheme="minorBidi"/>
-          <w:szCs w:val="20"/>
-        </w:rPr>
-        <w:t>inline</w:t>
-      </w:r>
-      <w:proofErr w:type="spellEnd"/>
-      <w:r>
-        <w:rPr>
-          <w:rFonts w:cstheme="minorBidi"/>
-          <w:szCs w:val="20"/>
-        </w:rPr>
-        <w:t xml:space="preserve"> with Boeck study</w:t>
+        <w:t>These results are inline with Boeck study</w:t>
       </w:r>
     </w:p>
     <w:p>
@@ -19823,15 +18824,7 @@
         </w:numPr>
       </w:pPr>
       <w:r>
-        <w:t xml:space="preserve">Since we don’t know the distribution of </w:t>
-      </w:r>
-      <w:proofErr w:type="spellStart"/>
-      <w:r>
-        <w:t>followup</w:t>
-      </w:r>
-      <w:proofErr w:type="spellEnd"/>
-      <w:r>
-        <w:t xml:space="preserve"> time, we take an average: t = (1+46)/2=28.5 </w:t>
+        <w:t xml:space="preserve">Since we don’t know the distribution of followup time, we take an average: t = (1+46)/2=28.5 </w:t>
       </w:r>
     </w:p>
     <w:p>
@@ -19855,23 +18848,7 @@
         </w:numPr>
       </w:pPr>
       <w:r>
-        <w:t>-</w:t>
-      </w:r>
-      <w:proofErr w:type="gramStart"/>
-      <w:r>
-        <w:t>log(</w:t>
-      </w:r>
-      <w:proofErr w:type="gramEnd"/>
-      <w:r>
-        <w:t>1- 14%)/28.5 =    0.53% men and -</w:t>
-      </w:r>
-      <w:proofErr w:type="gramStart"/>
-      <w:r>
-        <w:t>log(</w:t>
-      </w:r>
-      <w:proofErr w:type="gramEnd"/>
-      <w:r>
-        <w:t>1- 17%)/28.5 =0.65% women</w:t>
+        <w:t>-log(1- 14%)/28.5 =    0.53% men and -log(1- 17%)/28.5 =0.65% women</w:t>
       </w:r>
     </w:p>
     <w:p>
@@ -19907,15 +18884,7 @@
         <w:t xml:space="preserve">Rate = </w:t>
       </w:r>
       <w:r>
-        <w:t>-</w:t>
-      </w:r>
-      <w:proofErr w:type="gramStart"/>
-      <w:r>
-        <w:t>log(</w:t>
-      </w:r>
-      <w:proofErr w:type="gramEnd"/>
-      <w:r>
-        <w:t>1-0.136)/</w:t>
+        <w:t>-log(1-0.136)/</w:t>
       </w:r>
       <w:r>
         <w:t>2</w:t>
@@ -19927,15 +18896,7 @@
         <w:t xml:space="preserve"> = 0.73% men and </w:t>
       </w:r>
       <w:r>
-        <w:t>-</w:t>
-      </w:r>
-      <w:proofErr w:type="gramStart"/>
-      <w:r>
-        <w:t>log(</w:t>
-      </w:r>
-      <w:proofErr w:type="gramEnd"/>
-      <w:r>
-        <w:t>1-0.076)/30</w:t>
+        <w:t>-log(1-0.076)/30</w:t>
       </w:r>
       <w:r>
         <w:t xml:space="preserve"> = 0.39% women</w:t>
@@ -20060,55 +19021,7 @@
           <w:color w:val="A02B93" w:themeColor="accent5"/>
           <w:u w:val="single"/>
         </w:rPr>
-        <w:t>-</w:t>
-      </w:r>
-      <w:proofErr w:type="gramStart"/>
-      <w:r>
-        <w:rPr>
-          <w:color w:val="A02B93" w:themeColor="accent5"/>
-          <w:u w:val="single"/>
-        </w:rPr>
-        <w:t>log(</w:t>
-      </w:r>
-      <w:proofErr w:type="gramEnd"/>
-      <w:r>
-        <w:rPr>
-          <w:color w:val="A02B93" w:themeColor="accent5"/>
-          <w:u w:val="single"/>
-        </w:rPr>
-        <w:t xml:space="preserve">1- 0.094)/14.5= 0.68% for </w:t>
-      </w:r>
-      <w:proofErr w:type="gramStart"/>
-      <w:r>
-        <w:rPr>
-          <w:color w:val="A02B93" w:themeColor="accent5"/>
-          <w:u w:val="single"/>
-        </w:rPr>
-        <w:t>men  &amp;</w:t>
-      </w:r>
-      <w:proofErr w:type="gramEnd"/>
-      <w:r>
-        <w:rPr>
-          <w:color w:val="A02B93" w:themeColor="accent5"/>
-          <w:u w:val="single"/>
-        </w:rPr>
-        <w:t xml:space="preserve"> -</w:t>
-      </w:r>
-      <w:proofErr w:type="gramStart"/>
-      <w:r>
-        <w:rPr>
-          <w:color w:val="A02B93" w:themeColor="accent5"/>
-          <w:u w:val="single"/>
-        </w:rPr>
-        <w:t>log(</w:t>
-      </w:r>
-      <w:proofErr w:type="gramEnd"/>
-      <w:r>
-        <w:rPr>
-          <w:color w:val="A02B93" w:themeColor="accent5"/>
-          <w:u w:val="single"/>
-        </w:rPr>
-        <w:t>1- 0.05)/14.5= 0.35% for women</w:t>
+        <w:t>-log(1- 0.094)/14.5= 0.68% for men  &amp; -log(1- 0.05)/14.5= 0.35% for women</w:t>
       </w:r>
       <w:r>
         <w:rPr>
@@ -20191,6 +19104,686 @@
         </w:rPr>
         <w:t>this is potentially different based on stage of infection (shorter delay for symptomatic stages compared to asymptomatic)</w:t>
       </w:r>
+    </w:p>
+    <w:p>
+      <w:pPr>
+        <w:rPr>
+          <w:rFonts w:cstheme="minorBidi"/>
+          <w:szCs w:val="20"/>
+        </w:rPr>
+      </w:pPr>
+    </w:p>
+    <w:p>
+      <w:pPr>
+        <w:rPr>
+          <w:rFonts w:cstheme="minorBidi"/>
+          <w:szCs w:val="20"/>
+        </w:rPr>
+      </w:pPr>
+    </w:p>
+    <w:p>
+      <w:pPr>
+        <w:pStyle w:val="Heading1"/>
+      </w:pPr>
+      <w:r>
+        <w:t>Revised logic for modeling symptomatic testing in primary and secondary syphilis</w:t>
+      </w:r>
+    </w:p>
+    <w:p>
+      <w:pPr>
+        <w:rPr>
+          <w:rFonts w:cstheme="minorBidi"/>
+          <w:szCs w:val="20"/>
+        </w:rPr>
+      </w:pPr>
+      <w:r>
+        <w:rPr>
+          <w:rFonts w:cstheme="minorBidi"/>
+          <w:szCs w:val="20"/>
+        </w:rPr>
+        <w:t>Issue</w:t>
+      </w:r>
+      <w:r>
+        <w:rPr>
+          <w:rFonts w:cstheme="minorBidi"/>
+          <w:szCs w:val="20"/>
+        </w:rPr>
+        <w:t xml:space="preserve">: </w:t>
+      </w:r>
+      <w:r>
+        <w:rPr>
+          <w:rFonts w:cstheme="minorBidi"/>
+          <w:szCs w:val="20"/>
+        </w:rPr>
+        <w:t>In the current model, a single parameter represents “proportion symptomatic and seeking care.” This conflates symptom occurrence with care-seeking. As a result, individuals without symptoms (who would typically be classified as latent—early or late—if detected via screening) may be misclassified as primary or secondary simply because they were diagnosed, leading to stage misclassification.</w:t>
+      </w:r>
+    </w:p>
+    <w:p>
+      <w:pPr>
+        <w:rPr>
+          <w:rFonts w:cstheme="minorBidi"/>
+          <w:szCs w:val="20"/>
+        </w:rPr>
+      </w:pPr>
+      <w:r>
+        <w:rPr>
+          <w:rFonts w:cstheme="minorBidi"/>
+          <w:b/>
+          <w:bCs/>
+          <w:szCs w:val="20"/>
+        </w:rPr>
+        <w:t>Proposed solution</w:t>
+      </w:r>
+      <w:r>
+        <w:rPr>
+          <w:rFonts w:cstheme="minorBidi"/>
+          <w:b/>
+          <w:bCs/>
+          <w:szCs w:val="20"/>
+        </w:rPr>
+        <w:t xml:space="preserve">: </w:t>
+      </w:r>
+      <w:r>
+        <w:rPr>
+          <w:rFonts w:cstheme="minorBidi"/>
+          <w:szCs w:val="20"/>
+        </w:rPr>
+        <w:t>Decouple “being symptomatic” from “seeking care.” Introduce two parameter families by stage:</w:t>
+      </w:r>
+    </w:p>
+    <w:p>
+      <w:pPr>
+        <w:pStyle w:val="ListParagraph"/>
+        <w:numPr>
+          <w:ilvl w:val="0"/>
+          <w:numId w:val="49"/>
+        </w:numPr>
+        <w:rPr>
+          <w:rFonts w:cstheme="minorBidi"/>
+          <w:b/>
+          <w:bCs/>
+          <w:i/>
+          <w:iCs/>
+          <w:szCs w:val="20"/>
+        </w:rPr>
+      </w:pPr>
+      <w:r>
+        <w:rPr>
+          <w:rFonts w:cstheme="minorBidi"/>
+          <w:b/>
+          <w:bCs/>
+          <w:i/>
+          <w:iCs/>
+          <w:szCs w:val="20"/>
+        </w:rPr>
+        <w:t>Proportion symptomatic in primary and secondary stages</w:t>
+      </w:r>
+    </w:p>
+    <w:p>
+      <w:pPr>
+        <w:pStyle w:val="ListParagraph"/>
+        <w:numPr>
+          <w:ilvl w:val="0"/>
+          <w:numId w:val="49"/>
+        </w:numPr>
+        <w:rPr>
+          <w:rFonts w:cstheme="minorBidi"/>
+          <w:b/>
+          <w:bCs/>
+          <w:i/>
+          <w:iCs/>
+          <w:szCs w:val="20"/>
+        </w:rPr>
+      </w:pPr>
+      <w:r>
+        <w:rPr>
+          <w:rFonts w:cstheme="minorBidi"/>
+          <w:b/>
+          <w:bCs/>
+          <w:i/>
+          <w:iCs/>
+          <w:szCs w:val="20"/>
+        </w:rPr>
+        <w:t>Probability of seeking care given symptomatic in primary and secondary stages</w:t>
+      </w:r>
+    </w:p>
+    <w:p>
+      <w:pPr>
+        <w:rPr>
+          <w:rFonts w:cstheme="minorBidi"/>
+          <w:szCs w:val="20"/>
+        </w:rPr>
+      </w:pPr>
+      <w:r>
+        <w:rPr>
+          <w:rFonts w:cstheme="minorBidi"/>
+          <w:szCs w:val="20"/>
+        </w:rPr>
+        <w:t>This allows some primary/secondary diagnoses to be correctly reclassified as early latent when individuals are asymptomatic and detected via routine screening.</w:t>
+      </w:r>
+    </w:p>
+    <w:p>
+      <w:pPr>
+        <w:rPr>
+          <w:rFonts w:cstheme="minorBidi"/>
+          <w:b/>
+          <w:bCs/>
+          <w:szCs w:val="20"/>
+        </w:rPr>
+      </w:pPr>
+      <w:r>
+        <w:rPr>
+          <w:rFonts w:cstheme="minorBidi"/>
+          <w:b/>
+          <w:bCs/>
+          <w:szCs w:val="20"/>
+        </w:rPr>
+        <w:t>Parameterization</w:t>
+      </w:r>
+    </w:p>
+    <w:p>
+      <w:pPr>
+        <w:pStyle w:val="ListParagraph"/>
+        <w:numPr>
+          <w:ilvl w:val="0"/>
+          <w:numId w:val="52"/>
+        </w:numPr>
+        <w:rPr>
+          <w:rFonts w:cstheme="minorBidi"/>
+          <w:szCs w:val="20"/>
+        </w:rPr>
+      </w:pPr>
+      <w:r>
+        <w:rPr>
+          <w:rFonts w:cstheme="minorBidi"/>
+          <w:szCs w:val="20"/>
+        </w:rPr>
+        <w:t>Proportion symptomatic (by stage)</w:t>
+      </w:r>
+    </w:p>
+    <w:p>
+      <w:pPr>
+        <w:pStyle w:val="ListParagraph"/>
+        <w:numPr>
+          <w:ilvl w:val="1"/>
+          <w:numId w:val="52"/>
+        </w:numPr>
+        <w:rPr>
+          <w:rFonts w:cstheme="minorBidi"/>
+          <w:szCs w:val="20"/>
+        </w:rPr>
+      </w:pPr>
+      <w:r>
+        <w:rPr>
+          <w:rFonts w:cstheme="minorBidi"/>
+          <w:szCs w:val="20"/>
+        </w:rPr>
+        <w:t>Primary stage:</w:t>
+      </w:r>
+      <w:r>
+        <w:rPr>
+          <w:rFonts w:cstheme="minorBidi"/>
+          <w:szCs w:val="20"/>
+        </w:rPr>
+        <w:t xml:space="preserve"> </w:t>
+      </w:r>
+      <w:r>
+        <w:rPr>
+          <w:rFonts w:cstheme="minorBidi"/>
+          <w:szCs w:val="20"/>
+        </w:rPr>
+        <w:t>Stratify by population: MSM, women, heterosexual men.</w:t>
+      </w:r>
+    </w:p>
+    <w:p>
+      <w:pPr>
+        <w:pStyle w:val="ListParagraph"/>
+        <w:rPr>
+          <w:rFonts w:cstheme="minorBidi"/>
+          <w:szCs w:val="20"/>
+        </w:rPr>
+      </w:pPr>
+    </w:p>
+    <w:p>
+      <w:pPr>
+        <w:pStyle w:val="ListParagraph"/>
+        <w:numPr>
+          <w:ilvl w:val="1"/>
+          <w:numId w:val="52"/>
+        </w:numPr>
+        <w:rPr>
+          <w:rFonts w:cstheme="minorBidi"/>
+          <w:szCs w:val="20"/>
+        </w:rPr>
+      </w:pPr>
+      <w:r>
+        <w:rPr>
+          <w:rFonts w:cstheme="minorBidi"/>
+          <w:szCs w:val="20"/>
+        </w:rPr>
+        <w:t>Prior for MSM: Use empirical estimates from PrEP-clinic cohorts with incident syphilis (e.g., 25% symptomatic in primary; 16% in secondary). We will set 25% as the prior for MSM in primary.</w:t>
+      </w:r>
+    </w:p>
+    <w:p>
+      <w:pPr>
+        <w:pStyle w:val="ListParagraph"/>
+        <w:numPr>
+          <w:ilvl w:val="1"/>
+          <w:numId w:val="52"/>
+        </w:numPr>
+        <w:rPr>
+          <w:rFonts w:cstheme="minorBidi"/>
+          <w:szCs w:val="20"/>
+        </w:rPr>
+      </w:pPr>
+      <w:r>
+        <w:rPr>
+          <w:rFonts w:cstheme="minorBidi"/>
+          <w:szCs w:val="20"/>
+        </w:rPr>
+        <w:t xml:space="preserve">Priors for women and heterosexual men: Scale the MSM prior using observed surveillance ratios of primary diagnoses to all </w:t>
+      </w:r>
+      <w:r>
+        <w:rPr>
+          <w:rFonts w:cstheme="minorBidi"/>
+          <w:szCs w:val="20"/>
+        </w:rPr>
+        <w:t>PS</w:t>
+      </w:r>
+      <w:r>
+        <w:rPr>
+          <w:rFonts w:cstheme="minorBidi"/>
+          <w:szCs w:val="20"/>
+        </w:rPr>
+        <w:t xml:space="preserve"> diagnoses within each group.</w:t>
+      </w:r>
+    </w:p>
+    <w:p>
+      <w:pPr>
+        <w:pStyle w:val="ListParagraph"/>
+        <w:numPr>
+          <w:ilvl w:val="1"/>
+          <w:numId w:val="52"/>
+        </w:numPr>
+        <w:rPr>
+          <w:rFonts w:cstheme="minorBidi"/>
+          <w:szCs w:val="20"/>
+        </w:rPr>
+      </w:pPr>
+      <w:r>
+        <w:rPr>
+          <w:rFonts w:cstheme="minorBidi"/>
+          <w:szCs w:val="20"/>
+        </w:rPr>
+        <w:t>Let ratio_group = (primary diagnoses) / (primary + secondary diagnoses) for that group.</w:t>
+      </w:r>
+    </w:p>
+    <w:p>
+      <w:pPr>
+        <w:pStyle w:val="ListParagraph"/>
+        <w:numPr>
+          <w:ilvl w:val="1"/>
+          <w:numId w:val="52"/>
+        </w:numPr>
+        <w:rPr>
+          <w:rFonts w:cstheme="minorBidi"/>
+          <w:szCs w:val="20"/>
+        </w:rPr>
+      </w:pPr>
+      <w:r>
+        <w:rPr>
+          <w:rFonts w:cstheme="minorBidi"/>
+          <w:szCs w:val="20"/>
+        </w:rPr>
+        <w:t>Prior_primary_symptomatic_group = Prior_primary_symptomatic_MSM × (ratio_group / ratio_MSM).</w:t>
+      </w:r>
+    </w:p>
+    <w:p>
+      <w:pPr>
+        <w:pStyle w:val="ListParagraph"/>
+        <w:numPr>
+          <w:ilvl w:val="1"/>
+          <w:numId w:val="52"/>
+        </w:numPr>
+        <w:rPr>
+          <w:rFonts w:cstheme="minorBidi"/>
+          <w:szCs w:val="20"/>
+        </w:rPr>
+      </w:pPr>
+      <w:r>
+        <w:rPr>
+          <w:rFonts w:cstheme="minorBidi"/>
+          <w:szCs w:val="20"/>
+        </w:rPr>
+        <w:t xml:space="preserve">Rationale: Groups with a </w:t>
+      </w:r>
+      <w:r>
+        <w:rPr>
+          <w:rFonts w:cstheme="minorBidi"/>
+          <w:szCs w:val="20"/>
+        </w:rPr>
+        <w:t>lower</w:t>
+      </w:r>
+      <w:r>
+        <w:rPr>
+          <w:rFonts w:cstheme="minorBidi"/>
+          <w:szCs w:val="20"/>
+        </w:rPr>
+        <w:t xml:space="preserve"> </w:t>
+      </w:r>
+      <w:r>
+        <w:rPr>
+          <w:rFonts w:cstheme="minorBidi"/>
+          <w:szCs w:val="20"/>
+        </w:rPr>
+        <w:t xml:space="preserve">share of primary (vs. secondary) diagnoses are assumed to have a </w:t>
+      </w:r>
+      <w:r>
+        <w:rPr>
+          <w:rFonts w:cstheme="minorBidi"/>
+          <w:szCs w:val="20"/>
+        </w:rPr>
+        <w:t>lower</w:t>
+      </w:r>
+      <w:r>
+        <w:rPr>
+          <w:rFonts w:cstheme="minorBidi"/>
+          <w:szCs w:val="20"/>
+        </w:rPr>
+        <w:t xml:space="preserve"> probability of being symptomatic in primary relative to MSM.</w:t>
+      </w:r>
+    </w:p>
+    <w:p>
+      <w:pPr>
+        <w:pStyle w:val="ListParagraph"/>
+        <w:numPr>
+          <w:ilvl w:val="2"/>
+          <w:numId w:val="52"/>
+        </w:numPr>
+        <w:rPr>
+          <w:rFonts w:cstheme="minorBidi"/>
+          <w:szCs w:val="20"/>
+          <w:highlight w:val="yellow"/>
+        </w:rPr>
+      </w:pPr>
+      <w:r>
+        <w:rPr>
+          <w:rFonts w:cstheme="minorBidi"/>
+          <w:b/>
+          <w:bCs/>
+          <w:szCs w:val="20"/>
+          <w:highlight w:val="yellow"/>
+        </w:rPr>
+        <w:t xml:space="preserve">Is this </w:t>
+      </w:r>
+      <w:r>
+        <w:rPr>
+          <w:rFonts w:cstheme="minorBidi"/>
+          <w:b/>
+          <w:bCs/>
+          <w:szCs w:val="20"/>
+          <w:highlight w:val="yellow"/>
+        </w:rPr>
+        <w:t>(ratio_</w:t>
+      </w:r>
+      <w:r>
+        <w:rPr>
+          <w:rFonts w:cstheme="minorBidi"/>
+          <w:b/>
+          <w:bCs/>
+          <w:szCs w:val="20"/>
+          <w:highlight w:val="yellow"/>
+        </w:rPr>
+        <w:t>female</w:t>
+      </w:r>
+      <w:r>
+        <w:rPr>
+          <w:rFonts w:cstheme="minorBidi"/>
+          <w:b/>
+          <w:bCs/>
+          <w:szCs w:val="20"/>
+          <w:highlight w:val="yellow"/>
+        </w:rPr>
+        <w:t xml:space="preserve"> / ratio_MSM)</w:t>
+      </w:r>
+      <w:r>
+        <w:rPr>
+          <w:rFonts w:cstheme="minorBidi"/>
+          <w:b/>
+          <w:bCs/>
+          <w:szCs w:val="20"/>
+          <w:highlight w:val="yellow"/>
+        </w:rPr>
+        <w:t xml:space="preserve"> </w:t>
+      </w:r>
+      <w:r>
+        <w:rPr>
+          <w:rFonts w:cstheme="minorBidi"/>
+          <w:b/>
+          <w:bCs/>
+          <w:szCs w:val="20"/>
+          <w:highlight w:val="yellow"/>
+        </w:rPr>
+        <w:t xml:space="preserve">= 0.66 </w:t>
+      </w:r>
+      <w:r>
+        <w:rPr>
+          <w:rFonts w:cstheme="minorBidi"/>
+          <w:szCs w:val="20"/>
+          <w:highlight w:val="yellow"/>
+        </w:rPr>
+        <w:t>(this also aligns with the Clinical observation that more women are asymptomatic in the primary stage compared to men)</w:t>
+      </w:r>
+      <w:r>
+        <w:rPr>
+          <w:rFonts w:cstheme="minorBidi"/>
+          <w:szCs w:val="20"/>
+          <w:highlight w:val="yellow"/>
+        </w:rPr>
+        <w:t xml:space="preserve"> &gt; see </w:t>
+      </w:r>
+      <w:r>
+        <w:rPr>
+          <w:rFonts w:cstheme="minorBidi"/>
+          <w:szCs w:val="20"/>
+        </w:rPr>
+        <w:t>input_prop_symp_primary</w:t>
+      </w:r>
+      <w:r>
+        <w:rPr>
+          <w:rFonts w:cstheme="minorBidi"/>
+          <w:szCs w:val="20"/>
+        </w:rPr>
+        <w:t>.R</w:t>
+      </w:r>
+    </w:p>
+    <w:p>
+      <w:pPr>
+        <w:pStyle w:val="ListParagraph"/>
+        <w:ind w:left="2160"/>
+        <w:rPr>
+          <w:rFonts w:cstheme="minorBidi"/>
+          <w:szCs w:val="20"/>
+        </w:rPr>
+      </w:pPr>
+    </w:p>
+    <w:p>
+      <w:pPr>
+        <w:pStyle w:val="ListParagraph"/>
+        <w:numPr>
+          <w:ilvl w:val="0"/>
+          <w:numId w:val="52"/>
+        </w:numPr>
+        <w:rPr>
+          <w:rFonts w:cstheme="minorBidi"/>
+          <w:szCs w:val="20"/>
+        </w:rPr>
+      </w:pPr>
+      <w:r>
+        <w:rPr>
+          <w:rFonts w:cstheme="minorBidi"/>
+          <w:szCs w:val="20"/>
+        </w:rPr>
+        <w:t>Secondary stage:</w:t>
+      </w:r>
+    </w:p>
+    <w:p>
+      <w:pPr>
+        <w:pStyle w:val="ListParagraph"/>
+        <w:numPr>
+          <w:ilvl w:val="1"/>
+          <w:numId w:val="52"/>
+        </w:numPr>
+        <w:rPr>
+          <w:rFonts w:cstheme="minorBidi"/>
+          <w:szCs w:val="20"/>
+        </w:rPr>
+      </w:pPr>
+      <w:r>
+        <w:rPr>
+          <w:rFonts w:cstheme="minorBidi"/>
+          <w:szCs w:val="20"/>
+        </w:rPr>
+        <w:t>Assumption: Proportion symptomatic is similar across groups (does not vary by sex or race). Use the literature-based prior (e.g., ~16%) uniformly unless group-specific data become available.</w:t>
+      </w:r>
+    </w:p>
+    <w:p>
+      <w:pPr>
+        <w:pStyle w:val="ListParagraph"/>
+        <w:rPr>
+          <w:rFonts w:cstheme="minorBidi"/>
+          <w:szCs w:val="20"/>
+        </w:rPr>
+      </w:pPr>
+    </w:p>
+    <w:p>
+      <w:pPr>
+        <w:pStyle w:val="ListParagraph"/>
+        <w:numPr>
+          <w:ilvl w:val="0"/>
+          <w:numId w:val="52"/>
+        </w:numPr>
+        <w:rPr>
+          <w:rFonts w:cstheme="minorBidi"/>
+          <w:szCs w:val="20"/>
+        </w:rPr>
+      </w:pPr>
+      <w:r>
+        <w:rPr>
+          <w:rFonts w:cstheme="minorBidi"/>
+          <w:szCs w:val="20"/>
+        </w:rPr>
+        <w:t>Probability of seeking care if symptomatic (by stage)</w:t>
+      </w:r>
+      <w:r>
+        <w:rPr>
+          <w:rFonts w:cstheme="minorBidi"/>
+          <w:szCs w:val="20"/>
+        </w:rPr>
+        <w:t xml:space="preserve">: </w:t>
+      </w:r>
+      <w:r>
+        <w:rPr>
+          <w:rFonts w:cstheme="minorBidi"/>
+          <w:szCs w:val="20"/>
+        </w:rPr>
+        <w:t xml:space="preserve">Model the conditional probability of care-seeking among those symptomatic, separated by sex and by race/ethnicity (and by stage if evidence supports </w:t>
+      </w:r>
+      <w:r>
+        <w:rPr>
+          <w:rFonts w:cstheme="minorBidi"/>
+          <w:szCs w:val="20"/>
+        </w:rPr>
+        <w:lastRenderedPageBreak/>
+        <w:t>differences).</w:t>
+      </w:r>
+      <w:r>
+        <w:rPr>
+          <w:rFonts w:cstheme="minorBidi"/>
+          <w:szCs w:val="20"/>
+        </w:rPr>
+        <w:t xml:space="preserve"> </w:t>
+      </w:r>
+      <w:r>
+        <w:rPr>
+          <w:rFonts w:cstheme="minorBidi"/>
+          <w:szCs w:val="20"/>
+        </w:rPr>
+        <w:t>This reflects differential access, health-seeking behaviors, and structural barriers, independent of symptom occurrence.</w:t>
+      </w:r>
+    </w:p>
+    <w:p>
+      <w:pPr>
+        <w:rPr>
+          <w:rFonts w:cstheme="minorBidi"/>
+          <w:szCs w:val="20"/>
+        </w:rPr>
+      </w:pPr>
+      <w:r>
+        <w:rPr>
+          <w:rFonts w:cstheme="minorBidi"/>
+          <w:szCs w:val="20"/>
+        </w:rPr>
+        <w:t>Implementation notes</w:t>
+      </w:r>
+    </w:p>
+    <w:p>
+      <w:pPr>
+        <w:rPr>
+          <w:rFonts w:cstheme="minorBidi"/>
+          <w:szCs w:val="20"/>
+        </w:rPr>
+      </w:pPr>
+      <w:r>
+        <w:rPr>
+          <w:rFonts w:cstheme="minorBidi"/>
+          <w:szCs w:val="20"/>
+        </w:rPr>
+        <w:t>Diagnosis pathways:</w:t>
+      </w:r>
+    </w:p>
+    <w:p>
+      <w:pPr>
+        <w:rPr>
+          <w:rFonts w:cstheme="minorBidi"/>
+          <w:szCs w:val="20"/>
+        </w:rPr>
+      </w:pPr>
+      <w:r>
+        <w:rPr>
+          <w:rFonts w:cstheme="minorBidi"/>
+          <w:szCs w:val="20"/>
+        </w:rPr>
+        <w:t>Symptomatic pathway: Symptomatic → seek care with probability p_seek(stage, group) → tested → stage-specific diagnosis (primary or secondary).</w:t>
+      </w:r>
+    </w:p>
+    <w:p>
+      <w:pPr>
+        <w:rPr>
+          <w:rFonts w:cstheme="minorBidi"/>
+          <w:szCs w:val="20"/>
+        </w:rPr>
+      </w:pPr>
+      <w:r>
+        <w:rPr>
+          <w:rFonts w:cstheme="minorBidi"/>
+          <w:szCs w:val="20"/>
+        </w:rPr>
+        <w:t>Asymptomatic pathway: Asymptomatic → may be diagnosed via routine screening (e.g., PrEP care, prenatal care, outreach). If diagnosed without symptoms, classify as early latent (or late latent if exposure &gt;12 months) rather than primary/secondary.</w:t>
+      </w:r>
+    </w:p>
+    <w:p>
+      <w:pPr>
+        <w:pStyle w:val="ListParagraph"/>
+        <w:numPr>
+          <w:ilvl w:val="2"/>
+          <w:numId w:val="8"/>
+        </w:numPr>
+        <w:rPr>
+          <w:rFonts w:cstheme="minorBidi"/>
+          <w:szCs w:val="20"/>
+        </w:rPr>
+      </w:pPr>
       <w:r>
         <w:rPr>
           <w:rFonts w:cstheme="minorBidi"/>
@@ -21784,6 +21377,119 @@
     </w:lvl>
   </w:abstractNum>
   <w:abstractNum w:abstractNumId="2" w15:restartNumberingAfterBreak="0">
+    <w:nsid w:val="01D905FA"/>
+    <w:multiLevelType w:val="multilevel"/>
+    <w:tmpl w:val="F4EA5928"/>
+    <w:lvl w:ilvl="0">
+      <w:start w:val="1"/>
+      <w:numFmt w:val="decimal"/>
+      <w:lvlText w:val="%1."/>
+      <w:lvlJc w:val="left"/>
+      <w:pPr>
+        <w:tabs>
+          <w:tab w:val="num" w:pos="720"/>
+        </w:tabs>
+        <w:ind w:left="720" w:hanging="360"/>
+      </w:pPr>
+    </w:lvl>
+    <w:lvl w:ilvl="1" w:tentative="1">
+      <w:start w:val="1"/>
+      <w:numFmt w:val="decimal"/>
+      <w:lvlText w:val="%2."/>
+      <w:lvlJc w:val="left"/>
+      <w:pPr>
+        <w:tabs>
+          <w:tab w:val="num" w:pos="1440"/>
+        </w:tabs>
+        <w:ind w:left="1440" w:hanging="360"/>
+      </w:pPr>
+    </w:lvl>
+    <w:lvl w:ilvl="2" w:tentative="1">
+      <w:start w:val="1"/>
+      <w:numFmt w:val="decimal"/>
+      <w:lvlText w:val="%3."/>
+      <w:lvlJc w:val="left"/>
+      <w:pPr>
+        <w:tabs>
+          <w:tab w:val="num" w:pos="2160"/>
+        </w:tabs>
+        <w:ind w:left="2160" w:hanging="360"/>
+      </w:pPr>
+    </w:lvl>
+    <w:lvl w:ilvl="3" w:tentative="1">
+      <w:start w:val="1"/>
+      <w:numFmt w:val="decimal"/>
+      <w:lvlText w:val="%4."/>
+      <w:lvlJc w:val="left"/>
+      <w:pPr>
+        <w:tabs>
+          <w:tab w:val="num" w:pos="2880"/>
+        </w:tabs>
+        <w:ind w:left="2880" w:hanging="360"/>
+      </w:pPr>
+    </w:lvl>
+    <w:lvl w:ilvl="4" w:tentative="1">
+      <w:start w:val="1"/>
+      <w:numFmt w:val="decimal"/>
+      <w:lvlText w:val="%5."/>
+      <w:lvlJc w:val="left"/>
+      <w:pPr>
+        <w:tabs>
+          <w:tab w:val="num" w:pos="3600"/>
+        </w:tabs>
+        <w:ind w:left="3600" w:hanging="360"/>
+      </w:pPr>
+    </w:lvl>
+    <w:lvl w:ilvl="5" w:tentative="1">
+      <w:start w:val="1"/>
+      <w:numFmt w:val="decimal"/>
+      <w:lvlText w:val="%6."/>
+      <w:lvlJc w:val="left"/>
+      <w:pPr>
+        <w:tabs>
+          <w:tab w:val="num" w:pos="4320"/>
+        </w:tabs>
+        <w:ind w:left="4320" w:hanging="360"/>
+      </w:pPr>
+    </w:lvl>
+    <w:lvl w:ilvl="6" w:tentative="1">
+      <w:start w:val="1"/>
+      <w:numFmt w:val="decimal"/>
+      <w:lvlText w:val="%7."/>
+      <w:lvlJc w:val="left"/>
+      <w:pPr>
+        <w:tabs>
+          <w:tab w:val="num" w:pos="5040"/>
+        </w:tabs>
+        <w:ind w:left="5040" w:hanging="360"/>
+      </w:pPr>
+    </w:lvl>
+    <w:lvl w:ilvl="7" w:tentative="1">
+      <w:start w:val="1"/>
+      <w:numFmt w:val="decimal"/>
+      <w:lvlText w:val="%8."/>
+      <w:lvlJc w:val="left"/>
+      <w:pPr>
+        <w:tabs>
+          <w:tab w:val="num" w:pos="5760"/>
+        </w:tabs>
+        <w:ind w:left="5760" w:hanging="360"/>
+      </w:pPr>
+    </w:lvl>
+    <w:lvl w:ilvl="8" w:tentative="1">
+      <w:start w:val="1"/>
+      <w:numFmt w:val="decimal"/>
+      <w:lvlText w:val="%9."/>
+      <w:lvlJc w:val="left"/>
+      <w:pPr>
+        <w:tabs>
+          <w:tab w:val="num" w:pos="6480"/>
+        </w:tabs>
+        <w:ind w:left="6480" w:hanging="360"/>
+      </w:pPr>
+    </w:lvl>
+  </w:abstractNum>
+  <w:abstractNum w:abstractNumId="3" w15:restartNumberingAfterBreak="0">
     <w:nsid w:val="06EC3F70"/>
     <w:multiLevelType w:val="multilevel"/>
     <w:tmpl w:val="0409001D"/>
@@ -21870,7 +21576,269 @@
       </w:pPr>
     </w:lvl>
   </w:abstractNum>
-  <w:abstractNum w:abstractNumId="3" w15:restartNumberingAfterBreak="0">
+  <w:abstractNum w:abstractNumId="4" w15:restartNumberingAfterBreak="0">
+    <w:nsid w:val="07F15AE6"/>
+    <w:multiLevelType w:val="multilevel"/>
+    <w:tmpl w:val="DF4E503C"/>
+    <w:lvl w:ilvl="0">
+      <w:start w:val="1"/>
+      <w:numFmt w:val="bullet"/>
+      <w:lvlText w:val=""/>
+      <w:lvlJc w:val="left"/>
+      <w:pPr>
+        <w:tabs>
+          <w:tab w:val="num" w:pos="720"/>
+        </w:tabs>
+        <w:ind w:left="720" w:hanging="360"/>
+      </w:pPr>
+      <w:rPr>
+        <w:rFonts w:ascii="Symbol" w:hAnsi="Symbol" w:hint="default"/>
+        <w:sz w:val="20"/>
+      </w:rPr>
+    </w:lvl>
+    <w:lvl w:ilvl="1" w:tentative="1">
+      <w:start w:val="1"/>
+      <w:numFmt w:val="bullet"/>
+      <w:lvlText w:val="o"/>
+      <w:lvlJc w:val="left"/>
+      <w:pPr>
+        <w:tabs>
+          <w:tab w:val="num" w:pos="1440"/>
+        </w:tabs>
+        <w:ind w:left="1440" w:hanging="360"/>
+      </w:pPr>
+      <w:rPr>
+        <w:rFonts w:ascii="Courier New" w:hAnsi="Courier New" w:hint="default"/>
+        <w:sz w:val="20"/>
+      </w:rPr>
+    </w:lvl>
+    <w:lvl w:ilvl="2" w:tentative="1">
+      <w:start w:val="1"/>
+      <w:numFmt w:val="bullet"/>
+      <w:lvlText w:val=""/>
+      <w:lvlJc w:val="left"/>
+      <w:pPr>
+        <w:tabs>
+          <w:tab w:val="num" w:pos="2160"/>
+        </w:tabs>
+        <w:ind w:left="2160" w:hanging="360"/>
+      </w:pPr>
+      <w:rPr>
+        <w:rFonts w:ascii="Wingdings" w:hAnsi="Wingdings" w:hint="default"/>
+        <w:sz w:val="20"/>
+      </w:rPr>
+    </w:lvl>
+    <w:lvl w:ilvl="3" w:tentative="1">
+      <w:start w:val="1"/>
+      <w:numFmt w:val="bullet"/>
+      <w:lvlText w:val=""/>
+      <w:lvlJc w:val="left"/>
+      <w:pPr>
+        <w:tabs>
+          <w:tab w:val="num" w:pos="2880"/>
+        </w:tabs>
+        <w:ind w:left="2880" w:hanging="360"/>
+      </w:pPr>
+      <w:rPr>
+        <w:rFonts w:ascii="Wingdings" w:hAnsi="Wingdings" w:hint="default"/>
+        <w:sz w:val="20"/>
+      </w:rPr>
+    </w:lvl>
+    <w:lvl w:ilvl="4" w:tentative="1">
+      <w:start w:val="1"/>
+      <w:numFmt w:val="bullet"/>
+      <w:lvlText w:val=""/>
+      <w:lvlJc w:val="left"/>
+      <w:pPr>
+        <w:tabs>
+          <w:tab w:val="num" w:pos="3600"/>
+        </w:tabs>
+        <w:ind w:left="3600" w:hanging="360"/>
+      </w:pPr>
+      <w:rPr>
+        <w:rFonts w:ascii="Wingdings" w:hAnsi="Wingdings" w:hint="default"/>
+        <w:sz w:val="20"/>
+      </w:rPr>
+    </w:lvl>
+    <w:lvl w:ilvl="5" w:tentative="1">
+      <w:start w:val="1"/>
+      <w:numFmt w:val="bullet"/>
+      <w:lvlText w:val=""/>
+      <w:lvlJc w:val="left"/>
+      <w:pPr>
+        <w:tabs>
+          <w:tab w:val="num" w:pos="4320"/>
+        </w:tabs>
+        <w:ind w:left="4320" w:hanging="360"/>
+      </w:pPr>
+      <w:rPr>
+        <w:rFonts w:ascii="Wingdings" w:hAnsi="Wingdings" w:hint="default"/>
+        <w:sz w:val="20"/>
+      </w:rPr>
+    </w:lvl>
+    <w:lvl w:ilvl="6" w:tentative="1">
+      <w:start w:val="1"/>
+      <w:numFmt w:val="bullet"/>
+      <w:lvlText w:val=""/>
+      <w:lvlJc w:val="left"/>
+      <w:pPr>
+        <w:tabs>
+          <w:tab w:val="num" w:pos="5040"/>
+        </w:tabs>
+        <w:ind w:left="5040" w:hanging="360"/>
+      </w:pPr>
+      <w:rPr>
+        <w:rFonts w:ascii="Wingdings" w:hAnsi="Wingdings" w:hint="default"/>
+        <w:sz w:val="20"/>
+      </w:rPr>
+    </w:lvl>
+    <w:lvl w:ilvl="7" w:tentative="1">
+      <w:start w:val="1"/>
+      <w:numFmt w:val="bullet"/>
+      <w:lvlText w:val=""/>
+      <w:lvlJc w:val="left"/>
+      <w:pPr>
+        <w:tabs>
+          <w:tab w:val="num" w:pos="5760"/>
+        </w:tabs>
+        <w:ind w:left="5760" w:hanging="360"/>
+      </w:pPr>
+      <w:rPr>
+        <w:rFonts w:ascii="Wingdings" w:hAnsi="Wingdings" w:hint="default"/>
+        <w:sz w:val="20"/>
+      </w:rPr>
+    </w:lvl>
+    <w:lvl w:ilvl="8" w:tentative="1">
+      <w:start w:val="1"/>
+      <w:numFmt w:val="bullet"/>
+      <w:lvlText w:val=""/>
+      <w:lvlJc w:val="left"/>
+      <w:pPr>
+        <w:tabs>
+          <w:tab w:val="num" w:pos="6480"/>
+        </w:tabs>
+        <w:ind w:left="6480" w:hanging="360"/>
+      </w:pPr>
+      <w:rPr>
+        <w:rFonts w:ascii="Wingdings" w:hAnsi="Wingdings" w:hint="default"/>
+        <w:sz w:val="20"/>
+      </w:rPr>
+    </w:lvl>
+  </w:abstractNum>
+  <w:abstractNum w:abstractNumId="5" w15:restartNumberingAfterBreak="0">
+    <w:nsid w:val="09CC7746"/>
+    <w:multiLevelType w:val="hybridMultilevel"/>
+    <w:tmpl w:val="FB34A434"/>
+    <w:lvl w:ilvl="0" w:tplc="E6BEAC2E">
+      <w:start w:val="1"/>
+      <w:numFmt w:val="bullet"/>
+      <w:lvlText w:val="–"/>
+      <w:lvlJc w:val="left"/>
+      <w:pPr>
+        <w:ind w:left="720" w:hanging="360"/>
+      </w:pPr>
+      <w:rPr>
+        <w:rFonts w:ascii="Arial" w:hAnsi="Arial" w:hint="default"/>
+      </w:rPr>
+    </w:lvl>
+    <w:lvl w:ilvl="1" w:tplc="04090003" w:tentative="1">
+      <w:start w:val="1"/>
+      <w:numFmt w:val="bullet"/>
+      <w:lvlText w:val="o"/>
+      <w:lvlJc w:val="left"/>
+      <w:pPr>
+        <w:ind w:left="1440" w:hanging="360"/>
+      </w:pPr>
+      <w:rPr>
+        <w:rFonts w:ascii="Courier New" w:hAnsi="Courier New" w:hint="default"/>
+      </w:rPr>
+    </w:lvl>
+    <w:lvl w:ilvl="2" w:tplc="04090005" w:tentative="1">
+      <w:start w:val="1"/>
+      <w:numFmt w:val="bullet"/>
+      <w:lvlText w:val=""/>
+      <w:lvlJc w:val="left"/>
+      <w:pPr>
+        <w:ind w:left="2160" w:hanging="360"/>
+      </w:pPr>
+      <w:rPr>
+        <w:rFonts w:ascii="Wingdings" w:hAnsi="Wingdings" w:hint="default"/>
+      </w:rPr>
+    </w:lvl>
+    <w:lvl w:ilvl="3" w:tplc="04090001" w:tentative="1">
+      <w:start w:val="1"/>
+      <w:numFmt w:val="bullet"/>
+      <w:lvlText w:val=""/>
+      <w:lvlJc w:val="left"/>
+      <w:pPr>
+        <w:ind w:left="2880" w:hanging="360"/>
+      </w:pPr>
+      <w:rPr>
+        <w:rFonts w:ascii="Symbol" w:hAnsi="Symbol" w:hint="default"/>
+      </w:rPr>
+    </w:lvl>
+    <w:lvl w:ilvl="4" w:tplc="04090003" w:tentative="1">
+      <w:start w:val="1"/>
+      <w:numFmt w:val="bullet"/>
+      <w:lvlText w:val="o"/>
+      <w:lvlJc w:val="left"/>
+      <w:pPr>
+        <w:ind w:left="3600" w:hanging="360"/>
+      </w:pPr>
+      <w:rPr>
+        <w:rFonts w:ascii="Courier New" w:hAnsi="Courier New" w:hint="default"/>
+      </w:rPr>
+    </w:lvl>
+    <w:lvl w:ilvl="5" w:tplc="04090005" w:tentative="1">
+      <w:start w:val="1"/>
+      <w:numFmt w:val="bullet"/>
+      <w:lvlText w:val=""/>
+      <w:lvlJc w:val="left"/>
+      <w:pPr>
+        <w:ind w:left="4320" w:hanging="360"/>
+      </w:pPr>
+      <w:rPr>
+        <w:rFonts w:ascii="Wingdings" w:hAnsi="Wingdings" w:hint="default"/>
+      </w:rPr>
+    </w:lvl>
+    <w:lvl w:ilvl="6" w:tplc="04090001" w:tentative="1">
+      <w:start w:val="1"/>
+      <w:numFmt w:val="bullet"/>
+      <w:lvlText w:val=""/>
+      <w:lvlJc w:val="left"/>
+      <w:pPr>
+        <w:ind w:left="5040" w:hanging="360"/>
+      </w:pPr>
+      <w:rPr>
+        <w:rFonts w:ascii="Symbol" w:hAnsi="Symbol" w:hint="default"/>
+      </w:rPr>
+    </w:lvl>
+    <w:lvl w:ilvl="7" w:tplc="04090003" w:tentative="1">
+      <w:start w:val="1"/>
+      <w:numFmt w:val="bullet"/>
+      <w:lvlText w:val="o"/>
+      <w:lvlJc w:val="left"/>
+      <w:pPr>
+        <w:ind w:left="5760" w:hanging="360"/>
+      </w:pPr>
+      <w:rPr>
+        <w:rFonts w:ascii="Courier New" w:hAnsi="Courier New" w:hint="default"/>
+      </w:rPr>
+    </w:lvl>
+    <w:lvl w:ilvl="8" w:tplc="04090005" w:tentative="1">
+      <w:start w:val="1"/>
+      <w:numFmt w:val="bullet"/>
+      <w:lvlText w:val=""/>
+      <w:lvlJc w:val="left"/>
+      <w:pPr>
+        <w:ind w:left="6480" w:hanging="360"/>
+      </w:pPr>
+      <w:rPr>
+        <w:rFonts w:ascii="Wingdings" w:hAnsi="Wingdings" w:hint="default"/>
+      </w:rPr>
+    </w:lvl>
+  </w:abstractNum>
+  <w:abstractNum w:abstractNumId="6" w15:restartNumberingAfterBreak="0">
     <w:nsid w:val="0BFD1795"/>
     <w:multiLevelType w:val="hybridMultilevel"/>
     <w:tmpl w:val="E93C6AF6"/>
@@ -21983,7 +21951,7 @@
       </w:rPr>
     </w:lvl>
   </w:abstractNum>
-  <w:abstractNum w:abstractNumId="4" w15:restartNumberingAfterBreak="0">
+  <w:abstractNum w:abstractNumId="7" w15:restartNumberingAfterBreak="0">
     <w:nsid w:val="0D855D36"/>
     <w:multiLevelType w:val="multilevel"/>
     <w:tmpl w:val="452C0224"/>
@@ -22099,7 +22067,7 @@
       </w:rPr>
     </w:lvl>
   </w:abstractNum>
-  <w:abstractNum w:abstractNumId="5" w15:restartNumberingAfterBreak="0">
+  <w:abstractNum w:abstractNumId="8" w15:restartNumberingAfterBreak="0">
     <w:nsid w:val="112E457F"/>
     <w:multiLevelType w:val="hybridMultilevel"/>
     <w:tmpl w:val="B4F46542"/>
@@ -22212,7 +22180,7 @@
       </w:rPr>
     </w:lvl>
   </w:abstractNum>
-  <w:abstractNum w:abstractNumId="6" w15:restartNumberingAfterBreak="0">
+  <w:abstractNum w:abstractNumId="9" w15:restartNumberingAfterBreak="0">
     <w:nsid w:val="195C1646"/>
     <w:multiLevelType w:val="hybridMultilevel"/>
     <w:tmpl w:val="3E301A8E"/>
@@ -22325,7 +22293,7 @@
       </w:rPr>
     </w:lvl>
   </w:abstractNum>
-  <w:abstractNum w:abstractNumId="7" w15:restartNumberingAfterBreak="0">
+  <w:abstractNum w:abstractNumId="10" w15:restartNumberingAfterBreak="0">
     <w:nsid w:val="19A57A91"/>
     <w:multiLevelType w:val="multilevel"/>
     <w:tmpl w:val="1854D52E"/>
@@ -22438,7 +22406,7 @@
       </w:rPr>
     </w:lvl>
   </w:abstractNum>
-  <w:abstractNum w:abstractNumId="8" w15:restartNumberingAfterBreak="0">
+  <w:abstractNum w:abstractNumId="11" w15:restartNumberingAfterBreak="0">
     <w:nsid w:val="1B1E105E"/>
     <w:multiLevelType w:val="multilevel"/>
     <w:tmpl w:val="3898A8FA"/>
@@ -22524,7 +22492,7 @@
       </w:pPr>
     </w:lvl>
   </w:abstractNum>
-  <w:abstractNum w:abstractNumId="9" w15:restartNumberingAfterBreak="0">
+  <w:abstractNum w:abstractNumId="12" w15:restartNumberingAfterBreak="0">
     <w:nsid w:val="1F84435C"/>
     <w:multiLevelType w:val="hybridMultilevel"/>
     <w:tmpl w:val="A424A194"/>
@@ -22637,7 +22605,7 @@
       </w:rPr>
     </w:lvl>
   </w:abstractNum>
-  <w:abstractNum w:abstractNumId="10" w15:restartNumberingAfterBreak="0">
+  <w:abstractNum w:abstractNumId="13" w15:restartNumberingAfterBreak="0">
     <w:nsid w:val="1FE2510F"/>
     <w:multiLevelType w:val="multilevel"/>
     <w:tmpl w:val="0409001D"/>
@@ -22724,7 +22692,7 @@
       </w:pPr>
     </w:lvl>
   </w:abstractNum>
-  <w:abstractNum w:abstractNumId="11" w15:restartNumberingAfterBreak="0">
+  <w:abstractNum w:abstractNumId="14" w15:restartNumberingAfterBreak="0">
     <w:nsid w:val="20756D3F"/>
     <w:multiLevelType w:val="hybridMultilevel"/>
     <w:tmpl w:val="96F22E2E"/>
@@ -22837,7 +22805,7 @@
       </w:rPr>
     </w:lvl>
   </w:abstractNum>
-  <w:abstractNum w:abstractNumId="12" w15:restartNumberingAfterBreak="0">
+  <w:abstractNum w:abstractNumId="15" w15:restartNumberingAfterBreak="0">
     <w:nsid w:val="20CF6780"/>
     <w:multiLevelType w:val="hybridMultilevel"/>
     <w:tmpl w:val="AD30B5EE"/>
@@ -22950,7 +22918,7 @@
       </w:rPr>
     </w:lvl>
   </w:abstractNum>
-  <w:abstractNum w:abstractNumId="13" w15:restartNumberingAfterBreak="0">
+  <w:abstractNum w:abstractNumId="16" w15:restartNumberingAfterBreak="0">
     <w:nsid w:val="22251CB9"/>
     <w:multiLevelType w:val="hybridMultilevel"/>
     <w:tmpl w:val="31C82112"/>
@@ -23063,7 +23031,7 @@
       </w:rPr>
     </w:lvl>
   </w:abstractNum>
-  <w:abstractNum w:abstractNumId="14" w15:restartNumberingAfterBreak="0">
+  <w:abstractNum w:abstractNumId="17" w15:restartNumberingAfterBreak="0">
     <w:nsid w:val="294F7D0A"/>
     <w:multiLevelType w:val="multilevel"/>
     <w:tmpl w:val="0409001D"/>
@@ -23150,7 +23118,156 @@
       </w:pPr>
     </w:lvl>
   </w:abstractNum>
-  <w:abstractNum w:abstractNumId="15" w15:restartNumberingAfterBreak="0">
+  <w:abstractNum w:abstractNumId="18" w15:restartNumberingAfterBreak="0">
+    <w:nsid w:val="2AFC3B14"/>
+    <w:multiLevelType w:val="multilevel"/>
+    <w:tmpl w:val="4EE6459E"/>
+    <w:lvl w:ilvl="0">
+      <w:start w:val="1"/>
+      <w:numFmt w:val="bullet"/>
+      <w:lvlText w:val=""/>
+      <w:lvlJc w:val="left"/>
+      <w:pPr>
+        <w:tabs>
+          <w:tab w:val="num" w:pos="720"/>
+        </w:tabs>
+        <w:ind w:left="720" w:hanging="360"/>
+      </w:pPr>
+      <w:rPr>
+        <w:rFonts w:ascii="Symbol" w:hAnsi="Symbol" w:hint="default"/>
+        <w:sz w:val="20"/>
+      </w:rPr>
+    </w:lvl>
+    <w:lvl w:ilvl="1">
+      <w:start w:val="1"/>
+      <w:numFmt w:val="bullet"/>
+      <w:lvlText w:val="o"/>
+      <w:lvlJc w:val="left"/>
+      <w:pPr>
+        <w:tabs>
+          <w:tab w:val="num" w:pos="1440"/>
+        </w:tabs>
+        <w:ind w:left="1440" w:hanging="360"/>
+      </w:pPr>
+      <w:rPr>
+        <w:rFonts w:ascii="Courier New" w:hAnsi="Courier New" w:hint="default"/>
+        <w:sz w:val="20"/>
+      </w:rPr>
+    </w:lvl>
+    <w:lvl w:ilvl="2" w:tentative="1">
+      <w:start w:val="1"/>
+      <w:numFmt w:val="bullet"/>
+      <w:lvlText w:val=""/>
+      <w:lvlJc w:val="left"/>
+      <w:pPr>
+        <w:tabs>
+          <w:tab w:val="num" w:pos="2160"/>
+        </w:tabs>
+        <w:ind w:left="2160" w:hanging="360"/>
+      </w:pPr>
+      <w:rPr>
+        <w:rFonts w:ascii="Wingdings" w:hAnsi="Wingdings" w:hint="default"/>
+        <w:sz w:val="20"/>
+      </w:rPr>
+    </w:lvl>
+    <w:lvl w:ilvl="3" w:tentative="1">
+      <w:start w:val="1"/>
+      <w:numFmt w:val="bullet"/>
+      <w:lvlText w:val=""/>
+      <w:lvlJc w:val="left"/>
+      <w:pPr>
+        <w:tabs>
+          <w:tab w:val="num" w:pos="2880"/>
+        </w:tabs>
+        <w:ind w:left="2880" w:hanging="360"/>
+      </w:pPr>
+      <w:rPr>
+        <w:rFonts w:ascii="Wingdings" w:hAnsi="Wingdings" w:hint="default"/>
+        <w:sz w:val="20"/>
+      </w:rPr>
+    </w:lvl>
+    <w:lvl w:ilvl="4" w:tentative="1">
+      <w:start w:val="1"/>
+      <w:numFmt w:val="bullet"/>
+      <w:lvlText w:val=""/>
+      <w:lvlJc w:val="left"/>
+      <w:pPr>
+        <w:tabs>
+          <w:tab w:val="num" w:pos="3600"/>
+        </w:tabs>
+        <w:ind w:left="3600" w:hanging="360"/>
+      </w:pPr>
+      <w:rPr>
+        <w:rFonts w:ascii="Wingdings" w:hAnsi="Wingdings" w:hint="default"/>
+        <w:sz w:val="20"/>
+      </w:rPr>
+    </w:lvl>
+    <w:lvl w:ilvl="5" w:tentative="1">
+      <w:start w:val="1"/>
+      <w:numFmt w:val="bullet"/>
+      <w:lvlText w:val=""/>
+      <w:lvlJc w:val="left"/>
+      <w:pPr>
+        <w:tabs>
+          <w:tab w:val="num" w:pos="4320"/>
+        </w:tabs>
+        <w:ind w:left="4320" w:hanging="360"/>
+      </w:pPr>
+      <w:rPr>
+        <w:rFonts w:ascii="Wingdings" w:hAnsi="Wingdings" w:hint="default"/>
+        <w:sz w:val="20"/>
+      </w:rPr>
+    </w:lvl>
+    <w:lvl w:ilvl="6" w:tentative="1">
+      <w:start w:val="1"/>
+      <w:numFmt w:val="bullet"/>
+      <w:lvlText w:val=""/>
+      <w:lvlJc w:val="left"/>
+      <w:pPr>
+        <w:tabs>
+          <w:tab w:val="num" w:pos="5040"/>
+        </w:tabs>
+        <w:ind w:left="5040" w:hanging="360"/>
+      </w:pPr>
+      <w:rPr>
+        <w:rFonts w:ascii="Wingdings" w:hAnsi="Wingdings" w:hint="default"/>
+        <w:sz w:val="20"/>
+      </w:rPr>
+    </w:lvl>
+    <w:lvl w:ilvl="7" w:tentative="1">
+      <w:start w:val="1"/>
+      <w:numFmt w:val="bullet"/>
+      <w:lvlText w:val=""/>
+      <w:lvlJc w:val="left"/>
+      <w:pPr>
+        <w:tabs>
+          <w:tab w:val="num" w:pos="5760"/>
+        </w:tabs>
+        <w:ind w:left="5760" w:hanging="360"/>
+      </w:pPr>
+      <w:rPr>
+        <w:rFonts w:ascii="Wingdings" w:hAnsi="Wingdings" w:hint="default"/>
+        <w:sz w:val="20"/>
+      </w:rPr>
+    </w:lvl>
+    <w:lvl w:ilvl="8" w:tentative="1">
+      <w:start w:val="1"/>
+      <w:numFmt w:val="bullet"/>
+      <w:lvlText w:val=""/>
+      <w:lvlJc w:val="left"/>
+      <w:pPr>
+        <w:tabs>
+          <w:tab w:val="num" w:pos="6480"/>
+        </w:tabs>
+        <w:ind w:left="6480" w:hanging="360"/>
+      </w:pPr>
+      <w:rPr>
+        <w:rFonts w:ascii="Wingdings" w:hAnsi="Wingdings" w:hint="default"/>
+        <w:sz w:val="20"/>
+      </w:rPr>
+    </w:lvl>
+  </w:abstractNum>
+  <w:abstractNum w:abstractNumId="19" w15:restartNumberingAfterBreak="0">
     <w:nsid w:val="2DBF2BAF"/>
     <w:multiLevelType w:val="hybridMultilevel"/>
     <w:tmpl w:val="46A0DE9E"/>
@@ -23263,7 +23380,7 @@
       </w:rPr>
     </w:lvl>
   </w:abstractNum>
-  <w:abstractNum w:abstractNumId="16" w15:restartNumberingAfterBreak="0">
+  <w:abstractNum w:abstractNumId="20" w15:restartNumberingAfterBreak="0">
     <w:nsid w:val="2ED84766"/>
     <w:multiLevelType w:val="multilevel"/>
     <w:tmpl w:val="9FA0388C"/>
@@ -23376,7 +23493,7 @@
       </w:rPr>
     </w:lvl>
   </w:abstractNum>
-  <w:abstractNum w:abstractNumId="17" w15:restartNumberingAfterBreak="0">
+  <w:abstractNum w:abstractNumId="21" w15:restartNumberingAfterBreak="0">
     <w:nsid w:val="31537648"/>
     <w:multiLevelType w:val="hybridMultilevel"/>
     <w:tmpl w:val="E6CA6BBE"/>
@@ -23489,7 +23606,7 @@
       </w:rPr>
     </w:lvl>
   </w:abstractNum>
-  <w:abstractNum w:abstractNumId="18" w15:restartNumberingAfterBreak="0">
+  <w:abstractNum w:abstractNumId="22" w15:restartNumberingAfterBreak="0">
     <w:nsid w:val="33E92B5C"/>
     <w:multiLevelType w:val="hybridMultilevel"/>
     <w:tmpl w:val="90A0C998"/>
@@ -23602,10 +23719,10 @@
       </w:rPr>
     </w:lvl>
   </w:abstractNum>
-  <w:abstractNum w:abstractNumId="19" w15:restartNumberingAfterBreak="0">
+  <w:abstractNum w:abstractNumId="23" w15:restartNumberingAfterBreak="0">
     <w:nsid w:val="34822775"/>
     <w:multiLevelType w:val="multilevel"/>
-    <w:tmpl w:val="D578E7B4"/>
+    <w:tmpl w:val="76E4631C"/>
     <w:lvl w:ilvl="0">
       <w:start w:val="1"/>
       <w:numFmt w:val="bullet"/>
@@ -23638,10 +23755,155 @@
         <w:sz w:val="20"/>
       </w:rPr>
     </w:lvl>
-    <w:lvl w:ilvl="2" w:tentative="1">
+    <w:lvl w:ilvl="2">
+      <w:start w:val="1"/>
+      <w:numFmt w:val="decimal"/>
+      <w:lvlText w:val="%3-"/>
+      <w:lvlJc w:val="left"/>
+      <w:pPr>
+        <w:ind w:left="2160" w:hanging="360"/>
+      </w:pPr>
+      <w:rPr>
+        <w:rFonts w:hint="default"/>
+      </w:rPr>
+    </w:lvl>
+    <w:lvl w:ilvl="3">
       <w:start w:val="1"/>
       <w:numFmt w:val="bullet"/>
       <w:lvlText w:val=""/>
+      <w:lvlJc w:val="left"/>
+      <w:pPr>
+        <w:tabs>
+          <w:tab w:val="num" w:pos="2880"/>
+        </w:tabs>
+        <w:ind w:left="2880" w:hanging="360"/>
+      </w:pPr>
+      <w:rPr>
+        <w:rFonts w:ascii="Symbol" w:hAnsi="Symbol" w:hint="default"/>
+        <w:sz w:val="20"/>
+      </w:rPr>
+    </w:lvl>
+    <w:lvl w:ilvl="4" w:tentative="1">
+      <w:start w:val="1"/>
+      <w:numFmt w:val="bullet"/>
+      <w:lvlText w:val=""/>
+      <w:lvlJc w:val="left"/>
+      <w:pPr>
+        <w:tabs>
+          <w:tab w:val="num" w:pos="3600"/>
+        </w:tabs>
+        <w:ind w:left="3600" w:hanging="360"/>
+      </w:pPr>
+      <w:rPr>
+        <w:rFonts w:ascii="Symbol" w:hAnsi="Symbol" w:hint="default"/>
+        <w:sz w:val="20"/>
+      </w:rPr>
+    </w:lvl>
+    <w:lvl w:ilvl="5" w:tentative="1">
+      <w:start w:val="1"/>
+      <w:numFmt w:val="bullet"/>
+      <w:lvlText w:val=""/>
+      <w:lvlJc w:val="left"/>
+      <w:pPr>
+        <w:tabs>
+          <w:tab w:val="num" w:pos="4320"/>
+        </w:tabs>
+        <w:ind w:left="4320" w:hanging="360"/>
+      </w:pPr>
+      <w:rPr>
+        <w:rFonts w:ascii="Symbol" w:hAnsi="Symbol" w:hint="default"/>
+        <w:sz w:val="20"/>
+      </w:rPr>
+    </w:lvl>
+    <w:lvl w:ilvl="6" w:tentative="1">
+      <w:start w:val="1"/>
+      <w:numFmt w:val="bullet"/>
+      <w:lvlText w:val=""/>
+      <w:lvlJc w:val="left"/>
+      <w:pPr>
+        <w:tabs>
+          <w:tab w:val="num" w:pos="5040"/>
+        </w:tabs>
+        <w:ind w:left="5040" w:hanging="360"/>
+      </w:pPr>
+      <w:rPr>
+        <w:rFonts w:ascii="Symbol" w:hAnsi="Symbol" w:hint="default"/>
+        <w:sz w:val="20"/>
+      </w:rPr>
+    </w:lvl>
+    <w:lvl w:ilvl="7" w:tentative="1">
+      <w:start w:val="1"/>
+      <w:numFmt w:val="bullet"/>
+      <w:lvlText w:val=""/>
+      <w:lvlJc w:val="left"/>
+      <w:pPr>
+        <w:tabs>
+          <w:tab w:val="num" w:pos="5760"/>
+        </w:tabs>
+        <w:ind w:left="5760" w:hanging="360"/>
+      </w:pPr>
+      <w:rPr>
+        <w:rFonts w:ascii="Symbol" w:hAnsi="Symbol" w:hint="default"/>
+        <w:sz w:val="20"/>
+      </w:rPr>
+    </w:lvl>
+    <w:lvl w:ilvl="8" w:tentative="1">
+      <w:start w:val="1"/>
+      <w:numFmt w:val="bullet"/>
+      <w:lvlText w:val=""/>
+      <w:lvlJc w:val="left"/>
+      <w:pPr>
+        <w:tabs>
+          <w:tab w:val="num" w:pos="6480"/>
+        </w:tabs>
+        <w:ind w:left="6480" w:hanging="360"/>
+      </w:pPr>
+      <w:rPr>
+        <w:rFonts w:ascii="Symbol" w:hAnsi="Symbol" w:hint="default"/>
+        <w:sz w:val="20"/>
+      </w:rPr>
+    </w:lvl>
+  </w:abstractNum>
+  <w:abstractNum w:abstractNumId="24" w15:restartNumberingAfterBreak="0">
+    <w:nsid w:val="36213DCB"/>
+    <w:multiLevelType w:val="multilevel"/>
+    <w:tmpl w:val="940E5A78"/>
+    <w:lvl w:ilvl="0">
+      <w:start w:val="1"/>
+      <w:numFmt w:val="bullet"/>
+      <w:lvlText w:val=""/>
+      <w:lvlJc w:val="left"/>
+      <w:pPr>
+        <w:tabs>
+          <w:tab w:val="num" w:pos="720"/>
+        </w:tabs>
+        <w:ind w:left="720" w:hanging="360"/>
+      </w:pPr>
+      <w:rPr>
+        <w:rFonts w:ascii="Symbol" w:hAnsi="Symbol" w:hint="default"/>
+        <w:sz w:val="20"/>
+      </w:rPr>
+    </w:lvl>
+    <w:lvl w:ilvl="1">
+      <w:start w:val="1"/>
+      <w:numFmt w:val="bullet"/>
+      <w:lvlText w:val="o"/>
+      <w:lvlJc w:val="left"/>
+      <w:pPr>
+        <w:tabs>
+          <w:tab w:val="num" w:pos="1440"/>
+        </w:tabs>
+        <w:ind w:left="1440" w:hanging="360"/>
+      </w:pPr>
+      <w:rPr>
+        <w:rFonts w:ascii="Courier New" w:hAnsi="Courier New" w:hint="default"/>
+        <w:sz w:val="20"/>
+      </w:rPr>
+    </w:lvl>
+    <w:lvl w:ilvl="2">
+      <w:start w:val="1"/>
+      <w:numFmt w:val="bullet"/>
+      <w:lvlText w:val=""/>
       <w:lvlJc w:val="left"/>
       <w:pPr>
         <w:tabs>
@@ -23650,14 +23912,14 @@
         <w:ind w:left="2160" w:hanging="360"/>
       </w:pPr>
       <w:rPr>
-        <w:rFonts w:ascii="Symbol" w:hAnsi="Symbol" w:hint="default"/>
+        <w:rFonts w:ascii="Wingdings" w:hAnsi="Wingdings" w:hint="default"/>
         <w:sz w:val="20"/>
       </w:rPr>
     </w:lvl>
     <w:lvl w:ilvl="3" w:tentative="1">
       <w:start w:val="1"/>
       <w:numFmt w:val="bullet"/>
-      <w:lvlText w:val=""/>
+      <w:lvlText w:val=""/>
       <w:lvlJc w:val="left"/>
       <w:pPr>
         <w:tabs>
@@ -23666,14 +23928,14 @@
         <w:ind w:left="2880" w:hanging="360"/>
       </w:pPr>
       <w:rPr>
-        <w:rFonts w:ascii="Symbol" w:hAnsi="Symbol" w:hint="default"/>
+        <w:rFonts w:ascii="Wingdings" w:hAnsi="Wingdings" w:hint="default"/>
         <w:sz w:val="20"/>
       </w:rPr>
     </w:lvl>
     <w:lvl w:ilvl="4" w:tentative="1">
       <w:start w:val="1"/>
       <w:numFmt w:val="bullet"/>
-      <w:lvlText w:val=""/>
+      <w:lvlText w:val=""/>
       <w:lvlJc w:val="left"/>
       <w:pPr>
         <w:tabs>
@@ -23682,14 +23944,14 @@
         <w:ind w:left="3600" w:hanging="360"/>
       </w:pPr>
       <w:rPr>
-        <w:rFonts w:ascii="Symbol" w:hAnsi="Symbol" w:hint="default"/>
+        <w:rFonts w:ascii="Wingdings" w:hAnsi="Wingdings" w:hint="default"/>
         <w:sz w:val="20"/>
       </w:rPr>
     </w:lvl>
     <w:lvl w:ilvl="5" w:tentative="1">
       <w:start w:val="1"/>
       <w:numFmt w:val="bullet"/>
-      <w:lvlText w:val=""/>
+      <w:lvlText w:val=""/>
       <w:lvlJc w:val="left"/>
       <w:pPr>
         <w:tabs>
@@ -23698,14 +23960,14 @@
         <w:ind w:left="4320" w:hanging="360"/>
       </w:pPr>
       <w:rPr>
-        <w:rFonts w:ascii="Symbol" w:hAnsi="Symbol" w:hint="default"/>
+        <w:rFonts w:ascii="Wingdings" w:hAnsi="Wingdings" w:hint="default"/>
         <w:sz w:val="20"/>
       </w:rPr>
     </w:lvl>
     <w:lvl w:ilvl="6" w:tentative="1">
       <w:start w:val="1"/>
       <w:numFmt w:val="bullet"/>
-      <w:lvlText w:val=""/>
+      <w:lvlText w:val=""/>
       <w:lvlJc w:val="left"/>
       <w:pPr>
         <w:tabs>
@@ -23714,14 +23976,14 @@
         <w:ind w:left="5040" w:hanging="360"/>
       </w:pPr>
       <w:rPr>
-        <w:rFonts w:ascii="Symbol" w:hAnsi="Symbol" w:hint="default"/>
+        <w:rFonts w:ascii="Wingdings" w:hAnsi="Wingdings" w:hint="default"/>
         <w:sz w:val="20"/>
       </w:rPr>
     </w:lvl>
     <w:lvl w:ilvl="7" w:tentative="1">
       <w:start w:val="1"/>
       <w:numFmt w:val="bullet"/>
-      <w:lvlText w:val=""/>
+      <w:lvlText w:val=""/>
       <w:lvlJc w:val="left"/>
       <w:pPr>
         <w:tabs>
@@ -23730,14 +23992,14 @@
         <w:ind w:left="5760" w:hanging="360"/>
       </w:pPr>
       <w:rPr>
-        <w:rFonts w:ascii="Symbol" w:hAnsi="Symbol" w:hint="default"/>
+        <w:rFonts w:ascii="Wingdings" w:hAnsi="Wingdings" w:hint="default"/>
         <w:sz w:val="20"/>
       </w:rPr>
     </w:lvl>
     <w:lvl w:ilvl="8" w:tentative="1">
       <w:start w:val="1"/>
       <w:numFmt w:val="bullet"/>
-      <w:lvlText w:val=""/>
+      <w:lvlText w:val=""/>
       <w:lvlJc w:val="left"/>
       <w:pPr>
         <w:tabs>
@@ -23746,12 +24008,161 @@
         <w:ind w:left="6480" w:hanging="360"/>
       </w:pPr>
       <w:rPr>
+        <w:rFonts w:ascii="Wingdings" w:hAnsi="Wingdings" w:hint="default"/>
+        <w:sz w:val="20"/>
+      </w:rPr>
+    </w:lvl>
+  </w:abstractNum>
+  <w:abstractNum w:abstractNumId="25" w15:restartNumberingAfterBreak="0">
+    <w:nsid w:val="376442C5"/>
+    <w:multiLevelType w:val="multilevel"/>
+    <w:tmpl w:val="5F0E188A"/>
+    <w:lvl w:ilvl="0">
+      <w:start w:val="1"/>
+      <w:numFmt w:val="bullet"/>
+      <w:lvlText w:val=""/>
+      <w:lvlJc w:val="left"/>
+      <w:pPr>
+        <w:tabs>
+          <w:tab w:val="num" w:pos="720"/>
+        </w:tabs>
+        <w:ind w:left="720" w:hanging="360"/>
+      </w:pPr>
+      <w:rPr>
         <w:rFonts w:ascii="Symbol" w:hAnsi="Symbol" w:hint="default"/>
         <w:sz w:val="20"/>
       </w:rPr>
     </w:lvl>
+    <w:lvl w:ilvl="1" w:tentative="1">
+      <w:start w:val="1"/>
+      <w:numFmt w:val="bullet"/>
+      <w:lvlText w:val="o"/>
+      <w:lvlJc w:val="left"/>
+      <w:pPr>
+        <w:tabs>
+          <w:tab w:val="num" w:pos="1440"/>
+        </w:tabs>
+        <w:ind w:left="1440" w:hanging="360"/>
+      </w:pPr>
+      <w:rPr>
+        <w:rFonts w:ascii="Courier New" w:hAnsi="Courier New" w:hint="default"/>
+        <w:sz w:val="20"/>
+      </w:rPr>
+    </w:lvl>
+    <w:lvl w:ilvl="2" w:tentative="1">
+      <w:start w:val="1"/>
+      <w:numFmt w:val="bullet"/>
+      <w:lvlText w:val=""/>
+      <w:lvlJc w:val="left"/>
+      <w:pPr>
+        <w:tabs>
+          <w:tab w:val="num" w:pos="2160"/>
+        </w:tabs>
+        <w:ind w:left="2160" w:hanging="360"/>
+      </w:pPr>
+      <w:rPr>
+        <w:rFonts w:ascii="Wingdings" w:hAnsi="Wingdings" w:hint="default"/>
+        <w:sz w:val="20"/>
+      </w:rPr>
+    </w:lvl>
+    <w:lvl w:ilvl="3" w:tentative="1">
+      <w:start w:val="1"/>
+      <w:numFmt w:val="bullet"/>
+      <w:lvlText w:val=""/>
+      <w:lvlJc w:val="left"/>
+      <w:pPr>
+        <w:tabs>
+          <w:tab w:val="num" w:pos="2880"/>
+        </w:tabs>
+        <w:ind w:left="2880" w:hanging="360"/>
+      </w:pPr>
+      <w:rPr>
+        <w:rFonts w:ascii="Wingdings" w:hAnsi="Wingdings" w:hint="default"/>
+        <w:sz w:val="20"/>
+      </w:rPr>
+    </w:lvl>
+    <w:lvl w:ilvl="4" w:tentative="1">
+      <w:start w:val="1"/>
+      <w:numFmt w:val="bullet"/>
+      <w:lvlText w:val=""/>
+      <w:lvlJc w:val="left"/>
+      <w:pPr>
+        <w:tabs>
+          <w:tab w:val="num" w:pos="3600"/>
+        </w:tabs>
+        <w:ind w:left="3600" w:hanging="360"/>
+      </w:pPr>
+      <w:rPr>
+        <w:rFonts w:ascii="Wingdings" w:hAnsi="Wingdings" w:hint="default"/>
+        <w:sz w:val="20"/>
+      </w:rPr>
+    </w:lvl>
+    <w:lvl w:ilvl="5" w:tentative="1">
+      <w:start w:val="1"/>
+      <w:numFmt w:val="bullet"/>
+      <w:lvlText w:val=""/>
+      <w:lvlJc w:val="left"/>
+      <w:pPr>
+        <w:tabs>
+          <w:tab w:val="num" w:pos="4320"/>
+        </w:tabs>
+        <w:ind w:left="4320" w:hanging="360"/>
+      </w:pPr>
+      <w:rPr>
+        <w:rFonts w:ascii="Wingdings" w:hAnsi="Wingdings" w:hint="default"/>
+        <w:sz w:val="20"/>
+      </w:rPr>
+    </w:lvl>
+    <w:lvl w:ilvl="6" w:tentative="1">
+      <w:start w:val="1"/>
+      <w:numFmt w:val="bullet"/>
+      <w:lvlText w:val=""/>
+      <w:lvlJc w:val="left"/>
+      <w:pPr>
+        <w:tabs>
+          <w:tab w:val="num" w:pos="5040"/>
+        </w:tabs>
+        <w:ind w:left="5040" w:hanging="360"/>
+      </w:pPr>
+      <w:rPr>
+        <w:rFonts w:ascii="Wingdings" w:hAnsi="Wingdings" w:hint="default"/>
+        <w:sz w:val="20"/>
+      </w:rPr>
+    </w:lvl>
+    <w:lvl w:ilvl="7" w:tentative="1">
+      <w:start w:val="1"/>
+      <w:numFmt w:val="bullet"/>
+      <w:lvlText w:val=""/>
+      <w:lvlJc w:val="left"/>
+      <w:pPr>
+        <w:tabs>
+          <w:tab w:val="num" w:pos="5760"/>
+        </w:tabs>
+        <w:ind w:left="5760" w:hanging="360"/>
+      </w:pPr>
+      <w:rPr>
+        <w:rFonts w:ascii="Wingdings" w:hAnsi="Wingdings" w:hint="default"/>
+        <w:sz w:val="20"/>
+      </w:rPr>
+    </w:lvl>
+    <w:lvl w:ilvl="8" w:tentative="1">
+      <w:start w:val="1"/>
+      <w:numFmt w:val="bullet"/>
+      <w:lvlText w:val=""/>
+      <w:lvlJc w:val="left"/>
+      <w:pPr>
+        <w:tabs>
+          <w:tab w:val="num" w:pos="6480"/>
+        </w:tabs>
+        <w:ind w:left="6480" w:hanging="360"/>
+      </w:pPr>
+      <w:rPr>
+        <w:rFonts w:ascii="Wingdings" w:hAnsi="Wingdings" w:hint="default"/>
+        <w:sz w:val="20"/>
+      </w:rPr>
+    </w:lvl>
   </w:abstractNum>
-  <w:abstractNum w:abstractNumId="20" w15:restartNumberingAfterBreak="0">
+  <w:abstractNum w:abstractNumId="26" w15:restartNumberingAfterBreak="0">
     <w:nsid w:val="3D6A5CF2"/>
     <w:multiLevelType w:val="hybridMultilevel"/>
     <w:tmpl w:val="EBE2F182"/>
@@ -23864,7 +24275,152 @@
       </w:rPr>
     </w:lvl>
   </w:abstractNum>
-  <w:abstractNum w:abstractNumId="21" w15:restartNumberingAfterBreak="0">
+  <w:abstractNum w:abstractNumId="27" w15:restartNumberingAfterBreak="0">
+    <w:nsid w:val="41481A3E"/>
+    <w:multiLevelType w:val="multilevel"/>
+    <w:tmpl w:val="046294DE"/>
+    <w:lvl w:ilvl="0">
+      <w:start w:val="1"/>
+      <w:numFmt w:val="bullet"/>
+      <w:lvlText w:val=""/>
+      <w:lvlJc w:val="left"/>
+      <w:pPr>
+        <w:tabs>
+          <w:tab w:val="num" w:pos="720"/>
+        </w:tabs>
+        <w:ind w:left="720" w:hanging="360"/>
+      </w:pPr>
+      <w:rPr>
+        <w:rFonts w:ascii="Symbol" w:hAnsi="Symbol" w:hint="default"/>
+        <w:sz w:val="20"/>
+      </w:rPr>
+    </w:lvl>
+    <w:lvl w:ilvl="1">
+      <w:start w:val="1"/>
+      <w:numFmt w:val="decimal"/>
+      <w:lvlText w:val="%2."/>
+      <w:lvlJc w:val="left"/>
+      <w:pPr>
+        <w:tabs>
+          <w:tab w:val="num" w:pos="1440"/>
+        </w:tabs>
+        <w:ind w:left="1440" w:hanging="360"/>
+      </w:pPr>
+    </w:lvl>
+    <w:lvl w:ilvl="2" w:tentative="1">
+      <w:start w:val="1"/>
+      <w:numFmt w:val="bullet"/>
+      <w:lvlText w:val=""/>
+      <w:lvlJc w:val="left"/>
+      <w:pPr>
+        <w:tabs>
+          <w:tab w:val="num" w:pos="2160"/>
+        </w:tabs>
+        <w:ind w:left="2160" w:hanging="360"/>
+      </w:pPr>
+      <w:rPr>
+        <w:rFonts w:ascii="Wingdings" w:hAnsi="Wingdings" w:hint="default"/>
+        <w:sz w:val="20"/>
+      </w:rPr>
+    </w:lvl>
+    <w:lvl w:ilvl="3" w:tentative="1">
+      <w:start w:val="1"/>
+      <w:numFmt w:val="bullet"/>
+      <w:lvlText w:val=""/>
+      <w:lvlJc w:val="left"/>
+      <w:pPr>
+        <w:tabs>
+          <w:tab w:val="num" w:pos="2880"/>
+        </w:tabs>
+        <w:ind w:left="2880" w:hanging="360"/>
+      </w:pPr>
+      <w:rPr>
+        <w:rFonts w:ascii="Wingdings" w:hAnsi="Wingdings" w:hint="default"/>
+        <w:sz w:val="20"/>
+      </w:rPr>
+    </w:lvl>
+    <w:lvl w:ilvl="4" w:tentative="1">
+      <w:start w:val="1"/>
+      <w:numFmt w:val="bullet"/>
+      <w:lvlText w:val=""/>
+      <w:lvlJc w:val="left"/>
+      <w:pPr>
+        <w:tabs>
+          <w:tab w:val="num" w:pos="3600"/>
+        </w:tabs>
+        <w:ind w:left="3600" w:hanging="360"/>
+      </w:pPr>
+      <w:rPr>
+        <w:rFonts w:ascii="Wingdings" w:hAnsi="Wingdings" w:hint="default"/>
+        <w:sz w:val="20"/>
+      </w:rPr>
+    </w:lvl>
+    <w:lvl w:ilvl="5" w:tentative="1">
+      <w:start w:val="1"/>
+      <w:numFmt w:val="bullet"/>
+      <w:lvlText w:val=""/>
+      <w:lvlJc w:val="left"/>
+      <w:pPr>
+        <w:tabs>
+          <w:tab w:val="num" w:pos="4320"/>
+        </w:tabs>
+        <w:ind w:left="4320" w:hanging="360"/>
+      </w:pPr>
+      <w:rPr>
+        <w:rFonts w:ascii="Wingdings" w:hAnsi="Wingdings" w:hint="default"/>
+        <w:sz w:val="20"/>
+      </w:rPr>
+    </w:lvl>
+    <w:lvl w:ilvl="6" w:tentative="1">
+      <w:start w:val="1"/>
+      <w:numFmt w:val="bullet"/>
+      <w:lvlText w:val=""/>
+      <w:lvlJc w:val="left"/>
+      <w:pPr>
+        <w:tabs>
+          <w:tab w:val="num" w:pos="5040"/>
+        </w:tabs>
+        <w:ind w:left="5040" w:hanging="360"/>
+      </w:pPr>
+      <w:rPr>
+        <w:rFonts w:ascii="Wingdings" w:hAnsi="Wingdings" w:hint="default"/>
+        <w:sz w:val="20"/>
+      </w:rPr>
+    </w:lvl>
+    <w:lvl w:ilvl="7" w:tentative="1">
+      <w:start w:val="1"/>
+      <w:numFmt w:val="bullet"/>
+      <w:lvlText w:val=""/>
+      <w:lvlJc w:val="left"/>
+      <w:pPr>
+        <w:tabs>
+          <w:tab w:val="num" w:pos="5760"/>
+        </w:tabs>
+        <w:ind w:left="5760" w:hanging="360"/>
+      </w:pPr>
+      <w:rPr>
+        <w:rFonts w:ascii="Wingdings" w:hAnsi="Wingdings" w:hint="default"/>
+        <w:sz w:val="20"/>
+      </w:rPr>
+    </w:lvl>
+    <w:lvl w:ilvl="8" w:tentative="1">
+      <w:start w:val="1"/>
+      <w:numFmt w:val="bullet"/>
+      <w:lvlText w:val=""/>
+      <w:lvlJc w:val="left"/>
+      <w:pPr>
+        <w:tabs>
+          <w:tab w:val="num" w:pos="6480"/>
+        </w:tabs>
+        <w:ind w:left="6480" w:hanging="360"/>
+      </w:pPr>
+      <w:rPr>
+        <w:rFonts w:ascii="Wingdings" w:hAnsi="Wingdings" w:hint="default"/>
+        <w:sz w:val="20"/>
+      </w:rPr>
+    </w:lvl>
+  </w:abstractNum>
+  <w:abstractNum w:abstractNumId="28" w15:restartNumberingAfterBreak="0">
     <w:nsid w:val="42B719F3"/>
     <w:multiLevelType w:val="hybridMultilevel"/>
     <w:tmpl w:val="74B6DE06"/>
@@ -23977,7 +24533,7 @@
       </w:rPr>
     </w:lvl>
   </w:abstractNum>
-  <w:abstractNum w:abstractNumId="22" w15:restartNumberingAfterBreak="0">
+  <w:abstractNum w:abstractNumId="29" w15:restartNumberingAfterBreak="0">
     <w:nsid w:val="4854789F"/>
     <w:multiLevelType w:val="hybridMultilevel"/>
     <w:tmpl w:val="DF3A6FA2"/>
@@ -24090,7 +24646,120 @@
       </w:rPr>
     </w:lvl>
   </w:abstractNum>
-  <w:abstractNum w:abstractNumId="23" w15:restartNumberingAfterBreak="0">
+  <w:abstractNum w:abstractNumId="30" w15:restartNumberingAfterBreak="0">
+    <w:nsid w:val="48675783"/>
+    <w:multiLevelType w:val="hybridMultilevel"/>
+    <w:tmpl w:val="29C020E2"/>
+    <w:lvl w:ilvl="0" w:tplc="0409000F">
+      <w:start w:val="1"/>
+      <w:numFmt w:val="decimal"/>
+      <w:lvlText w:val="%1."/>
+      <w:lvlJc w:val="left"/>
+      <w:pPr>
+        <w:ind w:left="720" w:hanging="360"/>
+      </w:pPr>
+      <w:rPr>
+        <w:rFonts w:hint="default"/>
+      </w:rPr>
+    </w:lvl>
+    <w:lvl w:ilvl="1" w:tplc="FFFFFFFF" w:tentative="1">
+      <w:start w:val="1"/>
+      <w:numFmt w:val="bullet"/>
+      <w:lvlText w:val="o"/>
+      <w:lvlJc w:val="left"/>
+      <w:pPr>
+        <w:ind w:left="1440" w:hanging="360"/>
+      </w:pPr>
+      <w:rPr>
+        <w:rFonts w:ascii="Courier New" w:hAnsi="Courier New" w:hint="default"/>
+      </w:rPr>
+    </w:lvl>
+    <w:lvl w:ilvl="2" w:tplc="FFFFFFFF" w:tentative="1">
+      <w:start w:val="1"/>
+      <w:numFmt w:val="bullet"/>
+      <w:lvlText w:val=""/>
+      <w:lvlJc w:val="left"/>
+      <w:pPr>
+        <w:ind w:left="2160" w:hanging="360"/>
+      </w:pPr>
+      <w:rPr>
+        <w:rFonts w:ascii="Wingdings" w:hAnsi="Wingdings" w:hint="default"/>
+      </w:rPr>
+    </w:lvl>
+    <w:lvl w:ilvl="3" w:tplc="FFFFFFFF" w:tentative="1">
+      <w:start w:val="1"/>
+      <w:numFmt w:val="bullet"/>
+      <w:lvlText w:val=""/>
+      <w:lvlJc w:val="left"/>
+      <w:pPr>
+        <w:ind w:left="2880" w:hanging="360"/>
+      </w:pPr>
+      <w:rPr>
+        <w:rFonts w:ascii="Symbol" w:hAnsi="Symbol" w:hint="default"/>
+      </w:rPr>
+    </w:lvl>
+    <w:lvl w:ilvl="4" w:tplc="FFFFFFFF" w:tentative="1">
+      <w:start w:val="1"/>
+      <w:numFmt w:val="bullet"/>
+      <w:lvlText w:val="o"/>
+      <w:lvlJc w:val="left"/>
+      <w:pPr>
+        <w:ind w:left="3600" w:hanging="360"/>
+      </w:pPr>
+      <w:rPr>
+        <w:rFonts w:ascii="Courier New" w:hAnsi="Courier New" w:hint="default"/>
+      </w:rPr>
+    </w:lvl>
+    <w:lvl w:ilvl="5" w:tplc="FFFFFFFF" w:tentative="1">
+      <w:start w:val="1"/>
+      <w:numFmt w:val="bullet"/>
+      <w:lvlText w:val=""/>
+      <w:lvlJc w:val="left"/>
+      <w:pPr>
+        <w:ind w:left="4320" w:hanging="360"/>
+      </w:pPr>
+      <w:rPr>
+        <w:rFonts w:ascii="Wingdings" w:hAnsi="Wingdings" w:hint="default"/>
+      </w:rPr>
+    </w:lvl>
+    <w:lvl w:ilvl="6" w:tplc="FFFFFFFF" w:tentative="1">
+      <w:start w:val="1"/>
+      <w:numFmt w:val="bullet"/>
+      <w:lvlText w:val=""/>
+      <w:lvlJc w:val="left"/>
+      <w:pPr>
+        <w:ind w:left="5040" w:hanging="360"/>
+      </w:pPr>
+      <w:rPr>
+        <w:rFonts w:ascii="Symbol" w:hAnsi="Symbol" w:hint="default"/>
+      </w:rPr>
+    </w:lvl>
+    <w:lvl w:ilvl="7" w:tplc="FFFFFFFF" w:tentative="1">
+      <w:start w:val="1"/>
+      <w:numFmt w:val="bullet"/>
+      <w:lvlText w:val="o"/>
+      <w:lvlJc w:val="left"/>
+      <w:pPr>
+        <w:ind w:left="5760" w:hanging="360"/>
+      </w:pPr>
+      <w:rPr>
+        <w:rFonts w:ascii="Courier New" w:hAnsi="Courier New" w:hint="default"/>
+      </w:rPr>
+    </w:lvl>
+    <w:lvl w:ilvl="8" w:tplc="FFFFFFFF" w:tentative="1">
+      <w:start w:val="1"/>
+      <w:numFmt w:val="bullet"/>
+      <w:lvlText w:val=""/>
+      <w:lvlJc w:val="left"/>
+      <w:pPr>
+        <w:ind w:left="6480" w:hanging="360"/>
+      </w:pPr>
+      <w:rPr>
+        <w:rFonts w:ascii="Wingdings" w:hAnsi="Wingdings" w:hint="default"/>
+      </w:rPr>
+    </w:lvl>
+  </w:abstractNum>
+  <w:abstractNum w:abstractNumId="31" w15:restartNumberingAfterBreak="0">
     <w:nsid w:val="4C257990"/>
     <w:multiLevelType w:val="hybridMultilevel"/>
     <w:tmpl w:val="B43E305C"/>
@@ -24203,7 +24872,120 @@
       </w:rPr>
     </w:lvl>
   </w:abstractNum>
-  <w:abstractNum w:abstractNumId="24" w15:restartNumberingAfterBreak="0">
+  <w:abstractNum w:abstractNumId="32" w15:restartNumberingAfterBreak="0">
+    <w:nsid w:val="4E45750F"/>
+    <w:multiLevelType w:val="hybridMultilevel"/>
+    <w:tmpl w:val="6B086F28"/>
+    <w:lvl w:ilvl="0" w:tplc="0409000B">
+      <w:start w:val="1"/>
+      <w:numFmt w:val="bullet"/>
+      <w:lvlText w:val=""/>
+      <w:lvlJc w:val="left"/>
+      <w:pPr>
+        <w:ind w:left="720" w:hanging="360"/>
+      </w:pPr>
+      <w:rPr>
+        <w:rFonts w:ascii="Wingdings" w:hAnsi="Wingdings" w:hint="default"/>
+      </w:rPr>
+    </w:lvl>
+    <w:lvl w:ilvl="1" w:tplc="FFFFFFFF">
+      <w:start w:val="1"/>
+      <w:numFmt w:val="bullet"/>
+      <w:lvlText w:val="o"/>
+      <w:lvlJc w:val="left"/>
+      <w:pPr>
+        <w:ind w:left="1440" w:hanging="360"/>
+      </w:pPr>
+      <w:rPr>
+        <w:rFonts w:ascii="Courier New" w:hAnsi="Courier New" w:hint="default"/>
+      </w:rPr>
+    </w:lvl>
+    <w:lvl w:ilvl="2" w:tplc="FFFFFFFF">
+      <w:start w:val="1"/>
+      <w:numFmt w:val="bullet"/>
+      <w:lvlText w:val=""/>
+      <w:lvlJc w:val="left"/>
+      <w:pPr>
+        <w:ind w:left="2160" w:hanging="360"/>
+      </w:pPr>
+      <w:rPr>
+        <w:rFonts w:ascii="Wingdings" w:hAnsi="Wingdings" w:hint="default"/>
+      </w:rPr>
+    </w:lvl>
+    <w:lvl w:ilvl="3" w:tplc="FFFFFFFF" w:tentative="1">
+      <w:start w:val="1"/>
+      <w:numFmt w:val="bullet"/>
+      <w:lvlText w:val=""/>
+      <w:lvlJc w:val="left"/>
+      <w:pPr>
+        <w:ind w:left="2880" w:hanging="360"/>
+      </w:pPr>
+      <w:rPr>
+        <w:rFonts w:ascii="Symbol" w:hAnsi="Symbol" w:hint="default"/>
+      </w:rPr>
+    </w:lvl>
+    <w:lvl w:ilvl="4" w:tplc="FFFFFFFF" w:tentative="1">
+      <w:start w:val="1"/>
+      <w:numFmt w:val="bullet"/>
+      <w:lvlText w:val="o"/>
+      <w:lvlJc w:val="left"/>
+      <w:pPr>
+        <w:ind w:left="3600" w:hanging="360"/>
+      </w:pPr>
+      <w:rPr>
+        <w:rFonts w:ascii="Courier New" w:hAnsi="Courier New" w:hint="default"/>
+      </w:rPr>
+    </w:lvl>
+    <w:lvl w:ilvl="5" w:tplc="FFFFFFFF" w:tentative="1">
+      <w:start w:val="1"/>
+      <w:numFmt w:val="bullet"/>
+      <w:lvlText w:val=""/>
+      <w:lvlJc w:val="left"/>
+      <w:pPr>
+        <w:ind w:left="4320" w:hanging="360"/>
+      </w:pPr>
+      <w:rPr>
+        <w:rFonts w:ascii="Wingdings" w:hAnsi="Wingdings" w:hint="default"/>
+      </w:rPr>
+    </w:lvl>
+    <w:lvl w:ilvl="6" w:tplc="FFFFFFFF" w:tentative="1">
+      <w:start w:val="1"/>
+      <w:numFmt w:val="bullet"/>
+      <w:lvlText w:val=""/>
+      <w:lvlJc w:val="left"/>
+      <w:pPr>
+        <w:ind w:left="5040" w:hanging="360"/>
+      </w:pPr>
+      <w:rPr>
+        <w:rFonts w:ascii="Symbol" w:hAnsi="Symbol" w:hint="default"/>
+      </w:rPr>
+    </w:lvl>
+    <w:lvl w:ilvl="7" w:tplc="FFFFFFFF" w:tentative="1">
+      <w:start w:val="1"/>
+      <w:numFmt w:val="bullet"/>
+      <w:lvlText w:val="o"/>
+      <w:lvlJc w:val="left"/>
+      <w:pPr>
+        <w:ind w:left="5760" w:hanging="360"/>
+      </w:pPr>
+      <w:rPr>
+        <w:rFonts w:ascii="Courier New" w:hAnsi="Courier New" w:hint="default"/>
+      </w:rPr>
+    </w:lvl>
+    <w:lvl w:ilvl="8" w:tplc="FFFFFFFF" w:tentative="1">
+      <w:start w:val="1"/>
+      <w:numFmt w:val="bullet"/>
+      <w:lvlText w:val=""/>
+      <w:lvlJc w:val="left"/>
+      <w:pPr>
+        <w:ind w:left="6480" w:hanging="360"/>
+      </w:pPr>
+      <w:rPr>
+        <w:rFonts w:ascii="Wingdings" w:hAnsi="Wingdings" w:hint="default"/>
+      </w:rPr>
+    </w:lvl>
+  </w:abstractNum>
+  <w:abstractNum w:abstractNumId="33" w15:restartNumberingAfterBreak="0">
     <w:nsid w:val="4F2F00B3"/>
     <w:multiLevelType w:val="hybridMultilevel"/>
     <w:tmpl w:val="EE8C2E68"/>
@@ -24316,7 +25098,7 @@
       </w:rPr>
     </w:lvl>
   </w:abstractNum>
-  <w:abstractNum w:abstractNumId="25" w15:restartNumberingAfterBreak="0">
+  <w:abstractNum w:abstractNumId="34" w15:restartNumberingAfterBreak="0">
     <w:nsid w:val="50E65145"/>
     <w:multiLevelType w:val="hybridMultilevel"/>
     <w:tmpl w:val="3B3487E4"/>
@@ -24430,7 +25212,7 @@
       </w:rPr>
     </w:lvl>
   </w:abstractNum>
-  <w:abstractNum w:abstractNumId="26" w15:restartNumberingAfterBreak="0">
+  <w:abstractNum w:abstractNumId="35" w15:restartNumberingAfterBreak="0">
     <w:nsid w:val="52B646A2"/>
     <w:multiLevelType w:val="hybridMultilevel"/>
     <w:tmpl w:val="12301D02"/>
@@ -24543,7 +25325,7 @@
       </w:rPr>
     </w:lvl>
   </w:abstractNum>
-  <w:abstractNum w:abstractNumId="27" w15:restartNumberingAfterBreak="0">
+  <w:abstractNum w:abstractNumId="36" w15:restartNumberingAfterBreak="0">
     <w:nsid w:val="582A0F9F"/>
     <w:multiLevelType w:val="multilevel"/>
     <w:tmpl w:val="4882F0B2"/>
@@ -24664,7 +25446,7 @@
       </w:rPr>
     </w:lvl>
   </w:abstractNum>
-  <w:abstractNum w:abstractNumId="28" w15:restartNumberingAfterBreak="0">
+  <w:abstractNum w:abstractNumId="37" w15:restartNumberingAfterBreak="0">
     <w:nsid w:val="58FC7A18"/>
     <w:multiLevelType w:val="hybridMultilevel"/>
     <w:tmpl w:val="BD20E87C"/>
@@ -24777,7 +25559,7 @@
       </w:rPr>
     </w:lvl>
   </w:abstractNum>
-  <w:abstractNum w:abstractNumId="29" w15:restartNumberingAfterBreak="0">
+  <w:abstractNum w:abstractNumId="38" w15:restartNumberingAfterBreak="0">
     <w:nsid w:val="5ADA141A"/>
     <w:multiLevelType w:val="hybridMultilevel"/>
     <w:tmpl w:val="C87CB544"/>
@@ -24890,7 +25672,7 @@
       </w:rPr>
     </w:lvl>
   </w:abstractNum>
-  <w:abstractNum w:abstractNumId="30" w15:restartNumberingAfterBreak="0">
+  <w:abstractNum w:abstractNumId="39" w15:restartNumberingAfterBreak="0">
     <w:nsid w:val="5BC137FC"/>
     <w:multiLevelType w:val="hybridMultilevel"/>
     <w:tmpl w:val="B60436EA"/>
@@ -25003,7 +25785,7 @@
       </w:rPr>
     </w:lvl>
   </w:abstractNum>
-  <w:abstractNum w:abstractNumId="31" w15:restartNumberingAfterBreak="0">
+  <w:abstractNum w:abstractNumId="40" w15:restartNumberingAfterBreak="0">
     <w:nsid w:val="661E5BDA"/>
     <w:multiLevelType w:val="multilevel"/>
     <w:tmpl w:val="10A4CACA"/>
@@ -25116,7 +25898,120 @@
       </w:pPr>
     </w:lvl>
   </w:abstractNum>
-  <w:abstractNum w:abstractNumId="32" w15:restartNumberingAfterBreak="0">
+  <w:abstractNum w:abstractNumId="41" w15:restartNumberingAfterBreak="0">
+    <w:nsid w:val="6728466E"/>
+    <w:multiLevelType w:val="hybridMultilevel"/>
+    <w:tmpl w:val="6D7EF5B2"/>
+    <w:lvl w:ilvl="0" w:tplc="E6BEAC2E">
+      <w:start w:val="1"/>
+      <w:numFmt w:val="bullet"/>
+      <w:lvlText w:val="–"/>
+      <w:lvlJc w:val="left"/>
+      <w:pPr>
+        <w:ind w:left="720" w:hanging="360"/>
+      </w:pPr>
+      <w:rPr>
+        <w:rFonts w:ascii="Arial" w:hAnsi="Arial" w:hint="default"/>
+      </w:rPr>
+    </w:lvl>
+    <w:lvl w:ilvl="1" w:tplc="04090003" w:tentative="1">
+      <w:start w:val="1"/>
+      <w:numFmt w:val="bullet"/>
+      <w:lvlText w:val="o"/>
+      <w:lvlJc w:val="left"/>
+      <w:pPr>
+        <w:ind w:left="1440" w:hanging="360"/>
+      </w:pPr>
+      <w:rPr>
+        <w:rFonts w:ascii="Courier New" w:hAnsi="Courier New" w:hint="default"/>
+      </w:rPr>
+    </w:lvl>
+    <w:lvl w:ilvl="2" w:tplc="04090005" w:tentative="1">
+      <w:start w:val="1"/>
+      <w:numFmt w:val="bullet"/>
+      <w:lvlText w:val=""/>
+      <w:lvlJc w:val="left"/>
+      <w:pPr>
+        <w:ind w:left="2160" w:hanging="360"/>
+      </w:pPr>
+      <w:rPr>
+        <w:rFonts w:ascii="Wingdings" w:hAnsi="Wingdings" w:hint="default"/>
+      </w:rPr>
+    </w:lvl>
+    <w:lvl w:ilvl="3" w:tplc="04090001" w:tentative="1">
+      <w:start w:val="1"/>
+      <w:numFmt w:val="bullet"/>
+      <w:lvlText w:val=""/>
+      <w:lvlJc w:val="left"/>
+      <w:pPr>
+        <w:ind w:left="2880" w:hanging="360"/>
+      </w:pPr>
+      <w:rPr>
+        <w:rFonts w:ascii="Symbol" w:hAnsi="Symbol" w:hint="default"/>
+      </w:rPr>
+    </w:lvl>
+    <w:lvl w:ilvl="4" w:tplc="04090003" w:tentative="1">
+      <w:start w:val="1"/>
+      <w:numFmt w:val="bullet"/>
+      <w:lvlText w:val="o"/>
+      <w:lvlJc w:val="left"/>
+      <w:pPr>
+        <w:ind w:left="3600" w:hanging="360"/>
+      </w:pPr>
+      <w:rPr>
+        <w:rFonts w:ascii="Courier New" w:hAnsi="Courier New" w:hint="default"/>
+      </w:rPr>
+    </w:lvl>
+    <w:lvl w:ilvl="5" w:tplc="04090005" w:tentative="1">
+      <w:start w:val="1"/>
+      <w:numFmt w:val="bullet"/>
+      <w:lvlText w:val=""/>
+      <w:lvlJc w:val="left"/>
+      <w:pPr>
+        <w:ind w:left="4320" w:hanging="360"/>
+      </w:pPr>
+      <w:rPr>
+        <w:rFonts w:ascii="Wingdings" w:hAnsi="Wingdings" w:hint="default"/>
+      </w:rPr>
+    </w:lvl>
+    <w:lvl w:ilvl="6" w:tplc="04090001" w:tentative="1">
+      <w:start w:val="1"/>
+      <w:numFmt w:val="bullet"/>
+      <w:lvlText w:val=""/>
+      <w:lvlJc w:val="left"/>
+      <w:pPr>
+        <w:ind w:left="5040" w:hanging="360"/>
+      </w:pPr>
+      <w:rPr>
+        <w:rFonts w:ascii="Symbol" w:hAnsi="Symbol" w:hint="default"/>
+      </w:rPr>
+    </w:lvl>
+    <w:lvl w:ilvl="7" w:tplc="04090003" w:tentative="1">
+      <w:start w:val="1"/>
+      <w:numFmt w:val="bullet"/>
+      <w:lvlText w:val="o"/>
+      <w:lvlJc w:val="left"/>
+      <w:pPr>
+        <w:ind w:left="5760" w:hanging="360"/>
+      </w:pPr>
+      <w:rPr>
+        <w:rFonts w:ascii="Courier New" w:hAnsi="Courier New" w:hint="default"/>
+      </w:rPr>
+    </w:lvl>
+    <w:lvl w:ilvl="8" w:tplc="04090005" w:tentative="1">
+      <w:start w:val="1"/>
+      <w:numFmt w:val="bullet"/>
+      <w:lvlText w:val=""/>
+      <w:lvlJc w:val="left"/>
+      <w:pPr>
+        <w:ind w:left="6480" w:hanging="360"/>
+      </w:pPr>
+      <w:rPr>
+        <w:rFonts w:ascii="Wingdings" w:hAnsi="Wingdings" w:hint="default"/>
+      </w:rPr>
+    </w:lvl>
+  </w:abstractNum>
+  <w:abstractNum w:abstractNumId="42" w15:restartNumberingAfterBreak="0">
     <w:nsid w:val="6A290146"/>
     <w:multiLevelType w:val="hybridMultilevel"/>
     <w:tmpl w:val="0DA48A62"/>
@@ -25228,7 +26123,7 @@
       </w:rPr>
     </w:lvl>
   </w:abstractNum>
-  <w:abstractNum w:abstractNumId="33" w15:restartNumberingAfterBreak="0">
+  <w:abstractNum w:abstractNumId="43" w15:restartNumberingAfterBreak="0">
     <w:nsid w:val="6B544A9C"/>
     <w:multiLevelType w:val="multilevel"/>
     <w:tmpl w:val="7840B5DC"/>
@@ -25342,7 +26237,120 @@
       </w:rPr>
     </w:lvl>
   </w:abstractNum>
-  <w:abstractNum w:abstractNumId="34" w15:restartNumberingAfterBreak="0">
+  <w:abstractNum w:abstractNumId="44" w15:restartNumberingAfterBreak="0">
+    <w:nsid w:val="6CE962CE"/>
+    <w:multiLevelType w:val="multilevel"/>
+    <w:tmpl w:val="99DAB0A4"/>
+    <w:lvl w:ilvl="0">
+      <w:start w:val="2"/>
+      <w:numFmt w:val="decimal"/>
+      <w:lvlText w:val="%1."/>
+      <w:lvlJc w:val="left"/>
+      <w:pPr>
+        <w:tabs>
+          <w:tab w:val="num" w:pos="720"/>
+        </w:tabs>
+        <w:ind w:left="720" w:hanging="360"/>
+      </w:pPr>
+    </w:lvl>
+    <w:lvl w:ilvl="1" w:tentative="1">
+      <w:start w:val="1"/>
+      <w:numFmt w:val="decimal"/>
+      <w:lvlText w:val="%2."/>
+      <w:lvlJc w:val="left"/>
+      <w:pPr>
+        <w:tabs>
+          <w:tab w:val="num" w:pos="1440"/>
+        </w:tabs>
+        <w:ind w:left="1440" w:hanging="360"/>
+      </w:pPr>
+    </w:lvl>
+    <w:lvl w:ilvl="2" w:tentative="1">
+      <w:start w:val="1"/>
+      <w:numFmt w:val="decimal"/>
+      <w:lvlText w:val="%3."/>
+      <w:lvlJc w:val="left"/>
+      <w:pPr>
+        <w:tabs>
+          <w:tab w:val="num" w:pos="2160"/>
+        </w:tabs>
+        <w:ind w:left="2160" w:hanging="360"/>
+      </w:pPr>
+    </w:lvl>
+    <w:lvl w:ilvl="3" w:tentative="1">
+      <w:start w:val="1"/>
+      <w:numFmt w:val="decimal"/>
+      <w:lvlText w:val="%4."/>
+      <w:lvlJc w:val="left"/>
+      <w:pPr>
+        <w:tabs>
+          <w:tab w:val="num" w:pos="2880"/>
+        </w:tabs>
+        <w:ind w:left="2880" w:hanging="360"/>
+      </w:pPr>
+    </w:lvl>
+    <w:lvl w:ilvl="4" w:tentative="1">
+      <w:start w:val="1"/>
+      <w:numFmt w:val="decimal"/>
+      <w:lvlText w:val="%5."/>
+      <w:lvlJc w:val="left"/>
+      <w:pPr>
+        <w:tabs>
+          <w:tab w:val="num" w:pos="3600"/>
+        </w:tabs>
+        <w:ind w:left="3600" w:hanging="360"/>
+      </w:pPr>
+    </w:lvl>
+    <w:lvl w:ilvl="5" w:tentative="1">
+      <w:start w:val="1"/>
+      <w:numFmt w:val="decimal"/>
+      <w:lvlText w:val="%6."/>
+      <w:lvlJc w:val="left"/>
+      <w:pPr>
+        <w:tabs>
+          <w:tab w:val="num" w:pos="4320"/>
+        </w:tabs>
+        <w:ind w:left="4320" w:hanging="360"/>
+      </w:pPr>
+    </w:lvl>
+    <w:lvl w:ilvl="6" w:tentative="1">
+      <w:start w:val="1"/>
+      <w:numFmt w:val="decimal"/>
+      <w:lvlText w:val="%7."/>
+      <w:lvlJc w:val="left"/>
+      <w:pPr>
+        <w:tabs>
+          <w:tab w:val="num" w:pos="5040"/>
+        </w:tabs>
+        <w:ind w:left="5040" w:hanging="360"/>
+      </w:pPr>
+    </w:lvl>
+    <w:lvl w:ilvl="7" w:tentative="1">
+      <w:start w:val="1"/>
+      <w:numFmt w:val="decimal"/>
+      <w:lvlText w:val="%8."/>
+      <w:lvlJc w:val="left"/>
+      <w:pPr>
+        <w:tabs>
+          <w:tab w:val="num" w:pos="5760"/>
+        </w:tabs>
+        <w:ind w:left="5760" w:hanging="360"/>
+      </w:pPr>
+    </w:lvl>
+    <w:lvl w:ilvl="8" w:tentative="1">
+      <w:start w:val="1"/>
+      <w:numFmt w:val="decimal"/>
+      <w:lvlText w:val="%9."/>
+      <w:lvlJc w:val="left"/>
+      <w:pPr>
+        <w:tabs>
+          <w:tab w:val="num" w:pos="6480"/>
+        </w:tabs>
+        <w:ind w:left="6480" w:hanging="360"/>
+      </w:pPr>
+    </w:lvl>
+  </w:abstractNum>
+  <w:abstractNum w:abstractNumId="45" w15:restartNumberingAfterBreak="0">
     <w:nsid w:val="72033450"/>
     <w:multiLevelType w:val="hybridMultilevel"/>
     <w:tmpl w:val="EAE849CC"/>
@@ -25456,7 +26464,7 @@
       </w:rPr>
     </w:lvl>
   </w:abstractNum>
-  <w:abstractNum w:abstractNumId="35" w15:restartNumberingAfterBreak="0">
+  <w:abstractNum w:abstractNumId="46" w15:restartNumberingAfterBreak="0">
     <w:nsid w:val="77781641"/>
     <w:multiLevelType w:val="multilevel"/>
     <w:tmpl w:val="483A2D70"/>
@@ -25581,7 +26589,7 @@
       </w:rPr>
     </w:lvl>
   </w:abstractNum>
-  <w:abstractNum w:abstractNumId="36" w15:restartNumberingAfterBreak="0">
+  <w:abstractNum w:abstractNumId="47" w15:restartNumberingAfterBreak="0">
     <w:nsid w:val="77EB3B01"/>
     <w:multiLevelType w:val="hybridMultilevel"/>
     <w:tmpl w:val="405C64CE"/>
@@ -25695,7 +26703,7 @@
       </w:rPr>
     </w:lvl>
   </w:abstractNum>
-  <w:abstractNum w:abstractNumId="37" w15:restartNumberingAfterBreak="0">
+  <w:abstractNum w:abstractNumId="48" w15:restartNumberingAfterBreak="0">
     <w:nsid w:val="79243E94"/>
     <w:multiLevelType w:val="multilevel"/>
     <w:tmpl w:val="ECAE8F5A"/>
@@ -25811,7 +26819,7 @@
       </w:rPr>
     </w:lvl>
   </w:abstractNum>
-  <w:abstractNum w:abstractNumId="38" w15:restartNumberingAfterBreak="0">
+  <w:abstractNum w:abstractNumId="49" w15:restartNumberingAfterBreak="0">
     <w:nsid w:val="795F1130"/>
     <w:multiLevelType w:val="multilevel"/>
     <w:tmpl w:val="4882F0B2"/>
@@ -25927,7 +26935,7 @@
       </w:rPr>
     </w:lvl>
   </w:abstractNum>
-  <w:abstractNum w:abstractNumId="39" w15:restartNumberingAfterBreak="0">
+  <w:abstractNum w:abstractNumId="50" w15:restartNumberingAfterBreak="0">
     <w:nsid w:val="79E347BC"/>
     <w:multiLevelType w:val="hybridMultilevel"/>
     <w:tmpl w:val="7A34916A"/>
@@ -26040,7 +27048,7 @@
       </w:rPr>
     </w:lvl>
   </w:abstractNum>
-  <w:abstractNum w:abstractNumId="40" w15:restartNumberingAfterBreak="0">
+  <w:abstractNum w:abstractNumId="51" w15:restartNumberingAfterBreak="0">
     <w:nsid w:val="7F997423"/>
     <w:multiLevelType w:val="hybridMultilevel"/>
     <w:tmpl w:val="48183F10"/>
@@ -26154,127 +27162,160 @@
     </w:lvl>
   </w:abstractNum>
   <w:num w:numId="1" w16cid:durableId="604456592">
+    <w:abstractNumId w:val="43"/>
+  </w:num>
+  <w:num w:numId="2" w16cid:durableId="1014537">
+    <w:abstractNumId w:val="10"/>
+  </w:num>
+  <w:num w:numId="3" w16cid:durableId="445197601">
+    <w:abstractNumId w:val="36"/>
+  </w:num>
+  <w:num w:numId="4" w16cid:durableId="1676420802">
+    <w:abstractNumId w:val="13"/>
+  </w:num>
+  <w:num w:numId="5" w16cid:durableId="2102557157">
+    <w:abstractNumId w:val="3"/>
+  </w:num>
+  <w:num w:numId="6" w16cid:durableId="508568778">
+    <w:abstractNumId w:val="45"/>
+  </w:num>
+  <w:num w:numId="7" w16cid:durableId="1921255642">
     <w:abstractNumId w:val="33"/>
   </w:num>
-  <w:num w:numId="2" w16cid:durableId="1014537">
-    <w:abstractNumId w:val="7"/>
+  <w:num w:numId="8" w16cid:durableId="943221388">
+    <w:abstractNumId w:val="23"/>
   </w:num>
-  <w:num w:numId="3" w16cid:durableId="445197601">
-    <w:abstractNumId w:val="27"/>
-  </w:num>
-  <w:num w:numId="4" w16cid:durableId="1676420802">
-    <w:abstractNumId w:val="10"/>
-  </w:num>
-  <w:num w:numId="5" w16cid:durableId="2102557157">
-    <w:abstractNumId w:val="2"/>
-  </w:num>
-  <w:num w:numId="6" w16cid:durableId="508568778">
-    <w:abstractNumId w:val="34"/>
-  </w:num>
-  <w:num w:numId="7" w16cid:durableId="1921255642">
-    <w:abstractNumId w:val="24"/>
-  </w:num>
-  <w:num w:numId="8" w16cid:durableId="943221388">
+  <w:num w:numId="9" w16cid:durableId="284822826">
     <w:abstractNumId w:val="19"/>
   </w:num>
-  <w:num w:numId="9" w16cid:durableId="284822826">
-    <w:abstractNumId w:val="15"/>
-  </w:num>
   <w:num w:numId="10" w16cid:durableId="1238906278">
-    <w:abstractNumId w:val="25"/>
+    <w:abstractNumId w:val="34"/>
   </w:num>
   <w:num w:numId="11" w16cid:durableId="226302568">
     <w:abstractNumId w:val="0"/>
   </w:num>
   <w:num w:numId="12" w16cid:durableId="342365413">
+    <w:abstractNumId w:val="38"/>
+  </w:num>
+  <w:num w:numId="13" w16cid:durableId="369958091">
+    <w:abstractNumId w:val="31"/>
+  </w:num>
+  <w:num w:numId="14" w16cid:durableId="834227946">
+    <w:abstractNumId w:val="16"/>
+  </w:num>
+  <w:num w:numId="15" w16cid:durableId="848829694">
     <w:abstractNumId w:val="29"/>
   </w:num>
-  <w:num w:numId="13" w16cid:durableId="369958091">
-    <w:abstractNumId w:val="23"/>
+  <w:num w:numId="16" w16cid:durableId="958025817">
+    <w:abstractNumId w:val="12"/>
   </w:num>
-  <w:num w:numId="14" w16cid:durableId="834227946">
-    <w:abstractNumId w:val="13"/>
+  <w:num w:numId="17" w16cid:durableId="649090871">
+    <w:abstractNumId w:val="15"/>
   </w:num>
-  <w:num w:numId="15" w16cid:durableId="848829694">
+  <w:num w:numId="18" w16cid:durableId="1586838538">
+    <w:abstractNumId w:val="42"/>
+  </w:num>
+  <w:num w:numId="19" w16cid:durableId="1063599743">
+    <w:abstractNumId w:val="37"/>
+  </w:num>
+  <w:num w:numId="20" w16cid:durableId="281155542">
     <w:abstractNumId w:val="22"/>
   </w:num>
-  <w:num w:numId="16" w16cid:durableId="958025817">
+  <w:num w:numId="21" w16cid:durableId="1288076451">
+    <w:abstractNumId w:val="35"/>
+  </w:num>
+  <w:num w:numId="22" w16cid:durableId="1229730405">
     <w:abstractNumId w:val="9"/>
   </w:num>
-  <w:num w:numId="17" w16cid:durableId="649090871">
-    <w:abstractNumId w:val="12"/>
+  <w:num w:numId="23" w16cid:durableId="1272736896">
+    <w:abstractNumId w:val="21"/>
   </w:num>
-  <w:num w:numId="18" w16cid:durableId="1586838538">
-    <w:abstractNumId w:val="32"/>
+  <w:num w:numId="24" w16cid:durableId="265619940">
+    <w:abstractNumId w:val="39"/>
   </w:num>
-  <w:num w:numId="19" w16cid:durableId="1063599743">
-    <w:abstractNumId w:val="28"/>
-  </w:num>
-  <w:num w:numId="20" w16cid:durableId="281155542">
-    <w:abstractNumId w:val="18"/>
-  </w:num>
-  <w:num w:numId="21" w16cid:durableId="1288076451">
-    <w:abstractNumId w:val="26"/>
-  </w:num>
-  <w:num w:numId="22" w16cid:durableId="1229730405">
+  <w:num w:numId="25" w16cid:durableId="719524181">
     <w:abstractNumId w:val="6"/>
   </w:num>
-  <w:num w:numId="23" w16cid:durableId="1272736896">
-    <w:abstractNumId w:val="17"/>
-  </w:num>
-  <w:num w:numId="24" w16cid:durableId="265619940">
-    <w:abstractNumId w:val="30"/>
-  </w:num>
-  <w:num w:numId="25" w16cid:durableId="719524181">
-    <w:abstractNumId w:val="3"/>
-  </w:num>
   <w:num w:numId="26" w16cid:durableId="269899990">
-    <w:abstractNumId w:val="31"/>
+    <w:abstractNumId w:val="40"/>
   </w:num>
   <w:num w:numId="27" w16cid:durableId="1183326634">
-    <w:abstractNumId w:val="11"/>
+    <w:abstractNumId w:val="14"/>
   </w:num>
   <w:num w:numId="28" w16cid:durableId="730927909">
-    <w:abstractNumId w:val="4"/>
+    <w:abstractNumId w:val="7"/>
   </w:num>
   <w:num w:numId="29" w16cid:durableId="1933197570">
-    <w:abstractNumId w:val="35"/>
+    <w:abstractNumId w:val="46"/>
   </w:num>
   <w:num w:numId="30" w16cid:durableId="404255604">
-    <w:abstractNumId w:val="38"/>
+    <w:abstractNumId w:val="49"/>
   </w:num>
   <w:num w:numId="31" w16cid:durableId="621494874">
-    <w:abstractNumId w:val="14"/>
+    <w:abstractNumId w:val="17"/>
   </w:num>
   <w:num w:numId="32" w16cid:durableId="177349453">
     <w:abstractNumId w:val="1"/>
   </w:num>
   <w:num w:numId="33" w16cid:durableId="112480915">
+    <w:abstractNumId w:val="11"/>
+  </w:num>
+  <w:num w:numId="34" w16cid:durableId="244001261">
+    <w:abstractNumId w:val="20"/>
+  </w:num>
+  <w:num w:numId="35" w16cid:durableId="2005548792">
+    <w:abstractNumId w:val="48"/>
+  </w:num>
+  <w:num w:numId="36" w16cid:durableId="1339044010">
+    <w:abstractNumId w:val="28"/>
+  </w:num>
+  <w:num w:numId="37" w16cid:durableId="711271178">
+    <w:abstractNumId w:val="50"/>
+  </w:num>
+  <w:num w:numId="38" w16cid:durableId="1752853147">
+    <w:abstractNumId w:val="51"/>
+  </w:num>
+  <w:num w:numId="39" w16cid:durableId="1038318051">
+    <w:abstractNumId w:val="26"/>
+  </w:num>
+  <w:num w:numId="40" w16cid:durableId="783813395">
     <w:abstractNumId w:val="8"/>
   </w:num>
-  <w:num w:numId="34" w16cid:durableId="244001261">
-    <w:abstractNumId w:val="16"/>
+  <w:num w:numId="41" w16cid:durableId="1137378114">
+    <w:abstractNumId w:val="47"/>
   </w:num>
-  <w:num w:numId="35" w16cid:durableId="2005548792">
-    <w:abstractNumId w:val="37"/>
+  <w:num w:numId="42" w16cid:durableId="1185434563">
+    <w:abstractNumId w:val="4"/>
   </w:num>
-  <w:num w:numId="36" w16cid:durableId="1339044010">
-    <w:abstractNumId w:val="21"/>
+  <w:num w:numId="43" w16cid:durableId="1120340765">
+    <w:abstractNumId w:val="27"/>
   </w:num>
-  <w:num w:numId="37" w16cid:durableId="711271178">
-    <w:abstractNumId w:val="39"/>
+  <w:num w:numId="44" w16cid:durableId="1986229880">
+    <w:abstractNumId w:val="2"/>
   </w:num>
-  <w:num w:numId="38" w16cid:durableId="1752853147">
-    <w:abstractNumId w:val="40"/>
+  <w:num w:numId="45" w16cid:durableId="133105089">
+    <w:abstractNumId w:val="24"/>
   </w:num>
-  <w:num w:numId="39" w16cid:durableId="1038318051">
-    <w:abstractNumId w:val="20"/>
+  <w:num w:numId="46" w16cid:durableId="96603751">
+    <w:abstractNumId w:val="44"/>
   </w:num>
-  <w:num w:numId="40" w16cid:durableId="783813395">
+  <w:num w:numId="47" w16cid:durableId="1810781877">
+    <w:abstractNumId w:val="25"/>
+  </w:num>
+  <w:num w:numId="48" w16cid:durableId="579951039">
+    <w:abstractNumId w:val="18"/>
+  </w:num>
+  <w:num w:numId="49" w16cid:durableId="1963073364">
     <w:abstractNumId w:val="5"/>
   </w:num>
-  <w:num w:numId="41" w16cid:durableId="1137378114">
-    <w:abstractNumId w:val="36"/>
+  <w:num w:numId="50" w16cid:durableId="874193067">
+    <w:abstractNumId w:val="41"/>
+  </w:num>
+  <w:num w:numId="51" w16cid:durableId="27530401">
+    <w:abstractNumId w:val="30"/>
+  </w:num>
+  <w:num w:numId="52" w16cid:durableId="561334133">
+    <w:abstractNumId w:val="32"/>
   </w:num>
   <w:numIdMacAtCleanup w:val="25"/>
 </w:numbering>

--- a/applications/SHIELD/Documentation/Syphilis Natural History.docx
+++ b/applications/SHIELD/Documentation/Syphilis Natural History.docx
@@ -12831,7 +12831,7 @@
           <w14:ligatures w14:val="standardContextual"/>
         </w:rPr>
         <w:drawing>
-          <wp:inline distT="0" distB="0" distL="0" distR="0" wp14:anchorId="415FF102" wp14:editId="748C1804">
+          <wp:inline distT="0" distB="0" distL="0" distR="0" wp14:anchorId="415FF102" wp14:editId="67A0E1B6">
             <wp:extent cx="3227696" cy="773819"/>
             <wp:effectExtent l="0" t="0" r="0" b="1270"/>
             <wp:docPr id="1573033666" name="Picture 1" descr="A close-up of a chart&#10;&#10;AI-generated content may be incorrect."/>
@@ -13276,7 +13276,7 @@
         </w:rPr>
         <w:lastRenderedPageBreak/>
         <w:drawing>
-          <wp:inline distT="0" distB="0" distL="0" distR="0" wp14:anchorId="15D78B3E" wp14:editId="009BD020">
+          <wp:inline distT="0" distB="0" distL="0" distR="0" wp14:anchorId="15D78B3E" wp14:editId="09BE6121">
             <wp:extent cx="3227070" cy="1169468"/>
             <wp:effectExtent l="0" t="0" r="0" b="0"/>
             <wp:docPr id="263922284" name="Picture 3" descr="A table of blood vessels&#10;&#10;AI-generated content may be incorrect."/>
@@ -13325,7 +13325,7 @@
           <w14:ligatures w14:val="standardContextual"/>
         </w:rPr>
         <w:drawing>
-          <wp:inline distT="0" distB="0" distL="0" distR="0" wp14:anchorId="060CF7B2" wp14:editId="3B106FBF">
+          <wp:inline distT="0" distB="0" distL="0" distR="0" wp14:anchorId="060CF7B2" wp14:editId="5D11AA48">
             <wp:extent cx="2142699" cy="1772203"/>
             <wp:effectExtent l="0" t="0" r="3810" b="6350"/>
             <wp:docPr id="2048944218" name="Picture 4" descr="A graph of different types of syphilis&#10;&#10;AI-generated content may be incorrect."/>
@@ -19514,47 +19514,7 @@
           <w:szCs w:val="20"/>
           <w:highlight w:val="yellow"/>
         </w:rPr>
-        <w:t xml:space="preserve">Is this </w:t>
-      </w:r>
-      <w:r>
-        <w:rPr>
-          <w:rFonts w:cstheme="minorBidi"/>
-          <w:b/>
-          <w:bCs/>
-          <w:szCs w:val="20"/>
-          <w:highlight w:val="yellow"/>
-        </w:rPr>
-        <w:t>(ratio_</w:t>
-      </w:r>
-      <w:r>
-        <w:rPr>
-          <w:rFonts w:cstheme="minorBidi"/>
-          <w:b/>
-          <w:bCs/>
-          <w:szCs w:val="20"/>
-          <w:highlight w:val="yellow"/>
-        </w:rPr>
-        <w:t>female</w:t>
-      </w:r>
-      <w:r>
-        <w:rPr>
-          <w:rFonts w:cstheme="minorBidi"/>
-          <w:b/>
-          <w:bCs/>
-          <w:szCs w:val="20"/>
-          <w:highlight w:val="yellow"/>
-        </w:rPr>
-        <w:t xml:space="preserve"> / ratio_MSM)</w:t>
-      </w:r>
-      <w:r>
-        <w:rPr>
-          <w:rFonts w:cstheme="minorBidi"/>
-          <w:b/>
-          <w:bCs/>
-          <w:szCs w:val="20"/>
-          <w:highlight w:val="yellow"/>
-        </w:rPr>
-        <w:t xml:space="preserve"> </w:t>
+        <w:t xml:space="preserve">Is this (ratio_female / ratio_MSM) </w:t>
       </w:r>
       <w:r>
         <w:rPr>
@@ -27975,6 +27935,7 @@
   <w:style w:type="character" w:default="1" w:styleId="DefaultParagraphFont">
     <w:name w:val="Default Paragraph Font"/>
     <w:uiPriority w:val="1"/>
+    <w:semiHidden/>
     <w:unhideWhenUsed/>
   </w:style>
   <w:style w:type="table" w:default="1" w:styleId="TableNormal">

--- a/applications/SHIELD/Documentation/Syphilis Natural History.docx
+++ b/applications/SHIELD/Documentation/Syphilis Natural History.docx
@@ -3131,6 +3131,14 @@
                 <w:sz w:val="18"/>
                 <w:szCs w:val="18"/>
               </w:rPr>
+            </w:r>
+            <w:r>
+              <w:rPr>
+                <w:rFonts w:asciiTheme="minorBidi" w:hAnsiTheme="minorBidi" w:cstheme="minorBidi"/>
+                <w:color w:val="000000" w:themeColor="text1"/>
+                <w:sz w:val="18"/>
+                <w:szCs w:val="18"/>
+              </w:rPr>
               <w:fldChar w:fldCharType="separate"/>
             </w:r>
             <w:r>
@@ -6267,6 +6275,14 @@
                 <w:sz w:val="18"/>
                 <w:szCs w:val="18"/>
               </w:rPr>
+            </w:r>
+            <w:r>
+              <w:rPr>
+                <w:rFonts w:asciiTheme="minorBidi" w:hAnsiTheme="minorBidi" w:cstheme="minorBidi"/>
+                <w:color w:val="000000" w:themeColor="text1"/>
+                <w:sz w:val="18"/>
+                <w:szCs w:val="18"/>
+              </w:rPr>
               <w:fldChar w:fldCharType="separate"/>
             </w:r>
             <w:r>
@@ -7239,8 +7255,14 @@
     <w:p>
       <w:pPr>
         <w:pStyle w:val="Heading1"/>
-      </w:pPr>
-      <w:r>
+        <w:rPr>
+          <w:highlight w:val="yellow"/>
+        </w:rPr>
+      </w:pPr>
+      <w:r>
+        <w:rPr>
+          <w:highlight w:val="yellow"/>
+        </w:rPr>
         <w:t>Natural History of Syphilis</w:t>
       </w:r>
     </w:p>
@@ -7253,12 +7275,14 @@
           <w:i/>
           <w:iCs/>
           <w:szCs w:val="20"/>
-        </w:rPr>
-      </w:pPr>
-      <w:r>
-        <w:rPr>
-          <w:rFonts w:cstheme="minorBidi"/>
-          <w:szCs w:val="20"/>
+          <w:highlight w:val="yellow"/>
+        </w:rPr>
+      </w:pPr>
+      <w:r>
+        <w:rPr>
+          <w:rFonts w:cstheme="minorBidi"/>
+          <w:szCs w:val="20"/>
+          <w:highlight w:val="yellow"/>
         </w:rPr>
         <w:t>Syphilis is a multistage disease with diverse and wide-ranging clinical manifestations that vary depending on the stage of infection, which often includes overlapping phases. In our compartmental model, we represent the natural history of syphilis through XX distinct stages. These stages are defined based on clinical symptoms (which trigger care-seeking), infectiousness (the potential for transmission), and the associated risks of mortality and disability (which influence the burden of disease and costs).</w:t>
       </w:r>
@@ -7268,12 +7292,14 @@
         <w:rPr>
           <w:rFonts w:cstheme="minorBidi"/>
           <w:szCs w:val="20"/>
-        </w:rPr>
-      </w:pPr>
-      <w:r>
-        <w:rPr>
-          <w:rFonts w:cstheme="minorBidi"/>
-          <w:szCs w:val="20"/>
+          <w:highlight w:val="yellow"/>
+        </w:rPr>
+      </w:pPr>
+      <w:r>
+        <w:rPr>
+          <w:rFonts w:cstheme="minorBidi"/>
+          <w:szCs w:val="20"/>
+          <w:highlight w:val="yellow"/>
         </w:rPr>
         <w:t>&gt;Khalil: For simplicity, we classify syphilis into two broad periods: early infection (within the first year after transmission) and late infection (beyond one year). Early infection is sexually infectious, while late infection is not. Vertical transmission from mother to unborn child is assumed to occur throughout the entire course of untreated disease, with the majority (approximately 75%) of such transmissions occurring during the early stage of infection.</w:t>
       </w:r>
@@ -7284,9 +7310,13 @@
         <w:rPr>
           <w:i/>
           <w:iCs/>
-        </w:rPr>
-      </w:pPr>
-      <w:r>
+          <w:highlight w:val="yellow"/>
+        </w:rPr>
+      </w:pPr>
+      <w:r>
+        <w:rPr>
+          <w:highlight w:val="yellow"/>
+        </w:rPr>
         <w:t>Primary syphilis:</w:t>
       </w:r>
     </w:p>
@@ -7295,12 +7325,14 @@
         <w:rPr>
           <w:rFonts w:cstheme="minorBidi"/>
           <w:szCs w:val="20"/>
-        </w:rPr>
-      </w:pPr>
-      <w:r>
-        <w:rPr>
-          <w:rFonts w:cstheme="minorBidi"/>
-          <w:szCs w:val="20"/>
+          <w:highlight w:val="yellow"/>
+        </w:rPr>
+      </w:pPr>
+      <w:r>
+        <w:rPr>
+          <w:rFonts w:cstheme="minorBidi"/>
+          <w:szCs w:val="20"/>
+          <w:highlight w:val="yellow"/>
         </w:rPr>
         <w:t xml:space="preserve">Within the early infection period, we assume that </w:t>
       </w:r>
@@ -7310,6 +7342,7 @@
           <w:b/>
           <w:bCs/>
           <w:szCs w:val="20"/>
+          <w:highlight w:val="yellow"/>
         </w:rPr>
         <w:t>primary syphilis</w:t>
       </w:r>
@@ -7317,6 +7350,7 @@
         <w:rPr>
           <w:rFonts w:cstheme="minorBidi"/>
           <w:szCs w:val="20"/>
+          <w:highlight w:val="yellow"/>
         </w:rPr>
         <w:t xml:space="preserve"> is characterized by the development of a painless chancre (sore), which represents an initial local infection. The chancre typically resolves spontaneously without treatment, but the disease quickly becomes systemic as </w:t>
       </w:r>
@@ -7326,6 +7360,7 @@
           <w:i/>
           <w:iCs/>
           <w:szCs w:val="20"/>
+          <w:highlight w:val="yellow"/>
         </w:rPr>
         <w:t>T. pallidum</w:t>
       </w:r>
@@ -7333,6 +7368,7 @@
         <w:rPr>
           <w:rFonts w:cstheme="minorBidi"/>
           <w:szCs w:val="20"/>
+          <w:highlight w:val="yellow"/>
         </w:rPr>
         <w:t> disseminates throughout the body. Individuals in the primary stage are sexually infectious, and care-seeking behavior varies. In heterosexual men, primary chancres most commonly occur on the penis, while 32-36% of homosexual men have chancres in less visible locations, including the rectum, anal canal, and oral cavity. For women, primary chancres are usually found on the labia or cervix. Due to the painless nature of the chancre and its potential location in inconspicuous sites, syphilis diagnosis in women and homosexual men is often delayed until later disease manifestations become evident.</w:t>
       </w:r>
@@ -7340,6 +7376,7 @@
         <w:rPr>
           <w:rFonts w:cstheme="minorBidi"/>
           <w:szCs w:val="20"/>
+          <w:highlight w:val="yellow"/>
         </w:rPr>
         <w:t xml:space="preserve"> Reported d</w:t>
       </w:r>
@@ -7347,6 +7384,7 @@
         <w:rPr>
           <w:rFonts w:cstheme="minorBidi"/>
           <w:szCs w:val="20"/>
+          <w:highlight w:val="yellow"/>
         </w:rPr>
         <w:t>uration of primary syphilis (</w:t>
       </w:r>
@@ -7354,6 +7392,7 @@
         <w:rPr>
           <w:rFonts w:cstheme="minorBidi"/>
           <w:szCs w:val="20"/>
+          <w:highlight w:val="yellow"/>
         </w:rPr>
         <w:t>Duration of chancre</w:t>
       </w:r>
@@ -7361,6 +7400,7 @@
         <w:rPr>
           <w:rFonts w:cstheme="minorBidi"/>
           <w:szCs w:val="20"/>
+          <w:highlight w:val="yellow"/>
         </w:rPr>
         <w:t>)</w:t>
       </w:r>
@@ -7368,6 +7408,7 @@
         <w:rPr>
           <w:rFonts w:cstheme="minorBidi"/>
           <w:szCs w:val="20"/>
+          <w:highlight w:val="yellow"/>
         </w:rPr>
         <w:t xml:space="preserve">: 3-6 weeks </w:t>
       </w:r>
@@ -7377,6 +7418,7 @@
           <w:i/>
           <w:iCs/>
           <w:szCs w:val="20"/>
+          <w:highlight w:val="yellow"/>
         </w:rPr>
         <w:fldChar w:fldCharType="begin">
           <w:fldData xml:space="preserve">PEVuZE5vdGU+PENpdGU+PEF1dGhvcj5NZXJjdXJpPC9BdXRob3I+PFllYXI+MjAyMjwvWWVhcj48
@@ -7449,6 +7491,7 @@
           <w:i/>
           <w:iCs/>
           <w:szCs w:val="20"/>
+          <w:highlight w:val="yellow"/>
         </w:rPr>
         <w:instrText xml:space="preserve"> ADDIN EN.CITE </w:instrText>
       </w:r>
@@ -7458,6 +7501,7 @@
           <w:i/>
           <w:iCs/>
           <w:szCs w:val="20"/>
+          <w:highlight w:val="yellow"/>
         </w:rPr>
         <w:fldChar w:fldCharType="begin">
           <w:fldData xml:space="preserve">PEVuZE5vdGU+PENpdGU+PEF1dGhvcj5NZXJjdXJpPC9BdXRob3I+PFllYXI+MjAyMjwvWWVhcj48
@@ -7530,6 +7574,7 @@
           <w:i/>
           <w:iCs/>
           <w:szCs w:val="20"/>
+          <w:highlight w:val="yellow"/>
         </w:rPr>
         <w:instrText xml:space="preserve"> ADDIN EN.CITE.DATA </w:instrText>
       </w:r>
@@ -7539,6 +7584,7 @@
           <w:i/>
           <w:iCs/>
           <w:szCs w:val="20"/>
+          <w:highlight w:val="yellow"/>
         </w:rPr>
       </w:r>
       <w:r>
@@ -7547,6 +7593,7 @@
           <w:i/>
           <w:iCs/>
           <w:szCs w:val="20"/>
+          <w:highlight w:val="yellow"/>
         </w:rPr>
         <w:fldChar w:fldCharType="end"/>
       </w:r>
@@ -7556,6 +7603,7 @@
           <w:i/>
           <w:iCs/>
           <w:szCs w:val="20"/>
+          <w:highlight w:val="yellow"/>
         </w:rPr>
       </w:r>
       <w:r>
@@ -7564,6 +7612,7 @@
           <w:i/>
           <w:iCs/>
           <w:szCs w:val="20"/>
+          <w:highlight w:val="yellow"/>
         </w:rPr>
         <w:fldChar w:fldCharType="separate"/>
       </w:r>
@@ -7574,6 +7623,7 @@
           <w:iCs/>
           <w:noProof/>
           <w:szCs w:val="20"/>
+          <w:highlight w:val="yellow"/>
           <w:vertAlign w:val="superscript"/>
         </w:rPr>
         <w:t>[3, 4]</w:t>
@@ -7584,6 +7634,7 @@
           <w:i/>
           <w:iCs/>
           <w:szCs w:val="20"/>
+          <w:highlight w:val="yellow"/>
         </w:rPr>
         <w:fldChar w:fldCharType="end"/>
       </w:r>
@@ -7593,6 +7644,7 @@
           <w:i/>
           <w:iCs/>
           <w:szCs w:val="20"/>
+          <w:highlight w:val="yellow"/>
         </w:rPr>
         <w:t xml:space="preserve">, </w:t>
       </w:r>
@@ -7600,6 +7652,7 @@
         <w:rPr>
           <w:rFonts w:cstheme="minorBidi"/>
           <w:szCs w:val="20"/>
+          <w:highlight w:val="yellow"/>
         </w:rPr>
         <w:t xml:space="preserve"> 2-6 weeks   </w:t>
       </w:r>
@@ -7607,6 +7660,7 @@
         <w:rPr>
           <w:rFonts w:cstheme="minorBidi"/>
           <w:szCs w:val="20"/>
+          <w:highlight w:val="yellow"/>
         </w:rPr>
         <w:fldChar w:fldCharType="begin">
           <w:fldData xml:space="preserve">PEVuZE5vdGU+PENpdGU+PEF1dGhvcj5IaWNrczwvQXV0aG9yPjxZZWFyPjIwMjE8L1llYXI+PFJl
@@ -7665,6 +7719,7 @@
         <w:rPr>
           <w:rFonts w:cstheme="minorBidi"/>
           <w:szCs w:val="20"/>
+          <w:highlight w:val="yellow"/>
         </w:rPr>
         <w:instrText xml:space="preserve"> ADDIN EN.CITE </w:instrText>
       </w:r>
@@ -7672,6 +7727,7 @@
         <w:rPr>
           <w:rFonts w:cstheme="minorBidi"/>
           <w:szCs w:val="20"/>
+          <w:highlight w:val="yellow"/>
         </w:rPr>
         <w:fldChar w:fldCharType="begin">
           <w:fldData xml:space="preserve">PEVuZE5vdGU+PENpdGU+PEF1dGhvcj5IaWNrczwvQXV0aG9yPjxZZWFyPjIwMjE8L1llYXI+PFJl
@@ -7730,6 +7786,7 @@
         <w:rPr>
           <w:rFonts w:cstheme="minorBidi"/>
           <w:szCs w:val="20"/>
+          <w:highlight w:val="yellow"/>
         </w:rPr>
         <w:instrText xml:space="preserve"> ADDIN EN.CITE.DATA </w:instrText>
       </w:r>
@@ -7737,12 +7794,14 @@
         <w:rPr>
           <w:rFonts w:cstheme="minorBidi"/>
           <w:szCs w:val="20"/>
-        </w:rPr>
-      </w:r>
-      <w:r>
-        <w:rPr>
-          <w:rFonts w:cstheme="minorBidi"/>
-          <w:szCs w:val="20"/>
+          <w:highlight w:val="yellow"/>
+        </w:rPr>
+      </w:r>
+      <w:r>
+        <w:rPr>
+          <w:rFonts w:cstheme="minorBidi"/>
+          <w:szCs w:val="20"/>
+          <w:highlight w:val="yellow"/>
         </w:rPr>
         <w:fldChar w:fldCharType="end"/>
       </w:r>
@@ -7750,12 +7809,14 @@
         <w:rPr>
           <w:rFonts w:cstheme="minorBidi"/>
           <w:szCs w:val="20"/>
-        </w:rPr>
-      </w:r>
-      <w:r>
-        <w:rPr>
-          <w:rFonts w:cstheme="minorBidi"/>
-          <w:szCs w:val="20"/>
+          <w:highlight w:val="yellow"/>
+        </w:rPr>
+      </w:r>
+      <w:r>
+        <w:rPr>
+          <w:rFonts w:cstheme="minorBidi"/>
+          <w:szCs w:val="20"/>
+          <w:highlight w:val="yellow"/>
         </w:rPr>
         <w:fldChar w:fldCharType="separate"/>
       </w:r>
@@ -7764,6 +7825,7 @@
           <w:rFonts w:cstheme="minorBidi"/>
           <w:noProof/>
           <w:szCs w:val="20"/>
+          <w:highlight w:val="yellow"/>
           <w:vertAlign w:val="superscript"/>
         </w:rPr>
         <w:t>[5, 6]</w:t>
@@ -7772,6 +7834,7 @@
         <w:rPr>
           <w:rFonts w:cstheme="minorBidi"/>
           <w:szCs w:val="20"/>
+          <w:highlight w:val="yellow"/>
         </w:rPr>
         <w:fldChar w:fldCharType="end"/>
       </w:r>
@@ -7779,6 +7842,7 @@
         <w:rPr>
           <w:rFonts w:cstheme="minorBidi"/>
           <w:szCs w:val="20"/>
+          <w:highlight w:val="yellow"/>
         </w:rPr>
         <w:t>, 4-6weeks</w:t>
       </w:r>
@@ -7786,6 +7850,7 @@
         <w:rPr>
           <w:rFonts w:cstheme="minorBidi"/>
           <w:szCs w:val="20"/>
+          <w:highlight w:val="yellow"/>
         </w:rPr>
         <w:fldChar w:fldCharType="begin"/>
       </w:r>
@@ -7793,6 +7858,7 @@
         <w:rPr>
           <w:rFonts w:cstheme="minorBidi"/>
           <w:szCs w:val="20"/>
+          <w:highlight w:val="yellow"/>
         </w:rPr>
         <w:instrText xml:space="preserve"> ADDIN EN.CITE &lt;EndNote&gt;&lt;Cite&gt;&lt;Author&gt;Gross&lt;/Author&gt;&lt;Year&gt;2011&lt;/Year&gt;&lt;RecNum&gt;7&lt;/RecNum&gt;&lt;DisplayText&gt;&lt;style face="superscript"&gt;[7]&lt;/style&gt;&lt;/DisplayText&gt;&lt;record&gt;&lt;rec-number&gt;7&lt;/rec-number&gt;&lt;foreign-keys&gt;&lt;key app="EN" db-id="2azv52r5g9zffjevde4v22w32zs5sw0ea5zd" timestamp="1731691826"&gt;7&lt;/key&gt;&lt;/foreign-keys&gt;&lt;ref-type name="Book"&gt;6&lt;/ref-type&gt;&lt;contributors&gt;&lt;authors&gt;&lt;author&gt;Gross, Gerd&lt;/author&gt;&lt;author&gt;Tyring, Stephen K&lt;/author&gt;&lt;/authors&gt;&lt;/contributors&gt;&lt;titles&gt;&lt;title&gt;Sexually transmitted infections and sexually transmitted diseases&lt;/title&gt;&lt;/titles&gt;&lt;dates&gt;&lt;year&gt;2011&lt;/year&gt;&lt;/dates&gt;&lt;publisher&gt;Springer Science &amp;amp; Business Media&lt;/publisher&gt;&lt;isbn&gt;3642146635&lt;/isbn&gt;&lt;urls&gt;&lt;/urls&gt;&lt;/record&gt;&lt;/Cite&gt;&lt;/EndNote&gt;</w:instrText>
       </w:r>
@@ -7800,6 +7866,7 @@
         <w:rPr>
           <w:rFonts w:cstheme="minorBidi"/>
           <w:szCs w:val="20"/>
+          <w:highlight w:val="yellow"/>
         </w:rPr>
         <w:fldChar w:fldCharType="separate"/>
       </w:r>
@@ -7808,6 +7875,7 @@
           <w:rFonts w:cstheme="minorBidi"/>
           <w:noProof/>
           <w:szCs w:val="20"/>
+          <w:highlight w:val="yellow"/>
           <w:vertAlign w:val="superscript"/>
         </w:rPr>
         <w:t>[7]</w:t>
@@ -7816,6 +7884,7 @@
         <w:rPr>
           <w:rFonts w:cstheme="minorBidi"/>
           <w:szCs w:val="20"/>
+          <w:highlight w:val="yellow"/>
         </w:rPr>
         <w:fldChar w:fldCharType="end"/>
       </w:r>
@@ -7823,6 +7892,7 @@
         <w:rPr>
           <w:rFonts w:cstheme="minorBidi"/>
           <w:szCs w:val="20"/>
+          <w:highlight w:val="yellow"/>
         </w:rPr>
         <w:t xml:space="preserve">  </w:t>
       </w:r>
@@ -7840,6 +7910,7 @@
           <w:i/>
           <w:iCs/>
           <w:szCs w:val="20"/>
+          <w:highlight w:val="yellow"/>
         </w:rPr>
       </w:pPr>
       <w:r>
@@ -7848,6 +7919,7 @@
           <w:i/>
           <w:iCs/>
           <w:szCs w:val="20"/>
+          <w:highlight w:val="yellow"/>
         </w:rPr>
         <w:t>Primary incubation</w:t>
       </w:r>
@@ -7859,6 +7931,7 @@
           <w:i/>
           <w:iCs/>
           <w:szCs w:val="20"/>
+          <w:highlight w:val="yellow"/>
         </w:rPr>
         <w:t xml:space="preserve">: </w:t>
       </w:r>
@@ -7868,6 +7941,7 @@
           <w:i/>
           <w:iCs/>
           <w:szCs w:val="20"/>
+          <w:highlight w:val="yellow"/>
         </w:rPr>
         <w:t xml:space="preserve">Primary syphilis occurs 21 days (3 to 90) days after exposure when the first chancre develops </w:t>
       </w:r>
@@ -7877,6 +7951,7 @@
           <w:i/>
           <w:iCs/>
           <w:szCs w:val="20"/>
+          <w:highlight w:val="yellow"/>
         </w:rPr>
         <w:fldChar w:fldCharType="begin">
           <w:fldData xml:space="preserve">PEVuZE5vdGU+PENpdGU+PEF1dGhvcj5NZXJjdXJpPC9BdXRob3I+PFllYXI+MjAyMjwvWWVhcj48
@@ -7949,6 +8024,7 @@
           <w:i/>
           <w:iCs/>
           <w:szCs w:val="20"/>
+          <w:highlight w:val="yellow"/>
         </w:rPr>
         <w:instrText xml:space="preserve"> ADDIN EN.CITE </w:instrText>
       </w:r>
@@ -7958,6 +8034,7 @@
           <w:i/>
           <w:iCs/>
           <w:szCs w:val="20"/>
+          <w:highlight w:val="yellow"/>
         </w:rPr>
         <w:fldChar w:fldCharType="begin">
           <w:fldData xml:space="preserve">PEVuZE5vdGU+PENpdGU+PEF1dGhvcj5NZXJjdXJpPC9BdXRob3I+PFllYXI+MjAyMjwvWWVhcj48
@@ -8030,6 +8107,7 @@
           <w:i/>
           <w:iCs/>
           <w:szCs w:val="20"/>
+          <w:highlight w:val="yellow"/>
         </w:rPr>
         <w:instrText xml:space="preserve"> ADDIN EN.CITE.DATA </w:instrText>
       </w:r>
@@ -8039,6 +8117,7 @@
           <w:i/>
           <w:iCs/>
           <w:szCs w:val="20"/>
+          <w:highlight w:val="yellow"/>
         </w:rPr>
       </w:r>
       <w:r>
@@ -8047,6 +8126,7 @@
           <w:i/>
           <w:iCs/>
           <w:szCs w:val="20"/>
+          <w:highlight w:val="yellow"/>
         </w:rPr>
         <w:fldChar w:fldCharType="end"/>
       </w:r>
@@ -8056,6 +8136,7 @@
           <w:i/>
           <w:iCs/>
           <w:szCs w:val="20"/>
+          <w:highlight w:val="yellow"/>
         </w:rPr>
       </w:r>
       <w:r>
@@ -8064,6 +8145,7 @@
           <w:i/>
           <w:iCs/>
           <w:szCs w:val="20"/>
+          <w:highlight w:val="yellow"/>
         </w:rPr>
         <w:fldChar w:fldCharType="separate"/>
       </w:r>
@@ -8074,6 +8156,7 @@
           <w:iCs/>
           <w:noProof/>
           <w:szCs w:val="20"/>
+          <w:highlight w:val="yellow"/>
           <w:vertAlign w:val="superscript"/>
         </w:rPr>
         <w:t>[3, 4]</w:t>
@@ -8084,6 +8167,7 @@
           <w:i/>
           <w:iCs/>
           <w:szCs w:val="20"/>
+          <w:highlight w:val="yellow"/>
         </w:rPr>
         <w:fldChar w:fldCharType="end"/>
       </w:r>
@@ -8093,6 +8177,7 @@
           <w:i/>
           <w:iCs/>
           <w:szCs w:val="20"/>
+          <w:highlight w:val="yellow"/>
         </w:rPr>
         <w:t>- excluded from our model</w:t>
       </w:r>
@@ -8110,6 +8195,7 @@
           <w:i/>
           <w:iCs/>
           <w:szCs w:val="20"/>
+          <w:highlight w:val="yellow"/>
         </w:rPr>
       </w:pPr>
       <w:r>
@@ -8118,8 +8204,9 @@
           <w:i/>
           <w:iCs/>
           <w:szCs w:val="20"/>
-        </w:rPr>
-        <w:t>Secondary incubation:</w:t>
+          <w:highlight w:val="yellow"/>
+        </w:rPr>
+        <w:t>Secondary incubation: The treponemes proliferate in the chancre and are carried via lymphatics to the bloodstream, from which they disseminate throughout the body. The time at which the secondary lesions make their appearance basically depends on two factors: the virulence of the treponeme and the systemic response of the host.  Secondary syphilis appears around 3 to 12 weeks from the disappearance of the chancre</w:t>
       </w:r>
       <w:r>
         <w:rPr>
@@ -8127,8 +8214,9 @@
           <w:i/>
           <w:iCs/>
           <w:szCs w:val="20"/>
-        </w:rPr>
-        <w:t xml:space="preserve"> </w:t>
+          <w:highlight w:val="yellow"/>
+        </w:rPr>
+        <w:fldChar w:fldCharType="begin"/>
       </w:r>
       <w:r>
         <w:rPr>
@@ -8136,8 +8224,9 @@
           <w:i/>
           <w:iCs/>
           <w:szCs w:val="20"/>
-        </w:rPr>
-        <w:t>The treponemes proliferate in the chancre and are carried via lymphatics to the bloodstream, from which they disseminate throughout the body. The time at which the secondary lesions make their appearance basically depends on two factors: the virulence of the treponeme and the systemic response of the host.  Secondary syphilis appears around 3 to 12 weeks from the disappearance of the chancre</w:t>
+          <w:highlight w:val="yellow"/>
+        </w:rPr>
+        <w:instrText xml:space="preserve"> ADDIN EN.CITE &lt;EndNote&gt;&lt;Cite&gt;&lt;Author&gt;Mercuri&lt;/Author&gt;&lt;Year&gt;2022&lt;/Year&gt;&lt;RecNum&gt;12&lt;/RecNum&gt;&lt;DisplayText&gt;&lt;style face="superscript"&gt;[3]&lt;/style&gt;&lt;/DisplayText&gt;&lt;record&gt;&lt;rec-number&gt;12&lt;/rec-number&gt;&lt;foreign-keys&gt;&lt;key app="EN" db-id="2azv52r5g9zffjevde4v22w32zs5sw0ea5zd" timestamp="1733848125"&gt;12&lt;/key&gt;&lt;/foreign-keys&gt;&lt;ref-type name="Journal Article"&gt;17&lt;/ref-type&gt;&lt;contributors&gt;&lt;authors&gt;&lt;author&gt;Mercuri, S. R.&lt;/author&gt;&lt;author&gt;Moliterni, E.&lt;/author&gt;&lt;author&gt;Cerullo, A.&lt;/author&gt;&lt;author&gt;Di Nicola, M. R.&lt;/author&gt;&lt;author&gt;Rizzo, N.&lt;/author&gt;&lt;author&gt;Bianchi, V. G.&lt;/author&gt;&lt;author&gt;Paolino, G.&lt;/author&gt;&lt;/authors&gt;&lt;/contributors&gt;&lt;auth-address&gt;Unit of Dermatology, San Raffaele Hospital, Via Olgettina 60, 20132 Milano, Italy.&amp;#xD;Department of Dermatology, Sapienza University of Rome, 00185 Rome, Italy.&amp;#xD;Department of Veterinary Sciences, University of Turin, Via Largo Braccini 2, 10095 Grugliasco, Italy.&amp;#xD;Surgical Pathology, IRCCS Ospedale San Raffaele, Milano Italy.&lt;/auth-address&gt;&lt;titles&gt;&lt;title&gt;Syphilis: a mini review of the history, epidemiology and focus on microbiota&lt;/title&gt;&lt;secondary-title&gt;New Microbiol&lt;/secondary-title&gt;&lt;/titles&gt;&lt;periodical&gt;&lt;full-title&gt;New Microbiol&lt;/full-title&gt;&lt;/periodical&gt;&lt;pages&gt;28-34&lt;/pages&gt;&lt;volume&gt;45&lt;/volume&gt;&lt;number&gt;1&lt;/number&gt;&lt;edition&gt;2022/04/12&lt;/edition&gt;&lt;keywords&gt;&lt;keyword&gt;Female&lt;/keyword&gt;&lt;keyword&gt;Humans&lt;/keyword&gt;&lt;keyword&gt;Male&lt;/keyword&gt;&lt;keyword&gt;*Microbiota&lt;/keyword&gt;&lt;keyword&gt;*Sexually Transmitted Diseases&lt;/keyword&gt;&lt;keyword&gt;*Syphilis/epidemiology&lt;/keyword&gt;&lt;keyword&gt;Treponema pallidum&lt;/keyword&gt;&lt;keyword&gt;Infectious disease&lt;/keyword&gt;&lt;keyword&gt;Sexually transmitted infection&lt;/keyword&gt;&lt;keyword&gt;Skin ulcer&lt;/keyword&gt;&lt;keyword&gt;Treponeme&lt;/keyword&gt;&lt;/keywords&gt;&lt;dates&gt;&lt;year&gt;2022&lt;/year&gt;&lt;pub-dates&gt;&lt;date&gt;Jan&lt;/date&gt;&lt;/pub-dates&gt;&lt;/dates&gt;&lt;isbn&gt;1121-7138 (Print)&amp;#xD;1121-7138 (Linking)&lt;/isbn&gt;&lt;accession-num&gt;35403844&lt;/accession-num&gt;&lt;urls&gt;&lt;related-urls&gt;&lt;url&gt;https://www.ncbi.nlm.nih.gov/pubmed/35403844&lt;/url&gt;&lt;/related-urls&gt;&lt;/urls&gt;&lt;/record&gt;&lt;/Cite&gt;&lt;/EndNote&gt;</w:instrText>
       </w:r>
       <w:r>
         <w:rPr>
@@ -8145,24 +8234,7 @@
           <w:i/>
           <w:iCs/>
           <w:szCs w:val="20"/>
-        </w:rPr>
-        <w:fldChar w:fldCharType="begin"/>
-      </w:r>
-      <w:r>
-        <w:rPr>
-          <w:rFonts w:cstheme="minorBidi"/>
-          <w:i/>
-          <w:iCs/>
-          <w:szCs w:val="20"/>
-        </w:rPr>
-        <w:instrText xml:space="preserve"> ADDIN EN.CITE &lt;EndNote&gt;&lt;Cite&gt;&lt;Author&gt;Mercuri&lt;/Author&gt;&lt;Year&gt;2022&lt;/Year&gt;&lt;RecNum&gt;12&lt;/RecNum&gt;&lt;DisplayText&gt;&lt;style face="superscript"&gt;[3]&lt;/style&gt;&lt;/DisplayText&gt;&lt;record&gt;&lt;rec-number&gt;12&lt;/rec-number&gt;&lt;foreign-keys&gt;&lt;key app="EN" db-id="2azv52r5g9zffjevde4v22w32zs5sw0ea5zd" timestamp="1733848125"&gt;12&lt;/key&gt;&lt;/foreign-keys&gt;&lt;ref-type name="Journal Article"&gt;17&lt;/ref-type&gt;&lt;contributors&gt;&lt;authors&gt;&lt;author&gt;Mercuri, S. R.&lt;/author&gt;&lt;author&gt;Moliterni, E.&lt;/author&gt;&lt;author&gt;Cerullo, A.&lt;/author&gt;&lt;author&gt;Di Nicola, M. R.&lt;/author&gt;&lt;author&gt;Rizzo, N.&lt;/author&gt;&lt;author&gt;Bianchi, V. G.&lt;/author&gt;&lt;author&gt;Paolino, G.&lt;/author&gt;&lt;/authors&gt;&lt;/contributors&gt;&lt;auth-address&gt;Unit of Dermatology, San Raffaele Hospital, Via Olgettina 60, 20132 Milano, Italy.&amp;#xD;Department of Dermatology, Sapienza University of Rome, 00185 Rome, Italy.&amp;#xD;Department of Veterinary Sciences, University of Turin, Via Largo Braccini 2, 10095 Grugliasco, Italy.&amp;#xD;Surgical Pathology, IRCCS Ospedale San Raffaele, Milano Italy.&lt;/auth-address&gt;&lt;titles&gt;&lt;title&gt;Syphilis: a mini review of the history, epidemiology and focus on microbiota&lt;/title&gt;&lt;secondary-title&gt;New Microbiol&lt;/secondary-title&gt;&lt;/titles&gt;&lt;periodical&gt;&lt;full-title&gt;New Microbiol&lt;/full-title&gt;&lt;/periodical&gt;&lt;pages&gt;28-34&lt;/pages&gt;&lt;volume&gt;45&lt;/volume&gt;&lt;number&gt;1&lt;/number&gt;&lt;edition&gt;2022/04/12&lt;/edition&gt;&lt;keywords&gt;&lt;keyword&gt;Female&lt;/keyword&gt;&lt;keyword&gt;Humans&lt;/keyword&gt;&lt;keyword&gt;Male&lt;/keyword&gt;&lt;keyword&gt;*Microbiota&lt;/keyword&gt;&lt;keyword&gt;*Sexually Transmitted Diseases&lt;/keyword&gt;&lt;keyword&gt;*Syphilis/epidemiology&lt;/keyword&gt;&lt;keyword&gt;Treponema pallidum&lt;/keyword&gt;&lt;keyword&gt;Infectious disease&lt;/keyword&gt;&lt;keyword&gt;Sexually transmitted infection&lt;/keyword&gt;&lt;keyword&gt;Skin ulcer&lt;/keyword&gt;&lt;keyword&gt;Treponeme&lt;/keyword&gt;&lt;/keywords&gt;&lt;dates&gt;&lt;year&gt;2022&lt;/year&gt;&lt;pub-dates&gt;&lt;date&gt;Jan&lt;/date&gt;&lt;/pub-dates&gt;&lt;/dates&gt;&lt;isbn&gt;1121-7138 (Print)&amp;#xD;1121-7138 (Linking)&lt;/isbn&gt;&lt;accession-num&gt;35403844&lt;/accession-num&gt;&lt;urls&gt;&lt;related-urls&gt;&lt;url&gt;https://www.ncbi.nlm.nih.gov/pubmed/35403844&lt;/url&gt;&lt;/related-urls&gt;&lt;/urls&gt;&lt;/record&gt;&lt;/Cite&gt;&lt;/EndNote&gt;</w:instrText>
-      </w:r>
-      <w:r>
-        <w:rPr>
-          <w:rFonts w:cstheme="minorBidi"/>
-          <w:i/>
-          <w:iCs/>
-          <w:szCs w:val="20"/>
+          <w:highlight w:val="yellow"/>
         </w:rPr>
         <w:fldChar w:fldCharType="separate"/>
       </w:r>
@@ -8173,6 +8245,7 @@
           <w:iCs/>
           <w:noProof/>
           <w:szCs w:val="20"/>
+          <w:highlight w:val="yellow"/>
           <w:vertAlign w:val="superscript"/>
         </w:rPr>
         <w:t>[3]</w:t>
@@ -8183,6 +8256,7 @@
           <w:i/>
           <w:iCs/>
           <w:szCs w:val="20"/>
+          <w:highlight w:val="yellow"/>
         </w:rPr>
         <w:fldChar w:fldCharType="end"/>
       </w:r>
@@ -8192,17 +8266,9 @@
           <w:i/>
           <w:iCs/>
           <w:szCs w:val="20"/>
-        </w:rPr>
-        <w:t xml:space="preserve"> – </w:t>
-      </w:r>
-      <w:r>
-        <w:rPr>
-          <w:rFonts w:cstheme="minorBidi"/>
-          <w:i/>
-          <w:iCs/>
-          <w:szCs w:val="20"/>
-        </w:rPr>
-        <w:t>excluded from our model</w:t>
+          <w:highlight w:val="yellow"/>
+        </w:rPr>
+        <w:t xml:space="preserve"> – excluded from our model</w:t>
       </w:r>
     </w:p>
     <w:p>
@@ -8213,8 +8279,9 @@
           <w:bCs/>
           <w:i/>
           <w:iCs/>
-          <w:color w:val="A02B93" w:themeColor="accent5"/>
-          <w:szCs w:val="20"/>
+          <w:color w:val="00B050"/>
+          <w:szCs w:val="20"/>
+          <w:highlight w:val="yellow"/>
           <w:u w:val="single"/>
         </w:rPr>
       </w:pPr>
@@ -8223,8 +8290,9 @@
           <w:rFonts w:cstheme="minorBidi"/>
           <w:b/>
           <w:bCs/>
-          <w:color w:val="A02B93" w:themeColor="accent5"/>
-          <w:szCs w:val="20"/>
+          <w:color w:val="00B050"/>
+          <w:szCs w:val="20"/>
+          <w:highlight w:val="yellow"/>
           <w:u w:val="single"/>
         </w:rPr>
         <w:t xml:space="preserve">Duration of primary syphilis (Duration of chancre): </w:t>
@@ -8234,8 +8302,9 @@
           <w:rFonts w:ascii="Wingdings" w:eastAsia="Wingdings" w:hAnsi="Wingdings" w:cstheme="minorBidi"/>
           <w:b/>
           <w:bCs/>
-          <w:color w:val="A02B93" w:themeColor="accent5"/>
-          <w:szCs w:val="20"/>
+          <w:color w:val="00B050"/>
+          <w:szCs w:val="20"/>
+          <w:highlight w:val="yellow"/>
           <w:u w:val="single"/>
         </w:rPr>
         <w:t>à</w:t>
@@ -8245,8 +8314,9 @@
           <w:rFonts w:cstheme="minorBidi"/>
           <w:b/>
           <w:bCs/>
-          <w:color w:val="A02B93" w:themeColor="accent5"/>
-          <w:szCs w:val="20"/>
+          <w:color w:val="00B050"/>
+          <w:szCs w:val="20"/>
+          <w:highlight w:val="yellow"/>
           <w:u w:val="single"/>
         </w:rPr>
         <w:t xml:space="preserve"> </w:t>
@@ -8256,8 +8326,9 @@
           <w:rFonts w:cstheme="minorBidi"/>
           <w:b/>
           <w:bCs/>
-          <w:color w:val="A02B93" w:themeColor="accent5"/>
-          <w:szCs w:val="20"/>
+          <w:color w:val="00B050"/>
+          <w:szCs w:val="20"/>
+          <w:highlight w:val="yellow"/>
           <w:u w:val="single"/>
         </w:rPr>
         <w:t xml:space="preserve">2-6 weeks </w:t>
@@ -8269,8 +8340,9 @@
           <w:bCs/>
           <w:i/>
           <w:iCs/>
-          <w:color w:val="A02B93" w:themeColor="accent5"/>
-          <w:szCs w:val="20"/>
+          <w:color w:val="00B050"/>
+          <w:szCs w:val="20"/>
+          <w:highlight w:val="yellow"/>
           <w:u w:val="single"/>
         </w:rPr>
         <w:fldChar w:fldCharType="begin">
@@ -8402,8 +8474,9 @@
           <w:bCs/>
           <w:i/>
           <w:iCs/>
-          <w:color w:val="A02B93" w:themeColor="accent5"/>
-          <w:szCs w:val="20"/>
+          <w:color w:val="00B050"/>
+          <w:szCs w:val="20"/>
+          <w:highlight w:val="yellow"/>
           <w:u w:val="single"/>
         </w:rPr>
         <w:instrText xml:space="preserve"> ADDIN EN.CITE </w:instrText>
@@ -8415,8 +8488,9 @@
           <w:bCs/>
           <w:i/>
           <w:iCs/>
-          <w:color w:val="A02B93" w:themeColor="accent5"/>
-          <w:szCs w:val="20"/>
+          <w:color w:val="00B050"/>
+          <w:szCs w:val="20"/>
+          <w:highlight w:val="yellow"/>
           <w:u w:val="single"/>
         </w:rPr>
         <w:fldChar w:fldCharType="begin">
@@ -8548,8 +8622,9 @@
           <w:bCs/>
           <w:i/>
           <w:iCs/>
-          <w:color w:val="A02B93" w:themeColor="accent5"/>
-          <w:szCs w:val="20"/>
+          <w:color w:val="00B050"/>
+          <w:szCs w:val="20"/>
+          <w:highlight w:val="yellow"/>
           <w:u w:val="single"/>
         </w:rPr>
         <w:instrText xml:space="preserve"> ADDIN EN.CITE.DATA </w:instrText>
@@ -8561,8 +8636,9 @@
           <w:bCs/>
           <w:i/>
           <w:iCs/>
-          <w:color w:val="A02B93" w:themeColor="accent5"/>
-          <w:szCs w:val="20"/>
+          <w:color w:val="00B050"/>
+          <w:szCs w:val="20"/>
+          <w:highlight w:val="yellow"/>
           <w:u w:val="single"/>
         </w:rPr>
       </w:r>
@@ -8573,8 +8649,9 @@
           <w:bCs/>
           <w:i/>
           <w:iCs/>
-          <w:color w:val="A02B93" w:themeColor="accent5"/>
-          <w:szCs w:val="20"/>
+          <w:color w:val="00B050"/>
+          <w:szCs w:val="20"/>
+          <w:highlight w:val="yellow"/>
           <w:u w:val="single"/>
         </w:rPr>
         <w:fldChar w:fldCharType="end"/>
@@ -8586,8 +8663,9 @@
           <w:bCs/>
           <w:i/>
           <w:iCs/>
-          <w:color w:val="A02B93" w:themeColor="accent5"/>
-          <w:szCs w:val="20"/>
+          <w:color w:val="00B050"/>
+          <w:szCs w:val="20"/>
+          <w:highlight w:val="yellow"/>
           <w:u w:val="single"/>
         </w:rPr>
       </w:r>
@@ -8598,8 +8676,9 @@
           <w:bCs/>
           <w:i/>
           <w:iCs/>
-          <w:color w:val="A02B93" w:themeColor="accent5"/>
-          <w:szCs w:val="20"/>
+          <w:color w:val="00B050"/>
+          <w:szCs w:val="20"/>
+          <w:highlight w:val="yellow"/>
           <w:u w:val="single"/>
         </w:rPr>
         <w:fldChar w:fldCharType="separate"/>
@@ -8612,8 +8691,9 @@
           <w:i/>
           <w:iCs/>
           <w:noProof/>
-          <w:color w:val="A02B93" w:themeColor="accent5"/>
-          <w:szCs w:val="20"/>
+          <w:color w:val="00B050"/>
+          <w:szCs w:val="20"/>
+          <w:highlight w:val="yellow"/>
           <w:u w:val="single"/>
           <w:vertAlign w:val="superscript"/>
         </w:rPr>
@@ -8626,8 +8706,9 @@
           <w:bCs/>
           <w:i/>
           <w:iCs/>
-          <w:color w:val="A02B93" w:themeColor="accent5"/>
-          <w:szCs w:val="20"/>
+          <w:color w:val="00B050"/>
+          <w:szCs w:val="20"/>
+          <w:highlight w:val="yellow"/>
           <w:u w:val="single"/>
         </w:rPr>
         <w:fldChar w:fldCharType="end"/>
@@ -8638,12 +8719,14 @@
         <w:rPr>
           <w:rFonts w:cstheme="minorBidi"/>
           <w:szCs w:val="20"/>
-        </w:rPr>
-      </w:pPr>
-      <w:r>
-        <w:rPr>
-          <w:rFonts w:cstheme="minorBidi"/>
-          <w:szCs w:val="20"/>
+          <w:highlight w:val="yellow"/>
+        </w:rPr>
+      </w:pPr>
+      <w:r>
+        <w:rPr>
+          <w:rFonts w:cstheme="minorBidi"/>
+          <w:szCs w:val="20"/>
+          <w:highlight w:val="yellow"/>
         </w:rPr>
         <w:t xml:space="preserve"> </w:t>
       </w:r>
@@ -8651,8 +8734,14 @@
     <w:p>
       <w:pPr>
         <w:pStyle w:val="Heading2"/>
-      </w:pPr>
-      <w:r>
+        <w:rPr>
+          <w:highlight w:val="yellow"/>
+        </w:rPr>
+      </w:pPr>
+      <w:r>
+        <w:rPr>
+          <w:highlight w:val="yellow"/>
+        </w:rPr>
         <w:lastRenderedPageBreak/>
         <w:t>Secondary syphilis</w:t>
       </w:r>
@@ -8662,12 +8751,14 @@
         <w:rPr>
           <w:rFonts w:cstheme="minorBidi"/>
           <w:szCs w:val="20"/>
-        </w:rPr>
-      </w:pPr>
-      <w:r>
-        <w:rPr>
-          <w:rFonts w:cstheme="minorBidi"/>
-          <w:szCs w:val="20"/>
+          <w:highlight w:val="yellow"/>
+        </w:rPr>
+      </w:pPr>
+      <w:r>
+        <w:rPr>
+          <w:rFonts w:cstheme="minorBidi"/>
+          <w:szCs w:val="20"/>
+          <w:highlight w:val="yellow"/>
         </w:rPr>
         <w:t xml:space="preserve">We assume that </w:t>
       </w:r>
@@ -8677,6 +8768,7 @@
           <w:b/>
           <w:bCs/>
           <w:szCs w:val="20"/>
+          <w:highlight w:val="yellow"/>
         </w:rPr>
         <w:t>secondary syphilis</w:t>
       </w:r>
@@ -8684,6 +8776,7 @@
         <w:rPr>
           <w:rFonts w:cstheme="minorBidi"/>
           <w:szCs w:val="20"/>
+          <w:highlight w:val="yellow"/>
         </w:rPr>
         <w:t xml:space="preserve"> is characterized by systemic symptoms, with the most prominent clinical sign being a rash that can present in various forms. Similar to primary syphilis, the symptoms of secondary syphilis typically resolve spontaneously even without treatment. This stage is highly infectious, and we estimate that 70-80% of individuals with secondary syphilis experience symptoms, with a subset of them seeking care.</w:t>
       </w:r>
@@ -8691,6 +8784,7 @@
         <w:rPr>
           <w:rFonts w:cstheme="minorBidi"/>
           <w:szCs w:val="20"/>
+          <w:highlight w:val="yellow"/>
         </w:rPr>
         <w:t xml:space="preserve"> </w:t>
       </w:r>
@@ -8698,6 +8792,7 @@
         <w:rPr>
           <w:rFonts w:cstheme="minorBidi"/>
           <w:szCs w:val="20"/>
+          <w:highlight w:val="yellow"/>
         </w:rPr>
         <w:t xml:space="preserve">Delay to heal in absence of treatment: 1-2months </w:t>
       </w:r>
@@ -8705,6 +8800,7 @@
         <w:rPr>
           <w:rFonts w:cstheme="minorBidi"/>
           <w:szCs w:val="20"/>
+          <w:highlight w:val="yellow"/>
         </w:rPr>
         <w:fldChar w:fldCharType="begin"/>
       </w:r>
@@ -8712,6 +8808,7 @@
         <w:rPr>
           <w:rFonts w:cstheme="minorBidi"/>
           <w:szCs w:val="20"/>
+          <w:highlight w:val="yellow"/>
         </w:rPr>
         <w:instrText xml:space="preserve"> ADDIN EN.CITE &lt;EndNote&gt;&lt;Cite&gt;&lt;Author&gt;Hicks&lt;/Author&gt;&lt;Year&gt;2021&lt;/Year&gt;&lt;RecNum&gt;3&lt;/RecNum&gt;&lt;DisplayText&gt;&lt;style face="superscript"&gt;[5]&lt;/style&gt;&lt;/DisplayText&gt;&lt;record&gt;&lt;rec-number&gt;3&lt;/rec-number&gt;&lt;foreign-keys&gt;&lt;key app="EN" db-id="2azv52r5g9zffjevde4v22w32zs5sw0ea5zd" timestamp="1731615232"&gt;3&lt;/key&gt;&lt;/foreign-keys&gt;&lt;ref-type name="Journal Article"&gt;17&lt;/ref-type&gt;&lt;contributors&gt;&lt;authors&gt;&lt;author&gt;Hicks, Charles B&lt;/author&gt;&lt;author&gt;Clement, Meredith&lt;/author&gt;&lt;/authors&gt;&lt;/contributors&gt;&lt;titles&gt;&lt;title&gt;Syphilis: epidemiology, pathophysiology, and clinical manifestations in patients without HIV&lt;/title&gt;&lt;secondary-title&gt;UpToDate, Alphen aan den Rijn, Netherlands: Wolters Kluwer https://www. uptodate. com/contents/syphilis-epidemiology-pathophysiology-and-clinical-manifestations-in-patients-without-hiv (Accessed 23 November 2023.)&lt;/secondary-title&gt;&lt;/titles&gt;&lt;periodical&gt;&lt;full-title&gt;UpToDate, Alphen aan den Rijn, Netherlands: Wolters Kluwer https://www. uptodate. com/contents/syphilis-epidemiology-pathophysiology-and-clinical-manifestations-in-patients-without-hiv (Accessed 23 November 2023.)&lt;/full-title&gt;&lt;/periodical&gt;&lt;dates&gt;&lt;year&gt;2021&lt;/year&gt;&lt;/dates&gt;&lt;urls&gt;&lt;/urls&gt;&lt;/record&gt;&lt;/Cite&gt;&lt;/EndNote&gt;</w:instrText>
       </w:r>
@@ -8719,6 +8816,7 @@
         <w:rPr>
           <w:rFonts w:cstheme="minorBidi"/>
           <w:szCs w:val="20"/>
+          <w:highlight w:val="yellow"/>
         </w:rPr>
         <w:fldChar w:fldCharType="separate"/>
       </w:r>
@@ -8727,6 +8825,7 @@
           <w:rFonts w:cstheme="minorBidi"/>
           <w:noProof/>
           <w:szCs w:val="20"/>
+          <w:highlight w:val="yellow"/>
           <w:vertAlign w:val="superscript"/>
         </w:rPr>
         <w:t>[5]</w:t>
@@ -8735,6 +8834,7 @@
         <w:rPr>
           <w:rFonts w:cstheme="minorBidi"/>
           <w:szCs w:val="20"/>
+          <w:highlight w:val="yellow"/>
         </w:rPr>
         <w:fldChar w:fldCharType="end"/>
       </w:r>
@@ -8742,6 +8842,7 @@
         <w:rPr>
           <w:rFonts w:cstheme="minorBidi"/>
           <w:szCs w:val="20"/>
+          <w:highlight w:val="yellow"/>
         </w:rPr>
         <w:t xml:space="preserve">, within 3 months </w:t>
       </w:r>
@@ -8749,6 +8850,7 @@
         <w:rPr>
           <w:rFonts w:cstheme="minorBidi"/>
           <w:szCs w:val="20"/>
+          <w:highlight w:val="yellow"/>
         </w:rPr>
         <w:fldChar w:fldCharType="begin"/>
       </w:r>
@@ -8756,6 +8858,7 @@
         <w:rPr>
           <w:rFonts w:cstheme="minorBidi"/>
           <w:szCs w:val="20"/>
+          <w:highlight w:val="yellow"/>
         </w:rPr>
         <w:instrText xml:space="preserve"> ADDIN EN.CITE &lt;EndNote&gt;&lt;Cite&gt;&lt;Author&gt;Gross&lt;/Author&gt;&lt;Year&gt;2011&lt;/Year&gt;&lt;RecNum&gt;7&lt;/RecNum&gt;&lt;DisplayText&gt;&lt;style face="superscript"&gt;[7]&lt;/style&gt;&lt;/DisplayText&gt;&lt;record&gt;&lt;rec-number&gt;7&lt;/rec-number&gt;&lt;foreign-keys&gt;&lt;key app="EN" db-id="2azv52r5g9zffjevde4v22w32zs5sw0ea5zd" timestamp="1731691826"&gt;7&lt;/key&gt;&lt;/foreign-keys&gt;&lt;ref-type name="Book"&gt;6&lt;/ref-type&gt;&lt;contributors&gt;&lt;authors&gt;&lt;author&gt;Gross, Gerd&lt;/author&gt;&lt;author&gt;Tyring, Stephen K&lt;/author&gt;&lt;/authors&gt;&lt;/contributors&gt;&lt;titles&gt;&lt;title&gt;Sexually transmitted infections and sexually transmitted diseases&lt;/title&gt;&lt;/titles&gt;&lt;dates&gt;&lt;year&gt;2011&lt;/year&gt;&lt;/dates&gt;&lt;publisher&gt;Springer Science &amp;amp; Business Media&lt;/publisher&gt;&lt;isbn&gt;3642146635&lt;/isbn&gt;&lt;urls&gt;&lt;/urls&gt;&lt;/record&gt;&lt;/Cite&gt;&lt;/EndNote&gt;</w:instrText>
       </w:r>
@@ -8763,6 +8866,7 @@
         <w:rPr>
           <w:rFonts w:cstheme="minorBidi"/>
           <w:szCs w:val="20"/>
+          <w:highlight w:val="yellow"/>
         </w:rPr>
         <w:fldChar w:fldCharType="separate"/>
       </w:r>
@@ -8771,6 +8875,7 @@
           <w:rFonts w:cstheme="minorBidi"/>
           <w:noProof/>
           <w:szCs w:val="20"/>
+          <w:highlight w:val="yellow"/>
           <w:vertAlign w:val="superscript"/>
         </w:rPr>
         <w:t>[7]</w:t>
@@ -8779,6 +8884,7 @@
         <w:rPr>
           <w:rFonts w:cstheme="minorBidi"/>
           <w:szCs w:val="20"/>
+          <w:highlight w:val="yellow"/>
         </w:rPr>
         <w:fldChar w:fldCharType="end"/>
       </w:r>
@@ -8786,6 +8892,7 @@
         <w:rPr>
           <w:rFonts w:cstheme="minorBidi"/>
           <w:szCs w:val="20"/>
+          <w:highlight w:val="yellow"/>
         </w:rPr>
         <w:t xml:space="preserve">, </w:t>
       </w:r>
@@ -8795,6 +8902,7 @@
           <w:i/>
           <w:iCs/>
           <w:szCs w:val="20"/>
+          <w:highlight w:val="yellow"/>
         </w:rPr>
         <w:t xml:space="preserve">2–12 wk (2 wk–6 mos) </w:t>
       </w:r>
@@ -8804,6 +8912,7 @@
           <w:i/>
           <w:iCs/>
           <w:szCs w:val="20"/>
+          <w:highlight w:val="yellow"/>
         </w:rPr>
         <w:fldChar w:fldCharType="begin"/>
       </w:r>
@@ -8813,6 +8922,7 @@
           <w:i/>
           <w:iCs/>
           <w:szCs w:val="20"/>
+          <w:highlight w:val="yellow"/>
         </w:rPr>
         <w:instrText xml:space="preserve"> ADDIN EN.CITE &lt;EndNote&gt;&lt;Cite&gt;&lt;Author&gt;Singh&lt;/Author&gt;&lt;Year&gt;1999&lt;/Year&gt;&lt;RecNum&gt;6&lt;/RecNum&gt;&lt;DisplayText&gt;&lt;style face="superscript"&gt;[8]&lt;/style&gt;&lt;/DisplayText&gt;&lt;record&gt;&lt;rec-number&gt;6&lt;/rec-number&gt;&lt;foreign-keys&gt;&lt;key app="EN" db-id="2azv52r5g9zffjevde4v22w32zs5sw0ea5zd" timestamp="1731617730"&gt;6&lt;/key&gt;&lt;/foreign-keys&gt;&lt;ref-type name="Journal Article"&gt;17&lt;/ref-type&gt;&lt;contributors&gt;&lt;authors&gt;&lt;author&gt;Singh, A. E.&lt;/author&gt;&lt;author&gt;Romanowski, B.&lt;/author&gt;&lt;/authors&gt;&lt;/contributors&gt;&lt;auth-address&gt;Alberta Health STD Services, University of Alberta, Edmonton, Alberta, Canada.&lt;/auth-address&gt;&lt;titles&gt;&lt;title&gt;Syphilis: review with emphasis on clinical, epidemiologic, and some biologic features&lt;/title&gt;&lt;secondary-title&gt;Clin Microbiol Rev&lt;/secondary-title&gt;&lt;/titles&gt;&lt;periodical&gt;&lt;full-title&gt;Clin Microbiol Rev&lt;/full-title&gt;&lt;/periodical&gt;&lt;pages&gt;187-209&lt;/pages&gt;&lt;volume&gt;12&lt;/volume&gt;&lt;number&gt;2&lt;/number&gt;&lt;edition&gt;1999/04/09&lt;/edition&gt;&lt;keywords&gt;&lt;keyword&gt;HIV Infections/complications&lt;/keyword&gt;&lt;keyword&gt;Humans&lt;/keyword&gt;&lt;keyword&gt;Syphilis/complications/*epidemiology/therapy&lt;/keyword&gt;&lt;/keywords&gt;&lt;dates&gt;&lt;year&gt;1999&lt;/year&gt;&lt;pub-dates&gt;&lt;date&gt;Apr&lt;/date&gt;&lt;/pub-dates&gt;&lt;/dates&gt;&lt;isbn&gt;0893-8512 (Print)&amp;#xD;1098-6618 (Electronic)&amp;#xD;0893-8512 (Linking)&lt;/isbn&gt;&lt;accession-num&gt;10194456&lt;/accession-num&gt;&lt;urls&gt;&lt;related-urls&gt;&lt;url&gt;https://www.ncbi.nlm.nih.gov/pubmed/10194456&lt;/url&gt;&lt;/related-urls&gt;&lt;/urls&gt;&lt;custom2&gt;PMC88914&lt;/custom2&gt;&lt;electronic-resource-num&gt;10.1128/CMR.12.2.187&lt;/electronic-resource-num&gt;&lt;/record&gt;&lt;/Cite&gt;&lt;/EndNote&gt;</w:instrText>
       </w:r>
@@ -8822,6 +8932,7 @@
           <w:i/>
           <w:iCs/>
           <w:szCs w:val="20"/>
+          <w:highlight w:val="yellow"/>
         </w:rPr>
         <w:fldChar w:fldCharType="separate"/>
       </w:r>
@@ -8832,6 +8943,7 @@
           <w:iCs/>
           <w:noProof/>
           <w:szCs w:val="20"/>
+          <w:highlight w:val="yellow"/>
           <w:vertAlign w:val="superscript"/>
         </w:rPr>
         <w:t>[8]</w:t>
@@ -8842,6 +8954,7 @@
           <w:i/>
           <w:iCs/>
           <w:szCs w:val="20"/>
+          <w:highlight w:val="yellow"/>
         </w:rPr>
         <w:fldChar w:fldCharType="end"/>
       </w:r>
@@ -8857,8 +8970,9 @@
           <w:rFonts w:cstheme="minorBidi"/>
           <w:b/>
           <w:bCs/>
-          <w:color w:val="A02B93" w:themeColor="accent5"/>
-          <w:szCs w:val="20"/>
+          <w:color w:val="00B050"/>
+          <w:szCs w:val="20"/>
+          <w:highlight w:val="yellow"/>
           <w:u w:val="single"/>
         </w:rPr>
       </w:pPr>
@@ -8867,8 +8981,9 @@
           <w:rFonts w:cstheme="minorBidi"/>
           <w:b/>
           <w:bCs/>
-          <w:color w:val="A02B93" w:themeColor="accent5"/>
-          <w:szCs w:val="20"/>
+          <w:color w:val="00B050"/>
+          <w:szCs w:val="20"/>
+          <w:highlight w:val="yellow"/>
           <w:u w:val="single"/>
         </w:rPr>
         <w:t xml:space="preserve">Duration of secondary syphilis:  1-3 months </w:t>
@@ -8878,8 +8993,9 @@
           <w:rFonts w:cstheme="minorBidi"/>
           <w:b/>
           <w:bCs/>
-          <w:color w:val="A02B93" w:themeColor="accent5"/>
-          <w:szCs w:val="20"/>
+          <w:color w:val="00B050"/>
+          <w:szCs w:val="20"/>
+          <w:highlight w:val="yellow"/>
           <w:u w:val="single"/>
         </w:rPr>
         <w:fldChar w:fldCharType="begin">
@@ -8946,8 +9062,9 @@
           <w:rFonts w:cstheme="minorBidi"/>
           <w:b/>
           <w:bCs/>
-          <w:color w:val="A02B93" w:themeColor="accent5"/>
-          <w:szCs w:val="20"/>
+          <w:color w:val="00B050"/>
+          <w:szCs w:val="20"/>
+          <w:highlight w:val="yellow"/>
           <w:u w:val="single"/>
         </w:rPr>
         <w:instrText xml:space="preserve"> ADDIN EN.CITE </w:instrText>
@@ -8957,8 +9074,9 @@
           <w:rFonts w:cstheme="minorBidi"/>
           <w:b/>
           <w:bCs/>
-          <w:color w:val="A02B93" w:themeColor="accent5"/>
-          <w:szCs w:val="20"/>
+          <w:color w:val="00B050"/>
+          <w:szCs w:val="20"/>
+          <w:highlight w:val="yellow"/>
           <w:u w:val="single"/>
         </w:rPr>
         <w:fldChar w:fldCharType="begin">
@@ -9025,8 +9143,9 @@
           <w:rFonts w:cstheme="minorBidi"/>
           <w:b/>
           <w:bCs/>
-          <w:color w:val="A02B93" w:themeColor="accent5"/>
-          <w:szCs w:val="20"/>
+          <w:color w:val="00B050"/>
+          <w:szCs w:val="20"/>
+          <w:highlight w:val="yellow"/>
           <w:u w:val="single"/>
         </w:rPr>
         <w:instrText xml:space="preserve"> ADDIN EN.CITE.DATA </w:instrText>
@@ -9036,8 +9155,9 @@
           <w:rFonts w:cstheme="minorBidi"/>
           <w:b/>
           <w:bCs/>
-          <w:color w:val="A02B93" w:themeColor="accent5"/>
-          <w:szCs w:val="20"/>
+          <w:color w:val="00B050"/>
+          <w:szCs w:val="20"/>
+          <w:highlight w:val="yellow"/>
           <w:u w:val="single"/>
         </w:rPr>
       </w:r>
@@ -9046,8 +9166,9 @@
           <w:rFonts w:cstheme="minorBidi"/>
           <w:b/>
           <w:bCs/>
-          <w:color w:val="A02B93" w:themeColor="accent5"/>
-          <w:szCs w:val="20"/>
+          <w:color w:val="00B050"/>
+          <w:szCs w:val="20"/>
+          <w:highlight w:val="yellow"/>
           <w:u w:val="single"/>
         </w:rPr>
         <w:fldChar w:fldCharType="end"/>
@@ -9057,8 +9178,9 @@
           <w:rFonts w:cstheme="minorBidi"/>
           <w:b/>
           <w:bCs/>
-          <w:color w:val="A02B93" w:themeColor="accent5"/>
-          <w:szCs w:val="20"/>
+          <w:color w:val="00B050"/>
+          <w:szCs w:val="20"/>
+          <w:highlight w:val="yellow"/>
           <w:u w:val="single"/>
         </w:rPr>
       </w:r>
@@ -9067,8 +9189,9 @@
           <w:rFonts w:cstheme="minorBidi"/>
           <w:b/>
           <w:bCs/>
-          <w:color w:val="A02B93" w:themeColor="accent5"/>
-          <w:szCs w:val="20"/>
+          <w:color w:val="00B050"/>
+          <w:szCs w:val="20"/>
+          <w:highlight w:val="yellow"/>
           <w:u w:val="single"/>
         </w:rPr>
         <w:fldChar w:fldCharType="separate"/>
@@ -9079,8 +9202,9 @@
           <w:b/>
           <w:bCs/>
           <w:noProof/>
-          <w:color w:val="A02B93" w:themeColor="accent5"/>
-          <w:szCs w:val="20"/>
+          <w:color w:val="00B050"/>
+          <w:szCs w:val="20"/>
+          <w:highlight w:val="yellow"/>
           <w:u w:val="single"/>
           <w:vertAlign w:val="superscript"/>
         </w:rPr>
@@ -9091,8 +9215,9 @@
           <w:rFonts w:cstheme="minorBidi"/>
           <w:b/>
           <w:bCs/>
-          <w:color w:val="A02B93" w:themeColor="accent5"/>
-          <w:szCs w:val="20"/>
+          <w:color w:val="00B050"/>
+          <w:szCs w:val="20"/>
+          <w:highlight w:val="yellow"/>
           <w:u w:val="single"/>
         </w:rPr>
         <w:fldChar w:fldCharType="end"/>
@@ -9104,25 +9229,41 @@
         <w:rPr>
           <w:rFonts w:cs="Calibri"/>
           <w:szCs w:val="20"/>
-        </w:rPr>
-      </w:pPr>
-      <w:r>
+          <w:highlight w:val="yellow"/>
+        </w:rPr>
+      </w:pPr>
+      <w:r>
+        <w:rPr>
+          <w:highlight w:val="yellow"/>
+        </w:rPr>
         <w:t xml:space="preserve"> </w:t>
       </w:r>
     </w:p>
     <w:p>
       <w:pPr>
         <w:pStyle w:val="Heading2"/>
-      </w:pPr>
-      <w:r>
+        <w:rPr>
+          <w:highlight w:val="yellow"/>
+        </w:rPr>
+      </w:pPr>
+      <w:r>
+        <w:rPr>
+          <w:highlight w:val="yellow"/>
+        </w:rPr>
         <w:t>Relapse EL to Secondary</w:t>
       </w:r>
     </w:p>
     <w:p>
       <w:pPr>
         <w:pStyle w:val="Heading2"/>
-      </w:pPr>
-      <w:r>
+        <w:rPr>
+          <w:highlight w:val="yellow"/>
+        </w:rPr>
+      </w:pPr>
+      <w:r>
+        <w:rPr>
+          <w:highlight w:val="yellow"/>
+        </w:rPr>
         <w:t>Early Latent</w:t>
       </w:r>
     </w:p>
@@ -9131,12 +9272,14 @@
         <w:rPr>
           <w:rFonts w:cstheme="minorBidi"/>
           <w:szCs w:val="20"/>
-        </w:rPr>
-      </w:pPr>
-      <w:r>
-        <w:rPr>
-          <w:rFonts w:cstheme="minorBidi"/>
-          <w:szCs w:val="20"/>
+          <w:highlight w:val="yellow"/>
+        </w:rPr>
+      </w:pPr>
+      <w:r>
+        <w:rPr>
+          <w:rFonts w:cstheme="minorBidi"/>
+          <w:szCs w:val="20"/>
+          <w:highlight w:val="yellow"/>
         </w:rPr>
         <w:t xml:space="preserve">The latent phase begins when symptoms resolve but the individual remains infected, as confirmed by serologic testing. We assume that </w:t>
       </w:r>
@@ -9146,6 +9289,7 @@
           <w:b/>
           <w:bCs/>
           <w:szCs w:val="20"/>
+          <w:highlight w:val="yellow"/>
         </w:rPr>
         <w:t>early latent</w:t>
       </w:r>
@@ -9153,6 +9297,7 @@
         <w:rPr>
           <w:rFonts w:cstheme="minorBidi"/>
           <w:szCs w:val="20"/>
+          <w:highlight w:val="yellow"/>
         </w:rPr>
         <w:t xml:space="preserve"> syphilis refers to infections acquired within the past 12 months. Individuals in this stage remain sexually infectious, although less so than those in primary or secondary syphilis. Approximately 25% of individuals in the early latent phase may </w:t>
       </w:r>
@@ -9162,6 +9307,7 @@
           <w:b/>
           <w:bCs/>
           <w:szCs w:val="20"/>
+          <w:highlight w:val="yellow"/>
         </w:rPr>
         <w:t>relapse</w:t>
       </w:r>
@@ -9169,6 +9315,7 @@
         <w:rPr>
           <w:rFonts w:cstheme="minorBidi"/>
           <w:szCs w:val="20"/>
+          <w:highlight w:val="yellow"/>
         </w:rPr>
         <w:t xml:space="preserve"> to secondary syphilis, temporarily increasing their infectiousness and likelihood of seeking care. </w:t>
       </w:r>
@@ -9178,6 +9325,7 @@
           <w:i/>
           <w:iCs/>
           <w:szCs w:val="20"/>
+          <w:highlight w:val="yellow"/>
         </w:rPr>
         <w:t xml:space="preserve">About 90% of first relapses occur within 1 year, 94% occur within 2 years, and the rest occur over 4 years. </w:t>
       </w:r>
@@ -9187,6 +9335,7 @@
           <w:i/>
           <w:iCs/>
           <w:szCs w:val="20"/>
+          <w:highlight w:val="yellow"/>
         </w:rPr>
         <w:fldChar w:fldCharType="begin"/>
       </w:r>
@@ -9196,6 +9345,7 @@
           <w:i/>
           <w:iCs/>
           <w:szCs w:val="20"/>
+          <w:highlight w:val="yellow"/>
         </w:rPr>
         <w:instrText xml:space="preserve"> ADDIN EN.CITE &lt;EndNote&gt;&lt;Cite&gt;&lt;Author&gt;Singh&lt;/Author&gt;&lt;Year&gt;1999&lt;/Year&gt;&lt;RecNum&gt;6&lt;/RecNum&gt;&lt;DisplayText&gt;&lt;style face="superscript"&gt;[8]&lt;/style&gt;&lt;/DisplayText&gt;&lt;record&gt;&lt;rec-number&gt;6&lt;/rec-number&gt;&lt;foreign-keys&gt;&lt;key app="EN" db-id="2azv52r5g9zffjevde4v22w32zs5sw0ea5zd" timestamp="1731617730"&gt;6&lt;/key&gt;&lt;/foreign-keys&gt;&lt;ref-type name="Journal Article"&gt;17&lt;/ref-type&gt;&lt;contributors&gt;&lt;authors&gt;&lt;author&gt;Singh, A. E.&lt;/author&gt;&lt;author&gt;Romanowski, B.&lt;/author&gt;&lt;/authors&gt;&lt;/contributors&gt;&lt;auth-address&gt;Alberta Health STD Services, University of Alberta, Edmonton, Alberta, Canada.&lt;/auth-address&gt;&lt;titles&gt;&lt;title&gt;Syphilis: review with emphasis on clinical, epidemiologic, and some biologic features&lt;/title&gt;&lt;secondary-title&gt;Clin Microbiol Rev&lt;/secondary-title&gt;&lt;/titles&gt;&lt;periodical&gt;&lt;full-title&gt;Clin Microbiol Rev&lt;/full-title&gt;&lt;/periodical&gt;&lt;pages&gt;187-209&lt;/pages&gt;&lt;volume&gt;12&lt;/volume&gt;&lt;number&gt;2&lt;/number&gt;&lt;edition&gt;1999/04/09&lt;/edition&gt;&lt;keywords&gt;&lt;keyword&gt;HIV Infections/complications&lt;/keyword&gt;&lt;keyword&gt;Humans&lt;/keyword&gt;&lt;keyword&gt;Syphilis/complications/*epidemiology/therapy&lt;/keyword&gt;&lt;/keywords&gt;&lt;dates&gt;&lt;year&gt;1999&lt;/year&gt;&lt;pub-dates&gt;&lt;date&gt;Apr&lt;/date&gt;&lt;/pub-dates&gt;&lt;/dates&gt;&lt;isbn&gt;0893-8512 (Print)&amp;#xD;1098-6618 (Electronic)&amp;#xD;0893-8512 (Linking)&lt;/isbn&gt;&lt;accession-num&gt;10194456&lt;/accession-num&gt;&lt;urls&gt;&lt;related-urls&gt;&lt;url&gt;https://www.ncbi.nlm.nih.gov/pubmed/10194456&lt;/url&gt;&lt;/related-urls&gt;&lt;/urls&gt;&lt;custom2&gt;PMC88914&lt;/custom2&gt;&lt;electronic-resource-num&gt;10.1128/CMR.12.2.187&lt;/electronic-resource-num&gt;&lt;/record&gt;&lt;/Cite&gt;&lt;/EndNote&gt;</w:instrText>
       </w:r>
@@ -9205,6 +9355,7 @@
           <w:i/>
           <w:iCs/>
           <w:szCs w:val="20"/>
+          <w:highlight w:val="yellow"/>
         </w:rPr>
         <w:fldChar w:fldCharType="separate"/>
       </w:r>
@@ -9215,6 +9366,7 @@
           <w:iCs/>
           <w:noProof/>
           <w:szCs w:val="20"/>
+          <w:highlight w:val="yellow"/>
           <w:vertAlign w:val="superscript"/>
         </w:rPr>
         <w:t>[8]</w:t>
@@ -9225,6 +9377,7 @@
           <w:i/>
           <w:iCs/>
           <w:szCs w:val="20"/>
+          <w:highlight w:val="yellow"/>
         </w:rPr>
         <w:fldChar w:fldCharType="end"/>
       </w:r>
@@ -9240,8 +9393,9 @@
           <w:rFonts w:cstheme="minorBidi"/>
           <w:b/>
           <w:bCs/>
-          <w:color w:val="7030A0"/>
-          <w:szCs w:val="20"/>
+          <w:color w:val="00B050"/>
+          <w:szCs w:val="20"/>
+          <w:highlight w:val="yellow"/>
         </w:rPr>
       </w:pPr>
       <w:r>
@@ -9249,8 +9403,9 @@
           <w:rFonts w:cstheme="minorBidi"/>
           <w:b/>
           <w:bCs/>
-          <w:color w:val="7030A0"/>
-          <w:szCs w:val="20"/>
+          <w:color w:val="00B050"/>
+          <w:szCs w:val="20"/>
+          <w:highlight w:val="yellow"/>
         </w:rPr>
         <w:t>Proportion relapse</w:t>
       </w:r>
@@ -9259,8 +9414,9 @@
           <w:rFonts w:cstheme="minorBidi"/>
           <w:b/>
           <w:bCs/>
-          <w:color w:val="7030A0"/>
-          <w:szCs w:val="20"/>
+          <w:color w:val="00B050"/>
+          <w:szCs w:val="20"/>
+          <w:highlight w:val="yellow"/>
         </w:rPr>
         <w:t xml:space="preserve"> </w:t>
       </w:r>
@@ -9269,8 +9425,9 @@
           <w:rFonts w:cstheme="minorBidi"/>
           <w:b/>
           <w:bCs/>
-          <w:color w:val="7030A0"/>
-          <w:szCs w:val="20"/>
+          <w:color w:val="00B050"/>
+          <w:szCs w:val="20"/>
+          <w:highlight w:val="yellow"/>
         </w:rPr>
         <w:t>: 25%</w:t>
       </w:r>
@@ -9279,8 +9436,9 @@
           <w:rFonts w:cstheme="minorBidi"/>
           <w:b/>
           <w:bCs/>
-          <w:color w:val="7030A0"/>
-          <w:szCs w:val="20"/>
+          <w:color w:val="00B050"/>
+          <w:szCs w:val="20"/>
+          <w:highlight w:val="yellow"/>
         </w:rPr>
         <w:t xml:space="preserve"> </w:t>
       </w:r>
@@ -9289,8 +9447,9 @@
           <w:rFonts w:cstheme="minorBidi"/>
           <w:b/>
           <w:bCs/>
-          <w:color w:val="7030A0"/>
-          <w:szCs w:val="20"/>
+          <w:color w:val="00B050"/>
+          <w:szCs w:val="20"/>
+          <w:highlight w:val="yellow"/>
         </w:rPr>
         <w:fldChar w:fldCharType="begin"/>
       </w:r>
@@ -9299,8 +9458,9 @@
           <w:rFonts w:cstheme="minorBidi"/>
           <w:b/>
           <w:bCs/>
-          <w:color w:val="7030A0"/>
-          <w:szCs w:val="20"/>
+          <w:color w:val="00B050"/>
+          <w:szCs w:val="20"/>
+          <w:highlight w:val="yellow"/>
         </w:rPr>
         <w:instrText xml:space="preserve"> ADDIN EN.CITE &lt;EndNote&gt;&lt;Cite&gt;&lt;Author&gt;Singh&lt;/Author&gt;&lt;Year&gt;1999&lt;/Year&gt;&lt;RecNum&gt;6&lt;/RecNum&gt;&lt;DisplayText&gt;&lt;style face="superscript"&gt;[8]&lt;/style&gt;&lt;/DisplayText&gt;&lt;record&gt;&lt;rec-number&gt;6&lt;/rec-number&gt;&lt;foreign-keys&gt;&lt;key app="EN" db-id="2azv52r5g9zffjevde4v22w32zs5sw0ea5zd" timestamp="1731617730"&gt;6&lt;/key&gt;&lt;/foreign-keys&gt;&lt;ref-type name="Journal Article"&gt;17&lt;/ref-type&gt;&lt;contributors&gt;&lt;authors&gt;&lt;author&gt;Singh, A. E.&lt;/author&gt;&lt;author&gt;Romanowski, B.&lt;/author&gt;&lt;/authors&gt;&lt;/contributors&gt;&lt;auth-address&gt;Alberta Health STD Services, University of Alberta, Edmonton, Alberta, Canada.&lt;/auth-address&gt;&lt;titles&gt;&lt;title&gt;Syphilis: review with emphasis on clinical, epidemiologic, and some biologic features&lt;/title&gt;&lt;secondary-title&gt;Clin Microbiol Rev&lt;/secondary-title&gt;&lt;/titles&gt;&lt;periodical&gt;&lt;full-title&gt;Clin Microbiol Rev&lt;/full-title&gt;&lt;/periodical&gt;&lt;pages&gt;187-209&lt;/pages&gt;&lt;volume&gt;12&lt;/volume&gt;&lt;number&gt;2&lt;/number&gt;&lt;edition&gt;1999/04/09&lt;/edition&gt;&lt;keywords&gt;&lt;keyword&gt;HIV Infections/complications&lt;/keyword&gt;&lt;keyword&gt;Humans&lt;/keyword&gt;&lt;keyword&gt;Syphilis/complications/*epidemiology/therapy&lt;/keyword&gt;&lt;/keywords&gt;&lt;dates&gt;&lt;year&gt;1999&lt;/year&gt;&lt;pub-dates&gt;&lt;date&gt;Apr&lt;/date&gt;&lt;/pub-dates&gt;&lt;/dates&gt;&lt;isbn&gt;0893-8512 (Print)&amp;#xD;1098-6618 (Electronic)&amp;#xD;0893-8512 (Linking)&lt;/isbn&gt;&lt;accession-num&gt;10194456&lt;/accession-num&gt;&lt;urls&gt;&lt;related-urls&gt;&lt;url&gt;https://www.ncbi.nlm.nih.gov/pubmed/10194456&lt;/url&gt;&lt;/related-urls&gt;&lt;/urls&gt;&lt;custom2&gt;PMC88914&lt;/custom2&gt;&lt;electronic-resource-num&gt;10.1128/CMR.12.2.187&lt;/electronic-resource-num&gt;&lt;/record&gt;&lt;/Cite&gt;&lt;/EndNote&gt;</w:instrText>
       </w:r>
@@ -9309,8 +9469,9 @@
           <w:rFonts w:cstheme="minorBidi"/>
           <w:b/>
           <w:bCs/>
-          <w:color w:val="7030A0"/>
-          <w:szCs w:val="20"/>
+          <w:color w:val="00B050"/>
+          <w:szCs w:val="20"/>
+          <w:highlight w:val="yellow"/>
         </w:rPr>
         <w:fldChar w:fldCharType="separate"/>
       </w:r>
@@ -9320,8 +9481,9 @@
           <w:b/>
           <w:bCs/>
           <w:noProof/>
-          <w:color w:val="7030A0"/>
-          <w:szCs w:val="20"/>
+          <w:color w:val="00B050"/>
+          <w:szCs w:val="20"/>
+          <w:highlight w:val="yellow"/>
           <w:vertAlign w:val="superscript"/>
         </w:rPr>
         <w:t>[8]</w:t>
@@ -9331,8 +9493,9 @@
           <w:rFonts w:cstheme="minorBidi"/>
           <w:b/>
           <w:bCs/>
-          <w:color w:val="7030A0"/>
-          <w:szCs w:val="20"/>
+          <w:color w:val="00B050"/>
+          <w:szCs w:val="20"/>
+          <w:highlight w:val="yellow"/>
         </w:rPr>
         <w:fldChar w:fldCharType="end"/>
       </w:r>
@@ -9341,8 +9504,9 @@
           <w:rFonts w:cstheme="minorBidi"/>
           <w:b/>
           <w:bCs/>
-          <w:color w:val="7030A0"/>
-          <w:szCs w:val="20"/>
+          <w:color w:val="00B050"/>
+          <w:szCs w:val="20"/>
+          <w:highlight w:val="yellow"/>
         </w:rPr>
         <w:t xml:space="preserve"> and we simplify to assume all relapses happen in the first year (EL)</w:t>
       </w:r>
@@ -9353,14 +9517,26 @@
         <w:jc w:val="both"/>
         <w:rPr>
           <w:rFonts w:cs="Calibri"/>
-        </w:rPr>
-      </w:pPr>
-      <w:r>
+          <w:highlight w:val="yellow"/>
+        </w:rPr>
+      </w:pPr>
+      <w:r>
+        <w:rPr>
+          <w:highlight w:val="yellow"/>
+        </w:rPr>
         <w:t xml:space="preserve">Proportion of primary/secondary symptomatic disease </w:t>
       </w:r>
     </w:p>
     <w:p>
-      <w:r>
+      <w:pPr>
+        <w:rPr>
+          <w:highlight w:val="yellow"/>
+        </w:rPr>
+      </w:pPr>
+      <w:r>
+        <w:rPr>
+          <w:highlight w:val="yellow"/>
+        </w:rPr>
         <w:t xml:space="preserve"> “We are now [assuming] that only a percentage of cases in the primary/secondary stage are symptomatic, and among those with symptoms, some percentage of cases don’t recognize symptoms.”</w:t>
       </w:r>
     </w:p>
@@ -9370,6 +9546,7 @@
         <w:rPr>
           <w:rFonts w:cs="Calibri"/>
           <w:szCs w:val="20"/>
+          <w:highlight w:val="yellow"/>
         </w:rPr>
       </w:pPr>
       <w:r>
@@ -9378,6 +9555,7 @@
           <w:b/>
           <w:bCs/>
           <w:szCs w:val="20"/>
+          <w:highlight w:val="yellow"/>
         </w:rPr>
         <w:t>Parameter:</w:t>
       </w:r>
@@ -9385,6 +9563,7 @@
         <w:rPr>
           <w:rFonts w:cs="Calibri"/>
           <w:szCs w:val="20"/>
+          <w:highlight w:val="yellow"/>
         </w:rPr>
         <w:t xml:space="preserve"> Proportion of primary/secondary symptomatic disease among MSM</w:t>
       </w:r>
@@ -9392,6 +9571,7 @@
         <w:rPr>
           <w:rFonts w:cs="Calibri"/>
           <w:szCs w:val="20"/>
+          <w:highlight w:val="yellow"/>
         </w:rPr>
         <w:t xml:space="preserve"> (also applied to heterosexual men)</w:t>
       </w:r>
@@ -9404,6 +9584,7 @@
           <w:b/>
           <w:bCs/>
           <w:szCs w:val="20"/>
+          <w:highlight w:val="yellow"/>
         </w:rPr>
       </w:pPr>
       <w:r>
@@ -9412,6 +9593,7 @@
           <w:b/>
           <w:bCs/>
           <w:szCs w:val="20"/>
+          <w:highlight w:val="yellow"/>
         </w:rPr>
         <w:t xml:space="preserve">Summary: </w:t>
       </w:r>
@@ -9428,12 +9610,14 @@
         <w:rPr>
           <w:rFonts w:cs="Calibri"/>
           <w:szCs w:val="20"/>
+          <w:highlight w:val="yellow"/>
         </w:rPr>
       </w:pPr>
       <w:r>
         <w:rPr>
           <w:rFonts w:cs="Calibri"/>
           <w:szCs w:val="20"/>
+          <w:highlight w:val="yellow"/>
         </w:rPr>
         <w:t xml:space="preserve">MSM attending 3-monthly visits at a PrEP clinic in Melbourne, Australia between Feb 2016 – Mar 2019 </w:t>
       </w:r>
@@ -9450,12 +9634,14 @@
         <w:rPr>
           <w:rFonts w:cs="Calibri"/>
           <w:szCs w:val="20"/>
+          <w:highlight w:val="yellow"/>
         </w:rPr>
       </w:pPr>
       <w:r>
         <w:rPr>
           <w:rFonts w:cs="Calibri"/>
           <w:szCs w:val="20"/>
+          <w:highlight w:val="yellow"/>
         </w:rPr>
         <w:t xml:space="preserve">Underwent routine STI screening with serological testing for syphilis at visits but could also attend walk-in clinic outside of their visits </w:t>
       </w:r>
@@ -9472,12 +9658,14 @@
         <w:rPr>
           <w:rFonts w:cs="Calibri"/>
           <w:szCs w:val="20"/>
+          <w:highlight w:val="yellow"/>
         </w:rPr>
       </w:pPr>
       <w:r>
         <w:rPr>
           <w:rFonts w:cs="Calibri"/>
           <w:szCs w:val="20"/>
+          <w:highlight w:val="yellow"/>
         </w:rPr>
         <w:t xml:space="preserve">Syphilis diagnoses classified using Australian laboratory case definition (seroconversion with prior negative serology within 24 months or a 4-fold rise in RPR if reinfection); classified as primary/secondary based on clinical exam and lab results (PCR from a lesion and/or serology)  </w:t>
       </w:r>
@@ -9494,12 +9682,14 @@
         <w:rPr>
           <w:rFonts w:cs="Calibri"/>
           <w:szCs w:val="20"/>
+          <w:highlight w:val="yellow"/>
         </w:rPr>
       </w:pPr>
       <w:r>
         <w:rPr>
           <w:rFonts w:cs="Calibri"/>
           <w:szCs w:val="20"/>
+          <w:highlight w:val="yellow"/>
         </w:rPr>
         <w:t xml:space="preserve">Results (Table 1) : </w:t>
       </w:r>
@@ -9507,6 +9697,7 @@
         <w:rPr>
           <w:rFonts w:cs="Calibri"/>
           <w:szCs w:val="20"/>
+          <w:highlight w:val="yellow"/>
         </w:rPr>
         <w:fldChar w:fldCharType="begin"/>
       </w:r>
@@ -9514,6 +9705,7 @@
         <w:rPr>
           <w:rFonts w:cs="Calibri"/>
           <w:szCs w:val="20"/>
+          <w:highlight w:val="yellow"/>
         </w:rPr>
         <w:instrText xml:space="preserve"> ADDIN EN.CITE &lt;EndNote&gt;&lt;Cite&gt;&lt;Author&gt;Peel&lt;/Author&gt;&lt;Year&gt;2021&lt;/Year&gt;&lt;RecNum&gt;1247&lt;/RecNum&gt;&lt;DisplayText&gt;&lt;style face="superscript"&gt;[9]&lt;/style&gt;&lt;/DisplayText&gt;&lt;record&gt;&lt;rec-number&gt;1247&lt;/rec-number&gt;&lt;foreign-keys&gt;&lt;key app="EN" db-id="xrzs0t9aq90fz3epr5zx0p99vxx0ftpxw0s0" timestamp="1740664089"&gt;1247&lt;/key&gt;&lt;/foreign-keys&gt;&lt;ref-type name="Journal Article"&gt;17&lt;/ref-type&gt;&lt;contributors&gt;&lt;authors&gt;&lt;author&gt;Peel, Joanne&lt;/author&gt;&lt;author&gt;Chow, Eric PF&lt;/author&gt;&lt;author&gt;Denham, Ian&lt;/author&gt;&lt;author&gt;Schmidt, Tina&lt;/author&gt;&lt;author&gt;Buchanan, Andrew&lt;/author&gt;&lt;author&gt;Fairley, Christopher K&lt;/author&gt;&lt;author&gt;Williamson, Deborah A&lt;/author&gt;&lt;author&gt;Bissessor, Melanie&lt;/author&gt;&lt;author&gt;Chen, Marcus Y&lt;/author&gt;&lt;/authors&gt;&lt;/contributors&gt;&lt;titles&gt;&lt;title&gt;Clinical presentation of incident syphilis among men who have sex with men taking HIV pre-exposure prophylaxis in Melbourne, Australia&lt;/title&gt;&lt;secondary-title&gt;Clinical Infectious Diseases&lt;/secondary-title&gt;&lt;/titles&gt;&lt;periodical&gt;&lt;full-title&gt;Clinical Infectious Diseases&lt;/full-title&gt;&lt;/periodical&gt;&lt;pages&gt;e934-e937&lt;/pages&gt;&lt;volume&gt;73&lt;/volume&gt;&lt;number&gt;4&lt;/number&gt;&lt;dates&gt;&lt;year&gt;2021&lt;/year&gt;&lt;/dates&gt;&lt;isbn&gt;1058-4838&lt;/isbn&gt;&lt;urls&gt;&lt;/urls&gt;&lt;/record&gt;&lt;/Cite&gt;&lt;/EndNote&gt;</w:instrText>
       </w:r>
@@ -9521,6 +9713,7 @@
         <w:rPr>
           <w:rFonts w:cs="Calibri"/>
           <w:szCs w:val="20"/>
+          <w:highlight w:val="yellow"/>
         </w:rPr>
         <w:fldChar w:fldCharType="separate"/>
       </w:r>
@@ -9529,6 +9722,7 @@
           <w:rFonts w:cs="Calibri"/>
           <w:noProof/>
           <w:szCs w:val="20"/>
+          <w:highlight w:val="yellow"/>
           <w:vertAlign w:val="superscript"/>
         </w:rPr>
         <w:t>[9]</w:t>
@@ -9537,6 +9731,7 @@
         <w:rPr>
           <w:rFonts w:cs="Calibri"/>
           <w:szCs w:val="20"/>
+          <w:highlight w:val="yellow"/>
         </w:rPr>
         <w:fldChar w:fldCharType="end"/>
       </w:r>
@@ -9553,12 +9748,14 @@
         <w:rPr>
           <w:rFonts w:cs="Calibri"/>
           <w:szCs w:val="20"/>
+          <w:highlight w:val="yellow"/>
         </w:rPr>
       </w:pPr>
       <w:r>
         <w:rPr>
           <w:rFonts w:cs="Calibri"/>
           <w:szCs w:val="20"/>
+          <w:highlight w:val="yellow"/>
         </w:rPr>
         <w:t xml:space="preserve">Total of 69 incident syphilis cases (24 primary, 16 secondary, 29 early latent) </w:t>
       </w:r>
@@ -9575,12 +9772,14 @@
         <w:rPr>
           <w:rFonts w:cs="Calibri"/>
           <w:szCs w:val="20"/>
+          <w:highlight w:val="yellow"/>
         </w:rPr>
       </w:pPr>
       <w:r>
         <w:rPr>
           <w:rFonts w:cs="Calibri"/>
           <w:szCs w:val="20"/>
+          <w:highlight w:val="yellow"/>
         </w:rPr>
         <w:t xml:space="preserve">Among all 69 cases, 20 presented reporting symptoms of primary syphilis, 14 of whom were diagnosed at walk-in STI clinic </w:t>
       </w:r>
@@ -9590,6 +9789,7 @@
           <w:i/>
           <w:iCs/>
           <w:szCs w:val="20"/>
+          <w:highlight w:val="yellow"/>
         </w:rPr>
         <w:t>between</w:t>
       </w:r>
@@ -9597,6 +9797,7 @@
         <w:rPr>
           <w:rFonts w:cs="Calibri"/>
           <w:szCs w:val="20"/>
+          <w:highlight w:val="yellow"/>
         </w:rPr>
         <w:t xml:space="preserve"> PrEP appointments  </w:t>
       </w:r>
@@ -9613,19 +9814,24 @@
         <w:rPr>
           <w:rFonts w:cs="Calibri"/>
           <w:szCs w:val="20"/>
+          <w:highlight w:val="yellow"/>
         </w:rPr>
       </w:pPr>
       <w:r>
         <w:rPr>
           <w:rFonts w:cs="Calibri"/>
-          <w:szCs w:val="20"/>
+          <w:color w:val="00B050"/>
+          <w:szCs w:val="20"/>
+          <w:highlight w:val="yellow"/>
         </w:rPr>
         <w:sym w:font="Wingdings" w:char="F0E0"/>
       </w:r>
       <w:r>
         <w:rPr>
           <w:rFonts w:cs="Calibri"/>
-          <w:szCs w:val="20"/>
+          <w:color w:val="00B050"/>
+          <w:szCs w:val="20"/>
+          <w:highlight w:val="yellow"/>
         </w:rPr>
         <w:t xml:space="preserve"> </w:t>
       </w:r>
@@ -9634,8 +9840,9 @@
           <w:rFonts w:cs="Calibri"/>
           <w:b/>
           <w:bCs/>
-          <w:color w:val="7030A0"/>
-          <w:szCs w:val="20"/>
+          <w:color w:val="00B050"/>
+          <w:szCs w:val="20"/>
+          <w:highlight w:val="yellow"/>
         </w:rPr>
         <w:t xml:space="preserve">Proportion of incident cases presenting with </w:t>
       </w:r>
@@ -9644,8 +9851,9 @@
           <w:rFonts w:cs="Calibri"/>
           <w:b/>
           <w:bCs/>
-          <w:color w:val="7030A0"/>
-          <w:szCs w:val="20"/>
+          <w:color w:val="00B050"/>
+          <w:szCs w:val="20"/>
+          <w:highlight w:val="yellow"/>
           <w:u w:val="single"/>
         </w:rPr>
         <w:t>symptomatic primary syphilis</w:t>
@@ -9655,16 +9863,18 @@
           <w:rFonts w:cs="Calibri"/>
           <w:b/>
           <w:bCs/>
-          <w:color w:val="7030A0"/>
-          <w:szCs w:val="20"/>
+          <w:color w:val="00B050"/>
+          <w:szCs w:val="20"/>
+          <w:highlight w:val="yellow"/>
         </w:rPr>
         <w:t xml:space="preserve"> = 20-29%</w:t>
       </w:r>
       <w:r>
         <w:rPr>
           <w:rFonts w:cs="Calibri"/>
-          <w:color w:val="7030A0"/>
-          <w:szCs w:val="20"/>
+          <w:color w:val="00B050"/>
+          <w:szCs w:val="20"/>
+          <w:highlight w:val="yellow"/>
         </w:rPr>
         <w:t xml:space="preserve"> </w:t>
       </w:r>
@@ -9672,6 +9882,7 @@
         <w:rPr>
           <w:rFonts w:cs="Calibri"/>
           <w:szCs w:val="20"/>
+          <w:highlight w:val="yellow"/>
         </w:rPr>
         <w:t xml:space="preserve">(14/69 – 20/69)  </w:t>
       </w:r>
@@ -9679,6 +9890,7 @@
         <w:rPr>
           <w:rFonts w:cs="Calibri"/>
           <w:szCs w:val="20"/>
+          <w:highlight w:val="yellow"/>
         </w:rPr>
         <w:fldChar w:fldCharType="begin"/>
       </w:r>
@@ -9686,6 +9898,7 @@
         <w:rPr>
           <w:rFonts w:cs="Calibri"/>
           <w:szCs w:val="20"/>
+          <w:highlight w:val="yellow"/>
         </w:rPr>
         <w:instrText xml:space="preserve"> ADDIN EN.CITE &lt;EndNote&gt;&lt;Cite&gt;&lt;Author&gt;Peel&lt;/Author&gt;&lt;Year&gt;2021&lt;/Year&gt;&lt;RecNum&gt;1247&lt;/RecNum&gt;&lt;DisplayText&gt;&lt;style face="superscript"&gt;[9]&lt;/style&gt;&lt;/DisplayText&gt;&lt;record&gt;&lt;rec-number&gt;1247&lt;/rec-number&gt;&lt;foreign-keys&gt;&lt;key app="EN" db-id="xrzs0t9aq90fz3epr5zx0p99vxx0ftpxw0s0" timestamp="1740664089"&gt;1247&lt;/key&gt;&lt;/foreign-keys&gt;&lt;ref-type name="Journal Article"&gt;17&lt;/ref-type&gt;&lt;contributors&gt;&lt;authors&gt;&lt;author&gt;Peel, Joanne&lt;/author&gt;&lt;author&gt;Chow, Eric PF&lt;/author&gt;&lt;author&gt;Denham, Ian&lt;/author&gt;&lt;author&gt;Schmidt, Tina&lt;/author&gt;&lt;author&gt;Buchanan, Andrew&lt;/author&gt;&lt;author&gt;Fairley, Christopher K&lt;/author&gt;&lt;author&gt;Williamson, Deborah A&lt;/author&gt;&lt;author&gt;Bissessor, Melanie&lt;/author&gt;&lt;author&gt;Chen, Marcus Y&lt;/author&gt;&lt;/authors&gt;&lt;/contributors&gt;&lt;titles&gt;&lt;title&gt;Clinical presentation of incident syphilis among men who have sex with men taking HIV pre-exposure prophylaxis in Melbourne, Australia&lt;/title&gt;&lt;secondary-title&gt;Clinical Infectious Diseases&lt;/secondary-title&gt;&lt;/titles&gt;&lt;periodical&gt;&lt;full-title&gt;Clinical Infectious Diseases&lt;/full-title&gt;&lt;/periodical&gt;&lt;pages&gt;e934-e937&lt;/pages&gt;&lt;volume&gt;73&lt;/volume&gt;&lt;number&gt;4&lt;/number&gt;&lt;dates&gt;&lt;year&gt;2021&lt;/year&gt;&lt;/dates&gt;&lt;isbn&gt;1058-4838&lt;/isbn&gt;&lt;urls&gt;&lt;/urls&gt;&lt;/record&gt;&lt;/Cite&gt;&lt;/EndNote&gt;</w:instrText>
       </w:r>
@@ -9693,6 +9906,7 @@
         <w:rPr>
           <w:rFonts w:cs="Calibri"/>
           <w:szCs w:val="20"/>
+          <w:highlight w:val="yellow"/>
         </w:rPr>
         <w:fldChar w:fldCharType="separate"/>
       </w:r>
@@ -9701,6 +9915,7 @@
           <w:rFonts w:cs="Calibri"/>
           <w:noProof/>
           <w:szCs w:val="20"/>
+          <w:highlight w:val="yellow"/>
           <w:vertAlign w:val="superscript"/>
         </w:rPr>
         <w:t>[9]</w:t>
@@ -9709,6 +9924,7 @@
         <w:rPr>
           <w:rFonts w:cs="Calibri"/>
           <w:szCs w:val="20"/>
+          <w:highlight w:val="yellow"/>
         </w:rPr>
         <w:fldChar w:fldCharType="end"/>
       </w:r>
@@ -9725,12 +9941,14 @@
         <w:rPr>
           <w:rFonts w:cs="Calibri"/>
           <w:szCs w:val="20"/>
+          <w:highlight w:val="yellow"/>
         </w:rPr>
       </w:pPr>
       <w:r>
         <w:rPr>
           <w:rFonts w:cs="Calibri"/>
           <w:szCs w:val="20"/>
+          <w:highlight w:val="yellow"/>
         </w:rPr>
         <w:t xml:space="preserve">Among the cases who were </w:t>
       </w:r>
@@ -9740,6 +9958,7 @@
           <w:i/>
           <w:iCs/>
           <w:szCs w:val="20"/>
+          <w:highlight w:val="yellow"/>
         </w:rPr>
         <w:t>not</w:t>
       </w:r>
@@ -9747,6 +9966,7 @@
         <w:rPr>
           <w:rFonts w:cs="Calibri"/>
           <w:szCs w:val="20"/>
+          <w:highlight w:val="yellow"/>
         </w:rPr>
         <w:t xml:space="preserve"> primary (45 cases), 8 presented reporting symptoms of secondary syphilis,  7 of whom were diagnosed at walk-in STI clinic </w:t>
       </w:r>
@@ -9756,6 +9976,7 @@
           <w:i/>
           <w:iCs/>
           <w:szCs w:val="20"/>
+          <w:highlight w:val="yellow"/>
         </w:rPr>
         <w:t>between</w:t>
       </w:r>
@@ -9763,6 +9984,7 @@
         <w:rPr>
           <w:rFonts w:cs="Calibri"/>
           <w:szCs w:val="20"/>
+          <w:highlight w:val="yellow"/>
         </w:rPr>
         <w:t xml:space="preserve"> PrEP appointments </w:t>
       </w:r>
@@ -9779,12 +10001,14 @@
         <w:rPr>
           <w:rFonts w:cs="Calibri"/>
           <w:szCs w:val="20"/>
+          <w:highlight w:val="yellow"/>
         </w:rPr>
       </w:pPr>
       <w:r>
         <w:rPr>
           <w:rFonts w:cs="Calibri"/>
           <w:szCs w:val="20"/>
+          <w:highlight w:val="yellow"/>
         </w:rPr>
         <w:sym w:font="Wingdings" w:char="F0E0"/>
       </w:r>
@@ -9792,6 +10016,7 @@
         <w:rPr>
           <w:rFonts w:cs="Calibri"/>
           <w:szCs w:val="20"/>
+          <w:highlight w:val="yellow"/>
         </w:rPr>
         <w:t xml:space="preserve"> </w:t>
       </w:r>
@@ -9800,8 +10025,9 @@
           <w:rFonts w:cs="Calibri"/>
           <w:b/>
           <w:bCs/>
-          <w:color w:val="7030A0"/>
-          <w:szCs w:val="20"/>
+          <w:color w:val="00B050"/>
+          <w:szCs w:val="20"/>
+          <w:highlight w:val="yellow"/>
         </w:rPr>
         <w:t xml:space="preserve">Proportion of incident, non-primary cases presenting with </w:t>
       </w:r>
@@ -9810,8 +10036,9 @@
           <w:rFonts w:cs="Calibri"/>
           <w:b/>
           <w:bCs/>
-          <w:color w:val="7030A0"/>
-          <w:szCs w:val="20"/>
+          <w:color w:val="00B050"/>
+          <w:szCs w:val="20"/>
+          <w:highlight w:val="yellow"/>
           <w:u w:val="single"/>
         </w:rPr>
         <w:t>symptomatic secondary syphilis</w:t>
@@ -9821,16 +10048,18 @@
           <w:rFonts w:cs="Calibri"/>
           <w:b/>
           <w:bCs/>
-          <w:color w:val="7030A0"/>
-          <w:szCs w:val="20"/>
+          <w:color w:val="00B050"/>
+          <w:szCs w:val="20"/>
+          <w:highlight w:val="yellow"/>
         </w:rPr>
         <w:t xml:space="preserve"> = 15-17%</w:t>
       </w:r>
       <w:r>
         <w:rPr>
           <w:rFonts w:cs="Calibri"/>
-          <w:color w:val="7030A0"/>
-          <w:szCs w:val="20"/>
+          <w:color w:val="00B050"/>
+          <w:szCs w:val="20"/>
+          <w:highlight w:val="yellow"/>
         </w:rPr>
         <w:t xml:space="preserve"> </w:t>
       </w:r>
@@ -9838,6 +10067,7 @@
         <w:rPr>
           <w:rFonts w:cs="Calibri"/>
           <w:szCs w:val="20"/>
+          <w:highlight w:val="yellow"/>
         </w:rPr>
         <w:t xml:space="preserve">(7/45 – 8/45) </w:t>
       </w:r>
@@ -9845,6 +10075,7 @@
         <w:rPr>
           <w:rFonts w:cs="Calibri"/>
           <w:szCs w:val="20"/>
+          <w:highlight w:val="yellow"/>
         </w:rPr>
         <w:fldChar w:fldCharType="begin"/>
       </w:r>
@@ -9852,6 +10083,7 @@
         <w:rPr>
           <w:rFonts w:cs="Calibri"/>
           <w:szCs w:val="20"/>
+          <w:highlight w:val="yellow"/>
         </w:rPr>
         <w:instrText xml:space="preserve"> ADDIN EN.CITE &lt;EndNote&gt;&lt;Cite&gt;&lt;Author&gt;Peel&lt;/Author&gt;&lt;Year&gt;2021&lt;/Year&gt;&lt;RecNum&gt;1247&lt;/RecNum&gt;&lt;DisplayText&gt;&lt;style face="superscript"&gt;[9]&lt;/style&gt;&lt;/DisplayText&gt;&lt;record&gt;&lt;rec-number&gt;1247&lt;/rec-number&gt;&lt;foreign-keys&gt;&lt;key app="EN" db-id="xrzs0t9aq90fz3epr5zx0p99vxx0ftpxw0s0" timestamp="1740664089"&gt;1247&lt;/key&gt;&lt;/foreign-keys&gt;&lt;ref-type name="Journal Article"&gt;17&lt;/ref-type&gt;&lt;contributors&gt;&lt;authors&gt;&lt;author&gt;Peel, Joanne&lt;/author&gt;&lt;author&gt;Chow, Eric PF&lt;/author&gt;&lt;author&gt;Denham, Ian&lt;/author&gt;&lt;author&gt;Schmidt, Tina&lt;/author&gt;&lt;author&gt;Buchanan, Andrew&lt;/author&gt;&lt;author&gt;Fairley, Christopher K&lt;/author&gt;&lt;author&gt;Williamson, Deborah A&lt;/author&gt;&lt;author&gt;Bissessor, Melanie&lt;/author&gt;&lt;author&gt;Chen, Marcus Y&lt;/author&gt;&lt;/authors&gt;&lt;/contributors&gt;&lt;titles&gt;&lt;title&gt;Clinical presentation of incident syphilis among men who have sex with men taking HIV pre-exposure prophylaxis in Melbourne, Australia&lt;/title&gt;&lt;secondary-title&gt;Clinical Infectious Diseases&lt;/secondary-title&gt;&lt;/titles&gt;&lt;periodical&gt;&lt;full-title&gt;Clinical Infectious Diseases&lt;/full-title&gt;&lt;/periodical&gt;&lt;pages&gt;e934-e937&lt;/pages&gt;&lt;volume&gt;73&lt;/volume&gt;&lt;number&gt;4&lt;/number&gt;&lt;dates&gt;&lt;year&gt;2021&lt;/year&gt;&lt;/dates&gt;&lt;isbn&gt;1058-4838&lt;/isbn&gt;&lt;urls&gt;&lt;/urls&gt;&lt;/record&gt;&lt;/Cite&gt;&lt;/EndNote&gt;</w:instrText>
       </w:r>
@@ -9859,6 +10091,7 @@
         <w:rPr>
           <w:rFonts w:cs="Calibri"/>
           <w:szCs w:val="20"/>
+          <w:highlight w:val="yellow"/>
         </w:rPr>
         <w:fldChar w:fldCharType="separate"/>
       </w:r>
@@ -9867,6 +10100,7 @@
           <w:rFonts w:cs="Calibri"/>
           <w:noProof/>
           <w:szCs w:val="20"/>
+          <w:highlight w:val="yellow"/>
           <w:vertAlign w:val="superscript"/>
         </w:rPr>
         <w:t>[9]</w:t>
@@ -9875,6 +10109,7 @@
         <w:rPr>
           <w:rFonts w:cs="Calibri"/>
           <w:szCs w:val="20"/>
+          <w:highlight w:val="yellow"/>
         </w:rPr>
         <w:fldChar w:fldCharType="end"/>
       </w:r>
@@ -9887,6 +10122,7 @@
           <w:b/>
           <w:bCs/>
           <w:szCs w:val="20"/>
+          <w:highlight w:val="yellow"/>
         </w:rPr>
       </w:pPr>
     </w:p>
@@ -9896,6 +10132,7 @@
         <w:rPr>
           <w:rFonts w:cs="Calibri"/>
           <w:szCs w:val="20"/>
+          <w:highlight w:val="yellow"/>
         </w:rPr>
       </w:pPr>
       <w:r>
@@ -9904,6 +10141,7 @@
           <w:b/>
           <w:bCs/>
           <w:szCs w:val="20"/>
+          <w:highlight w:val="yellow"/>
         </w:rPr>
         <w:t>Parameter:</w:t>
       </w:r>
@@ -9911,6 +10149,7 @@
         <w:rPr>
           <w:rFonts w:cs="Calibri"/>
           <w:szCs w:val="20"/>
+          <w:highlight w:val="yellow"/>
         </w:rPr>
         <w:t xml:space="preserve"> </w:t>
       </w:r>
@@ -9918,6 +10157,7 @@
         <w:rPr>
           <w:rFonts w:cs="Calibri"/>
           <w:szCs w:val="20"/>
+          <w:highlight w:val="yellow"/>
         </w:rPr>
         <w:t>Ratio</w:t>
       </w:r>
@@ -9925,20 +10165,15 @@
         <w:rPr>
           <w:rFonts w:cs="Calibri"/>
           <w:szCs w:val="20"/>
-        </w:rPr>
-        <w:t xml:space="preserve"> of primary/secondary symptomatic disease among </w:t>
+          <w:highlight w:val="yellow"/>
+        </w:rPr>
+        <w:t xml:space="preserve"> of primary/secondary symptomatic disease among women</w:t>
       </w:r>
       <w:r>
         <w:rPr>
           <w:rFonts w:cs="Calibri"/>
           <w:szCs w:val="20"/>
-        </w:rPr>
-        <w:t>women</w:t>
-      </w:r>
-      <w:r>
-        <w:rPr>
-          <w:rFonts w:cs="Calibri"/>
-          <w:szCs w:val="20"/>
+          <w:highlight w:val="yellow"/>
         </w:rPr>
         <w:t xml:space="preserve"> relative to MSM</w:t>
       </w:r>
@@ -9954,6 +10189,7 @@
         <w:rPr>
           <w:rFonts w:cs="Calibri"/>
           <w:szCs w:val="20"/>
+          <w:highlight w:val="yellow"/>
         </w:rPr>
       </w:pPr>
       <w:r>
@@ -9962,6 +10198,7 @@
           <w:b/>
           <w:bCs/>
           <w:szCs w:val="20"/>
+          <w:highlight w:val="yellow"/>
         </w:rPr>
         <w:t xml:space="preserve">Summary: </w:t>
       </w:r>
@@ -9969,6 +10206,7 @@
         <w:rPr>
           <w:rFonts w:cs="Calibri"/>
           <w:szCs w:val="20"/>
+          <w:highlight w:val="yellow"/>
         </w:rPr>
         <w:br/>
       </w:r>
@@ -9976,6 +10214,7 @@
         <w:rPr>
           <w:rFonts w:cs="Calibri"/>
           <w:szCs w:val="20"/>
+          <w:highlight w:val="yellow"/>
         </w:rPr>
         <w:t>Berzkalns, et al (2023) a</w:t>
       </w:r>
@@ -9983,6 +10222,7 @@
         <w:rPr>
           <w:rFonts w:cs="Calibri"/>
           <w:szCs w:val="20"/>
+          <w:highlight w:val="yellow"/>
         </w:rPr>
         <w:t>nalyzed surveillance data from King County between 2007 and 2022 to examine incidence trends of syphilis, stratified by stage and gender</w:t>
       </w:r>
@@ -9990,6 +10230,7 @@
         <w:rPr>
           <w:rFonts w:cs="Calibri"/>
           <w:szCs w:val="20"/>
+          <w:highlight w:val="yellow"/>
         </w:rPr>
         <w:fldChar w:fldCharType="begin"/>
       </w:r>
@@ -9997,6 +10238,7 @@
         <w:rPr>
           <w:rFonts w:cs="Calibri"/>
           <w:szCs w:val="20"/>
+          <w:highlight w:val="yellow"/>
         </w:rPr>
         <w:instrText xml:space="preserve"> ADDIN EN.CITE &lt;EndNote&gt;&lt;Cite&gt;&lt;Author&gt;Berzkalns&lt;/Author&gt;&lt;Year&gt;2023&lt;/Year&gt;&lt;RecNum&gt;2604&lt;/RecNum&gt;&lt;DisplayText&gt;&lt;style face="superscript"&gt;[27]&lt;/style&gt;&lt;/DisplayText&gt;&lt;record&gt;&lt;rec-number&gt;2604&lt;/rec-number&gt;&lt;foreign-keys&gt;&lt;key app="EN" db-id="xrzs0t9aq90fz3epr5zx0p99vxx0ftpxw0s0" timestamp="1778597333"&gt;2604&lt;/key&gt;&lt;/foreign-keys&gt;&lt;ref-type name="Conference Proceedings"&gt;10&lt;/ref-type&gt;&lt;contributors&gt;&lt;authors&gt;&lt;author&gt;Berzkalns, Anna&lt;/author&gt;&lt;author&gt;Ramchandani, Meena S&lt;/author&gt;&lt;author&gt;Cannon, Chase A&lt;/author&gt;&lt;author&gt;Kerani, Roxanne P&lt;/author&gt;&lt;author&gt;Dombrowski, Julie C&lt;/author&gt;&lt;author&gt;Golden, Matthew R&lt;/author&gt;&lt;/authors&gt;&lt;/contributors&gt;&lt;titles&gt;&lt;title&gt;The syphilis epidemic among heterosexuals is accelerating: evidence from King County, Washington&lt;/title&gt;&lt;secondary-title&gt;Open Forum Infectious Diseases&lt;/secondary-title&gt;&lt;/titles&gt;&lt;periodical&gt;&lt;full-title&gt;Open Forum Infectious Diseases&lt;/full-title&gt;&lt;/periodical&gt;&lt;pages&gt;ofad481&lt;/pages&gt;&lt;volume&gt;10&lt;/volume&gt;&lt;number&gt;10&lt;/number&gt;&lt;dates&gt;&lt;year&gt;2023&lt;/year&gt;&lt;/dates&gt;&lt;publisher&gt;Oxford University Press US&lt;/publisher&gt;&lt;isbn&gt;2328-8957&lt;/isbn&gt;&lt;urls&gt;&lt;/urls&gt;&lt;/record&gt;&lt;/Cite&gt;&lt;/EndNote&gt;</w:instrText>
       </w:r>
@@ -10004,6 +10246,7 @@
         <w:rPr>
           <w:rFonts w:cs="Calibri"/>
           <w:szCs w:val="20"/>
+          <w:highlight w:val="yellow"/>
         </w:rPr>
         <w:fldChar w:fldCharType="separate"/>
       </w:r>
@@ -10012,6 +10255,7 @@
           <w:rFonts w:cs="Calibri"/>
           <w:noProof/>
           <w:szCs w:val="20"/>
+          <w:highlight w:val="yellow"/>
           <w:vertAlign w:val="superscript"/>
         </w:rPr>
         <w:t>[27]</w:t>
@@ -10020,6 +10264,7 @@
         <w:rPr>
           <w:rFonts w:cs="Calibri"/>
           <w:szCs w:val="20"/>
+          <w:highlight w:val="yellow"/>
         </w:rPr>
         <w:fldChar w:fldCharType="end"/>
       </w:r>
@@ -10027,6 +10272,7 @@
         <w:rPr>
           <w:rFonts w:cs="Calibri"/>
           <w:szCs w:val="20"/>
+          <w:highlight w:val="yellow"/>
         </w:rPr>
         <w:t xml:space="preserve">. Among women, the majority of syphilis cases (76%) each year were classified as late or of unknown duration, with the percentage ranging from 58% to </w:t>
       </w:r>
@@ -10034,6 +10280,7 @@
         <w:rPr>
           <w:rFonts w:cs="Calibri"/>
           <w:szCs w:val="20"/>
+          <w:highlight w:val="yellow"/>
         </w:rPr>
         <w:lastRenderedPageBreak/>
         <w:t>96%. However, by 2020, the rate of early syphilis in women surpassed that of latent or unknown duration syphilis. By 2022, 52% of all syphilis cases in women were classified as early.</w:t>
@@ -10050,12 +10297,14 @@
         <w:rPr>
           <w:rFonts w:cs="Calibri"/>
           <w:szCs w:val="20"/>
+          <w:highlight w:val="yellow"/>
         </w:rPr>
       </w:pPr>
       <w:r>
         <w:rPr>
           <w:rFonts w:cs="Calibri"/>
           <w:szCs w:val="20"/>
+          <w:highlight w:val="yellow"/>
         </w:rPr>
         <w:t>From 2007 to 2010, 5% of cisgender women with late or unknown duration syphilis had an RPR titer ≥1:32. This increased to 26% from 2011 to 2020, and 54% in 2021 to 2022, indicating a rise in recent infections.</w:t>
       </w:r>
@@ -10071,12 +10320,14 @@
         <w:rPr>
           <w:rFonts w:cs="Calibri"/>
           <w:szCs w:val="20"/>
+          <w:highlight w:val="yellow"/>
         </w:rPr>
       </w:pPr>
       <w:r>
         <w:rPr>
           <w:rFonts w:cs="Calibri"/>
           <w:szCs w:val="20"/>
+          <w:highlight w:val="yellow"/>
         </w:rPr>
         <w:t>Assuming that these recent infections were missed due to the lack of symptoms, we estimated the total number of early infections (including both early stage diagnoses and late/unknown stage cases with high RPR titers) and calculated the proportion that were symptomatic. We applied a similar method to estimate this proportion for MSM (men who have sex with men) in this study.</w:t>
       </w:r>
@@ -10092,12 +10343,14 @@
         <w:rPr>
           <w:rFonts w:cs="Calibri"/>
           <w:szCs w:val="20"/>
+          <w:highlight w:val="yellow"/>
         </w:rPr>
       </w:pPr>
       <w:r>
         <w:rPr>
           <w:rFonts w:cs="Calibri"/>
           <w:szCs w:val="20"/>
+          <w:highlight w:val="yellow"/>
         </w:rPr>
         <w:t>Finally, we compared the ratio of symptomatic early syphilis cases in women to those in MSM.</w:t>
       </w:r>
@@ -10113,12 +10366,14 @@
         <w:rPr>
           <w:rFonts w:cs="Calibri"/>
           <w:szCs w:val="20"/>
+          <w:highlight w:val="yellow"/>
         </w:rPr>
       </w:pPr>
       <w:r>
         <w:rPr>
           <w:rFonts w:cs="Calibri"/>
           <w:szCs w:val="20"/>
+          <w:highlight w:val="yellow"/>
         </w:rPr>
         <w:t xml:space="preserve">This results in a ration of 95%, 62%, 42% from 2007-2010, 2011-2020, and 2021-2022 respectively. </w:t>
       </w:r>
@@ -10126,13 +10381,31 @@
         <w:rPr>
           <w:rFonts w:cs="Calibri"/>
           <w:szCs w:val="20"/>
-        </w:rPr>
-        <w:t>The weighted mean value over 2007-2022 is 67%</w:t>
+          <w:highlight w:val="yellow"/>
+        </w:rPr>
+        <w:t>The weighted mean value over 2007-2022 is 6</w:t>
       </w:r>
       <w:r>
         <w:rPr>
           <w:rFonts w:cs="Calibri"/>
           <w:szCs w:val="20"/>
+          <w:highlight w:val="yellow"/>
+        </w:rPr>
+        <w:t>6</w:t>
+      </w:r>
+      <w:r>
+        <w:rPr>
+          <w:rFonts w:cs="Calibri"/>
+          <w:szCs w:val="20"/>
+          <w:highlight w:val="yellow"/>
+        </w:rPr>
+        <w:t>%</w:t>
+      </w:r>
+      <w:r>
+        <w:rPr>
+          <w:rFonts w:cs="Calibri"/>
+          <w:szCs w:val="20"/>
+          <w:highlight w:val="yellow"/>
         </w:rPr>
         <w:t>. Given that women have a lower probability of symptomatic disease in the primary stage compared to the secondary stage, we apply this ratio only to infections in the primary stage. For infections in the secondary stage, we assume that women have a similar symptomatic ratio to MSM.</w:t>
       </w:r>
@@ -10141,7 +10414,7 @@
       <w:pPr>
         <w:pStyle w:val="ListParagraph"/>
         <w:numPr>
-          <w:ilvl w:val="2"/>
+          <w:ilvl w:val="0"/>
           <w:numId w:val="13"/>
         </w:numPr>
         <w:spacing w:before="0" w:after="0"/>
@@ -10150,20 +10423,58 @@
           <w:rFonts w:cs="Calibri"/>
           <w:b/>
           <w:bCs/>
-          <w:color w:val="7030A0"/>
-          <w:szCs w:val="20"/>
-        </w:rPr>
-      </w:pPr>
-      <w:r>
+          <w:color w:val="00B050"/>
+          <w:szCs w:val="20"/>
+          <w:highlight w:val="yellow"/>
+        </w:rPr>
+      </w:pPr>
+      <w:r>
+        <w:rPr>
+          <w:rFonts w:cs="Calibri"/>
+          <w:b/>
+          <w:bCs/>
+          <w:color w:val="00B050"/>
+          <w:szCs w:val="20"/>
+          <w:highlight w:val="yellow"/>
+        </w:rPr>
+        <w:t>Ratio of symptomatic disease in the primary stage among women relative to MSM= 6</w:t>
+      </w:r>
+      <w:r>
+        <w:rPr>
+          <w:rFonts w:cs="Calibri"/>
+          <w:b/>
+          <w:bCs/>
+          <w:color w:val="00B050"/>
+          <w:szCs w:val="20"/>
+          <w:highlight w:val="yellow"/>
+        </w:rPr>
+        <w:t>6</w:t>
+      </w:r>
+      <w:r>
+        <w:rPr>
+          <w:rFonts w:cs="Calibri"/>
+          <w:b/>
+          <w:bCs/>
+          <w:color w:val="00B050"/>
+          <w:szCs w:val="20"/>
+          <w:highlight w:val="yellow"/>
+        </w:rPr>
+        <w:t>%</w:t>
+      </w:r>
+    </w:p>
+    <w:p>
+      <w:pPr>
+        <w:spacing w:before="0" w:after="0"/>
+        <w:jc w:val="both"/>
         <w:rPr>
           <w:rFonts w:cs="Calibri"/>
           <w:b/>
           <w:bCs/>
           <w:color w:val="7030A0"/>
           <w:szCs w:val="20"/>
-        </w:rPr>
-        <w:t>Ratio of symptomatic disease in the primary stage among women relative to MSM= 67%</w:t>
-      </w:r>
+          <w:highlight w:val="yellow"/>
+        </w:rPr>
+      </w:pPr>
     </w:p>
     <w:p>
       <w:pPr>
@@ -10175,96 +10486,257 @@
           <w:bCs/>
           <w:color w:val="7030A0"/>
           <w:szCs w:val="20"/>
-        </w:rPr>
-      </w:pPr>
-    </w:p>
-    <w:p>
-      <w:pPr>
-        <w:spacing w:before="0" w:after="0"/>
-        <w:jc w:val="both"/>
-        <w:rPr>
-          <w:rFonts w:cs="Calibri"/>
+          <w:highlight w:val="yellow"/>
+        </w:rPr>
+      </w:pPr>
+    </w:p>
+    <w:p>
+      <w:pPr>
+        <w:pStyle w:val="Heading2"/>
+        <w:rPr>
+          <w:highlight w:val="yellow"/>
+        </w:rPr>
+      </w:pPr>
+      <w:r>
+        <w:rPr>
+          <w:highlight w:val="yellow"/>
+        </w:rPr>
+        <w:t xml:space="preserve">Late </w:t>
+      </w:r>
+      <w:r>
+        <w:rPr>
+          <w:highlight w:val="yellow"/>
+        </w:rPr>
+        <w:t>Disease</w:t>
+      </w:r>
+    </w:p>
+    <w:p>
+      <w:pPr>
+        <w:rPr>
+          <w:rFonts w:cstheme="minorBidi"/>
+          <w:i/>
+          <w:iCs/>
+          <w:szCs w:val="20"/>
+          <w:highlight w:val="yellow"/>
+        </w:rPr>
+      </w:pPr>
+      <w:r>
+        <w:rPr>
           <w:b/>
           <w:bCs/>
-          <w:color w:val="7030A0"/>
-          <w:szCs w:val="20"/>
-        </w:rPr>
-      </w:pPr>
-    </w:p>
-    <w:p>
-      <w:pPr>
-        <w:pStyle w:val="Heading2"/>
-      </w:pPr>
-      <w:r>
-        <w:t xml:space="preserve">Late </w:t>
-      </w:r>
-      <w:r>
-        <w:t>Disease</w:t>
-      </w:r>
-    </w:p>
-    <w:p>
-      <w:pPr>
+          <w:highlight w:val="yellow"/>
+        </w:rPr>
+        <w:t>Late latent</w:t>
+      </w:r>
+      <w:r>
+        <w:rPr>
+          <w:highlight w:val="yellow"/>
+        </w:rPr>
+        <w:t xml:space="preserve"> syphilis is assumed to occur when the infection has persisted for more than 12 months. We assume that individuals with late latent syphilis are </w:t>
+      </w:r>
+      <w:r>
+        <w:rPr>
+          <w:highlight w:val="yellow"/>
+          <w:u w:val="single"/>
+        </w:rPr>
+        <w:t>not sexually infectious</w:t>
+      </w:r>
+      <w:r>
+        <w:rPr>
+          <w:highlight w:val="yellow"/>
+        </w:rPr>
+        <w:t>, as they lack the lesions necessary to transmit the disease to sexual partners. Late in the latent stage of syphilis, clinical manifestations are lacking, but serological tests are still positive; however, the intensity of serological reactions decreases gradually. The pathogen may occasionally persist in the bloodstream, although in small numbers, and can cause vertical infection (transmission from the mother to the fetus), but this occurs only infrequently.</w:t>
+      </w:r>
+      <w:r>
+        <w:rPr>
+          <w:highlight w:val="yellow"/>
+        </w:rPr>
+        <w:t xml:space="preserve"> </w:t>
+      </w:r>
+      <w:r>
+        <w:rPr>
+          <w:highlight w:val="yellow"/>
+        </w:rPr>
+        <w:t>At this stage, the infection is no longer communicable by sexual intercourse</w:t>
+      </w:r>
+      <w:r>
+        <w:rPr>
+          <w:highlight w:val="yellow"/>
+        </w:rPr>
+        <w:t>.</w:t>
+      </w:r>
+    </w:p>
+    <w:p>
+      <w:pPr>
+        <w:rPr>
+          <w:rFonts w:cstheme="minorBidi"/>
+          <w:szCs w:val="20"/>
+          <w:highlight w:val="yellow"/>
+        </w:rPr>
+      </w:pPr>
+      <w:r>
+        <w:rPr>
+          <w:b/>
+          <w:bCs/>
+          <w:highlight w:val="yellow"/>
+        </w:rPr>
+        <w:t>Neurosyphilis</w:t>
+      </w:r>
+      <w:r>
+        <w:rPr>
+          <w:b/>
+          <w:bCs/>
+          <w:highlight w:val="yellow"/>
+        </w:rPr>
+        <w:t xml:space="preserve">: </w:t>
+      </w:r>
+      <w:r>
+        <w:rPr>
+          <w:rFonts w:cstheme="minorBidi"/>
+          <w:szCs w:val="20"/>
+          <w:highlight w:val="yellow"/>
+        </w:rPr>
+        <w:t xml:space="preserve">We include a distinct stage in the model to represent central nervous system (CNS) involvement, known as neurosyphilis, which can occur at various points during disease progression. Neurosyphilis manifests in several clinical forms depending on the timing and affected area. For modeling purposes, we focus on </w:t>
+      </w:r>
+      <w:r>
+        <w:rPr>
+          <w:rFonts w:cstheme="minorBidi"/>
+          <w:szCs w:val="20"/>
+          <w:highlight w:val="yellow"/>
+          <w:u w:val="single"/>
+        </w:rPr>
+        <w:t>symptomatic CNS involvement</w:t>
+      </w:r>
+      <w:r>
+        <w:rPr>
+          <w:rFonts w:cstheme="minorBidi"/>
+          <w:szCs w:val="20"/>
+          <w:highlight w:val="yellow"/>
+        </w:rPr>
+        <w:t xml:space="preserve"> due to its significant impact on care-seeking behavior.</w:t>
+      </w:r>
+    </w:p>
+    <w:p>
+      <w:pPr>
+        <w:rPr>
+          <w:rFonts w:cstheme="minorBidi"/>
+          <w:szCs w:val="20"/>
+          <w:highlight w:val="yellow"/>
+        </w:rPr>
+      </w:pPr>
+      <w:r>
+        <w:rPr>
+          <w:rFonts w:cstheme="minorBidi"/>
+          <w:szCs w:val="20"/>
+          <w:highlight w:val="yellow"/>
+        </w:rPr>
+        <w:t>Early symptomatic neurosyphilis, such as meningeal neurosyphilis, typically occurs within the first year of infection and presents with symptoms like headaches, neck stiffness, nausea, photophobia, and cranial nerve involvement. Late symptomatic neurosyphilis forms include meningovascular neurosyphilis, which generally arises 5–12 years post-infection and is associated with ischemic strokes caused by inflammation of cerebral blood vessels. Additional late-stage forms include </w:t>
+      </w:r>
+      <w:r>
         <w:rPr>
           <w:rFonts w:cstheme="minorBidi"/>
           <w:i/>
           <w:iCs/>
           <w:szCs w:val="20"/>
+          <w:highlight w:val="yellow"/>
+        </w:rPr>
+        <w:t>tabes dorsalis</w:t>
+      </w:r>
+      <w:r>
+        <w:rPr>
+          <w:rFonts w:cstheme="minorBidi"/>
+          <w:szCs w:val="20"/>
+          <w:highlight w:val="yellow"/>
+        </w:rPr>
+        <w:t>, characterized by severe pain, sensory ataxia, loss of proprioception, and Argyll Robertson pupils, as well as </w:t>
+      </w:r>
+      <w:r>
+        <w:rPr>
+          <w:rFonts w:cstheme="minorBidi"/>
+          <w:i/>
+          <w:iCs/>
+          <w:szCs w:val="20"/>
+          <w:highlight w:val="yellow"/>
+        </w:rPr>
+        <w:t>general paresis</w:t>
+      </w:r>
+      <w:r>
+        <w:rPr>
+          <w:rFonts w:cstheme="minorBidi"/>
+          <w:szCs w:val="20"/>
+          <w:highlight w:val="yellow"/>
+        </w:rPr>
+        <w:t>, which involves progressive cognitive decline, personality changes, psychosis, and motor deficits. Furthermore, ocular and otic neurosyphilis may lead to uveitis, optic neuropathy, hearing loss, tinnitus, or vertigo, potentially resulting in permanent disability if untreated.</w:t>
+      </w:r>
+    </w:p>
+    <w:p>
+      <w:pPr>
+        <w:rPr>
+          <w:highlight w:val="yellow"/>
         </w:rPr>
       </w:pPr>
       <w:r>
         <w:rPr>
           <w:b/>
           <w:bCs/>
-        </w:rPr>
-        <w:t>Late latent</w:t>
-      </w:r>
-      <w:r>
-        <w:t xml:space="preserve"> syphilis is assumed to occur when the infection has persisted for more than 12 months. We assume that individuals with late latent syphilis are </w:t>
-      </w:r>
-      <w:r>
-        <w:rPr>
-          <w:u w:val="single"/>
-        </w:rPr>
-        <w:t>not sexually infectious</w:t>
-      </w:r>
-      <w:r>
-        <w:t>, as they lack the lesions necessary to transmit the disease to sexual partners. Late in the latent stage of syphilis, clinical manifestations are lacking, but serological tests are still positive; however, the intensity of serological reactions decreases gradually. The pathogen may occasionally persist in the bloodstream, although in small numbers, and can cause vertical infection (transmission from the mother to the fetus), but this occurs only infrequently.</w:t>
-      </w:r>
-      <w:r>
+          <w:highlight w:val="yellow"/>
+        </w:rPr>
+        <w:t>Tertiary:</w:t>
+      </w:r>
+      <w:r>
+        <w:rPr>
+          <w:highlight w:val="yellow"/>
+        </w:rPr>
         <w:t xml:space="preserve"> </w:t>
       </w:r>
       <w:r>
-        <w:t>At this stage, the infection is no longer communicable by sexual intercourse</w:t>
-      </w:r>
-      <w:r>
-        <w:t>.</w:t>
-      </w:r>
-    </w:p>
-    <w:p>
-      <w:pPr>
-        <w:rPr>
-          <w:rFonts w:cstheme="minorBidi"/>
-          <w:szCs w:val="20"/>
-        </w:rPr>
-      </w:pPr>
+        <w:rPr>
+          <w:highlight w:val="yellow"/>
+        </w:rPr>
+        <w:t xml:space="preserve">Tertiary syphilis describes patients with late syphilis who have </w:t>
+      </w:r>
       <w:r>
         <w:rPr>
           <w:b/>
           <w:bCs/>
-        </w:rPr>
-        <w:t>Neurosyphilis</w:t>
-      </w:r>
-      <w:r>
-        <w:rPr>
-          <w:b/>
-          <w:bCs/>
-        </w:rPr>
-        <w:t>:</w:t>
-      </w:r>
-      <w:r>
-        <w:rPr>
-          <w:b/>
-          <w:bCs/>
+          <w:highlight w:val="yellow"/>
+        </w:rPr>
+        <w:t>symptomatic</w:t>
+      </w:r>
+      <w:r>
+        <w:rPr>
+          <w:highlight w:val="yellow"/>
+        </w:rPr>
+        <w:t xml:space="preserve"> manifestations involving the cardiovascular system or gummatous disease (granulomatous disease of the skin and subcutaneous tissues, bones, or viscera) or neurologic involvement. Appearance of these presentations is dependent on where T.Palldium dissemination occurs within the body</w:t>
+      </w:r>
+      <w:r>
+        <w:rPr>
+          <w:highlight w:val="yellow"/>
+        </w:rPr>
+        <w:t xml:space="preserve">. </w:t>
+      </w:r>
+    </w:p>
+    <w:p>
+      <w:pPr>
+        <w:rPr>
+          <w:rFonts w:cstheme="minorBidi"/>
+          <w:szCs w:val="20"/>
+          <w:highlight w:val="yellow"/>
+        </w:rPr>
+      </w:pPr>
+      <w:r>
+        <w:rPr>
+          <w:rFonts w:cstheme="minorBidi"/>
+          <w:szCs w:val="20"/>
+          <w:highlight w:val="yellow"/>
+        </w:rPr>
+        <w:t xml:space="preserve">Cardiovascular syphilis typically presents with complications such as aortic aneurysms, aortic regurgitation, and coronary artery ostial stenosis. </w:t>
+      </w:r>
+      <w:r>
+        <w:rPr>
+          <w:rFonts w:cstheme="minorBidi"/>
+          <w:szCs w:val="20"/>
+          <w:highlight w:val="yellow"/>
         </w:rPr>
         <w:t xml:space="preserve"> </w:t>
       </w:r>
@@ -10272,176 +10744,65 @@
         <w:rPr>
           <w:rFonts w:cstheme="minorBidi"/>
           <w:szCs w:val="20"/>
-        </w:rPr>
-        <w:t xml:space="preserve">We include a distinct stage in the model to represent central nervous system (CNS) involvement, known as neurosyphilis, which can occur at various points during disease progression. Neurosyphilis manifests in several clinical forms depending on the timing and affected area. For modeling purposes, we focus on </w:t>
-      </w:r>
-      <w:r>
-        <w:rPr>
-          <w:rFonts w:cstheme="minorBidi"/>
-          <w:szCs w:val="20"/>
-          <w:u w:val="single"/>
-        </w:rPr>
-        <w:t>symptomatic CNS involvement</w:t>
-      </w:r>
-      <w:r>
-        <w:rPr>
-          <w:rFonts w:cstheme="minorBidi"/>
-          <w:szCs w:val="20"/>
-        </w:rPr>
-        <w:t xml:space="preserve"> due to its significant impact on care-seeking behavior.</w:t>
-      </w:r>
-    </w:p>
-    <w:p>
-      <w:pPr>
-        <w:rPr>
-          <w:rFonts w:cstheme="minorBidi"/>
-          <w:szCs w:val="20"/>
-        </w:rPr>
-      </w:pPr>
-      <w:r>
-        <w:rPr>
-          <w:rFonts w:cstheme="minorBidi"/>
-          <w:szCs w:val="20"/>
-        </w:rPr>
-        <w:t>Early symptomatic neurosyphilis, such as meningeal neurosyphilis, typically occurs within the first year of infection and presents with symptoms like headaches, neck stiffness, nausea, photophobia, and cranial nerve involvement. Late symptomatic neurosyphilis forms include meningovascular neurosyphilis, which generally arises 5–12 years post-infection and is associated with ischemic strokes caused by inflammation of cerebral blood vessels. Additional late-stage forms include </w:t>
-      </w:r>
-      <w:r>
-        <w:rPr>
-          <w:rFonts w:cstheme="minorBidi"/>
-          <w:i/>
-          <w:iCs/>
-          <w:szCs w:val="20"/>
-        </w:rPr>
-        <w:t>tabes dorsalis</w:t>
-      </w:r>
-      <w:r>
-        <w:rPr>
-          <w:rFonts w:cstheme="minorBidi"/>
-          <w:szCs w:val="20"/>
-        </w:rPr>
-        <w:t>, characterized by severe pain, sensory ataxia, loss of proprioception, and Argyll Robertson pupils, as well as </w:t>
-      </w:r>
-      <w:r>
-        <w:rPr>
-          <w:rFonts w:cstheme="minorBidi"/>
-          <w:i/>
-          <w:iCs/>
-          <w:szCs w:val="20"/>
-        </w:rPr>
-        <w:t>general paresis</w:t>
-      </w:r>
-      <w:r>
-        <w:rPr>
-          <w:rFonts w:cstheme="minorBidi"/>
-          <w:szCs w:val="20"/>
-        </w:rPr>
-        <w:t>, which involves progressive cognitive decline, personality changes, psychosis, and motor deficits. Furthermore, ocular and otic neurosyphilis may lead to uveitis, optic neuropathy, hearing loss, tinnitus, or vertigo, potentially resulting in permanent disability if untreated.</w:t>
-      </w:r>
-    </w:p>
-    <w:p>
-      <w:r>
-        <w:rPr>
-          <w:b/>
-          <w:bCs/>
-        </w:rPr>
-        <w:t>Tertiary:</w:t>
-      </w:r>
-      <w:r>
+          <w:highlight w:val="yellow"/>
+        </w:rPr>
+        <w:t xml:space="preserve">Gummatous syphilis is characterized by granulomatous, nodular lesions, which, although rare, can occur in various organs, most commonly the skin and bones. These lesions are generally benign unless their destructive effects involve vital organs, a condition often referred to as "late benign syphilis." </w:t>
+      </w:r>
+      <w:r>
+        <w:rPr>
+          <w:rFonts w:cstheme="minorBidi"/>
+          <w:szCs w:val="20"/>
+          <w:highlight w:val="yellow"/>
+        </w:rPr>
+        <w:fldChar w:fldCharType="begin"/>
+      </w:r>
+      <w:r>
+        <w:rPr>
+          <w:rFonts w:cstheme="minorBidi"/>
+          <w:szCs w:val="20"/>
+          <w:highlight w:val="yellow"/>
+        </w:rPr>
+        <w:instrText xml:space="preserve"> ADDIN EN.CITE &lt;EndNote&gt;&lt;Cite&gt;&lt;Author&gt;Gross&lt;/Author&gt;&lt;Year&gt;2011&lt;/Year&gt;&lt;RecNum&gt;7&lt;/RecNum&gt;&lt;DisplayText&gt;&lt;style face="superscript"&gt;[7]&lt;/style&gt;&lt;/DisplayText&gt;&lt;record&gt;&lt;rec-number&gt;7&lt;/rec-number&gt;&lt;foreign-keys&gt;&lt;key app="EN" db-id="2azv52r5g9zffjevde4v22w32zs5sw0ea5zd" timestamp="1731691826"&gt;7&lt;/key&gt;&lt;/foreign-keys&gt;&lt;ref-type name="Book"&gt;6&lt;/ref-type&gt;&lt;contributors&gt;&lt;authors&gt;&lt;author&gt;Gross, Gerd&lt;/author&gt;&lt;author&gt;Tyring, Stephen K&lt;/author&gt;&lt;/authors&gt;&lt;/contributors&gt;&lt;titles&gt;&lt;title&gt;Sexually transmitted infections and sexually transmitted diseases&lt;/title&gt;&lt;/titles&gt;&lt;dates&gt;&lt;year&gt;2011&lt;/year&gt;&lt;/dates&gt;&lt;publisher&gt;Springer Science &amp;amp; Business Media&lt;/publisher&gt;&lt;isbn&gt;3642146635&lt;/isbn&gt;&lt;urls&gt;&lt;/urls&gt;&lt;/record&gt;&lt;/Cite&gt;&lt;/EndNote&gt;</w:instrText>
+      </w:r>
+      <w:r>
+        <w:rPr>
+          <w:rFonts w:cstheme="minorBidi"/>
+          <w:szCs w:val="20"/>
+          <w:highlight w:val="yellow"/>
+        </w:rPr>
+        <w:fldChar w:fldCharType="separate"/>
+      </w:r>
+      <w:r>
+        <w:rPr>
+          <w:rFonts w:cstheme="minorBidi"/>
+          <w:noProof/>
+          <w:szCs w:val="20"/>
+          <w:highlight w:val="yellow"/>
+          <w:vertAlign w:val="superscript"/>
+        </w:rPr>
+        <w:t>[7]</w:t>
+      </w:r>
+      <w:r>
+        <w:rPr>
+          <w:rFonts w:cstheme="minorBidi"/>
+          <w:szCs w:val="20"/>
+          <w:highlight w:val="yellow"/>
+        </w:rPr>
+        <w:fldChar w:fldCharType="end"/>
+      </w:r>
+      <w:r>
+        <w:rPr>
+          <w:rFonts w:cstheme="minorBidi"/>
+          <w:szCs w:val="20"/>
+          <w:highlight w:val="yellow"/>
+        </w:rPr>
         <w:t xml:space="preserve"> </w:t>
       </w:r>
       <w:r>
-        <w:t xml:space="preserve">Tertiary syphilis describes patients with late syphilis who have </w:t>
-      </w:r>
-      <w:r>
-        <w:rPr>
-          <w:b/>
-          <w:bCs/>
-        </w:rPr>
-        <w:t>symptomatic</w:t>
-      </w:r>
-      <w:r>
-        <w:t xml:space="preserve"> manifestations involving the cardiovascular system or gummatous disease (granulomatous disease of the skin and subcutaneous tissues, bones, or viscera) or neurologic involvement. Appearance of these presentations is dependent on where T.Palldium dissemination occurs within the body</w:t>
-      </w:r>
-      <w:r>
-        <w:t xml:space="preserve">. </w:t>
-      </w:r>
-    </w:p>
-    <w:p>
-      <w:pPr>
-        <w:rPr>
-          <w:rFonts w:cstheme="minorBidi"/>
-          <w:szCs w:val="20"/>
-        </w:rPr>
-      </w:pPr>
-      <w:r>
-        <w:rPr>
-          <w:rFonts w:cstheme="minorBidi"/>
-          <w:szCs w:val="20"/>
-        </w:rPr>
-        <w:t xml:space="preserve">Cardiovascular syphilis typically presents with complications such as aortic aneurysms, aortic regurgitation, and coronary artery ostial stenosis. </w:t>
-      </w:r>
-      <w:r>
-        <w:rPr>
-          <w:rFonts w:cstheme="minorBidi"/>
-          <w:szCs w:val="20"/>
-        </w:rPr>
-        <w:t xml:space="preserve"> </w:t>
-      </w:r>
-      <w:r>
-        <w:rPr>
-          <w:rFonts w:cstheme="minorBidi"/>
-          <w:szCs w:val="20"/>
-        </w:rPr>
-        <w:t xml:space="preserve">Gummatous syphilis is characterized by granulomatous, nodular lesions, which, although rare, can occur in various organs, most commonly the skin and bones. These lesions are generally benign unless their destructive effects involve vital organs, a condition often referred to as "late benign syphilis." </w:t>
-      </w:r>
-      <w:r>
-        <w:rPr>
-          <w:rFonts w:cstheme="minorBidi"/>
-          <w:szCs w:val="20"/>
-        </w:rPr>
-        <w:fldChar w:fldCharType="begin"/>
-      </w:r>
-      <w:r>
-        <w:rPr>
-          <w:rFonts w:cstheme="minorBidi"/>
-          <w:szCs w:val="20"/>
-        </w:rPr>
-        <w:instrText xml:space="preserve"> ADDIN EN.CITE &lt;EndNote&gt;&lt;Cite&gt;&lt;Author&gt;Gross&lt;/Author&gt;&lt;Year&gt;2011&lt;/Year&gt;&lt;RecNum&gt;7&lt;/RecNum&gt;&lt;DisplayText&gt;&lt;style face="superscript"&gt;[7]&lt;/style&gt;&lt;/DisplayText&gt;&lt;record&gt;&lt;rec-number&gt;7&lt;/rec-number&gt;&lt;foreign-keys&gt;&lt;key app="EN" db-id="2azv52r5g9zffjevde4v22w32zs5sw0ea5zd" timestamp="1731691826"&gt;7&lt;/key&gt;&lt;/foreign-keys&gt;&lt;ref-type name="Book"&gt;6&lt;/ref-type&gt;&lt;contributors&gt;&lt;authors&gt;&lt;author&gt;Gross, Gerd&lt;/author&gt;&lt;author&gt;Tyring, Stephen K&lt;/author&gt;&lt;/authors&gt;&lt;/contributors&gt;&lt;titles&gt;&lt;title&gt;Sexually transmitted infections and sexually transmitted diseases&lt;/title&gt;&lt;/titles&gt;&lt;dates&gt;&lt;year&gt;2011&lt;/year&gt;&lt;/dates&gt;&lt;publisher&gt;Springer Science &amp;amp; Business Media&lt;/publisher&gt;&lt;isbn&gt;3642146635&lt;/isbn&gt;&lt;urls&gt;&lt;/urls&gt;&lt;/record&gt;&lt;/Cite&gt;&lt;/EndNote&gt;</w:instrText>
-      </w:r>
-      <w:r>
-        <w:rPr>
-          <w:rFonts w:cstheme="minorBidi"/>
-          <w:szCs w:val="20"/>
-        </w:rPr>
-        <w:fldChar w:fldCharType="separate"/>
-      </w:r>
-      <w:r>
-        <w:rPr>
-          <w:rFonts w:cstheme="minorBidi"/>
-          <w:noProof/>
-          <w:szCs w:val="20"/>
-          <w:vertAlign w:val="superscript"/>
-        </w:rPr>
-        <w:t>[7]</w:t>
-      </w:r>
-      <w:r>
-        <w:rPr>
-          <w:rFonts w:cstheme="minorBidi"/>
-          <w:szCs w:val="20"/>
-        </w:rPr>
-        <w:fldChar w:fldCharType="end"/>
-      </w:r>
-      <w:r>
-        <w:rPr>
-          <w:rFonts w:cstheme="minorBidi"/>
-          <w:szCs w:val="20"/>
-        </w:rPr>
-        <w:t xml:space="preserve"> </w:t>
-      </w:r>
-      <w:r>
-        <w:rPr>
-          <w:rFonts w:cstheme="minorBidi"/>
-          <w:szCs w:val="20"/>
+        <w:rPr>
+          <w:rFonts w:cstheme="minorBidi"/>
+          <w:szCs w:val="20"/>
+          <w:highlight w:val="yellow"/>
         </w:rPr>
         <w:t xml:space="preserve">Late neurological manifestations of syphilis can also arise, including forms like tabes dorsalis and general paresis. </w:t>
       </w:r>
@@ -10449,3643 +10810,120 @@
     <w:p>
       <w:pPr>
         <w:pStyle w:val="Heading3"/>
-      </w:pPr>
-      <w:r>
-        <w:lastRenderedPageBreak/>
-        <w:t>CNS</w:t>
-      </w:r>
-    </w:p>
-    <w:p>
-      <w:pPr>
-        <w:pStyle w:val="Heading4"/>
-      </w:pPr>
-      <w:r>
-        <w:t xml:space="preserve">Rate of developing neurosyphilis from early stages </w:t>
-      </w:r>
-    </w:p>
-    <w:p>
-      <w:pPr>
-        <w:rPr>
-          <w:shd w:val="clear" w:color="auto" w:fill="FFFFFF"/>
-        </w:rPr>
-      </w:pPr>
-      <w:r>
-        <w:rPr>
-          <w:shd w:val="clear" w:color="auto" w:fill="FFFFFF"/>
-        </w:rPr>
-        <w:t xml:space="preserve">We estimated the annual rate of progression from early syphilis to symptomatic neurosyphilis by converting observed proportions/incidence to hazards using h = −log(1−p)/t. </w:t>
-      </w:r>
-    </w:p>
-    <w:p>
-      <w:pPr>
-        <w:rPr>
-          <w:shd w:val="clear" w:color="auto" w:fill="FFFFFF"/>
-        </w:rPr>
-      </w:pPr>
-      <w:r>
-        <w:rPr>
-          <w:shd w:val="clear" w:color="auto" w:fill="FFFFFF"/>
-        </w:rPr>
-        <w:t>De Voux et al. (2018)</w:t>
-      </w:r>
-      <w:r>
-        <w:rPr>
-          <w:shd w:val="clear" w:color="auto" w:fill="FFFFFF"/>
-        </w:rPr>
-        <w:t xml:space="preserve"> </w:t>
-      </w:r>
-      <w:r>
-        <w:rPr>
-          <w:shd w:val="clear" w:color="auto" w:fill="FFFFFF"/>
-        </w:rPr>
-        <w:t>passive surveillance in 10 U.S. states reported stage-specific proportions of confirmed/probable neurosyphilis: 0.3% in primary, 1.1% in secondary, and 0.8% in early latent</w:t>
-      </w:r>
-      <w:r>
-        <w:rPr>
-          <w:shd w:val="clear" w:color="auto" w:fill="FFFFFF"/>
-        </w:rPr>
-        <w:t xml:space="preserve"> </w:t>
-      </w:r>
-      <w:r>
-        <w:rPr>
-          <w:shd w:val="clear" w:color="auto" w:fill="FFFFFF"/>
-        </w:rPr>
-        <w:fldChar w:fldCharType="begin"/>
-      </w:r>
-      <w:r>
-        <w:rPr>
-          <w:shd w:val="clear" w:color="auto" w:fill="FFFFFF"/>
-        </w:rPr>
-        <w:instrText xml:space="preserve"> ADDIN EN.CITE &lt;EndNote&gt;&lt;Cite&gt;&lt;Author&gt;De Voux&lt;/Author&gt;&lt;Year&gt;2018&lt;/Year&gt;&lt;RecNum&gt;1249&lt;/RecNum&gt;&lt;DisplayText&gt;&lt;style face="superscript"&gt;[10]&lt;/style&gt;&lt;/DisplayText&gt;&lt;record&gt;&lt;rec-number&gt;1249&lt;/rec-number&gt;&lt;foreign-keys&gt;&lt;key app="EN" db-id="xrzs0t9aq90fz3epr5zx0p99vxx0ftpxw0s0" timestamp="1740664563"&gt;1249&lt;/key&gt;&lt;/foreign-keys&gt;&lt;ref-type name="Journal Article"&gt;17&lt;/ref-type&gt;&lt;contributors&gt;&lt;authors&gt;&lt;author&gt;De Voux, Alex&lt;/author&gt;&lt;author&gt;Kidd, Sarah&lt;/author&gt;&lt;author&gt;Torrone, Elizabeth A&lt;/author&gt;&lt;/authors&gt;&lt;/contributors&gt;&lt;titles&gt;&lt;title&gt;Reported cases of neurosyphilis among early syphilis cases—United States, 2009 to 2015&lt;/title&gt;&lt;secondary-title&gt;Sexually transmitted diseases&lt;/secondary-title&gt;&lt;/titles&gt;&lt;periodical&gt;&lt;full-title&gt;Sexually transmitted diseases&lt;/full-title&gt;&lt;/periodical&gt;&lt;pages&gt;39-41&lt;/pages&gt;&lt;volume&gt;45&lt;/volume&gt;&lt;number&gt;1&lt;/number&gt;&lt;dates&gt;&lt;year&gt;2018&lt;/year&gt;&lt;/dates&gt;&lt;isbn&gt;0148-5717&lt;/isbn&gt;&lt;urls&gt;&lt;/urls&gt;&lt;/record&gt;&lt;/Cite&gt;&lt;/EndNote&gt;</w:instrText>
-      </w:r>
-      <w:r>
-        <w:rPr>
-          <w:shd w:val="clear" w:color="auto" w:fill="FFFFFF"/>
-        </w:rPr>
-        <w:fldChar w:fldCharType="separate"/>
-      </w:r>
-      <w:r>
-        <w:rPr>
-          <w:noProof/>
-          <w:shd w:val="clear" w:color="auto" w:fill="FFFFFF"/>
-          <w:vertAlign w:val="superscript"/>
-        </w:rPr>
-        <w:t>[10]</w:t>
-      </w:r>
-      <w:r>
-        <w:rPr>
-          <w:shd w:val="clear" w:color="auto" w:fill="FFFFFF"/>
-        </w:rPr>
-        <w:fldChar w:fldCharType="end"/>
-      </w:r>
-      <w:r>
-        <w:rPr>
-          <w:shd w:val="clear" w:color="auto" w:fill="FFFFFF"/>
-        </w:rPr>
-        <w:t xml:space="preserve">. Assuming typical stage durations (primary 1 month, secondary 3 months, early latent 9 months) and constant within-stage hazards, we computed stage-specific hazards and averaged to an annual rate of approximately 0.012 per year; this likely underestimates true risk given non-universal lumbar puncture, under-ascertainment of asymptomatic cases, and mixed HIV status. </w:t>
-      </w:r>
-    </w:p>
-    <w:p>
-      <w:pPr>
-        <w:rPr>
-          <w:shd w:val="clear" w:color="auto" w:fill="FFFFFF"/>
-        </w:rPr>
-      </w:pPr>
-      <w:r>
-        <w:rPr>
-          <w:shd w:val="clear" w:color="auto" w:fill="FFFFFF"/>
-        </w:rPr>
-        <w:t>Quilter and De Voux et al. (2021) reported 1.7% (95% CI 1.4–1.9%) with self-reported neuro-ocular symptoms among 9,123 early syphilis cases across five U.S. jurisdictions</w:t>
-      </w:r>
-      <w:r>
-        <w:rPr>
-          <w:shd w:val="clear" w:color="auto" w:fill="FFFFFF"/>
-        </w:rPr>
-        <w:fldChar w:fldCharType="begin"/>
-      </w:r>
-      <w:r>
-        <w:rPr>
-          <w:shd w:val="clear" w:color="auto" w:fill="FFFFFF"/>
-        </w:rPr>
-        <w:instrText xml:space="preserve"> ADDIN EN.CITE &lt;EndNote&gt;&lt;Cite&gt;&lt;Author&gt;Quilter&lt;/Author&gt;&lt;Year&gt;2021&lt;/Year&gt;&lt;RecNum&gt;2605&lt;/RecNum&gt;&lt;DisplayText&gt;&lt;style face="superscript"&gt;[28]&lt;/style&gt;&lt;/DisplayText&gt;&lt;record&gt;&lt;rec-number&gt;2605&lt;/rec-number&gt;&lt;foreign-keys&gt;&lt;key app="EN" db-id="xrzs0t9aq90fz3epr5zx0p99vxx0ftpxw0s0" timestamp="1778604693"&gt;2605&lt;/key&gt;&lt;/foreign-keys&gt;&lt;ref-type name="Journal Article"&gt;17&lt;/ref-type&gt;&lt;contributors&gt;&lt;authors&gt;&lt;author&gt;Quilter, Laura AS&lt;/author&gt;&lt;author&gt;de Voux, Alex&lt;/author&gt;&lt;author&gt;Amiya, Rachel M&lt;/author&gt;&lt;author&gt;Davies, Erin&lt;/author&gt;&lt;author&gt;Hennessy, Robin R&lt;/author&gt;&lt;author&gt;Kerani, Roxanne P&lt;/author&gt;&lt;author&gt;Madera, Robbie&lt;/author&gt;&lt;author&gt;Matthias, James&lt;/author&gt;&lt;author&gt;Pearson, Victoria M&lt;/author&gt;&lt;author&gt;Walters, Jaime K&lt;/author&gt;&lt;/authors&gt;&lt;/contributors&gt;&lt;titles&gt;&lt;title&gt;Prevalence of self-reported neurologic and ocular symptoms in early syphilis cases&lt;/title&gt;&lt;secondary-title&gt;Clinical Infectious Diseases&lt;/secondary-title&gt;&lt;/titles&gt;&lt;periodical&gt;&lt;full-title&gt;Clinical Infectious Diseases&lt;/full-title&gt;&lt;/periodical&gt;&lt;pages&gt;961-967&lt;/pages&gt;&lt;volume&gt;72&lt;/volume&gt;&lt;number&gt;6&lt;/number&gt;&lt;dates&gt;&lt;year&gt;2021&lt;/year&gt;&lt;/dates&gt;&lt;isbn&gt;1058-4838&lt;/isbn&gt;&lt;urls&gt;&lt;/urls&gt;&lt;/record&gt;&lt;/Cite&gt;&lt;/EndNote&gt;</w:instrText>
-      </w:r>
-      <w:r>
-        <w:rPr>
-          <w:shd w:val="clear" w:color="auto" w:fill="FFFFFF"/>
-        </w:rPr>
-        <w:fldChar w:fldCharType="separate"/>
-      </w:r>
-      <w:r>
-        <w:rPr>
-          <w:noProof/>
-          <w:shd w:val="clear" w:color="auto" w:fill="FFFFFF"/>
-          <w:vertAlign w:val="superscript"/>
-        </w:rPr>
-        <w:t>[28]</w:t>
-      </w:r>
-      <w:r>
-        <w:rPr>
-          <w:shd w:val="clear" w:color="auto" w:fill="FFFFFF"/>
-        </w:rPr>
-        <w:fldChar w:fldCharType="end"/>
-      </w:r>
-      <w:r>
-        <w:rPr>
-          <w:shd w:val="clear" w:color="auto" w:fill="FFFFFF"/>
-        </w:rPr>
-        <w:t xml:space="preserve">. Using </w:t>
-      </w:r>
-      <w:r>
-        <w:rPr>
-          <w:shd w:val="clear" w:color="auto" w:fill="FFFFFF"/>
-        </w:rPr>
-        <w:t xml:space="preserve">this proportion over one year yields h ≈ 0.017, noting symptoms were not uniformly confirmed and LP was performed in only 35% of symptomatic individuals. </w:t>
-      </w:r>
-    </w:p>
-    <w:p>
-      <w:pPr>
-        <w:rPr>
-          <w:shd w:val="clear" w:color="auto" w:fill="FFFFFF"/>
-        </w:rPr>
-      </w:pPr>
-      <w:r>
-        <w:rPr>
-          <w:shd w:val="clear" w:color="auto" w:fill="FFFFFF"/>
-        </w:rPr>
-        <w:t>Henriques et al. (2022), a six-year cohort of HIV-positive individuals in Brazil</w:t>
-      </w:r>
-      <w:r>
-        <w:rPr>
-          <w:shd w:val="clear" w:color="auto" w:fill="FFFFFF"/>
-        </w:rPr>
-        <w:t xml:space="preserve"> who were diagnosed with syphilis and </w:t>
-      </w:r>
-      <w:r>
-        <w:rPr>
-          <w:shd w:val="clear" w:color="auto" w:fill="FFFFFF"/>
-        </w:rPr>
-        <w:t xml:space="preserve">met the criteria for ANS investigation </w:t>
-      </w:r>
-      <w:r>
-        <w:rPr>
-          <w:shd w:val="clear" w:color="auto" w:fill="FFFFFF"/>
-        </w:rPr>
-        <w:t>(CD4</w:t>
-      </w:r>
-      <w:r>
-        <w:rPr>
-          <w:shd w:val="clear" w:color="auto" w:fill="FFFFFF"/>
-          <w:vertAlign w:val="superscript"/>
-        </w:rPr>
-        <w:t>+</w:t>
-      </w:r>
-      <w:r>
-        <w:rPr>
-          <w:shd w:val="clear" w:color="auto" w:fill="FFFFFF"/>
-        </w:rPr>
-        <w:t xml:space="preserve"> T-cell counts ≤350 cells/mm³ and/or venereal disease research laboratory test results ≥1:16). </w:t>
-      </w:r>
-      <w:r>
-        <w:rPr>
-          <w:shd w:val="clear" w:color="auto" w:fill="FFFFFF"/>
-        </w:rPr>
-        <w:t>Among those</w:t>
-      </w:r>
-      <w:r>
-        <w:rPr>
-          <w:shd w:val="clear" w:color="auto" w:fill="FFFFFF"/>
-        </w:rPr>
-        <w:t xml:space="preserve"> with no neurological symptoms</w:t>
-      </w:r>
-      <w:r>
-        <w:rPr>
-          <w:shd w:val="clear" w:color="auto" w:fill="FFFFFF"/>
-        </w:rPr>
-        <w:t xml:space="preserve"> who were </w:t>
-      </w:r>
-      <w:r>
-        <w:rPr>
-          <w:shd w:val="clear" w:color="auto" w:fill="FFFFFF"/>
-        </w:rPr>
-        <w:t xml:space="preserve">immediately referred for lumbar puncture </w:t>
-      </w:r>
-      <w:r>
-        <w:rPr>
-          <w:shd w:val="clear" w:color="auto" w:fill="FFFFFF"/>
-        </w:rPr>
-        <w:t>(group1 in the study),</w:t>
-      </w:r>
-      <w:r>
-        <w:rPr>
-          <w:shd w:val="clear" w:color="auto" w:fill="FFFFFF"/>
-        </w:rPr>
-        <w:t xml:space="preserve"> observed incident neurosyphilis </w:t>
-      </w:r>
-      <w:r>
-        <w:rPr>
-          <w:shd w:val="clear" w:color="auto" w:fill="FFFFFF"/>
-        </w:rPr>
-        <w:t xml:space="preserve">rate was </w:t>
-      </w:r>
-      <w:r>
-        <w:rPr>
-          <w:shd w:val="clear" w:color="auto" w:fill="FFFFFF"/>
-        </w:rPr>
-        <w:t xml:space="preserve">15.0 per 1,000 person-years (h ≈ 0.015), with limited generalizability due to HIV positivity, asymptomatic baseline, and tertiary-center context. </w:t>
-      </w:r>
-    </w:p>
-    <w:p>
-      <w:pPr>
-        <w:rPr>
-          <w:shd w:val="clear" w:color="auto" w:fill="FFFFFF"/>
-        </w:rPr>
-      </w:pPr>
-      <w:r>
-        <w:rPr>
-          <w:shd w:val="clear" w:color="auto" w:fill="FFFFFF"/>
-        </w:rPr>
-        <w:t xml:space="preserve">To relate CNS invasion to symptomatic neurosyphilis, we </w:t>
-      </w:r>
-      <w:r>
-        <w:rPr>
-          <w:shd w:val="clear" w:color="auto" w:fill="FFFFFF"/>
-        </w:rPr>
-        <w:t xml:space="preserve">also </w:t>
-      </w:r>
-      <w:r>
-        <w:rPr>
-          <w:shd w:val="clear" w:color="auto" w:fill="FFFFFF"/>
-        </w:rPr>
-        <w:t>considered evidence on asymptomatic invasion: Lukehart et al. (1988) found T. pallidum in CSF in 30% of untreated primary/secondary cases</w:t>
-      </w:r>
-      <w:r>
-        <w:rPr>
-          <w:shd w:val="clear" w:color="auto" w:fill="FFFFFF"/>
-        </w:rPr>
-        <w:t xml:space="preserve"> </w:t>
-      </w:r>
-      <w:r>
-        <w:rPr>
-          <w:shd w:val="clear" w:color="auto" w:fill="FFFFFF"/>
-        </w:rPr>
-        <w:fldChar w:fldCharType="begin"/>
-      </w:r>
-      <w:r>
-        <w:rPr>
-          <w:shd w:val="clear" w:color="auto" w:fill="FFFFFF"/>
-        </w:rPr>
-        <w:instrText xml:space="preserve"> ADDIN EN.CITE &lt;EndNote&gt;&lt;Cite&gt;&lt;Author&gt;Lukehart&lt;/Author&gt;&lt;Year&gt;1988&lt;/Year&gt;&lt;RecNum&gt;2607&lt;/RecNum&gt;&lt;DisplayText&gt;&lt;style face="superscript"&gt;[29]&lt;/style&gt;&lt;/DisplayText&gt;&lt;record&gt;&lt;rec-number&gt;2607&lt;/rec-number&gt;&lt;foreign-keys&gt;&lt;key app="EN" db-id="xrzs0t9aq90fz3epr5zx0p99vxx0ftpxw0s0" timestamp="1778605196"&gt;2607&lt;/key&gt;&lt;/foreign-keys&gt;&lt;ref-type name="Journal Article"&gt;17&lt;/ref-type&gt;&lt;contributors&gt;&lt;authors&gt;&lt;author&gt;Lukehart, Sheila A&lt;/author&gt;&lt;author&gt;Hook III, Edward W&lt;/author&gt;&lt;author&gt;Baker-Zander, Sharon A&lt;/author&gt;&lt;author&gt;Collier, Ann C&lt;/author&gt;&lt;author&gt;Critchlow, Cathy W&lt;/author&gt;&lt;author&gt;Handsfield, H Hunter&lt;/author&gt;&lt;/authors&gt;&lt;/contributors&gt;&lt;titles&gt;&lt;title&gt;Invasion of the central nervous system by Treponema pallidum: implications for diagnosis and treatment&lt;/title&gt;&lt;secondary-title&gt;Annals of internal medicine&lt;/secondary-title&gt;&lt;/titles&gt;&lt;periodical&gt;&lt;full-title&gt;Ann Intern Med&lt;/full-title&gt;&lt;abbr-1&gt;Annals of internal medicine&lt;/abbr-1&gt;&lt;/periodical&gt;&lt;pages&gt;855-862&lt;/pages&gt;&lt;volume&gt;109&lt;/volume&gt;&lt;number&gt;11&lt;/number&gt;&lt;dates&gt;&lt;year&gt;1988&lt;/year&gt;&lt;/dates&gt;&lt;isbn&gt;0003-4819&lt;/isbn&gt;&lt;urls&gt;&lt;/urls&gt;&lt;/record&gt;&lt;/Cite&gt;&lt;/EndNote&gt;</w:instrText>
-      </w:r>
-      <w:r>
-        <w:rPr>
-          <w:shd w:val="clear" w:color="auto" w:fill="FFFFFF"/>
-        </w:rPr>
-        <w:fldChar w:fldCharType="separate"/>
-      </w:r>
-      <w:r>
-        <w:rPr>
-          <w:noProof/>
-          <w:shd w:val="clear" w:color="auto" w:fill="FFFFFF"/>
-          <w:vertAlign w:val="superscript"/>
-        </w:rPr>
-        <w:t>[29]</w:t>
-      </w:r>
-      <w:r>
-        <w:rPr>
-          <w:shd w:val="clear" w:color="auto" w:fill="FFFFFF"/>
-        </w:rPr>
-        <w:fldChar w:fldCharType="end"/>
-      </w:r>
-      <w:r>
-        <w:rPr>
-          <w:shd w:val="clear" w:color="auto" w:fill="FFFFFF"/>
-        </w:rPr>
-        <w:t xml:space="preserve"> and</w:t>
-      </w:r>
-      <w:r>
-        <w:rPr>
-          <w:shd w:val="clear" w:color="auto" w:fill="FFFFFF"/>
-        </w:rPr>
-        <w:t xml:space="preserve"> Van Eijk et al. (1987) reported 25% intrathecal antibody production in early syphilis</w:t>
-      </w:r>
-      <w:r>
-        <w:rPr>
-          <w:shd w:val="clear" w:color="auto" w:fill="FFFFFF"/>
-        </w:rPr>
-        <w:fldChar w:fldCharType="begin"/>
-      </w:r>
-      <w:r>
-        <w:rPr>
-          <w:shd w:val="clear" w:color="auto" w:fill="FFFFFF"/>
-        </w:rPr>
-        <w:instrText xml:space="preserve"> ADDIN EN.CITE &lt;EndNote&gt;&lt;Cite&gt;&lt;Author&gt;Van Eijk&lt;/Author&gt;&lt;Year&gt;1987&lt;/Year&gt;&lt;RecNum&gt;2608&lt;/RecNum&gt;&lt;DisplayText&gt;&lt;style face="superscript"&gt;[30]&lt;/style&gt;&lt;/DisplayText&gt;&lt;record&gt;&lt;rec-number&gt;2608&lt;/rec-number&gt;&lt;foreign-keys&gt;&lt;key app="EN" db-id="xrzs0t9aq90fz3epr5zx0p99vxx0ftpxw0s0" timestamp="1778605229"&gt;2608&lt;/key&gt;&lt;/foreign-keys&gt;&lt;ref-type name="Journal Article"&gt;17&lt;/ref-type&gt;&lt;contributors&gt;&lt;authors&gt;&lt;author&gt;Van Eijk, RV&lt;/author&gt;&lt;author&gt;Wolters, E Ch&lt;/author&gt;&lt;author&gt;Tutuarima, JA&lt;/author&gt;&lt;author&gt;Hische, EA&lt;/author&gt;&lt;author&gt;Bos, JD&lt;/author&gt;&lt;author&gt;Van Trotsenburg, L&lt;/author&gt;&lt;author&gt;de Koning, GA&lt;/author&gt;&lt;author&gt;van der Helm, HJ&lt;/author&gt;&lt;/authors&gt;&lt;/contributors&gt;&lt;titles&gt;&lt;title&gt;Effect of early and late syphilis on central nervous system: cerebrospinal fluid changes and neurological deficit&lt;/title&gt;&lt;secondary-title&gt;Sexually Transmitted Infections&lt;/secondary-title&gt;&lt;/titles&gt;&lt;periodical&gt;&lt;full-title&gt;Sexually transmitted infections&lt;/full-title&gt;&lt;/periodical&gt;&lt;pages&gt;77-82&lt;/pages&gt;&lt;volume&gt;63&lt;/volume&gt;&lt;number&gt;2&lt;/number&gt;&lt;dates&gt;&lt;year&gt;1987&lt;/year&gt;&lt;/dates&gt;&lt;isbn&gt;1368-4973&lt;/isbn&gt;&lt;urls&gt;&lt;/urls&gt;&lt;/record&gt;&lt;/Cite&gt;&lt;/EndNote&gt;</w:instrText>
-      </w:r>
-      <w:r>
-        <w:rPr>
-          <w:shd w:val="clear" w:color="auto" w:fill="FFFFFF"/>
-        </w:rPr>
-        <w:fldChar w:fldCharType="separate"/>
-      </w:r>
-      <w:r>
-        <w:rPr>
-          <w:noProof/>
-          <w:shd w:val="clear" w:color="auto" w:fill="FFFFFF"/>
-          <w:vertAlign w:val="superscript"/>
-        </w:rPr>
-        <w:t>[30]</w:t>
-      </w:r>
-      <w:r>
-        <w:rPr>
-          <w:shd w:val="clear" w:color="auto" w:fill="FFFFFF"/>
-        </w:rPr>
-        <w:fldChar w:fldCharType="end"/>
-      </w:r>
-      <w:r>
-        <w:rPr>
-          <w:shd w:val="clear" w:color="auto" w:fill="FFFFFF"/>
-        </w:rPr>
-        <w:t>. Assuming, per Golden (2003), that 5% of CNS invasion manifests symptomatically</w:t>
-      </w:r>
-      <w:r>
-        <w:rPr>
-          <w:shd w:val="clear" w:color="auto" w:fill="FFFFFF"/>
-        </w:rPr>
-        <w:fldChar w:fldCharType="begin"/>
-      </w:r>
-      <w:r>
-        <w:rPr>
-          <w:shd w:val="clear" w:color="auto" w:fill="FFFFFF"/>
-        </w:rPr>
-        <w:instrText xml:space="preserve"> ADDIN EN.CITE &lt;EndNote&gt;&lt;Cite&gt;&lt;Author&gt;Golden&lt;/Author&gt;&lt;Year&gt;2003&lt;/Year&gt;&lt;RecNum&gt;6&lt;/RecNum&gt;&lt;DisplayText&gt;&lt;style face="superscript"&gt;[11]&lt;/style&gt;&lt;/DisplayText&gt;&lt;record&gt;&lt;rec-number&gt;6&lt;/rec-number&gt;&lt;foreign-keys&gt;&lt;key app="EN" db-id="s5f5zrwf4f52f7e99st5pdzfd9wd9f2xp5zv" timestamp="1778597343"&gt;6&lt;/key&gt;&lt;/foreign-keys&gt;&lt;ref-type name="Journal Article"&gt;17&lt;/ref-type&gt;&lt;contributors&gt;&lt;authors&gt;&lt;author&gt;Golden, Matthew R&lt;/author&gt;&lt;author&gt;Marra, Christina M&lt;/author&gt;&lt;author&gt;Holmes, King K&lt;/author&gt;&lt;/authors&gt;&lt;/contributors&gt;&lt;titles&gt;&lt;title&gt;Update on syphilis: resurgence of an old problem&lt;/title&gt;&lt;secondary-title&gt;Jama&lt;/secondary-title&gt;&lt;/titles&gt;&lt;pages&gt;1510-1514&lt;/pages&gt;&lt;volume&gt;290&lt;/volume&gt;&lt;number&gt;11&lt;/number&gt;&lt;dates&gt;&lt;year&gt;2003&lt;/year&gt;&lt;/dates&gt;&lt;isbn&gt;0098-7484&lt;/isbn&gt;&lt;urls&gt;&lt;/urls&gt;&lt;/record&gt;&lt;/Cite&gt;&lt;/EndNote&gt;</w:instrText>
-      </w:r>
-      <w:r>
-        <w:rPr>
-          <w:shd w:val="clear" w:color="auto" w:fill="FFFFFF"/>
-        </w:rPr>
-        <w:fldChar w:fldCharType="separate"/>
-      </w:r>
-      <w:r>
-        <w:rPr>
-          <w:noProof/>
-          <w:shd w:val="clear" w:color="auto" w:fill="FFFFFF"/>
-          <w:vertAlign w:val="superscript"/>
-        </w:rPr>
-        <w:t>[11]</w:t>
-      </w:r>
-      <w:r>
-        <w:rPr>
-          <w:shd w:val="clear" w:color="auto" w:fill="FFFFFF"/>
-        </w:rPr>
-        <w:fldChar w:fldCharType="end"/>
-      </w:r>
-      <w:r>
-        <w:rPr>
-          <w:shd w:val="clear" w:color="auto" w:fill="FFFFFF"/>
-        </w:rPr>
-        <w:t xml:space="preserve">, the implied annual hazard for symptomatic CNS is h ≈ −log(1−0.30×0.05) ≈ 0.015, consistent with the surveillance- and cohort-derived estimates. </w:t>
-      </w:r>
-    </w:p>
-    <w:p>
-      <w:pPr>
-        <w:rPr>
-          <w:b/>
-          <w:bCs/>
-          <w:shd w:val="clear" w:color="auto" w:fill="FFFFFF"/>
-        </w:rPr>
-      </w:pPr>
-      <w:r>
-        <w:rPr>
-          <w:b/>
-          <w:bCs/>
-          <w:shd w:val="clear" w:color="auto" w:fill="FFFFFF"/>
-        </w:rPr>
-        <w:t>We adopt 0.015 per year as the base rate for progression to symptomatic CNS from early stages, with sensitivity analyses spanning 0.012–0.017 to reflect diagnostic variability and population differences.</w:t>
-      </w:r>
-    </w:p>
-    <w:p>
-      <w:pPr>
-        <w:rPr>
-          <w:rFonts w:ascii="Arial" w:hAnsi="Arial" w:cs="Arial"/>
-          <w:color w:val="424242"/>
-          <w:shd w:val="clear" w:color="auto" w:fill="FFFFFF"/>
-        </w:rPr>
-      </w:pPr>
-    </w:p>
-    <w:p>
-      <w:pPr>
-        <w:rPr>
-          <w:shd w:val="clear" w:color="auto" w:fill="FFFFFF"/>
-        </w:rPr>
-      </w:pPr>
-      <w:r>
-        <w:rPr>
-          <w:shd w:val="clear" w:color="auto" w:fill="FFFFFF"/>
-        </w:rPr>
-        <w:t xml:space="preserve"> </w:t>
-      </w:r>
-    </w:p>
-    <w:p>
-      <w:pPr>
-        <w:spacing w:before="0" w:after="0"/>
-        <w:rPr>
-          <w:shd w:val="clear" w:color="auto" w:fill="FFFFFF"/>
-        </w:rPr>
-      </w:pPr>
-      <w:r>
-        <w:rPr>
-          <w:shd w:val="clear" w:color="auto" w:fill="FFFFFF"/>
-        </w:rPr>
-        <w:br w:type="page"/>
-      </w:r>
-    </w:p>
-    <w:p>
-      <w:pPr>
-        <w:rPr>
-          <w:shd w:val="clear" w:color="auto" w:fill="FFFFFF"/>
-        </w:rPr>
-      </w:pPr>
-    </w:p>
-    <w:tbl>
-      <w:tblPr>
-        <w:tblW w:w="0" w:type="auto"/>
-        <w:tblCellSpacing w:w="15" w:type="dxa"/>
-        <w:tblCellMar>
-          <w:top w:w="15" w:type="dxa"/>
-          <w:left w:w="15" w:type="dxa"/>
-          <w:bottom w:w="15" w:type="dxa"/>
-          <w:right w:w="15" w:type="dxa"/>
-        </w:tblCellMar>
-        <w:tblLook w:val="04A0" w:firstRow="1" w:lastRow="0" w:firstColumn="1" w:lastColumn="0" w:noHBand="0" w:noVBand="1"/>
-      </w:tblPr>
-      <w:tblGrid>
-        <w:gridCol w:w="812"/>
-        <w:gridCol w:w="772"/>
-        <w:gridCol w:w="1047"/>
-        <w:gridCol w:w="949"/>
-        <w:gridCol w:w="1276"/>
-        <w:gridCol w:w="1120"/>
-        <w:gridCol w:w="965"/>
-        <w:gridCol w:w="1286"/>
-        <w:gridCol w:w="1133"/>
-      </w:tblGrid>
-      <w:tr>
-        <w:trPr>
-          <w:tblHeader/>
-          <w:tblCellSpacing w:w="15" w:type="dxa"/>
-        </w:trPr>
-        <w:tc>
-          <w:tcPr>
-            <w:tcW w:w="0" w:type="auto"/>
-            <w:vAlign w:val="center"/>
-            <w:hideMark/>
-          </w:tcPr>
-          <w:p>
-            <w:pPr>
-              <w:rPr>
-                <w:rFonts w:asciiTheme="minorBidi" w:hAnsiTheme="minorBidi" w:cstheme="minorBidi"/>
-                <w:b/>
-                <w:bCs/>
-                <w:sz w:val="16"/>
-                <w:szCs w:val="16"/>
-              </w:rPr>
-            </w:pPr>
-            <w:r>
-              <w:rPr>
-                <w:rFonts w:asciiTheme="minorBidi" w:hAnsiTheme="minorBidi" w:cstheme="minorBidi"/>
-                <w:b/>
-                <w:bCs/>
-                <w:sz w:val="16"/>
-                <w:szCs w:val="16"/>
-              </w:rPr>
-              <w:t>Study</w:t>
-            </w:r>
-          </w:p>
-        </w:tc>
-        <w:tc>
-          <w:tcPr>
-            <w:tcW w:w="0" w:type="auto"/>
-            <w:vAlign w:val="center"/>
-            <w:hideMark/>
-          </w:tcPr>
-          <w:p>
-            <w:pPr>
-              <w:rPr>
-                <w:rFonts w:asciiTheme="minorBidi" w:hAnsiTheme="minorBidi" w:cstheme="minorBidi"/>
-                <w:b/>
-                <w:bCs/>
-                <w:color w:val="000000"/>
-                <w:sz w:val="16"/>
-                <w:szCs w:val="16"/>
-              </w:rPr>
-            </w:pPr>
-            <w:r>
-              <w:rPr>
-                <w:rFonts w:asciiTheme="minorBidi" w:hAnsiTheme="minorBidi" w:cstheme="minorBidi"/>
-                <w:b/>
-                <w:bCs/>
-                <w:color w:val="000000"/>
-                <w:sz w:val="16"/>
-                <w:szCs w:val="16"/>
-              </w:rPr>
-              <w:t>PMID</w:t>
-            </w:r>
-          </w:p>
-        </w:tc>
-        <w:tc>
-          <w:tcPr>
-            <w:tcW w:w="0" w:type="auto"/>
-            <w:vAlign w:val="center"/>
-            <w:hideMark/>
-          </w:tcPr>
-          <w:p>
-            <w:pPr>
-              <w:rPr>
-                <w:rFonts w:asciiTheme="minorBidi" w:hAnsiTheme="minorBidi" w:cstheme="minorBidi"/>
-                <w:b/>
-                <w:bCs/>
-                <w:color w:val="000000"/>
-                <w:sz w:val="16"/>
-                <w:szCs w:val="16"/>
-              </w:rPr>
-            </w:pPr>
-            <w:r>
-              <w:rPr>
-                <w:rFonts w:asciiTheme="minorBidi" w:hAnsiTheme="minorBidi" w:cstheme="minorBidi"/>
-                <w:b/>
-                <w:bCs/>
-                <w:color w:val="000000"/>
-                <w:sz w:val="16"/>
-                <w:szCs w:val="16"/>
-              </w:rPr>
-              <w:t>Design</w:t>
-            </w:r>
-          </w:p>
-        </w:tc>
-        <w:tc>
-          <w:tcPr>
-            <w:tcW w:w="0" w:type="auto"/>
-            <w:vAlign w:val="center"/>
-            <w:hideMark/>
-          </w:tcPr>
-          <w:p>
-            <w:pPr>
-              <w:rPr>
-                <w:rFonts w:asciiTheme="minorBidi" w:hAnsiTheme="minorBidi" w:cstheme="minorBidi"/>
-                <w:b/>
-                <w:bCs/>
-                <w:color w:val="000000"/>
-                <w:sz w:val="16"/>
-                <w:szCs w:val="16"/>
-              </w:rPr>
-            </w:pPr>
-            <w:r>
-              <w:rPr>
-                <w:rFonts w:asciiTheme="minorBidi" w:hAnsiTheme="minorBidi" w:cstheme="minorBidi"/>
-                <w:b/>
-                <w:bCs/>
-                <w:color w:val="000000"/>
-                <w:sz w:val="16"/>
-                <w:szCs w:val="16"/>
-              </w:rPr>
-              <w:t>Population</w:t>
-            </w:r>
-          </w:p>
-        </w:tc>
-        <w:tc>
-          <w:tcPr>
-            <w:tcW w:w="0" w:type="auto"/>
-            <w:vAlign w:val="center"/>
-            <w:hideMark/>
-          </w:tcPr>
-          <w:p>
-            <w:pPr>
-              <w:rPr>
-                <w:rFonts w:asciiTheme="minorBidi" w:hAnsiTheme="minorBidi" w:cstheme="minorBidi"/>
-                <w:b/>
-                <w:bCs/>
-                <w:color w:val="000000"/>
-                <w:sz w:val="16"/>
-                <w:szCs w:val="16"/>
-              </w:rPr>
-            </w:pPr>
-            <w:r>
-              <w:rPr>
-                <w:rFonts w:asciiTheme="minorBidi" w:hAnsiTheme="minorBidi" w:cstheme="minorBidi"/>
-                <w:b/>
-                <w:bCs/>
-                <w:color w:val="000000"/>
-                <w:sz w:val="16"/>
-                <w:szCs w:val="16"/>
-              </w:rPr>
-              <w:t>Stage</w:t>
-            </w:r>
-          </w:p>
-        </w:tc>
-        <w:tc>
-          <w:tcPr>
-            <w:tcW w:w="0" w:type="auto"/>
-            <w:vAlign w:val="center"/>
-            <w:hideMark/>
-          </w:tcPr>
-          <w:p>
-            <w:pPr>
-              <w:rPr>
-                <w:rFonts w:asciiTheme="minorBidi" w:hAnsiTheme="minorBidi" w:cstheme="minorBidi"/>
-                <w:b/>
-                <w:bCs/>
-                <w:color w:val="000000"/>
-                <w:sz w:val="16"/>
-                <w:szCs w:val="16"/>
-              </w:rPr>
-            </w:pPr>
-            <w:r>
-              <w:rPr>
-                <w:rFonts w:asciiTheme="minorBidi" w:hAnsiTheme="minorBidi" w:cstheme="minorBidi"/>
-                <w:b/>
-                <w:bCs/>
-                <w:color w:val="000000"/>
-                <w:sz w:val="16"/>
-                <w:szCs w:val="16"/>
-              </w:rPr>
-              <w:t>Endpoint</w:t>
-            </w:r>
-          </w:p>
-        </w:tc>
-        <w:tc>
-          <w:tcPr>
-            <w:tcW w:w="0" w:type="auto"/>
-            <w:vAlign w:val="center"/>
-            <w:hideMark/>
-          </w:tcPr>
-          <w:p>
-            <w:pPr>
-              <w:rPr>
-                <w:rFonts w:asciiTheme="minorBidi" w:hAnsiTheme="minorBidi" w:cstheme="minorBidi"/>
-                <w:b/>
-                <w:bCs/>
-                <w:color w:val="000000"/>
-                <w:sz w:val="16"/>
-                <w:szCs w:val="16"/>
-              </w:rPr>
-            </w:pPr>
-            <w:r>
-              <w:rPr>
-                <w:rFonts w:asciiTheme="minorBidi" w:hAnsiTheme="minorBidi" w:cstheme="minorBidi"/>
-                <w:b/>
-                <w:bCs/>
-                <w:color w:val="000000"/>
-                <w:sz w:val="16"/>
-                <w:szCs w:val="16"/>
-              </w:rPr>
-              <w:t>Proportion</w:t>
-            </w:r>
-          </w:p>
-        </w:tc>
-        <w:tc>
-          <w:tcPr>
-            <w:tcW w:w="0" w:type="auto"/>
-            <w:vAlign w:val="center"/>
-            <w:hideMark/>
-          </w:tcPr>
-          <w:p>
-            <w:pPr>
-              <w:rPr>
-                <w:rFonts w:asciiTheme="minorBidi" w:hAnsiTheme="minorBidi" w:cstheme="minorBidi"/>
-                <w:b/>
-                <w:bCs/>
-                <w:color w:val="000000"/>
-                <w:sz w:val="16"/>
-                <w:szCs w:val="16"/>
-              </w:rPr>
-            </w:pPr>
-            <w:r>
-              <w:rPr>
-                <w:rFonts w:asciiTheme="minorBidi" w:hAnsiTheme="minorBidi" w:cstheme="minorBidi"/>
-                <w:b/>
-                <w:bCs/>
-                <w:color w:val="000000"/>
-                <w:sz w:val="16"/>
-                <w:szCs w:val="16"/>
-              </w:rPr>
-              <w:t>Rate(-log(1-p)/t</w:t>
-            </w:r>
-          </w:p>
-        </w:tc>
-        <w:tc>
-          <w:tcPr>
-            <w:tcW w:w="0" w:type="auto"/>
-            <w:vAlign w:val="center"/>
-            <w:hideMark/>
-          </w:tcPr>
-          <w:p>
-            <w:pPr>
-              <w:rPr>
-                <w:rFonts w:asciiTheme="minorBidi" w:hAnsiTheme="minorBidi" w:cstheme="minorBidi"/>
-                <w:b/>
-                <w:bCs/>
-                <w:color w:val="000000"/>
-                <w:sz w:val="16"/>
-                <w:szCs w:val="16"/>
-              </w:rPr>
-            </w:pPr>
-            <w:r>
-              <w:rPr>
-                <w:rFonts w:asciiTheme="minorBidi" w:hAnsiTheme="minorBidi" w:cstheme="minorBidi"/>
-                <w:b/>
-                <w:bCs/>
-                <w:color w:val="000000"/>
-                <w:sz w:val="16"/>
-                <w:szCs w:val="16"/>
-              </w:rPr>
-              <w:t>Key caveat</w:t>
-            </w:r>
-          </w:p>
-        </w:tc>
-      </w:tr>
-      <w:tr>
-        <w:trPr>
-          <w:tblCellSpacing w:w="15" w:type="dxa"/>
-        </w:trPr>
-        <w:tc>
-          <w:tcPr>
-            <w:tcW w:w="0" w:type="auto"/>
-            <w:vAlign w:val="center"/>
-            <w:hideMark/>
-          </w:tcPr>
-          <w:p>
-            <w:pPr>
-              <w:rPr>
-                <w:rFonts w:asciiTheme="minorBidi" w:hAnsiTheme="minorBidi" w:cstheme="minorBidi"/>
-                <w:sz w:val="16"/>
-                <w:szCs w:val="16"/>
-              </w:rPr>
-            </w:pPr>
-            <w:r>
-              <w:rPr>
-                <w:rFonts w:asciiTheme="minorBidi" w:hAnsiTheme="minorBidi" w:cstheme="minorBidi"/>
-                <w:sz w:val="16"/>
-                <w:szCs w:val="16"/>
-              </w:rPr>
-              <w:t>De Voux et al. 2018</w:t>
-            </w:r>
-          </w:p>
-        </w:tc>
-        <w:tc>
-          <w:tcPr>
-            <w:tcW w:w="0" w:type="auto"/>
-            <w:vAlign w:val="center"/>
-            <w:hideMark/>
-          </w:tcPr>
-          <w:p>
-            <w:pPr>
-              <w:rPr>
-                <w:rFonts w:asciiTheme="minorBidi" w:hAnsiTheme="minorBidi" w:cstheme="minorBidi"/>
-                <w:color w:val="000000"/>
-                <w:sz w:val="16"/>
-                <w:szCs w:val="16"/>
-              </w:rPr>
-            </w:pPr>
-            <w:r>
-              <w:rPr>
-                <w:rFonts w:asciiTheme="minorBidi" w:hAnsiTheme="minorBidi" w:cstheme="minorBidi"/>
-                <w:color w:val="000000"/>
-                <w:sz w:val="16"/>
-                <w:szCs w:val="16"/>
-              </w:rPr>
-              <w:t>29252543</w:t>
-            </w:r>
-          </w:p>
-        </w:tc>
-        <w:tc>
-          <w:tcPr>
-            <w:tcW w:w="0" w:type="auto"/>
-            <w:vAlign w:val="center"/>
-            <w:hideMark/>
-          </w:tcPr>
-          <w:p>
-            <w:pPr>
-              <w:rPr>
-                <w:rFonts w:asciiTheme="minorBidi" w:hAnsiTheme="minorBidi" w:cstheme="minorBidi"/>
-                <w:color w:val="000000"/>
-                <w:sz w:val="16"/>
-                <w:szCs w:val="16"/>
-              </w:rPr>
-            </w:pPr>
-            <w:r>
-              <w:rPr>
-                <w:rFonts w:asciiTheme="minorBidi" w:hAnsiTheme="minorBidi" w:cstheme="minorBidi"/>
-                <w:color w:val="000000"/>
-                <w:sz w:val="16"/>
-                <w:szCs w:val="16"/>
-              </w:rPr>
-              <w:t>Cross-sectional surveillance</w:t>
-            </w:r>
-          </w:p>
-        </w:tc>
-        <w:tc>
-          <w:tcPr>
-            <w:tcW w:w="0" w:type="auto"/>
-            <w:vAlign w:val="center"/>
-            <w:hideMark/>
-          </w:tcPr>
-          <w:p>
-            <w:pPr>
-              <w:rPr>
-                <w:rFonts w:asciiTheme="minorBidi" w:hAnsiTheme="minorBidi" w:cstheme="minorBidi"/>
-                <w:color w:val="000000"/>
-                <w:sz w:val="16"/>
-                <w:szCs w:val="16"/>
-              </w:rPr>
-            </w:pPr>
-            <w:r>
-              <w:rPr>
-                <w:rFonts w:asciiTheme="minorBidi" w:hAnsiTheme="minorBidi" w:cstheme="minorBidi"/>
-                <w:color w:val="000000"/>
-                <w:sz w:val="16"/>
-                <w:szCs w:val="16"/>
-              </w:rPr>
-              <w:t>US, 10 states</w:t>
-            </w:r>
-          </w:p>
-        </w:tc>
-        <w:tc>
-          <w:tcPr>
-            <w:tcW w:w="0" w:type="auto"/>
-            <w:vAlign w:val="center"/>
-            <w:hideMark/>
-          </w:tcPr>
-          <w:p>
-            <w:pPr>
-              <w:rPr>
-                <w:rFonts w:asciiTheme="minorBidi" w:hAnsiTheme="minorBidi" w:cstheme="minorBidi"/>
-                <w:color w:val="000000"/>
-                <w:sz w:val="16"/>
-                <w:szCs w:val="16"/>
-              </w:rPr>
-            </w:pPr>
-            <w:r>
-              <w:rPr>
-                <w:rFonts w:asciiTheme="minorBidi" w:hAnsiTheme="minorBidi" w:cstheme="minorBidi"/>
-                <w:color w:val="000000"/>
-                <w:sz w:val="16"/>
-                <w:szCs w:val="16"/>
-              </w:rPr>
-              <w:t>Primary / Secondary / Early latent</w:t>
-            </w:r>
-          </w:p>
-        </w:tc>
-        <w:tc>
-          <w:tcPr>
-            <w:tcW w:w="0" w:type="auto"/>
-            <w:vAlign w:val="center"/>
-            <w:hideMark/>
-          </w:tcPr>
-          <w:p>
-            <w:pPr>
-              <w:rPr>
-                <w:rFonts w:asciiTheme="minorBidi" w:hAnsiTheme="minorBidi" w:cstheme="minorBidi"/>
-                <w:color w:val="000000"/>
-                <w:sz w:val="16"/>
-                <w:szCs w:val="16"/>
-              </w:rPr>
-            </w:pPr>
-            <w:r>
-              <w:rPr>
-                <w:rFonts w:asciiTheme="minorBidi" w:hAnsiTheme="minorBidi" w:cstheme="minorBidi"/>
-                <w:color w:val="000000"/>
-                <w:sz w:val="16"/>
-                <w:szCs w:val="16"/>
-              </w:rPr>
-              <w:t>Confirmed or probable neurosyphilis (passive surveillance)</w:t>
-            </w:r>
-          </w:p>
-        </w:tc>
-        <w:tc>
-          <w:tcPr>
-            <w:tcW w:w="0" w:type="auto"/>
-            <w:vAlign w:val="center"/>
-            <w:hideMark/>
-          </w:tcPr>
-          <w:p>
-            <w:pPr>
-              <w:rPr>
-                <w:rFonts w:cstheme="minorBidi"/>
-                <w:color w:val="000000"/>
-                <w:sz w:val="16"/>
-                <w:szCs w:val="16"/>
-              </w:rPr>
-            </w:pPr>
-            <w:r>
-              <w:rPr>
-                <w:rFonts w:asciiTheme="minorBidi" w:hAnsiTheme="minorBidi" w:cstheme="minorBidi"/>
-                <w:color w:val="000000"/>
-                <w:sz w:val="16"/>
-                <w:szCs w:val="16"/>
-              </w:rPr>
-              <w:t>0.3% / 1.1% / 0.8%</w:t>
-            </w:r>
-          </w:p>
-          <w:p>
-            <w:pPr>
-              <w:rPr>
-                <w:rFonts w:asciiTheme="minorBidi" w:hAnsiTheme="minorBidi" w:cstheme="minorBidi"/>
-                <w:color w:val="000000"/>
-                <w:sz w:val="16"/>
-                <w:szCs w:val="16"/>
-              </w:rPr>
-            </w:pPr>
-          </w:p>
-        </w:tc>
-        <w:tc>
-          <w:tcPr>
-            <w:tcW w:w="0" w:type="auto"/>
-            <w:vAlign w:val="center"/>
-            <w:hideMark/>
-          </w:tcPr>
-          <w:p>
-            <w:pPr>
-              <w:rPr>
-                <w:rFonts w:asciiTheme="minorBidi" w:hAnsiTheme="minorBidi" w:cstheme="minorBidi"/>
-                <w:color w:val="000000"/>
-                <w:sz w:val="16"/>
-                <w:szCs w:val="16"/>
-              </w:rPr>
-            </w:pPr>
-            <w:r>
-              <w:rPr>
-                <w:rFonts w:cstheme="minorBidi"/>
-                <w:color w:val="000000"/>
-                <w:sz w:val="16"/>
-                <w:szCs w:val="16"/>
-              </w:rPr>
-              <w:t>(-log(1-0.003)/(1/12) + 3* -log(1-0.0011)/(3/12)+ 9* -log(1-0.008)/(9/12))/12</w:t>
-            </w:r>
-            <w:r>
-              <w:rPr>
-                <w:rFonts w:asciiTheme="minorBidi" w:hAnsiTheme="minorBidi" w:cstheme="minorBidi"/>
-                <w:color w:val="000000"/>
-                <w:sz w:val="16"/>
-                <w:szCs w:val="16"/>
-              </w:rPr>
-              <w:t>)</w:t>
-            </w:r>
-            <w:r>
-              <w:rPr>
-                <w:rFonts w:cstheme="minorBidi"/>
-                <w:color w:val="000000"/>
-                <w:sz w:val="16"/>
-                <w:szCs w:val="16"/>
-              </w:rPr>
-              <w:t xml:space="preserve"> =0.012</w:t>
-            </w:r>
-          </w:p>
-        </w:tc>
-        <w:tc>
-          <w:tcPr>
-            <w:tcW w:w="0" w:type="auto"/>
-            <w:vAlign w:val="center"/>
-            <w:hideMark/>
-          </w:tcPr>
-          <w:p>
-            <w:pPr>
-              <w:rPr>
-                <w:rFonts w:asciiTheme="minorBidi" w:hAnsiTheme="minorBidi" w:cstheme="minorBidi"/>
-                <w:color w:val="000000"/>
-                <w:sz w:val="16"/>
-                <w:szCs w:val="16"/>
-              </w:rPr>
-            </w:pPr>
-            <w:r>
-              <w:rPr>
-                <w:rFonts w:asciiTheme="minorBidi" w:hAnsiTheme="minorBidi" w:cstheme="minorBidi"/>
-                <w:color w:val="000000"/>
-                <w:sz w:val="16"/>
-                <w:szCs w:val="16"/>
-              </w:rPr>
-              <w:t>LP not universal; undercounts asymptomatic; HIV-mixed</w:t>
-            </w:r>
-          </w:p>
-        </w:tc>
-      </w:tr>
-      <w:tr>
-        <w:trPr>
-          <w:tblCellSpacing w:w="15" w:type="dxa"/>
-        </w:trPr>
-        <w:tc>
-          <w:tcPr>
-            <w:tcW w:w="0" w:type="auto"/>
-            <w:vAlign w:val="center"/>
-            <w:hideMark/>
-          </w:tcPr>
-          <w:p>
-            <w:pPr>
-              <w:rPr>
-                <w:rFonts w:asciiTheme="minorBidi" w:hAnsiTheme="minorBidi" w:cstheme="minorBidi"/>
-                <w:sz w:val="16"/>
-                <w:szCs w:val="16"/>
-              </w:rPr>
-            </w:pPr>
-            <w:r>
-              <w:rPr>
-                <w:rFonts w:asciiTheme="minorBidi" w:hAnsiTheme="minorBidi" w:cstheme="minorBidi"/>
-                <w:sz w:val="16"/>
-                <w:szCs w:val="16"/>
-              </w:rPr>
-              <w:t>Quilter, De Voux et al. 2021</w:t>
-            </w:r>
-          </w:p>
-        </w:tc>
-        <w:tc>
-          <w:tcPr>
-            <w:tcW w:w="0" w:type="auto"/>
-            <w:vAlign w:val="center"/>
-            <w:hideMark/>
-          </w:tcPr>
-          <w:p>
-            <w:pPr>
-              <w:rPr>
-                <w:rFonts w:asciiTheme="minorBidi" w:hAnsiTheme="minorBidi" w:cstheme="minorBidi"/>
-                <w:color w:val="000000"/>
-                <w:sz w:val="16"/>
-                <w:szCs w:val="16"/>
-              </w:rPr>
-            </w:pPr>
-            <w:hyperlink r:id="rId10" w:history="1">
-              <w:r>
-                <w:rPr>
-                  <w:rFonts w:asciiTheme="minorBidi" w:hAnsiTheme="minorBidi" w:cstheme="minorBidi"/>
-                  <w:color w:val="0000FF"/>
-                  <w:sz w:val="16"/>
-                  <w:szCs w:val="16"/>
-                  <w:u w:val="single"/>
-                </w:rPr>
-                <w:t>32</w:t>
-              </w:r>
-              <w:r>
-                <w:rPr>
-                  <w:rFonts w:asciiTheme="minorBidi" w:hAnsiTheme="minorBidi" w:cstheme="minorBidi"/>
-                  <w:color w:val="0000FF"/>
-                  <w:sz w:val="16"/>
-                  <w:szCs w:val="16"/>
-                  <w:u w:val="single"/>
-                </w:rPr>
-                <w:t>1</w:t>
-              </w:r>
-              <w:r>
-                <w:rPr>
-                  <w:rFonts w:asciiTheme="minorBidi" w:hAnsiTheme="minorBidi" w:cstheme="minorBidi"/>
-                  <w:color w:val="0000FF"/>
-                  <w:sz w:val="16"/>
-                  <w:szCs w:val="16"/>
-                  <w:u w:val="single"/>
-                </w:rPr>
-                <w:t>0</w:t>
-              </w:r>
-              <w:r>
-                <w:rPr>
-                  <w:rFonts w:asciiTheme="minorBidi" w:hAnsiTheme="minorBidi" w:cstheme="minorBidi"/>
-                  <w:color w:val="0000FF"/>
-                  <w:sz w:val="16"/>
-                  <w:szCs w:val="16"/>
-                  <w:u w:val="single"/>
-                </w:rPr>
-                <w:t>3243</w:t>
-              </w:r>
-            </w:hyperlink>
-          </w:p>
-        </w:tc>
-        <w:tc>
-          <w:tcPr>
-            <w:tcW w:w="0" w:type="auto"/>
-            <w:vAlign w:val="center"/>
-            <w:hideMark/>
-          </w:tcPr>
-          <w:p>
-            <w:pPr>
-              <w:rPr>
-                <w:rFonts w:asciiTheme="minorBidi" w:hAnsiTheme="minorBidi" w:cstheme="minorBidi"/>
-                <w:color w:val="000000"/>
-                <w:sz w:val="16"/>
-                <w:szCs w:val="16"/>
-              </w:rPr>
-            </w:pPr>
-            <w:r>
-              <w:rPr>
-                <w:rFonts w:asciiTheme="minorBidi" w:hAnsiTheme="minorBidi" w:cstheme="minorBidi"/>
-                <w:color w:val="000000"/>
-                <w:sz w:val="16"/>
-                <w:szCs w:val="16"/>
-              </w:rPr>
-              <w:t>Enhanced sentinel surveillance</w:t>
-            </w:r>
-          </w:p>
-        </w:tc>
-        <w:tc>
-          <w:tcPr>
-            <w:tcW w:w="0" w:type="auto"/>
-            <w:vAlign w:val="center"/>
-            <w:hideMark/>
-          </w:tcPr>
-          <w:p>
-            <w:pPr>
-              <w:rPr>
-                <w:rFonts w:asciiTheme="minorBidi" w:hAnsiTheme="minorBidi" w:cstheme="minorBidi"/>
-                <w:color w:val="000000"/>
-                <w:sz w:val="16"/>
-                <w:szCs w:val="16"/>
-              </w:rPr>
-            </w:pPr>
-            <w:r>
-              <w:rPr>
-                <w:rFonts w:asciiTheme="minorBidi" w:hAnsiTheme="minorBidi" w:cstheme="minorBidi"/>
-                <w:color w:val="000000"/>
-                <w:sz w:val="16"/>
-                <w:szCs w:val="16"/>
-              </w:rPr>
-              <w:t>5 US jurisdictions, N=9,123 ES</w:t>
-            </w:r>
-          </w:p>
-        </w:tc>
-        <w:tc>
-          <w:tcPr>
-            <w:tcW w:w="0" w:type="auto"/>
-            <w:vAlign w:val="center"/>
-            <w:hideMark/>
-          </w:tcPr>
-          <w:p>
-            <w:pPr>
-              <w:rPr>
-                <w:rFonts w:asciiTheme="minorBidi" w:hAnsiTheme="minorBidi" w:cstheme="minorBidi"/>
-                <w:color w:val="000000"/>
-                <w:sz w:val="16"/>
-                <w:szCs w:val="16"/>
-              </w:rPr>
-            </w:pPr>
-            <w:r>
-              <w:rPr>
-                <w:rFonts w:asciiTheme="minorBidi" w:hAnsiTheme="minorBidi" w:cstheme="minorBidi"/>
-                <w:color w:val="000000"/>
-                <w:sz w:val="16"/>
-                <w:szCs w:val="16"/>
-              </w:rPr>
-              <w:t>Early syphilis (undifferentiated)</w:t>
-            </w:r>
-          </w:p>
-        </w:tc>
-        <w:tc>
-          <w:tcPr>
-            <w:tcW w:w="0" w:type="auto"/>
-            <w:vAlign w:val="center"/>
-            <w:hideMark/>
-          </w:tcPr>
-          <w:p>
-            <w:pPr>
-              <w:rPr>
-                <w:rFonts w:asciiTheme="minorBidi" w:hAnsiTheme="minorBidi" w:cstheme="minorBidi"/>
-                <w:color w:val="000000"/>
-                <w:sz w:val="16"/>
-                <w:szCs w:val="16"/>
-              </w:rPr>
-            </w:pPr>
-            <w:r>
-              <w:rPr>
-                <w:rFonts w:asciiTheme="minorBidi" w:hAnsiTheme="minorBidi" w:cstheme="minorBidi"/>
-                <w:color w:val="000000"/>
-                <w:sz w:val="16"/>
-                <w:szCs w:val="16"/>
-              </w:rPr>
-              <w:t>Self-reported neuro/ocular symptoms</w:t>
-            </w:r>
-          </w:p>
-        </w:tc>
-        <w:tc>
-          <w:tcPr>
-            <w:tcW w:w="0" w:type="auto"/>
-            <w:vAlign w:val="center"/>
-            <w:hideMark/>
-          </w:tcPr>
-          <w:p>
-            <w:pPr>
-              <w:rPr>
-                <w:rFonts w:asciiTheme="minorBidi" w:hAnsiTheme="minorBidi" w:cstheme="minorBidi"/>
-                <w:color w:val="000000"/>
-                <w:sz w:val="16"/>
-                <w:szCs w:val="16"/>
-              </w:rPr>
-            </w:pPr>
-            <w:r>
-              <w:rPr>
-                <w:rFonts w:asciiTheme="minorBidi" w:hAnsiTheme="minorBidi" w:cstheme="minorBidi"/>
-                <w:color w:val="000000"/>
-                <w:sz w:val="16"/>
-                <w:szCs w:val="16"/>
-              </w:rPr>
-              <w:t>1.7% (95% CI 1.4–1.9%)</w:t>
-            </w:r>
-          </w:p>
-        </w:tc>
-        <w:tc>
-          <w:tcPr>
-            <w:tcW w:w="0" w:type="auto"/>
-            <w:vAlign w:val="center"/>
-            <w:hideMark/>
-          </w:tcPr>
-          <w:p>
-            <w:pPr>
-              <w:rPr>
-                <w:rFonts w:asciiTheme="minorBidi" w:hAnsiTheme="minorBidi" w:cstheme="minorBidi"/>
-                <w:color w:val="000000"/>
-                <w:sz w:val="16"/>
-                <w:szCs w:val="16"/>
-              </w:rPr>
-            </w:pPr>
-            <w:r>
-              <w:rPr>
-                <w:rFonts w:cstheme="minorBidi"/>
-                <w:color w:val="000000"/>
-                <w:sz w:val="16"/>
-                <w:szCs w:val="16"/>
-              </w:rPr>
-              <w:t>-log(1-.017)</w:t>
-            </w:r>
-            <w:r>
-              <w:rPr>
-                <w:rFonts w:cstheme="minorBidi"/>
-                <w:color w:val="000000"/>
-                <w:sz w:val="16"/>
-                <w:szCs w:val="16"/>
-              </w:rPr>
-              <w:t xml:space="preserve"> = 0.017</w:t>
-            </w:r>
-          </w:p>
-        </w:tc>
-        <w:tc>
-          <w:tcPr>
-            <w:tcW w:w="0" w:type="auto"/>
-            <w:vAlign w:val="center"/>
-            <w:hideMark/>
-          </w:tcPr>
-          <w:p>
-            <w:pPr>
-              <w:rPr>
-                <w:rFonts w:asciiTheme="minorBidi" w:hAnsiTheme="minorBidi" w:cstheme="minorBidi"/>
-                <w:color w:val="000000"/>
-                <w:sz w:val="16"/>
-                <w:szCs w:val="16"/>
-              </w:rPr>
-            </w:pPr>
-            <w:r>
-              <w:rPr>
-                <w:rFonts w:asciiTheme="minorBidi" w:hAnsiTheme="minorBidi" w:cstheme="minorBidi"/>
-                <w:color w:val="000000"/>
-                <w:sz w:val="16"/>
-                <w:szCs w:val="16"/>
-              </w:rPr>
-              <w:t>Symptoms only, not confirmed; LP performed in only 35% of symptomatic</w:t>
-            </w:r>
-          </w:p>
-        </w:tc>
-      </w:tr>
-      <w:tr>
-        <w:trPr>
-          <w:tblCellSpacing w:w="15" w:type="dxa"/>
-        </w:trPr>
-        <w:tc>
-          <w:tcPr>
-            <w:tcW w:w="0" w:type="auto"/>
-            <w:vAlign w:val="center"/>
-            <w:hideMark/>
-          </w:tcPr>
-          <w:p>
-            <w:pPr>
-              <w:rPr>
-                <w:rFonts w:asciiTheme="minorBidi" w:hAnsiTheme="minorBidi" w:cstheme="minorBidi"/>
-                <w:sz w:val="16"/>
-                <w:szCs w:val="16"/>
-              </w:rPr>
-            </w:pPr>
-            <w:r>
-              <w:rPr>
-                <w:rFonts w:asciiTheme="minorBidi" w:hAnsiTheme="minorBidi" w:cstheme="minorBidi"/>
-                <w:sz w:val="16"/>
-                <w:szCs w:val="16"/>
-              </w:rPr>
-              <w:t>Henriques et al. 2022</w:t>
-            </w:r>
-          </w:p>
-        </w:tc>
-        <w:tc>
-          <w:tcPr>
-            <w:tcW w:w="0" w:type="auto"/>
-            <w:vAlign w:val="center"/>
-            <w:hideMark/>
-          </w:tcPr>
-          <w:p>
-            <w:pPr>
-              <w:rPr>
-                <w:rFonts w:asciiTheme="minorBidi" w:hAnsiTheme="minorBidi" w:cstheme="minorBidi"/>
-                <w:color w:val="000000"/>
-                <w:sz w:val="16"/>
-                <w:szCs w:val="16"/>
-              </w:rPr>
-            </w:pPr>
-            <w:hyperlink r:id="rId11" w:history="1">
-              <w:r>
-                <w:rPr>
-                  <w:rFonts w:asciiTheme="minorBidi" w:hAnsiTheme="minorBidi" w:cstheme="minorBidi"/>
-                  <w:color w:val="0000FF"/>
-                  <w:sz w:val="16"/>
-                  <w:szCs w:val="16"/>
-                  <w:u w:val="single"/>
-                </w:rPr>
-                <w:t>35340</w:t>
-              </w:r>
-              <w:r>
-                <w:rPr>
-                  <w:rFonts w:asciiTheme="minorBidi" w:hAnsiTheme="minorBidi" w:cstheme="minorBidi"/>
-                  <w:color w:val="0000FF"/>
-                  <w:sz w:val="16"/>
-                  <w:szCs w:val="16"/>
-                  <w:u w:val="single"/>
-                </w:rPr>
-                <w:t>1</w:t>
-              </w:r>
-              <w:r>
-                <w:rPr>
-                  <w:rFonts w:asciiTheme="minorBidi" w:hAnsiTheme="minorBidi" w:cstheme="minorBidi"/>
-                  <w:color w:val="0000FF"/>
-                  <w:sz w:val="16"/>
-                  <w:szCs w:val="16"/>
-                  <w:u w:val="single"/>
-                </w:rPr>
-                <w:t>23</w:t>
-              </w:r>
-            </w:hyperlink>
-          </w:p>
-        </w:tc>
-        <w:tc>
-          <w:tcPr>
-            <w:tcW w:w="0" w:type="auto"/>
-            <w:vAlign w:val="center"/>
-            <w:hideMark/>
-          </w:tcPr>
-          <w:p>
-            <w:pPr>
-              <w:rPr>
-                <w:rFonts w:asciiTheme="minorBidi" w:hAnsiTheme="minorBidi" w:cstheme="minorBidi"/>
-                <w:color w:val="000000"/>
-                <w:sz w:val="16"/>
-                <w:szCs w:val="16"/>
-              </w:rPr>
-            </w:pPr>
-            <w:r>
-              <w:rPr>
-                <w:rFonts w:asciiTheme="minorBidi" w:hAnsiTheme="minorBidi" w:cstheme="minorBidi"/>
-                <w:color w:val="000000"/>
-                <w:sz w:val="16"/>
-                <w:szCs w:val="16"/>
-              </w:rPr>
-              <w:t>Retrospective cohort, 6-yr follow-up</w:t>
-            </w:r>
-          </w:p>
-        </w:tc>
-        <w:tc>
-          <w:tcPr>
-            <w:tcW w:w="0" w:type="auto"/>
-            <w:vAlign w:val="center"/>
-            <w:hideMark/>
-          </w:tcPr>
-          <w:p>
-            <w:pPr>
-              <w:rPr>
-                <w:rFonts w:asciiTheme="minorBidi" w:hAnsiTheme="minorBidi" w:cstheme="minorBidi"/>
-                <w:color w:val="000000"/>
-                <w:sz w:val="16"/>
-                <w:szCs w:val="16"/>
-              </w:rPr>
-            </w:pPr>
-            <w:r>
-              <w:rPr>
-                <w:rFonts w:asciiTheme="minorBidi" w:hAnsiTheme="minorBidi" w:cstheme="minorBidi"/>
-                <w:color w:val="000000"/>
-                <w:sz w:val="16"/>
-                <w:szCs w:val="16"/>
-              </w:rPr>
-              <w:t>HIV+, N=425, Brazil</w:t>
-            </w:r>
-          </w:p>
-        </w:tc>
-        <w:tc>
-          <w:tcPr>
-            <w:tcW w:w="0" w:type="auto"/>
-            <w:vAlign w:val="center"/>
-            <w:hideMark/>
-          </w:tcPr>
-          <w:p>
-            <w:pPr>
-              <w:rPr>
-                <w:rFonts w:asciiTheme="minorBidi" w:hAnsiTheme="minorBidi" w:cstheme="minorBidi"/>
-                <w:color w:val="000000"/>
-                <w:sz w:val="16"/>
-                <w:szCs w:val="16"/>
-              </w:rPr>
-            </w:pPr>
-            <w:r>
-              <w:rPr>
-                <w:rFonts w:asciiTheme="minorBidi" w:hAnsiTheme="minorBidi" w:cstheme="minorBidi"/>
-                <w:color w:val="000000"/>
-                <w:sz w:val="16"/>
-                <w:szCs w:val="16"/>
-              </w:rPr>
-              <w:t>Incident syphilis (any)</w:t>
-            </w:r>
-          </w:p>
-        </w:tc>
-        <w:tc>
-          <w:tcPr>
-            <w:tcW w:w="0" w:type="auto"/>
-            <w:vAlign w:val="center"/>
-            <w:hideMark/>
-          </w:tcPr>
-          <w:p>
-            <w:pPr>
-              <w:rPr>
-                <w:rFonts w:asciiTheme="minorBidi" w:hAnsiTheme="minorBidi" w:cstheme="minorBidi"/>
-                <w:color w:val="000000"/>
-                <w:sz w:val="16"/>
-                <w:szCs w:val="16"/>
-              </w:rPr>
-            </w:pPr>
-            <w:r>
-              <w:rPr>
-                <w:rFonts w:asciiTheme="minorBidi" w:hAnsiTheme="minorBidi" w:cstheme="minorBidi"/>
-                <w:color w:val="000000"/>
-                <w:sz w:val="16"/>
-                <w:szCs w:val="16"/>
-              </w:rPr>
-              <w:t>Incident neurosyphilis diagnosis</w:t>
-            </w:r>
-          </w:p>
-        </w:tc>
-        <w:tc>
-          <w:tcPr>
-            <w:tcW w:w="0" w:type="auto"/>
-            <w:vAlign w:val="center"/>
-            <w:hideMark/>
-          </w:tcPr>
-          <w:p>
-            <w:pPr>
-              <w:rPr>
-                <w:rFonts w:asciiTheme="minorBidi" w:hAnsiTheme="minorBidi" w:cstheme="minorBidi"/>
-                <w:color w:val="000000"/>
-                <w:sz w:val="16"/>
-                <w:szCs w:val="16"/>
-              </w:rPr>
-            </w:pPr>
-            <w:r>
-              <w:rPr>
-                <w:rFonts w:asciiTheme="minorBidi" w:hAnsiTheme="minorBidi" w:cstheme="minorBidi"/>
-                <w:b/>
-                <w:bCs/>
-                <w:color w:val="000000"/>
-                <w:sz w:val="16"/>
-                <w:szCs w:val="16"/>
-              </w:rPr>
-              <w:t>15.0/1000 py</w:t>
-            </w:r>
-            <w:r>
-              <w:rPr>
-                <w:rFonts w:asciiTheme="minorBidi" w:hAnsiTheme="minorBidi" w:cstheme="minorBidi"/>
-                <w:color w:val="000000"/>
-                <w:sz w:val="16"/>
-                <w:szCs w:val="16"/>
-              </w:rPr>
-              <w:t>(screened arm)</w:t>
-            </w:r>
-          </w:p>
-        </w:tc>
-        <w:tc>
-          <w:tcPr>
-            <w:tcW w:w="0" w:type="auto"/>
-            <w:vAlign w:val="center"/>
-            <w:hideMark/>
-          </w:tcPr>
-          <w:p>
-            <w:pPr>
-              <w:rPr>
-                <w:rFonts w:asciiTheme="minorBidi" w:hAnsiTheme="minorBidi" w:cstheme="minorBidi"/>
-                <w:color w:val="000000"/>
-                <w:sz w:val="16"/>
-                <w:szCs w:val="16"/>
-              </w:rPr>
-            </w:pPr>
-            <w:r>
-              <w:rPr>
-                <w:rFonts w:cstheme="minorBidi"/>
-                <w:b/>
-                <w:bCs/>
-                <w:color w:val="000000"/>
-                <w:sz w:val="16"/>
-                <w:szCs w:val="16"/>
-              </w:rPr>
-              <w:t>0.015</w:t>
-            </w:r>
-          </w:p>
-        </w:tc>
-        <w:tc>
-          <w:tcPr>
-            <w:tcW w:w="0" w:type="auto"/>
-            <w:vAlign w:val="center"/>
-            <w:hideMark/>
-          </w:tcPr>
-          <w:p>
-            <w:pPr>
-              <w:rPr>
-                <w:rFonts w:asciiTheme="minorBidi" w:hAnsiTheme="minorBidi" w:cstheme="minorBidi"/>
-                <w:color w:val="000000"/>
-                <w:sz w:val="16"/>
-                <w:szCs w:val="16"/>
-              </w:rPr>
-            </w:pPr>
-            <w:r>
-              <w:rPr>
-                <w:rFonts w:asciiTheme="minorBidi" w:hAnsiTheme="minorBidi" w:cstheme="minorBidi"/>
-                <w:color w:val="000000"/>
-                <w:sz w:val="16"/>
-                <w:szCs w:val="16"/>
-              </w:rPr>
-              <w:t>HIV+ only; asymptomatic at baseline; Brazilian tertiary center</w:t>
-            </w:r>
-          </w:p>
-        </w:tc>
-      </w:tr>
-      <w:tr>
-        <w:trPr>
-          <w:tblCellSpacing w:w="15" w:type="dxa"/>
-        </w:trPr>
-        <w:tc>
-          <w:tcPr>
-            <w:tcW w:w="0" w:type="auto"/>
-            <w:vAlign w:val="center"/>
-          </w:tcPr>
-          <w:p>
-            <w:pPr>
-              <w:rPr>
-                <w:rFonts w:asciiTheme="minorBidi" w:hAnsiTheme="minorBidi" w:cstheme="minorBidi"/>
-                <w:sz w:val="16"/>
-                <w:szCs w:val="16"/>
-              </w:rPr>
-            </w:pPr>
-            <w:r>
-              <w:rPr>
-                <w:rFonts w:asciiTheme="minorBidi" w:hAnsiTheme="minorBidi" w:cstheme="minorBidi"/>
-                <w:sz w:val="16"/>
-                <w:szCs w:val="16"/>
-              </w:rPr>
-              <w:t>Lukehart et al. 1988</w:t>
-            </w:r>
-          </w:p>
-        </w:tc>
-        <w:tc>
-          <w:tcPr>
-            <w:tcW w:w="0" w:type="auto"/>
-            <w:vAlign w:val="center"/>
-          </w:tcPr>
-          <w:p>
-            <w:pPr>
-              <w:rPr>
-                <w:rFonts w:asciiTheme="minorBidi" w:hAnsiTheme="minorBidi" w:cstheme="minorBidi"/>
-                <w:color w:val="000000"/>
-                <w:sz w:val="16"/>
-                <w:szCs w:val="16"/>
-              </w:rPr>
-            </w:pPr>
-            <w:hyperlink r:id="rId12" w:history="1">
-              <w:r>
-                <w:rPr>
-                  <w:rFonts w:asciiTheme="minorBidi" w:hAnsiTheme="minorBidi" w:cstheme="minorBidi"/>
-                  <w:color w:val="0000FF"/>
-                  <w:sz w:val="16"/>
-                  <w:szCs w:val="16"/>
-                  <w:u w:val="single"/>
-                </w:rPr>
-                <w:t>3056164</w:t>
-              </w:r>
-            </w:hyperlink>
-          </w:p>
-        </w:tc>
-        <w:tc>
-          <w:tcPr>
-            <w:tcW w:w="0" w:type="auto"/>
-            <w:vAlign w:val="center"/>
-          </w:tcPr>
-          <w:p>
-            <w:pPr>
-              <w:rPr>
-                <w:rFonts w:asciiTheme="minorBidi" w:hAnsiTheme="minorBidi" w:cstheme="minorBidi"/>
-                <w:color w:val="000000"/>
-                <w:sz w:val="16"/>
-                <w:szCs w:val="16"/>
-              </w:rPr>
-            </w:pPr>
-            <w:r>
-              <w:rPr>
-                <w:rFonts w:asciiTheme="minorBidi" w:hAnsiTheme="minorBidi" w:cstheme="minorBidi"/>
-                <w:color w:val="000000"/>
-                <w:sz w:val="16"/>
-                <w:szCs w:val="16"/>
-              </w:rPr>
-              <w:t>Prospective CSF series</w:t>
-            </w:r>
-          </w:p>
-        </w:tc>
-        <w:tc>
-          <w:tcPr>
-            <w:tcW w:w="0" w:type="auto"/>
-            <w:vAlign w:val="center"/>
-          </w:tcPr>
-          <w:p>
-            <w:pPr>
-              <w:rPr>
-                <w:rFonts w:asciiTheme="minorBidi" w:hAnsiTheme="minorBidi" w:cstheme="minorBidi"/>
-                <w:color w:val="000000"/>
-                <w:sz w:val="16"/>
-                <w:szCs w:val="16"/>
-              </w:rPr>
-            </w:pPr>
-            <w:r>
-              <w:rPr>
-                <w:rFonts w:asciiTheme="minorBidi" w:hAnsiTheme="minorBidi" w:cstheme="minorBidi"/>
-                <w:color w:val="000000"/>
-                <w:sz w:val="16"/>
-                <w:szCs w:val="16"/>
-              </w:rPr>
-              <w:t>Untreated, N=40 P+S, Seattle</w:t>
-            </w:r>
-          </w:p>
-        </w:tc>
-        <w:tc>
-          <w:tcPr>
-            <w:tcW w:w="0" w:type="auto"/>
-            <w:vAlign w:val="center"/>
-          </w:tcPr>
-          <w:p>
-            <w:pPr>
-              <w:rPr>
-                <w:rFonts w:asciiTheme="minorBidi" w:hAnsiTheme="minorBidi" w:cstheme="minorBidi"/>
-                <w:color w:val="000000"/>
-                <w:sz w:val="16"/>
-                <w:szCs w:val="16"/>
-              </w:rPr>
-            </w:pPr>
-            <w:r>
-              <w:rPr>
-                <w:rFonts w:asciiTheme="minorBidi" w:hAnsiTheme="minorBidi" w:cstheme="minorBidi"/>
-                <w:color w:val="000000"/>
-                <w:sz w:val="16"/>
-                <w:szCs w:val="16"/>
-              </w:rPr>
-              <w:t>Primary / Secondary</w:t>
-            </w:r>
-          </w:p>
-        </w:tc>
-        <w:tc>
-          <w:tcPr>
-            <w:tcW w:w="0" w:type="auto"/>
-            <w:vAlign w:val="center"/>
-          </w:tcPr>
-          <w:p>
-            <w:pPr>
-              <w:rPr>
-                <w:rFonts w:asciiTheme="minorBidi" w:hAnsiTheme="minorBidi" w:cstheme="minorBidi"/>
-                <w:color w:val="000000"/>
-                <w:sz w:val="16"/>
-                <w:szCs w:val="16"/>
-              </w:rPr>
-            </w:pPr>
-            <w:r>
-              <w:rPr>
-                <w:rFonts w:asciiTheme="minorBidi" w:hAnsiTheme="minorBidi" w:cstheme="minorBidi"/>
-                <w:color w:val="000000"/>
-                <w:sz w:val="16"/>
-                <w:szCs w:val="16"/>
-              </w:rPr>
-              <w:t>T. pallidum isolated from CSF (CNS invasion, not symptomatic)</w:t>
-            </w:r>
-          </w:p>
-        </w:tc>
-        <w:tc>
-          <w:tcPr>
-            <w:tcW w:w="0" w:type="auto"/>
-            <w:vAlign w:val="center"/>
-          </w:tcPr>
-          <w:p>
-            <w:pPr>
-              <w:rPr>
-                <w:rFonts w:asciiTheme="minorBidi" w:hAnsiTheme="minorBidi" w:cstheme="minorBidi"/>
-                <w:b/>
-                <w:bCs/>
-                <w:color w:val="000000"/>
-                <w:sz w:val="16"/>
-                <w:szCs w:val="16"/>
-              </w:rPr>
-            </w:pPr>
-            <w:r>
-              <w:rPr>
-                <w:rFonts w:asciiTheme="minorBidi" w:hAnsiTheme="minorBidi" w:cstheme="minorBidi"/>
-                <w:b/>
-                <w:bCs/>
-                <w:color w:val="000000"/>
-                <w:sz w:val="16"/>
-                <w:szCs w:val="16"/>
-              </w:rPr>
-              <w:t>30%</w:t>
-            </w:r>
-            <w:r>
-              <w:rPr>
-                <w:rFonts w:asciiTheme="minorBidi" w:hAnsiTheme="minorBidi" w:cstheme="minorBidi"/>
-                <w:color w:val="000000"/>
-                <w:sz w:val="16"/>
-                <w:szCs w:val="16"/>
-              </w:rPr>
-              <w:t> (95% CI 17–46%)</w:t>
-            </w:r>
-          </w:p>
-        </w:tc>
-        <w:tc>
-          <w:tcPr>
-            <w:tcW w:w="0" w:type="auto"/>
-            <w:vAlign w:val="center"/>
-          </w:tcPr>
-          <w:p>
-            <w:pPr>
-              <w:rPr>
-                <w:rFonts w:cstheme="minorBidi"/>
-                <w:b/>
-                <w:bCs/>
-                <w:color w:val="000000"/>
-                <w:sz w:val="16"/>
-                <w:szCs w:val="16"/>
-              </w:rPr>
-            </w:pPr>
-            <w:r>
-              <w:rPr>
-                <w:rFonts w:asciiTheme="minorBidi" w:hAnsiTheme="minorBidi" w:cstheme="minorBidi"/>
-                <w:color w:val="000000"/>
-                <w:sz w:val="16"/>
-                <w:szCs w:val="16"/>
-              </w:rPr>
-              <w:t>-log(1-.05*.3)</w:t>
-            </w:r>
-            <w:r>
-              <w:rPr>
-                <w:rFonts w:asciiTheme="minorBidi" w:hAnsiTheme="minorBidi" w:cstheme="minorBidi"/>
-                <w:color w:val="000000"/>
-                <w:sz w:val="16"/>
-                <w:szCs w:val="16"/>
-              </w:rPr>
-              <w:t xml:space="preserve"> = 0.015</w:t>
-            </w:r>
-          </w:p>
-        </w:tc>
-        <w:tc>
-          <w:tcPr>
-            <w:tcW w:w="0" w:type="auto"/>
-            <w:vAlign w:val="center"/>
-          </w:tcPr>
-          <w:p>
-            <w:pPr>
-              <w:rPr>
-                <w:rFonts w:asciiTheme="minorBidi" w:hAnsiTheme="minorBidi" w:cstheme="minorBidi"/>
-                <w:color w:val="000000"/>
-                <w:sz w:val="16"/>
-                <w:szCs w:val="16"/>
-              </w:rPr>
-            </w:pPr>
-            <w:r>
-              <w:rPr>
-                <w:rFonts w:asciiTheme="minorBidi" w:hAnsiTheme="minorBidi" w:cstheme="minorBidi"/>
-                <w:color w:val="000000"/>
-                <w:sz w:val="16"/>
-                <w:szCs w:val="16"/>
-              </w:rPr>
-              <w:t>Gold standard for invasion; small N; HIV-mixed; does not distinguish symptomatic</w:t>
-            </w:r>
-          </w:p>
-        </w:tc>
-      </w:tr>
-      <w:tr>
-        <w:trPr>
-          <w:tblCellSpacing w:w="15" w:type="dxa"/>
-        </w:trPr>
-        <w:tc>
-          <w:tcPr>
-            <w:tcW w:w="0" w:type="auto"/>
-            <w:vAlign w:val="center"/>
-          </w:tcPr>
-          <w:p>
-            <w:pPr>
-              <w:rPr>
-                <w:rFonts w:asciiTheme="minorBidi" w:hAnsiTheme="minorBidi" w:cstheme="minorBidi"/>
-                <w:sz w:val="16"/>
-                <w:szCs w:val="16"/>
-              </w:rPr>
-            </w:pPr>
-            <w:r>
-              <w:rPr>
-                <w:rFonts w:asciiTheme="minorBidi" w:hAnsiTheme="minorBidi" w:cstheme="minorBidi"/>
-                <w:sz w:val="16"/>
-                <w:szCs w:val="16"/>
-              </w:rPr>
-              <w:t>Van Eijk et al. 1987</w:t>
-            </w:r>
-          </w:p>
-        </w:tc>
-        <w:tc>
-          <w:tcPr>
-            <w:tcW w:w="0" w:type="auto"/>
-            <w:vAlign w:val="center"/>
-          </w:tcPr>
-          <w:p>
-            <w:pPr>
-              <w:rPr>
-                <w:rFonts w:asciiTheme="minorBidi" w:hAnsiTheme="minorBidi" w:cstheme="minorBidi"/>
-                <w:color w:val="000000"/>
-                <w:sz w:val="16"/>
-                <w:szCs w:val="16"/>
-              </w:rPr>
-            </w:pPr>
-            <w:hyperlink r:id="rId13" w:history="1">
-              <w:r>
-                <w:rPr>
-                  <w:rFonts w:asciiTheme="minorBidi" w:hAnsiTheme="minorBidi" w:cstheme="minorBidi"/>
-                  <w:color w:val="0000FF"/>
-                  <w:sz w:val="16"/>
-                  <w:szCs w:val="16"/>
-                  <w:u w:val="single"/>
-                </w:rPr>
-                <w:t>3294570</w:t>
-              </w:r>
-            </w:hyperlink>
-          </w:p>
-        </w:tc>
-        <w:tc>
-          <w:tcPr>
-            <w:tcW w:w="0" w:type="auto"/>
-            <w:vAlign w:val="center"/>
-          </w:tcPr>
-          <w:p>
-            <w:pPr>
-              <w:rPr>
-                <w:rFonts w:asciiTheme="minorBidi" w:hAnsiTheme="minorBidi" w:cstheme="minorBidi"/>
-                <w:color w:val="000000"/>
-                <w:sz w:val="16"/>
-                <w:szCs w:val="16"/>
-              </w:rPr>
-            </w:pPr>
-            <w:r>
-              <w:rPr>
-                <w:rFonts w:asciiTheme="minorBidi" w:hAnsiTheme="minorBidi" w:cstheme="minorBidi"/>
-                <w:color w:val="000000"/>
-                <w:sz w:val="16"/>
-                <w:szCs w:val="16"/>
-              </w:rPr>
-              <w:t>Cross-sectional CSF series</w:t>
-            </w:r>
-          </w:p>
-        </w:tc>
-        <w:tc>
-          <w:tcPr>
-            <w:tcW w:w="0" w:type="auto"/>
-            <w:vAlign w:val="center"/>
-          </w:tcPr>
-          <w:p>
-            <w:pPr>
-              <w:rPr>
-                <w:rFonts w:asciiTheme="minorBidi" w:hAnsiTheme="minorBidi" w:cstheme="minorBidi"/>
-                <w:color w:val="000000"/>
-                <w:sz w:val="16"/>
-                <w:szCs w:val="16"/>
-              </w:rPr>
-            </w:pPr>
-            <w:r>
-              <w:rPr>
-                <w:rFonts w:asciiTheme="minorBidi" w:hAnsiTheme="minorBidi" w:cstheme="minorBidi"/>
-                <w:color w:val="000000"/>
-                <w:sz w:val="16"/>
-                <w:szCs w:val="16"/>
-              </w:rPr>
-              <w:t>N=24 early syphilis, Netherlands</w:t>
-            </w:r>
-          </w:p>
-        </w:tc>
-        <w:tc>
-          <w:tcPr>
-            <w:tcW w:w="0" w:type="auto"/>
-            <w:vAlign w:val="center"/>
-          </w:tcPr>
-          <w:p>
-            <w:pPr>
-              <w:rPr>
-                <w:rFonts w:asciiTheme="minorBidi" w:hAnsiTheme="minorBidi" w:cstheme="minorBidi"/>
-                <w:color w:val="000000"/>
-                <w:sz w:val="16"/>
-                <w:szCs w:val="16"/>
-              </w:rPr>
-            </w:pPr>
-            <w:r>
-              <w:rPr>
-                <w:rFonts w:asciiTheme="minorBidi" w:hAnsiTheme="minorBidi" w:cstheme="minorBidi"/>
-                <w:color w:val="000000"/>
-                <w:sz w:val="16"/>
-                <w:szCs w:val="16"/>
-              </w:rPr>
-              <w:t>Early syphilis</w:t>
-            </w:r>
-          </w:p>
-        </w:tc>
-        <w:tc>
-          <w:tcPr>
-            <w:tcW w:w="0" w:type="auto"/>
-            <w:vAlign w:val="center"/>
-          </w:tcPr>
-          <w:p>
-            <w:pPr>
-              <w:rPr>
-                <w:rFonts w:asciiTheme="minorBidi" w:hAnsiTheme="minorBidi" w:cstheme="minorBidi"/>
-                <w:color w:val="000000"/>
-                <w:sz w:val="16"/>
-                <w:szCs w:val="16"/>
-              </w:rPr>
-            </w:pPr>
-            <w:r>
-              <w:rPr>
-                <w:rFonts w:asciiTheme="minorBidi" w:hAnsiTheme="minorBidi" w:cstheme="minorBidi"/>
-                <w:color w:val="000000"/>
-                <w:sz w:val="16"/>
-                <w:szCs w:val="16"/>
-              </w:rPr>
-              <w:t>Intrathecal treponemal antibody production (asymptomatic CNS)</w:t>
-            </w:r>
-          </w:p>
-        </w:tc>
-        <w:tc>
-          <w:tcPr>
-            <w:tcW w:w="0" w:type="auto"/>
-            <w:vAlign w:val="center"/>
-          </w:tcPr>
-          <w:p>
-            <w:pPr>
-              <w:rPr>
-                <w:rFonts w:asciiTheme="minorBidi" w:hAnsiTheme="minorBidi" w:cstheme="minorBidi"/>
-                <w:b/>
-                <w:bCs/>
-                <w:color w:val="000000"/>
-                <w:sz w:val="16"/>
-                <w:szCs w:val="16"/>
-              </w:rPr>
-            </w:pPr>
-            <w:r>
-              <w:rPr>
-                <w:rFonts w:asciiTheme="minorBidi" w:hAnsiTheme="minorBidi" w:cstheme="minorBidi"/>
-                <w:b/>
-                <w:bCs/>
-                <w:color w:val="000000"/>
-                <w:sz w:val="16"/>
-                <w:szCs w:val="16"/>
-              </w:rPr>
-              <w:t>25%</w:t>
-            </w:r>
-          </w:p>
-        </w:tc>
-        <w:tc>
-          <w:tcPr>
-            <w:tcW w:w="0" w:type="auto"/>
-            <w:vAlign w:val="center"/>
-          </w:tcPr>
-          <w:p>
-            <w:pPr>
-              <w:rPr>
-                <w:rFonts w:cstheme="minorBidi"/>
-                <w:b/>
-                <w:bCs/>
-                <w:color w:val="000000"/>
-                <w:sz w:val="16"/>
-                <w:szCs w:val="16"/>
-              </w:rPr>
-            </w:pPr>
-            <w:r>
-              <w:rPr>
-                <w:rFonts w:asciiTheme="minorBidi" w:hAnsiTheme="minorBidi" w:cstheme="minorBidi"/>
-                <w:color w:val="000000"/>
-                <w:sz w:val="16"/>
-                <w:szCs w:val="16"/>
-              </w:rPr>
-              <w:t>-log(1-.05*.</w:t>
-            </w:r>
-            <w:r>
-              <w:rPr>
-                <w:rFonts w:asciiTheme="minorBidi" w:hAnsiTheme="minorBidi" w:cstheme="minorBidi"/>
-                <w:color w:val="000000"/>
-                <w:sz w:val="16"/>
-                <w:szCs w:val="16"/>
-              </w:rPr>
-              <w:t>25</w:t>
-            </w:r>
-            <w:r>
-              <w:rPr>
-                <w:rFonts w:asciiTheme="minorBidi" w:hAnsiTheme="minorBidi" w:cstheme="minorBidi"/>
-                <w:color w:val="000000"/>
-                <w:sz w:val="16"/>
-                <w:szCs w:val="16"/>
-              </w:rPr>
-              <w:t>)</w:t>
-            </w:r>
-            <w:r>
-              <w:rPr>
-                <w:rFonts w:asciiTheme="minorBidi" w:hAnsiTheme="minorBidi" w:cstheme="minorBidi"/>
-                <w:color w:val="000000"/>
-                <w:sz w:val="16"/>
-                <w:szCs w:val="16"/>
-              </w:rPr>
-              <w:t>=0.012</w:t>
-            </w:r>
-          </w:p>
-        </w:tc>
-        <w:tc>
-          <w:tcPr>
-            <w:tcW w:w="0" w:type="auto"/>
-            <w:vAlign w:val="center"/>
-          </w:tcPr>
-          <w:p>
-            <w:pPr>
-              <w:rPr>
-                <w:rFonts w:asciiTheme="minorBidi" w:hAnsiTheme="minorBidi" w:cstheme="minorBidi"/>
-                <w:color w:val="000000"/>
-                <w:sz w:val="16"/>
-                <w:szCs w:val="16"/>
-              </w:rPr>
-            </w:pPr>
-            <w:r>
-              <w:rPr>
-                <w:rFonts w:asciiTheme="minorBidi" w:hAnsiTheme="minorBidi" w:cstheme="minorBidi"/>
-                <w:color w:val="000000"/>
-                <w:sz w:val="16"/>
-                <w:szCs w:val="16"/>
-              </w:rPr>
-              <w:t>Asymptomatic only; no clinical neurosyphilis in early group</w:t>
-            </w:r>
-          </w:p>
-        </w:tc>
-      </w:tr>
-    </w:tbl>
-    <w:p>
-      <w:pPr>
-        <w:rPr>
-          <w:rFonts w:eastAsiaTheme="majorEastAsia"/>
-          <w:b/>
-          <w:bCs/>
-        </w:rPr>
-      </w:pPr>
-      <w:r>
-        <w:rPr>
-          <w:rFonts w:eastAsiaTheme="majorEastAsia"/>
-        </w:rPr>
-        <w:t xml:space="preserve"> </w:t>
-      </w:r>
-    </w:p>
-    <w:p>
-      <w:pPr>
-        <w:pStyle w:val="Heading4"/>
         <w:numPr>
           <w:ilvl w:val="0"/>
           <w:numId w:val="0"/>
         </w:numPr>
-      </w:pPr>
-    </w:p>
-    <w:p>
-      <w:pPr>
-        <w:pStyle w:val="Heading4"/>
-      </w:pPr>
-      <w:r>
-        <w:t>Rate of developing neurosyphilis from late stage</w:t>
-      </w:r>
-    </w:p>
-    <w:p>
-      <w:r>
-        <w:t xml:space="preserve">We use data from the Oslo study: Following 2,000 untreated patients with primary and secondary syphilis during the twenty-year period, 1891–1910 </w:t>
-      </w:r>
-      <w:r>
+        <w:rPr>
+          <w:highlight w:val="yellow"/>
+        </w:rPr>
+      </w:pPr>
+    </w:p>
+    <w:p>
+      <w:pPr>
+        <w:pStyle w:val="Heading3"/>
+        <w:rPr>
+          <w:highlight w:val="yellow"/>
+        </w:rPr>
+      </w:pPr>
+      <w:r>
+        <w:rPr>
+          <w:highlight w:val="yellow"/>
+        </w:rPr>
+        <w:t xml:space="preserve">Rate of developing neurosyphilis from early stages </w:t>
+      </w:r>
+    </w:p>
+    <w:p>
+      <w:pPr>
+        <w:rPr>
+          <w:highlight w:val="yellow"/>
+          <w:shd w:val="clear" w:color="auto" w:fill="FFFFFF"/>
+        </w:rPr>
+      </w:pPr>
+      <w:r>
+        <w:rPr>
+          <w:highlight w:val="yellow"/>
+          <w:shd w:val="clear" w:color="auto" w:fill="FFFFFF"/>
+        </w:rPr>
+        <w:t>We identified published estimates of the proportion of early-stage syphilis cases diagnosed with neurosyphilis or reported as having neurologic and/or ocular manifestations across several studies (below). We estimated the annual rate of progression from early syphilis to symptomatic neurosyphilis by converting observed proportions/incidence to hazards using h = −log(1−p)/t, where h denotes the hazard rate, p is the probability of progression over the time interval t, and log is the natural logarithm. Based on the consistency of these estimates, we selected a base-case annual progression rate of 0.015 per year, with a plausible range of 0.012–0.017 per year for sensitivity analyses.</w:t>
+      </w:r>
+    </w:p>
+    <w:p>
+      <w:pPr>
+        <w:numPr>
+          <w:ilvl w:val="0"/>
+          <w:numId w:val="34"/>
+        </w:numPr>
+        <w:rPr>
+          <w:highlight w:val="yellow"/>
+          <w:shd w:val="clear" w:color="auto" w:fill="FFFFFF"/>
+        </w:rPr>
+      </w:pPr>
+      <w:r>
+        <w:rPr>
+          <w:highlight w:val="yellow"/>
+          <w:shd w:val="clear" w:color="auto" w:fill="FFFFFF"/>
+        </w:rPr>
+        <w:t>Using national syphilis surveillance data, De Voux et al. (2018) reported stage-specific proportions of confirmed or probable neurosyphilis among reported syphilis cases in the US from 2009 to 2015: 0.3% in primary syphilis, 1.1% in secondary syphilis, and 0.8% in early latent syphilis.</w:t>
+      </w:r>
+      <w:r>
+        <w:rPr>
+          <w:highlight w:val="yellow"/>
+          <w:shd w:val="clear" w:color="auto" w:fill="FFFFFF"/>
+        </w:rPr>
         <w:fldChar w:fldCharType="begin"/>
       </w:r>
       <w:r>
-        <w:instrText xml:space="preserve"> ADDIN EN.CITE &lt;EndNote&gt;&lt;Cite&gt;&lt;Author&gt;Clark&lt;/Author&gt;&lt;Year&gt;1955&lt;/Year&gt;&lt;RecNum&gt;1250&lt;/RecNum&gt;&lt;DisplayText&gt;&lt;style face="superscript"&gt;[12]&lt;/style&gt;&lt;/DisplayText&gt;&lt;record&gt;&lt;rec-number&gt;1250&lt;/rec-number&gt;&lt;foreign-keys&gt;&lt;key app="EN" db-id="xrzs0t9aq90fz3epr5zx0p99vxx0ftpxw0s0" timestamp="1740665125"&gt;1250&lt;/key&gt;&lt;/foreign-keys&gt;&lt;ref-type name="Journal Article"&gt;17&lt;/ref-type&gt;&lt;contributors&gt;&lt;authors&gt;&lt;author&gt;Clark, E Gurney&lt;/author&gt;&lt;author&gt;Danbolt, Niels&lt;/author&gt;&lt;/authors&gt;&lt;/contributors&gt;&lt;titles&gt;&lt;title&gt;The Oslo study of the natural history of untreated syphilis: an epidemiologic investigation based on a restudy of the Boeck-Bruusgaard material a review and appraisal&lt;/title&gt;&lt;secondary-title&gt;Journal of chronic diseases&lt;/secondary-title&gt;&lt;/titles&gt;&lt;periodical&gt;&lt;full-title&gt;Journal of chronic diseases&lt;/full-title&gt;&lt;/periodical&gt;&lt;pages&gt;311-344&lt;/pages&gt;&lt;volume&gt;2&lt;/volume&gt;&lt;number&gt;3&lt;/number&gt;&lt;dates&gt;&lt;year&gt;1955&lt;/year&gt;&lt;/dates&gt;&lt;isbn&gt;0021-9681&lt;/isbn&gt;&lt;urls&gt;&lt;/urls&gt;&lt;/record&gt;&lt;/Cite&gt;&lt;/EndNote&gt;</w:instrText>
-      </w:r>
-      <w:r>
+        <w:rPr>
+          <w:highlight w:val="yellow"/>
+          <w:shd w:val="clear" w:color="auto" w:fill="FFFFFF"/>
+        </w:rPr>
+        <w:instrText xml:space="preserve"> ADDIN EN.CITE &lt;EndNote&gt;&lt;Cite&gt;&lt;Author&gt;De Voux&lt;/Author&gt;&lt;Year&gt;2018&lt;/Year&gt;&lt;RecNum&gt;1249&lt;/RecNum&gt;&lt;DisplayText&gt;&lt;style face="superscript"&gt;[10]&lt;/style&gt;&lt;/DisplayText&gt;&lt;record&gt;&lt;rec-number&gt;1249&lt;/rec-number&gt;&lt;foreign-keys&gt;&lt;key app="EN" db-id="xrzs0t9aq90fz3epr5zx0p99vxx0ftpxw0s0" timestamp="1740664563"&gt;1249&lt;/key&gt;&lt;/foreign-keys&gt;&lt;ref-type name="Journal Article"&gt;17&lt;/ref-type&gt;&lt;contributors&gt;&lt;authors&gt;&lt;author&gt;De Voux, Alex&lt;/author&gt;&lt;author&gt;Kidd, Sarah&lt;/author&gt;&lt;author&gt;Torrone, Elizabeth A&lt;/author&gt;&lt;/authors&gt;&lt;/contributors&gt;&lt;titles&gt;&lt;title&gt;Reported cases of neurosyphilis among early syphilis cases—United States, 2009 to 2015&lt;/title&gt;&lt;secondary-title&gt;Sexually transmitted diseases&lt;/secondary-title&gt;&lt;/titles&gt;&lt;periodical&gt;&lt;full-title&gt;Sexually transmitted diseases&lt;/full-title&gt;&lt;/periodical&gt;&lt;pages&gt;39-41&lt;/pages&gt;&lt;volume&gt;45&lt;/volume&gt;&lt;number&gt;1&lt;/number&gt;&lt;dates&gt;&lt;year&gt;2018&lt;/year&gt;&lt;/dates&gt;&lt;isbn&gt;0148-5717&lt;/isbn&gt;&lt;urls&gt;&lt;/urls&gt;&lt;/record&gt;&lt;/Cite&gt;&lt;/EndNote&gt;</w:instrText>
+      </w:r>
+      <w:r>
+        <w:rPr>
+          <w:highlight w:val="yellow"/>
+          <w:shd w:val="clear" w:color="auto" w:fill="FFFFFF"/>
+        </w:rPr>
         <w:fldChar w:fldCharType="separate"/>
       </w:r>
       <w:r>
         <w:rPr>
           <w:noProof/>
+          <w:highlight w:val="yellow"/>
+          <w:shd w:val="clear" w:color="auto" w:fill="FFFFFF"/>
           <w:vertAlign w:val="superscript"/>
         </w:rPr>
-        <w:t>[12]</w:t>
-      </w:r>
-      <w:r>
+        <w:t>[10]</w:t>
+      </w:r>
+      <w:r>
+        <w:rPr>
+          <w:highlight w:val="yellow"/>
+          <w:shd w:val="clear" w:color="auto" w:fill="FFFFFF"/>
+        </w:rPr>
         <w:fldChar w:fldCharType="end"/>
       </w:r>
       <w:r>
-        <w:t>. T</w:t>
-      </w:r>
-      <w:r>
-        <w:t>able 9</w:t>
-      </w:r>
-      <w:r>
-        <w:t xml:space="preserve"> shows the</w:t>
-      </w:r>
-      <w:r>
-        <w:t xml:space="preserve"> proportion of cases developing neurosyphilis by type and sex</w:t>
-      </w:r>
-      <w:r>
-        <w:t>, Fig 12 shows d</w:t>
-      </w:r>
-      <w:r>
-        <w:t>uration of infection at discovery, in years, by type and sex</w:t>
-      </w:r>
-    </w:p>
-    <w:p>
-      <w:r>
-        <w:rPr>
-          <w:noProof/>
-          <w14:ligatures w14:val="standardContextual"/>
-        </w:rPr>
-        <w:drawing>
-          <wp:inline distT="0" distB="0" distL="0" distR="0" wp14:anchorId="125E9F80" wp14:editId="53199E9B">
-            <wp:extent cx="3604260" cy="1213357"/>
-            <wp:effectExtent l="0" t="0" r="2540" b="6350"/>
-            <wp:docPr id="1334455931" name="Picture 5" descr="A table of numbers and text&#10;&#10;AI-generated content may be incorrect."/>
-            <wp:cNvGraphicFramePr>
-              <a:graphicFrameLocks xmlns:a="http://schemas.openxmlformats.org/drawingml/2006/main" noChangeAspect="1"/>
-            </wp:cNvGraphicFramePr>
-            <a:graphic xmlns:a="http://schemas.openxmlformats.org/drawingml/2006/main">
-              <a:graphicData uri="http://schemas.openxmlformats.org/drawingml/2006/picture">
-                <pic:pic xmlns:pic="http://schemas.openxmlformats.org/drawingml/2006/picture">
-                  <pic:nvPicPr>
-                    <pic:cNvPr id="1334455931" name="Picture 5" descr="A table of numbers and text&#10;&#10;AI-generated content may be incorrect."/>
-                    <pic:cNvPicPr/>
-                  </pic:nvPicPr>
-                  <pic:blipFill>
-                    <a:blip r:embed="rId14" cstate="print">
-                      <a:extLst>
-                        <a:ext uri="{28A0092B-C50C-407E-A947-70E740481C1C}">
-                          <a14:useLocalDpi xmlns:a14="http://schemas.microsoft.com/office/drawing/2010/main" val="0"/>
-                        </a:ext>
-                      </a:extLst>
-                    </a:blip>
-                    <a:stretch>
-                      <a:fillRect/>
-                    </a:stretch>
-                  </pic:blipFill>
-                  <pic:spPr>
-                    <a:xfrm>
-                      <a:off x="0" y="0"/>
-                      <a:ext cx="3634218" cy="1223442"/>
-                    </a:xfrm>
-                    <a:prstGeom prst="rect">
-                      <a:avLst/>
-                    </a:prstGeom>
-                  </pic:spPr>
-                </pic:pic>
-              </a:graphicData>
-            </a:graphic>
-          </wp:inline>
-        </w:drawing>
-      </w:r>
-      <w:r>
-        <w:rPr>
-          <w:noProof/>
-          <w14:ligatures w14:val="standardContextual"/>
-        </w:rPr>
-        <w:drawing>
-          <wp:inline distT="0" distB="0" distL="0" distR="0" wp14:anchorId="18E6877D" wp14:editId="5EE87E74">
-            <wp:extent cx="1223067" cy="1386840"/>
-            <wp:effectExtent l="0" t="0" r="0" b="0"/>
-            <wp:docPr id="1764689331" name="Picture 6" descr="A graph of a number of men and women&#10;&#10;AI-generated content may be incorrect."/>
-            <wp:cNvGraphicFramePr>
-              <a:graphicFrameLocks xmlns:a="http://schemas.openxmlformats.org/drawingml/2006/main" noChangeAspect="1"/>
-            </wp:cNvGraphicFramePr>
-            <a:graphic xmlns:a="http://schemas.openxmlformats.org/drawingml/2006/main">
-              <a:graphicData uri="http://schemas.openxmlformats.org/drawingml/2006/picture">
-                <pic:pic xmlns:pic="http://schemas.openxmlformats.org/drawingml/2006/picture">
-                  <pic:nvPicPr>
-                    <pic:cNvPr id="1764689331" name="Picture 6" descr="A graph of a number of men and women&#10;&#10;AI-generated content may be incorrect."/>
-                    <pic:cNvPicPr/>
-                  </pic:nvPicPr>
-                  <pic:blipFill>
-                    <a:blip r:embed="rId15" cstate="print">
-                      <a:extLst>
-                        <a:ext uri="{28A0092B-C50C-407E-A947-70E740481C1C}">
-                          <a14:useLocalDpi xmlns:a14="http://schemas.microsoft.com/office/drawing/2010/main" val="0"/>
-                        </a:ext>
-                      </a:extLst>
-                    </a:blip>
-                    <a:stretch>
-                      <a:fillRect/>
-                    </a:stretch>
-                  </pic:blipFill>
-                  <pic:spPr>
-                    <a:xfrm>
-                      <a:off x="0" y="0"/>
-                      <a:ext cx="1230294" cy="1395035"/>
-                    </a:xfrm>
-                    <a:prstGeom prst="rect">
-                      <a:avLst/>
-                    </a:prstGeom>
-                  </pic:spPr>
-                </pic:pic>
-              </a:graphicData>
-            </a:graphic>
-          </wp:inline>
-        </w:drawing>
-      </w:r>
-    </w:p>
-    <w:p/>
-    <w:p>
-      <w:pPr>
-        <w:rPr>
-          <w:rFonts w:cstheme="minorBidi"/>
-          <w:szCs w:val="20"/>
-        </w:rPr>
-      </w:pPr>
-      <w:r>
-        <w:rPr>
-          <w:rFonts w:cstheme="minorBidi"/>
-          <w:szCs w:val="20"/>
-        </w:rPr>
-        <w:lastRenderedPageBreak/>
-        <w:t xml:space="preserve">From Table </w:t>
-      </w:r>
-      <w:r>
-        <w:rPr>
-          <w:rFonts w:cstheme="minorBidi"/>
-          <w:szCs w:val="20"/>
-        </w:rPr>
-        <w:t>9 and Fig 12, we extract the proportion of patients</w:t>
-      </w:r>
-      <w:r>
-        <w:rPr>
-          <w:rFonts w:cstheme="minorBidi"/>
-          <w:szCs w:val="20"/>
-        </w:rPr>
-        <w:t xml:space="preserve"> developing </w:t>
-      </w:r>
-      <w:r>
-        <w:rPr>
-          <w:rFonts w:cstheme="minorBidi"/>
-          <w:szCs w:val="20"/>
-        </w:rPr>
-        <w:t xml:space="preserve">neurosyphilis, and duration of time to diagnosis, by type and sex, and the </w:t>
-      </w:r>
-    </w:p>
-    <w:p/>
-    <w:tbl>
-      <w:tblPr>
-        <w:tblStyle w:val="GridTable1Light"/>
-        <w:tblW w:w="0" w:type="auto"/>
-        <w:jc w:val="center"/>
-        <w:tblLook w:val="04A0" w:firstRow="1" w:lastRow="0" w:firstColumn="1" w:lastColumn="0" w:noHBand="0" w:noVBand="1"/>
-      </w:tblPr>
-      <w:tblGrid>
-        <w:gridCol w:w="2250"/>
-        <w:gridCol w:w="940"/>
-        <w:gridCol w:w="1458"/>
-        <w:gridCol w:w="1149"/>
-      </w:tblGrid>
-      <w:tr>
-        <w:trPr>
-          <w:cnfStyle w:val="100000000000" w:firstRow="1" w:lastRow="0" w:firstColumn="0" w:lastColumn="0" w:oddVBand="0" w:evenVBand="0" w:oddHBand="0" w:evenHBand="0" w:firstRowFirstColumn="0" w:firstRowLastColumn="0" w:lastRowFirstColumn="0" w:lastRowLastColumn="0"/>
-          <w:trHeight w:val="20"/>
-          <w:jc w:val="center"/>
-        </w:trPr>
-        <w:tc>
-          <w:tcPr>
-            <w:cnfStyle w:val="001000000000" w:firstRow="0" w:lastRow="0" w:firstColumn="1" w:lastColumn="0" w:oddVBand="0" w:evenVBand="0" w:oddHBand="0" w:evenHBand="0" w:firstRowFirstColumn="0" w:firstRowLastColumn="0" w:lastRowFirstColumn="0" w:lastRowLastColumn="0"/>
-            <w:tcW w:w="2250" w:type="dxa"/>
-          </w:tcPr>
-          <w:p>
-            <w:pPr>
-              <w:spacing w:before="0" w:after="0"/>
-              <w:rPr>
-                <w:sz w:val="16"/>
-                <w:szCs w:val="16"/>
-              </w:rPr>
-            </w:pPr>
-          </w:p>
-        </w:tc>
-        <w:tc>
-          <w:tcPr>
-            <w:tcW w:w="940" w:type="dxa"/>
-          </w:tcPr>
-          <w:p>
-            <w:pPr>
-              <w:spacing w:before="0" w:after="0"/>
-              <w:cnfStyle w:val="100000000000" w:firstRow="1" w:lastRow="0" w:firstColumn="0" w:lastColumn="0" w:oddVBand="0" w:evenVBand="0" w:oddHBand="0" w:evenHBand="0" w:firstRowFirstColumn="0" w:firstRowLastColumn="0" w:lastRowFirstColumn="0" w:lastRowLastColumn="0"/>
-              <w:rPr>
-                <w:sz w:val="16"/>
-                <w:szCs w:val="16"/>
-              </w:rPr>
-            </w:pPr>
-            <w:r>
-              <w:rPr>
-                <w:sz w:val="16"/>
-                <w:szCs w:val="16"/>
-              </w:rPr>
-              <w:t>Proportion</w:t>
-            </w:r>
-          </w:p>
-        </w:tc>
-        <w:tc>
-          <w:tcPr>
-            <w:tcW w:w="1458" w:type="dxa"/>
-          </w:tcPr>
-          <w:p>
-            <w:pPr>
-              <w:spacing w:before="0" w:after="0"/>
-              <w:cnfStyle w:val="100000000000" w:firstRow="1" w:lastRow="0" w:firstColumn="0" w:lastColumn="0" w:oddVBand="0" w:evenVBand="0" w:oddHBand="0" w:evenHBand="0" w:firstRowFirstColumn="0" w:firstRowLastColumn="0" w:lastRowFirstColumn="0" w:lastRowLastColumn="0"/>
-              <w:rPr>
-                <w:sz w:val="16"/>
-                <w:szCs w:val="16"/>
-              </w:rPr>
-            </w:pPr>
-            <w:r>
-              <w:rPr>
-                <w:sz w:val="16"/>
-                <w:szCs w:val="16"/>
-              </w:rPr>
-              <w:t>Time to diagnosis</w:t>
-            </w:r>
-          </w:p>
-        </w:tc>
-        <w:tc>
-          <w:tcPr>
-            <w:tcW w:w="1149" w:type="dxa"/>
-          </w:tcPr>
-          <w:p>
-            <w:pPr>
-              <w:spacing w:before="0" w:after="0"/>
-              <w:cnfStyle w:val="100000000000" w:firstRow="1" w:lastRow="0" w:firstColumn="0" w:lastColumn="0" w:oddVBand="0" w:evenVBand="0" w:oddHBand="0" w:evenHBand="0" w:firstRowFirstColumn="0" w:firstRowLastColumn="0" w:lastRowFirstColumn="0" w:lastRowLastColumn="0"/>
-              <w:rPr>
-                <w:sz w:val="16"/>
-                <w:szCs w:val="16"/>
-              </w:rPr>
-            </w:pPr>
-            <w:r>
-              <w:rPr>
-                <w:sz w:val="16"/>
-                <w:szCs w:val="16"/>
-              </w:rPr>
-              <w:t>Rate</w:t>
-            </w:r>
-          </w:p>
-        </w:tc>
-      </w:tr>
-      <w:tr>
-        <w:trPr>
-          <w:trHeight w:val="20"/>
-          <w:jc w:val="center"/>
-        </w:trPr>
-        <w:tc>
-          <w:tcPr>
-            <w:cnfStyle w:val="001000000000" w:firstRow="0" w:lastRow="0" w:firstColumn="1" w:lastColumn="0" w:oddVBand="0" w:evenVBand="0" w:oddHBand="0" w:evenHBand="0" w:firstRowFirstColumn="0" w:firstRowLastColumn="0" w:lastRowFirstColumn="0" w:lastRowLastColumn="0"/>
-            <w:tcW w:w="2250" w:type="dxa"/>
-          </w:tcPr>
-          <w:p>
-            <w:pPr>
-              <w:spacing w:before="0" w:after="0"/>
-              <w:rPr>
-                <w:b w:val="0"/>
-                <w:bCs w:val="0"/>
-                <w:sz w:val="16"/>
-                <w:szCs w:val="16"/>
-              </w:rPr>
-            </w:pPr>
-            <w:r>
-              <w:rPr>
-                <w:b w:val="0"/>
-                <w:bCs w:val="0"/>
-                <w:sz w:val="16"/>
-                <w:szCs w:val="16"/>
-              </w:rPr>
-              <w:t>diffuse.meningovascular</w:t>
-            </w:r>
-          </w:p>
-        </w:tc>
-        <w:tc>
-          <w:tcPr>
-            <w:tcW w:w="940" w:type="dxa"/>
-          </w:tcPr>
-          <w:p>
-            <w:pPr>
-              <w:spacing w:before="0" w:after="0"/>
-              <w:cnfStyle w:val="000000000000" w:firstRow="0" w:lastRow="0" w:firstColumn="0" w:lastColumn="0" w:oddVBand="0" w:evenVBand="0" w:oddHBand="0" w:evenHBand="0" w:firstRowFirstColumn="0" w:firstRowLastColumn="0" w:lastRowFirstColumn="0" w:lastRowLastColumn="0"/>
-              <w:rPr>
-                <w:sz w:val="16"/>
-                <w:szCs w:val="16"/>
-              </w:rPr>
-            </w:pPr>
-            <w:r>
-              <w:rPr>
-                <w:sz w:val="16"/>
-                <w:szCs w:val="16"/>
-              </w:rPr>
-              <w:t>3.6%</w:t>
-            </w:r>
-          </w:p>
-        </w:tc>
-        <w:tc>
-          <w:tcPr>
-            <w:tcW w:w="1458" w:type="dxa"/>
-          </w:tcPr>
-          <w:p>
-            <w:pPr>
-              <w:spacing w:before="0" w:after="0"/>
-              <w:cnfStyle w:val="000000000000" w:firstRow="0" w:lastRow="0" w:firstColumn="0" w:lastColumn="0" w:oddVBand="0" w:evenVBand="0" w:oddHBand="0" w:evenHBand="0" w:firstRowFirstColumn="0" w:firstRowLastColumn="0" w:lastRowFirstColumn="0" w:lastRowLastColumn="0"/>
-              <w:rPr>
-                <w:sz w:val="16"/>
-                <w:szCs w:val="16"/>
-              </w:rPr>
-            </w:pPr>
-            <w:r>
-              <w:rPr>
-                <w:sz w:val="16"/>
-                <w:szCs w:val="16"/>
-              </w:rPr>
-              <w:t>14.9</w:t>
-            </w:r>
-          </w:p>
-        </w:tc>
-        <w:tc>
-          <w:tcPr>
-            <w:tcW w:w="1149" w:type="dxa"/>
-          </w:tcPr>
-          <w:p>
-            <w:pPr>
-              <w:spacing w:before="0" w:after="0"/>
-              <w:cnfStyle w:val="000000000000" w:firstRow="0" w:lastRow="0" w:firstColumn="0" w:lastColumn="0" w:oddVBand="0" w:evenVBand="0" w:oddHBand="0" w:evenHBand="0" w:firstRowFirstColumn="0" w:firstRowLastColumn="0" w:lastRowFirstColumn="0" w:lastRowLastColumn="0"/>
-              <w:rPr>
-                <w:sz w:val="16"/>
-                <w:szCs w:val="16"/>
-              </w:rPr>
-            </w:pPr>
-            <w:r>
-              <w:rPr>
-                <w:sz w:val="16"/>
-                <w:szCs w:val="16"/>
-              </w:rPr>
-              <w:t xml:space="preserve"> 0.0024606701            </w:t>
-            </w:r>
-          </w:p>
-        </w:tc>
-      </w:tr>
-      <w:tr>
-        <w:trPr>
-          <w:trHeight w:val="20"/>
-          <w:jc w:val="center"/>
-        </w:trPr>
-        <w:tc>
-          <w:tcPr>
-            <w:cnfStyle w:val="001000000000" w:firstRow="0" w:lastRow="0" w:firstColumn="1" w:lastColumn="0" w:oddVBand="0" w:evenVBand="0" w:oddHBand="0" w:evenHBand="0" w:firstRowFirstColumn="0" w:firstRowLastColumn="0" w:lastRowFirstColumn="0" w:lastRowLastColumn="0"/>
-            <w:tcW w:w="2250" w:type="dxa"/>
-          </w:tcPr>
-          <w:p>
-            <w:pPr>
-              <w:spacing w:before="0" w:after="0"/>
-              <w:rPr>
-                <w:b w:val="0"/>
-                <w:bCs w:val="0"/>
-                <w:sz w:val="16"/>
-                <w:szCs w:val="16"/>
-              </w:rPr>
-            </w:pPr>
-            <w:r>
-              <w:rPr>
-                <w:b w:val="0"/>
-                <w:bCs w:val="0"/>
-                <w:sz w:val="16"/>
-                <w:szCs w:val="16"/>
-              </w:rPr>
-              <w:t xml:space="preserve"> </w:t>
-            </w:r>
-            <w:r>
-              <w:rPr>
-                <w:b w:val="0"/>
-                <w:bCs w:val="0"/>
-                <w:sz w:val="16"/>
-                <w:szCs w:val="16"/>
-              </w:rPr>
-              <w:t>general.paresis</w:t>
-            </w:r>
-          </w:p>
-        </w:tc>
-        <w:tc>
-          <w:tcPr>
-            <w:tcW w:w="940" w:type="dxa"/>
-          </w:tcPr>
-          <w:p>
-            <w:pPr>
-              <w:spacing w:before="0" w:after="0"/>
-              <w:cnfStyle w:val="000000000000" w:firstRow="0" w:lastRow="0" w:firstColumn="0" w:lastColumn="0" w:oddVBand="0" w:evenVBand="0" w:oddHBand="0" w:evenHBand="0" w:firstRowFirstColumn="0" w:firstRowLastColumn="0" w:lastRowFirstColumn="0" w:lastRowLastColumn="0"/>
-              <w:rPr>
-                <w:sz w:val="16"/>
-                <w:szCs w:val="16"/>
-              </w:rPr>
-            </w:pPr>
-            <w:r>
-              <w:rPr>
-                <w:sz w:val="16"/>
-                <w:szCs w:val="16"/>
-              </w:rPr>
-              <w:t>3.0%</w:t>
-            </w:r>
-          </w:p>
-        </w:tc>
-        <w:tc>
-          <w:tcPr>
-            <w:tcW w:w="1458" w:type="dxa"/>
-          </w:tcPr>
-          <w:p>
-            <w:pPr>
-              <w:spacing w:before="0" w:after="0"/>
-              <w:cnfStyle w:val="000000000000" w:firstRow="0" w:lastRow="0" w:firstColumn="0" w:lastColumn="0" w:oddVBand="0" w:evenVBand="0" w:oddHBand="0" w:evenHBand="0" w:firstRowFirstColumn="0" w:firstRowLastColumn="0" w:lastRowFirstColumn="0" w:lastRowLastColumn="0"/>
-              <w:rPr>
-                <w:sz w:val="16"/>
-                <w:szCs w:val="16"/>
-              </w:rPr>
-            </w:pPr>
-            <w:r>
-              <w:rPr>
-                <w:sz w:val="16"/>
-                <w:szCs w:val="16"/>
-              </w:rPr>
-              <w:t>25.4</w:t>
-            </w:r>
-          </w:p>
-        </w:tc>
-        <w:tc>
-          <w:tcPr>
-            <w:tcW w:w="1149" w:type="dxa"/>
-          </w:tcPr>
-          <w:p>
-            <w:pPr>
-              <w:spacing w:before="0" w:after="0"/>
-              <w:cnfStyle w:val="000000000000" w:firstRow="0" w:lastRow="0" w:firstColumn="0" w:lastColumn="0" w:oddVBand="0" w:evenVBand="0" w:oddHBand="0" w:evenHBand="0" w:firstRowFirstColumn="0" w:firstRowLastColumn="0" w:lastRowFirstColumn="0" w:lastRowLastColumn="0"/>
-              <w:rPr>
-                <w:sz w:val="16"/>
-                <w:szCs w:val="16"/>
-              </w:rPr>
-            </w:pPr>
-            <w:r>
-              <w:rPr>
-                <w:sz w:val="16"/>
-                <w:szCs w:val="16"/>
-              </w:rPr>
-              <w:t xml:space="preserve">0.0011991814            </w:t>
-            </w:r>
-          </w:p>
-        </w:tc>
-      </w:tr>
-      <w:tr>
-        <w:trPr>
-          <w:trHeight w:val="20"/>
-          <w:jc w:val="center"/>
-        </w:trPr>
-        <w:tc>
-          <w:tcPr>
-            <w:cnfStyle w:val="001000000000" w:firstRow="0" w:lastRow="0" w:firstColumn="1" w:lastColumn="0" w:oddVBand="0" w:evenVBand="0" w:oddHBand="0" w:evenHBand="0" w:firstRowFirstColumn="0" w:firstRowLastColumn="0" w:lastRowFirstColumn="0" w:lastRowLastColumn="0"/>
-            <w:tcW w:w="2250" w:type="dxa"/>
-          </w:tcPr>
-          <w:p>
-            <w:pPr>
-              <w:spacing w:before="0" w:after="0"/>
-              <w:rPr>
-                <w:b w:val="0"/>
-                <w:bCs w:val="0"/>
-                <w:sz w:val="16"/>
-                <w:szCs w:val="16"/>
-              </w:rPr>
-            </w:pPr>
-            <w:r>
-              <w:rPr>
-                <w:b w:val="0"/>
-                <w:bCs w:val="0"/>
-                <w:sz w:val="16"/>
-                <w:szCs w:val="16"/>
-              </w:rPr>
-              <w:t>tabes.dorsalis</w:t>
-            </w:r>
-          </w:p>
-        </w:tc>
-        <w:tc>
-          <w:tcPr>
-            <w:tcW w:w="940" w:type="dxa"/>
-          </w:tcPr>
-          <w:p>
-            <w:pPr>
-              <w:spacing w:before="0" w:after="0"/>
-              <w:cnfStyle w:val="000000000000" w:firstRow="0" w:lastRow="0" w:firstColumn="0" w:lastColumn="0" w:oddVBand="0" w:evenVBand="0" w:oddHBand="0" w:evenHBand="0" w:firstRowFirstColumn="0" w:firstRowLastColumn="0" w:lastRowFirstColumn="0" w:lastRowLastColumn="0"/>
-              <w:rPr>
-                <w:sz w:val="16"/>
-                <w:szCs w:val="16"/>
-              </w:rPr>
-            </w:pPr>
-            <w:r>
-              <w:rPr>
-                <w:sz w:val="16"/>
-                <w:szCs w:val="16"/>
-              </w:rPr>
-              <w:t>2.5%</w:t>
-            </w:r>
-          </w:p>
-        </w:tc>
-        <w:tc>
-          <w:tcPr>
-            <w:tcW w:w="1458" w:type="dxa"/>
-          </w:tcPr>
-          <w:p>
-            <w:pPr>
-              <w:spacing w:before="0" w:after="0"/>
-              <w:cnfStyle w:val="000000000000" w:firstRow="0" w:lastRow="0" w:firstColumn="0" w:lastColumn="0" w:oddVBand="0" w:evenVBand="0" w:oddHBand="0" w:evenHBand="0" w:firstRowFirstColumn="0" w:firstRowLastColumn="0" w:lastRowFirstColumn="0" w:lastRowLastColumn="0"/>
-              <w:rPr>
-                <w:sz w:val="16"/>
-                <w:szCs w:val="16"/>
-              </w:rPr>
-            </w:pPr>
-            <w:r>
-              <w:rPr>
-                <w:sz w:val="16"/>
-                <w:szCs w:val="16"/>
-              </w:rPr>
-              <w:t>28.8</w:t>
-            </w:r>
-          </w:p>
-        </w:tc>
-        <w:tc>
-          <w:tcPr>
-            <w:tcW w:w="1149" w:type="dxa"/>
-          </w:tcPr>
-          <w:p>
-            <w:pPr>
-              <w:spacing w:before="0" w:after="0"/>
-              <w:cnfStyle w:val="000000000000" w:firstRow="0" w:lastRow="0" w:firstColumn="0" w:lastColumn="0" w:oddVBand="0" w:evenVBand="0" w:oddHBand="0" w:evenHBand="0" w:firstRowFirstColumn="0" w:firstRowLastColumn="0" w:lastRowFirstColumn="0" w:lastRowLastColumn="0"/>
-              <w:rPr>
-                <w:sz w:val="16"/>
-                <w:szCs w:val="16"/>
-              </w:rPr>
-            </w:pPr>
-            <w:r>
-              <w:rPr>
-                <w:sz w:val="16"/>
-                <w:szCs w:val="16"/>
-              </w:rPr>
-              <w:t xml:space="preserve">0.0008790906 </w:t>
-            </w:r>
-          </w:p>
-        </w:tc>
-      </w:tr>
-      <w:tr>
-        <w:trPr>
-          <w:trHeight w:val="20"/>
-          <w:jc w:val="center"/>
-        </w:trPr>
-        <w:tc>
-          <w:tcPr>
-            <w:cnfStyle w:val="001000000000" w:firstRow="0" w:lastRow="0" w:firstColumn="1" w:lastColumn="0" w:oddVBand="0" w:evenVBand="0" w:oddHBand="0" w:evenHBand="0" w:firstRowFirstColumn="0" w:firstRowLastColumn="0" w:lastRowFirstColumn="0" w:lastRowLastColumn="0"/>
-            <w:tcW w:w="2250" w:type="dxa"/>
-          </w:tcPr>
-          <w:p>
-            <w:pPr>
-              <w:spacing w:before="0" w:after="0"/>
-              <w:rPr>
-                <w:b w:val="0"/>
-                <w:bCs w:val="0"/>
-                <w:sz w:val="16"/>
-                <w:szCs w:val="16"/>
-              </w:rPr>
-            </w:pPr>
-            <w:r>
-              <w:rPr>
-                <w:b w:val="0"/>
-                <w:bCs w:val="0"/>
-                <w:sz w:val="16"/>
-                <w:szCs w:val="16"/>
-              </w:rPr>
-              <w:t>gumma.of.brain</w:t>
-            </w:r>
-          </w:p>
-        </w:tc>
-        <w:tc>
-          <w:tcPr>
-            <w:tcW w:w="940" w:type="dxa"/>
-          </w:tcPr>
-          <w:p>
-            <w:pPr>
-              <w:spacing w:before="0" w:after="0"/>
-              <w:cnfStyle w:val="000000000000" w:firstRow="0" w:lastRow="0" w:firstColumn="0" w:lastColumn="0" w:oddVBand="0" w:evenVBand="0" w:oddHBand="0" w:evenHBand="0" w:firstRowFirstColumn="0" w:firstRowLastColumn="0" w:lastRowFirstColumn="0" w:lastRowLastColumn="0"/>
-              <w:rPr>
-                <w:sz w:val="16"/>
-                <w:szCs w:val="16"/>
-              </w:rPr>
-            </w:pPr>
-            <w:r>
-              <w:rPr>
-                <w:sz w:val="16"/>
-                <w:szCs w:val="16"/>
-              </w:rPr>
-              <w:t>0.3%</w:t>
-            </w:r>
-          </w:p>
-        </w:tc>
-        <w:tc>
-          <w:tcPr>
-            <w:tcW w:w="1458" w:type="dxa"/>
-          </w:tcPr>
-          <w:p>
-            <w:pPr>
-              <w:spacing w:before="0" w:after="0"/>
-              <w:cnfStyle w:val="000000000000" w:firstRow="0" w:lastRow="0" w:firstColumn="0" w:lastColumn="0" w:oddVBand="0" w:evenVBand="0" w:oddHBand="0" w:evenHBand="0" w:firstRowFirstColumn="0" w:firstRowLastColumn="0" w:lastRowFirstColumn="0" w:lastRowLastColumn="0"/>
-              <w:rPr>
-                <w:sz w:val="16"/>
-                <w:szCs w:val="16"/>
-              </w:rPr>
-            </w:pPr>
-            <w:r>
-              <w:rPr>
-                <w:sz w:val="16"/>
-                <w:szCs w:val="16"/>
-              </w:rPr>
-              <w:t>NA</w:t>
-            </w:r>
-          </w:p>
-        </w:tc>
-        <w:tc>
-          <w:tcPr>
-            <w:tcW w:w="1149" w:type="dxa"/>
-          </w:tcPr>
-          <w:p>
-            <w:pPr>
-              <w:spacing w:before="0" w:after="0"/>
-              <w:cnfStyle w:val="000000000000" w:firstRow="0" w:lastRow="0" w:firstColumn="0" w:lastColumn="0" w:oddVBand="0" w:evenVBand="0" w:oddHBand="0" w:evenHBand="0" w:firstRowFirstColumn="0" w:firstRowLastColumn="0" w:lastRowFirstColumn="0" w:lastRowLastColumn="0"/>
-              <w:rPr>
-                <w:sz w:val="16"/>
-                <w:szCs w:val="16"/>
-              </w:rPr>
-            </w:pPr>
-            <w:r>
-              <w:rPr>
-                <w:sz w:val="16"/>
-                <w:szCs w:val="16"/>
-              </w:rPr>
-              <w:t>NA</w:t>
-            </w:r>
-          </w:p>
-        </w:tc>
-      </w:tr>
-      <w:tr>
-        <w:trPr>
-          <w:trHeight w:val="20"/>
-          <w:jc w:val="center"/>
-        </w:trPr>
-        <w:tc>
-          <w:tcPr>
-            <w:cnfStyle w:val="001000000000" w:firstRow="0" w:lastRow="0" w:firstColumn="1" w:lastColumn="0" w:oddVBand="0" w:evenVBand="0" w:oddHBand="0" w:evenHBand="0" w:firstRowFirstColumn="0" w:firstRowLastColumn="0" w:lastRowFirstColumn="0" w:lastRowLastColumn="0"/>
-            <w:tcW w:w="2250" w:type="dxa"/>
-          </w:tcPr>
-          <w:p>
-            <w:pPr>
-              <w:spacing w:before="0" w:after="0"/>
-              <w:rPr>
-                <w:sz w:val="16"/>
-                <w:szCs w:val="16"/>
-                <w:highlight w:val="yellow"/>
-              </w:rPr>
-            </w:pPr>
-            <w:r>
-              <w:rPr>
-                <w:sz w:val="16"/>
-                <w:szCs w:val="16"/>
-                <w:highlight w:val="yellow"/>
-              </w:rPr>
-              <w:t xml:space="preserve">Male Total </w:t>
-            </w:r>
-          </w:p>
-        </w:tc>
-        <w:tc>
-          <w:tcPr>
-            <w:tcW w:w="940" w:type="dxa"/>
-          </w:tcPr>
-          <w:p>
-            <w:pPr>
-              <w:spacing w:before="0" w:after="0"/>
-              <w:cnfStyle w:val="000000000000" w:firstRow="0" w:lastRow="0" w:firstColumn="0" w:lastColumn="0" w:oddVBand="0" w:evenVBand="0" w:oddHBand="0" w:evenHBand="0" w:firstRowFirstColumn="0" w:firstRowLastColumn="0" w:lastRowFirstColumn="0" w:lastRowLastColumn="0"/>
-              <w:rPr>
-                <w:sz w:val="16"/>
-                <w:szCs w:val="16"/>
-                <w:highlight w:val="yellow"/>
-              </w:rPr>
-            </w:pPr>
-          </w:p>
-        </w:tc>
-        <w:tc>
-          <w:tcPr>
-            <w:tcW w:w="1458" w:type="dxa"/>
-          </w:tcPr>
-          <w:p>
-            <w:pPr>
-              <w:spacing w:before="0" w:after="0"/>
-              <w:cnfStyle w:val="000000000000" w:firstRow="0" w:lastRow="0" w:firstColumn="0" w:lastColumn="0" w:oddVBand="0" w:evenVBand="0" w:oddHBand="0" w:evenHBand="0" w:firstRowFirstColumn="0" w:firstRowLastColumn="0" w:lastRowFirstColumn="0" w:lastRowLastColumn="0"/>
-              <w:rPr>
-                <w:sz w:val="16"/>
-                <w:szCs w:val="16"/>
-                <w:highlight w:val="yellow"/>
-              </w:rPr>
-            </w:pPr>
-          </w:p>
-        </w:tc>
-        <w:tc>
-          <w:tcPr>
-            <w:tcW w:w="1149" w:type="dxa"/>
-          </w:tcPr>
-          <w:p>
-            <w:pPr>
-              <w:spacing w:before="0" w:after="0"/>
-              <w:cnfStyle w:val="000000000000" w:firstRow="0" w:lastRow="0" w:firstColumn="0" w:lastColumn="0" w:oddVBand="0" w:evenVBand="0" w:oddHBand="0" w:evenHBand="0" w:firstRowFirstColumn="0" w:firstRowLastColumn="0" w:lastRowFirstColumn="0" w:lastRowLastColumn="0"/>
-              <w:rPr>
-                <w:b/>
-                <w:bCs/>
-                <w:sz w:val="16"/>
-                <w:szCs w:val="16"/>
-                <w:highlight w:val="yellow"/>
-              </w:rPr>
-            </w:pPr>
-            <w:r>
-              <w:rPr>
-                <w:b/>
-                <w:bCs/>
-                <w:sz w:val="16"/>
-                <w:szCs w:val="16"/>
-                <w:highlight w:val="yellow"/>
-              </w:rPr>
-              <w:t>0.004538942</w:t>
-            </w:r>
-          </w:p>
-        </w:tc>
-      </w:tr>
-      <w:tr>
-        <w:trPr>
-          <w:trHeight w:val="20"/>
-          <w:jc w:val="center"/>
-        </w:trPr>
-        <w:tc>
-          <w:tcPr>
-            <w:cnfStyle w:val="001000000000" w:firstRow="0" w:lastRow="0" w:firstColumn="1" w:lastColumn="0" w:oddVBand="0" w:evenVBand="0" w:oddHBand="0" w:evenHBand="0" w:firstRowFirstColumn="0" w:firstRowLastColumn="0" w:lastRowFirstColumn="0" w:lastRowLastColumn="0"/>
-            <w:tcW w:w="2250" w:type="dxa"/>
-          </w:tcPr>
-          <w:p>
-            <w:pPr>
-              <w:spacing w:before="0" w:after="0"/>
-              <w:rPr>
-                <w:b w:val="0"/>
-                <w:bCs w:val="0"/>
-                <w:sz w:val="16"/>
-                <w:szCs w:val="16"/>
-              </w:rPr>
-            </w:pPr>
-            <w:r>
-              <w:rPr>
-                <w:b w:val="0"/>
-                <w:bCs w:val="0"/>
-                <w:sz w:val="16"/>
-                <w:szCs w:val="16"/>
-              </w:rPr>
-              <w:t>diffuse.meningovascular</w:t>
-            </w:r>
-          </w:p>
-        </w:tc>
-        <w:tc>
-          <w:tcPr>
-            <w:tcW w:w="940" w:type="dxa"/>
-          </w:tcPr>
-          <w:p>
-            <w:pPr>
-              <w:spacing w:before="0" w:after="0"/>
-              <w:cnfStyle w:val="000000000000" w:firstRow="0" w:lastRow="0" w:firstColumn="0" w:lastColumn="0" w:oddVBand="0" w:evenVBand="0" w:oddHBand="0" w:evenHBand="0" w:firstRowFirstColumn="0" w:firstRowLastColumn="0" w:lastRowFirstColumn="0" w:lastRowLastColumn="0"/>
-              <w:rPr>
-                <w:sz w:val="16"/>
-                <w:szCs w:val="16"/>
-              </w:rPr>
-            </w:pPr>
-            <w:r>
-              <w:rPr>
-                <w:sz w:val="16"/>
-                <w:szCs w:val="16"/>
-              </w:rPr>
-              <w:t>1.7%</w:t>
-            </w:r>
-          </w:p>
-        </w:tc>
-        <w:tc>
-          <w:tcPr>
-            <w:tcW w:w="1458" w:type="dxa"/>
-          </w:tcPr>
-          <w:p>
-            <w:pPr>
-              <w:spacing w:before="0" w:after="0"/>
-              <w:cnfStyle w:val="000000000000" w:firstRow="0" w:lastRow="0" w:firstColumn="0" w:lastColumn="0" w:oddVBand="0" w:evenVBand="0" w:oddHBand="0" w:evenHBand="0" w:firstRowFirstColumn="0" w:firstRowLastColumn="0" w:lastRowFirstColumn="0" w:lastRowLastColumn="0"/>
-              <w:rPr>
-                <w:sz w:val="16"/>
-                <w:szCs w:val="16"/>
-              </w:rPr>
-            </w:pPr>
-            <w:r>
-              <w:rPr>
-                <w:sz w:val="16"/>
-                <w:szCs w:val="16"/>
-              </w:rPr>
-              <w:t>18.8</w:t>
-            </w:r>
-          </w:p>
-          <w:p>
-            <w:pPr>
-              <w:spacing w:before="0" w:after="0"/>
-              <w:cnfStyle w:val="000000000000" w:firstRow="0" w:lastRow="0" w:firstColumn="0" w:lastColumn="0" w:oddVBand="0" w:evenVBand="0" w:oddHBand="0" w:evenHBand="0" w:firstRowFirstColumn="0" w:firstRowLastColumn="0" w:lastRowFirstColumn="0" w:lastRowLastColumn="0"/>
-              <w:rPr>
-                <w:sz w:val="16"/>
-                <w:szCs w:val="16"/>
-              </w:rPr>
-            </w:pPr>
-          </w:p>
-        </w:tc>
-        <w:tc>
-          <w:tcPr>
-            <w:tcW w:w="1149" w:type="dxa"/>
-          </w:tcPr>
-          <w:p>
-            <w:pPr>
-              <w:spacing w:before="0" w:after="0"/>
-              <w:cnfStyle w:val="000000000000" w:firstRow="0" w:lastRow="0" w:firstColumn="0" w:lastColumn="0" w:oddVBand="0" w:evenVBand="0" w:oddHBand="0" w:evenHBand="0" w:firstRowFirstColumn="0" w:firstRowLastColumn="0" w:lastRowFirstColumn="0" w:lastRowLastColumn="0"/>
-              <w:rPr>
-                <w:sz w:val="16"/>
-                <w:szCs w:val="16"/>
-              </w:rPr>
-            </w:pPr>
-            <w:r>
-              <w:rPr>
-                <w:sz w:val="16"/>
-                <w:szCs w:val="16"/>
-              </w:rPr>
-              <w:t xml:space="preserve">0.0009120297            </w:t>
-            </w:r>
-          </w:p>
-        </w:tc>
-      </w:tr>
-      <w:tr>
-        <w:trPr>
-          <w:trHeight w:val="20"/>
-          <w:jc w:val="center"/>
-        </w:trPr>
-        <w:tc>
-          <w:tcPr>
-            <w:cnfStyle w:val="001000000000" w:firstRow="0" w:lastRow="0" w:firstColumn="1" w:lastColumn="0" w:oddVBand="0" w:evenVBand="0" w:oddHBand="0" w:evenHBand="0" w:firstRowFirstColumn="0" w:firstRowLastColumn="0" w:lastRowFirstColumn="0" w:lastRowLastColumn="0"/>
-            <w:tcW w:w="2250" w:type="dxa"/>
-          </w:tcPr>
-          <w:p>
-            <w:pPr>
-              <w:spacing w:before="0" w:after="0"/>
-              <w:rPr>
-                <w:b w:val="0"/>
-                <w:bCs w:val="0"/>
-                <w:sz w:val="16"/>
-                <w:szCs w:val="16"/>
-              </w:rPr>
-            </w:pPr>
-            <w:r>
-              <w:rPr>
-                <w:b w:val="0"/>
-                <w:bCs w:val="0"/>
-                <w:sz w:val="16"/>
-                <w:szCs w:val="16"/>
-              </w:rPr>
-              <w:t xml:space="preserve"> </w:t>
-            </w:r>
-            <w:r>
-              <w:rPr>
-                <w:b w:val="0"/>
-                <w:bCs w:val="0"/>
-                <w:sz w:val="16"/>
-                <w:szCs w:val="16"/>
-              </w:rPr>
-              <w:t>general.paresis</w:t>
-            </w:r>
-          </w:p>
-        </w:tc>
-        <w:tc>
-          <w:tcPr>
-            <w:tcW w:w="940" w:type="dxa"/>
-          </w:tcPr>
-          <w:p>
-            <w:pPr>
-              <w:spacing w:before="0" w:after="0"/>
-              <w:cnfStyle w:val="000000000000" w:firstRow="0" w:lastRow="0" w:firstColumn="0" w:lastColumn="0" w:oddVBand="0" w:evenVBand="0" w:oddHBand="0" w:evenHBand="0" w:firstRowFirstColumn="0" w:firstRowLastColumn="0" w:lastRowFirstColumn="0" w:lastRowLastColumn="0"/>
-              <w:rPr>
-                <w:sz w:val="16"/>
-                <w:szCs w:val="16"/>
-              </w:rPr>
-            </w:pPr>
-            <w:r>
-              <w:rPr>
-                <w:sz w:val="16"/>
-                <w:szCs w:val="16"/>
-              </w:rPr>
-              <w:t>1.7%</w:t>
-            </w:r>
-          </w:p>
-        </w:tc>
-        <w:tc>
-          <w:tcPr>
-            <w:tcW w:w="1458" w:type="dxa"/>
-          </w:tcPr>
-          <w:p>
-            <w:pPr>
-              <w:spacing w:before="0" w:after="0"/>
-              <w:cnfStyle w:val="000000000000" w:firstRow="0" w:lastRow="0" w:firstColumn="0" w:lastColumn="0" w:oddVBand="0" w:evenVBand="0" w:oddHBand="0" w:evenHBand="0" w:firstRowFirstColumn="0" w:firstRowLastColumn="0" w:lastRowFirstColumn="0" w:lastRowLastColumn="0"/>
-              <w:rPr>
-                <w:sz w:val="16"/>
-                <w:szCs w:val="16"/>
-              </w:rPr>
-            </w:pPr>
-            <w:r>
-              <w:rPr>
-                <w:sz w:val="16"/>
-                <w:szCs w:val="16"/>
-              </w:rPr>
-              <w:t>19.6</w:t>
-            </w:r>
-          </w:p>
-        </w:tc>
-        <w:tc>
-          <w:tcPr>
-            <w:tcW w:w="1149" w:type="dxa"/>
-          </w:tcPr>
-          <w:p>
-            <w:pPr>
-              <w:spacing w:before="0" w:after="0"/>
-              <w:cnfStyle w:val="000000000000" w:firstRow="0" w:lastRow="0" w:firstColumn="0" w:lastColumn="0" w:oddVBand="0" w:evenVBand="0" w:oddHBand="0" w:evenHBand="0" w:firstRowFirstColumn="0" w:firstRowLastColumn="0" w:lastRowFirstColumn="0" w:lastRowLastColumn="0"/>
-              <w:rPr>
-                <w:sz w:val="16"/>
-                <w:szCs w:val="16"/>
-              </w:rPr>
-            </w:pPr>
-            <w:r>
-              <w:rPr>
-                <w:sz w:val="16"/>
-                <w:szCs w:val="16"/>
-              </w:rPr>
-              <w:t xml:space="preserve">0.0008748040            </w:t>
-            </w:r>
-          </w:p>
-        </w:tc>
-      </w:tr>
-      <w:tr>
-        <w:trPr>
-          <w:trHeight w:val="20"/>
-          <w:jc w:val="center"/>
-        </w:trPr>
-        <w:tc>
-          <w:tcPr>
-            <w:cnfStyle w:val="001000000000" w:firstRow="0" w:lastRow="0" w:firstColumn="1" w:lastColumn="0" w:oddVBand="0" w:evenVBand="0" w:oddHBand="0" w:evenHBand="0" w:firstRowFirstColumn="0" w:firstRowLastColumn="0" w:lastRowFirstColumn="0" w:lastRowLastColumn="0"/>
-            <w:tcW w:w="2250" w:type="dxa"/>
-          </w:tcPr>
-          <w:p>
-            <w:pPr>
-              <w:spacing w:before="0" w:after="0"/>
-              <w:rPr>
-                <w:b w:val="0"/>
-                <w:bCs w:val="0"/>
-                <w:sz w:val="16"/>
-                <w:szCs w:val="16"/>
-              </w:rPr>
-            </w:pPr>
-            <w:r>
-              <w:rPr>
-                <w:b w:val="0"/>
-                <w:bCs w:val="0"/>
-                <w:sz w:val="16"/>
-                <w:szCs w:val="16"/>
-              </w:rPr>
-              <w:t>tabes.dorsalis</w:t>
-            </w:r>
-          </w:p>
-        </w:tc>
-        <w:tc>
-          <w:tcPr>
-            <w:tcW w:w="940" w:type="dxa"/>
-          </w:tcPr>
-          <w:p>
-            <w:pPr>
-              <w:spacing w:before="0" w:after="0"/>
-              <w:cnfStyle w:val="000000000000" w:firstRow="0" w:lastRow="0" w:firstColumn="0" w:lastColumn="0" w:oddVBand="0" w:evenVBand="0" w:oddHBand="0" w:evenHBand="0" w:firstRowFirstColumn="0" w:firstRowLastColumn="0" w:lastRowFirstColumn="0" w:lastRowLastColumn="0"/>
-              <w:rPr>
-                <w:sz w:val="16"/>
-                <w:szCs w:val="16"/>
-              </w:rPr>
-            </w:pPr>
-            <w:r>
-              <w:rPr>
-                <w:sz w:val="16"/>
-                <w:szCs w:val="16"/>
-              </w:rPr>
-              <w:t>1.4%</w:t>
-            </w:r>
-          </w:p>
-        </w:tc>
-        <w:tc>
-          <w:tcPr>
-            <w:tcW w:w="1458" w:type="dxa"/>
-          </w:tcPr>
-          <w:p>
-            <w:pPr>
-              <w:spacing w:before="0" w:after="0"/>
-              <w:cnfStyle w:val="000000000000" w:firstRow="0" w:lastRow="0" w:firstColumn="0" w:lastColumn="0" w:oddVBand="0" w:evenVBand="0" w:oddHBand="0" w:evenHBand="0" w:firstRowFirstColumn="0" w:firstRowLastColumn="0" w:lastRowFirstColumn="0" w:lastRowLastColumn="0"/>
-              <w:rPr>
-                <w:sz w:val="16"/>
-                <w:szCs w:val="16"/>
-              </w:rPr>
-            </w:pPr>
-            <w:r>
-              <w:rPr>
-                <w:sz w:val="16"/>
-                <w:szCs w:val="16"/>
-              </w:rPr>
-              <w:t>30.7</w:t>
-            </w:r>
-          </w:p>
-        </w:tc>
-        <w:tc>
-          <w:tcPr>
-            <w:tcW w:w="1149" w:type="dxa"/>
-          </w:tcPr>
-          <w:p>
-            <w:pPr>
-              <w:spacing w:before="0" w:after="0"/>
-              <w:cnfStyle w:val="000000000000" w:firstRow="0" w:lastRow="0" w:firstColumn="0" w:lastColumn="0" w:oddVBand="0" w:evenVBand="0" w:oddHBand="0" w:evenHBand="0" w:firstRowFirstColumn="0" w:firstRowLastColumn="0" w:lastRowFirstColumn="0" w:lastRowLastColumn="0"/>
-              <w:rPr>
-                <w:sz w:val="16"/>
-                <w:szCs w:val="16"/>
-              </w:rPr>
-            </w:pPr>
-            <w:r>
-              <w:rPr>
-                <w:sz w:val="16"/>
-                <w:szCs w:val="16"/>
-              </w:rPr>
-              <w:t xml:space="preserve">0.0004592484 </w:t>
-            </w:r>
-          </w:p>
-        </w:tc>
-      </w:tr>
-      <w:tr>
-        <w:trPr>
-          <w:trHeight w:val="20"/>
-          <w:jc w:val="center"/>
-        </w:trPr>
-        <w:tc>
-          <w:tcPr>
-            <w:cnfStyle w:val="001000000000" w:firstRow="0" w:lastRow="0" w:firstColumn="1" w:lastColumn="0" w:oddVBand="0" w:evenVBand="0" w:oddHBand="0" w:evenHBand="0" w:firstRowFirstColumn="0" w:firstRowLastColumn="0" w:lastRowFirstColumn="0" w:lastRowLastColumn="0"/>
-            <w:tcW w:w="2250" w:type="dxa"/>
-          </w:tcPr>
-          <w:p>
-            <w:pPr>
-              <w:spacing w:before="0" w:after="0"/>
-              <w:rPr>
-                <w:b w:val="0"/>
-                <w:bCs w:val="0"/>
-                <w:sz w:val="16"/>
-                <w:szCs w:val="16"/>
-              </w:rPr>
-            </w:pPr>
-            <w:r>
-              <w:rPr>
-                <w:b w:val="0"/>
-                <w:bCs w:val="0"/>
-                <w:sz w:val="16"/>
-                <w:szCs w:val="16"/>
-              </w:rPr>
-              <w:t>gumma.of.brain</w:t>
-            </w:r>
-          </w:p>
-        </w:tc>
-        <w:tc>
-          <w:tcPr>
-            <w:tcW w:w="940" w:type="dxa"/>
-          </w:tcPr>
-          <w:p>
-            <w:pPr>
-              <w:spacing w:before="0" w:after="0"/>
-              <w:cnfStyle w:val="000000000000" w:firstRow="0" w:lastRow="0" w:firstColumn="0" w:lastColumn="0" w:oddVBand="0" w:evenVBand="0" w:oddHBand="0" w:evenHBand="0" w:firstRowFirstColumn="0" w:firstRowLastColumn="0" w:lastRowFirstColumn="0" w:lastRowLastColumn="0"/>
-              <w:rPr>
-                <w:sz w:val="16"/>
-                <w:szCs w:val="16"/>
-              </w:rPr>
-            </w:pPr>
-            <w:r>
-              <w:rPr>
-                <w:sz w:val="16"/>
-                <w:szCs w:val="16"/>
-              </w:rPr>
-              <w:t>0.2%</w:t>
-            </w:r>
-          </w:p>
-        </w:tc>
-        <w:tc>
-          <w:tcPr>
-            <w:tcW w:w="1458" w:type="dxa"/>
-          </w:tcPr>
-          <w:p>
-            <w:pPr>
-              <w:spacing w:before="0" w:after="0"/>
-              <w:cnfStyle w:val="000000000000" w:firstRow="0" w:lastRow="0" w:firstColumn="0" w:lastColumn="0" w:oddVBand="0" w:evenVBand="0" w:oddHBand="0" w:evenHBand="0" w:firstRowFirstColumn="0" w:firstRowLastColumn="0" w:lastRowFirstColumn="0" w:lastRowLastColumn="0"/>
-              <w:rPr>
-                <w:sz w:val="16"/>
-                <w:szCs w:val="16"/>
-              </w:rPr>
-            </w:pPr>
-            <w:r>
-              <w:rPr>
-                <w:sz w:val="16"/>
-                <w:szCs w:val="16"/>
-              </w:rPr>
-              <w:t>NA</w:t>
-            </w:r>
-          </w:p>
-        </w:tc>
-        <w:tc>
-          <w:tcPr>
-            <w:tcW w:w="1149" w:type="dxa"/>
-          </w:tcPr>
-          <w:p>
-            <w:pPr>
-              <w:spacing w:before="0" w:after="0"/>
-              <w:cnfStyle w:val="000000000000" w:firstRow="0" w:lastRow="0" w:firstColumn="0" w:lastColumn="0" w:oddVBand="0" w:evenVBand="0" w:oddHBand="0" w:evenHBand="0" w:firstRowFirstColumn="0" w:firstRowLastColumn="0" w:lastRowFirstColumn="0" w:lastRowLastColumn="0"/>
-              <w:rPr>
-                <w:sz w:val="16"/>
-                <w:szCs w:val="16"/>
-              </w:rPr>
-            </w:pPr>
-          </w:p>
-        </w:tc>
-      </w:tr>
-      <w:tr>
-        <w:trPr>
-          <w:trHeight w:val="20"/>
-          <w:jc w:val="center"/>
-        </w:trPr>
-        <w:tc>
-          <w:tcPr>
-            <w:cnfStyle w:val="001000000000" w:firstRow="0" w:lastRow="0" w:firstColumn="1" w:lastColumn="0" w:oddVBand="0" w:evenVBand="0" w:oddHBand="0" w:evenHBand="0" w:firstRowFirstColumn="0" w:firstRowLastColumn="0" w:lastRowFirstColumn="0" w:lastRowLastColumn="0"/>
-            <w:tcW w:w="2250" w:type="dxa"/>
-          </w:tcPr>
-          <w:p>
-            <w:pPr>
-              <w:spacing w:before="0" w:after="0"/>
-              <w:rPr>
-                <w:sz w:val="16"/>
-                <w:szCs w:val="16"/>
-                <w:highlight w:val="yellow"/>
-              </w:rPr>
-            </w:pPr>
-            <w:r>
-              <w:rPr>
-                <w:sz w:val="16"/>
-                <w:szCs w:val="16"/>
-                <w:highlight w:val="yellow"/>
-              </w:rPr>
-              <w:t>Female Total</w:t>
-            </w:r>
-          </w:p>
-        </w:tc>
-        <w:tc>
-          <w:tcPr>
-            <w:tcW w:w="940" w:type="dxa"/>
-          </w:tcPr>
-          <w:p>
-            <w:pPr>
-              <w:spacing w:before="0" w:after="0"/>
-              <w:cnfStyle w:val="000000000000" w:firstRow="0" w:lastRow="0" w:firstColumn="0" w:lastColumn="0" w:oddVBand="0" w:evenVBand="0" w:oddHBand="0" w:evenHBand="0" w:firstRowFirstColumn="0" w:firstRowLastColumn="0" w:lastRowFirstColumn="0" w:lastRowLastColumn="0"/>
-              <w:rPr>
-                <w:sz w:val="16"/>
-                <w:szCs w:val="16"/>
-                <w:highlight w:val="yellow"/>
-              </w:rPr>
-            </w:pPr>
-          </w:p>
-        </w:tc>
-        <w:tc>
-          <w:tcPr>
-            <w:tcW w:w="1458" w:type="dxa"/>
-          </w:tcPr>
-          <w:p>
-            <w:pPr>
-              <w:spacing w:before="0" w:after="0"/>
-              <w:cnfStyle w:val="000000000000" w:firstRow="0" w:lastRow="0" w:firstColumn="0" w:lastColumn="0" w:oddVBand="0" w:evenVBand="0" w:oddHBand="0" w:evenHBand="0" w:firstRowFirstColumn="0" w:firstRowLastColumn="0" w:lastRowFirstColumn="0" w:lastRowLastColumn="0"/>
-              <w:rPr>
-                <w:sz w:val="16"/>
-                <w:szCs w:val="16"/>
-                <w:highlight w:val="yellow"/>
-              </w:rPr>
-            </w:pPr>
-          </w:p>
-        </w:tc>
-        <w:tc>
-          <w:tcPr>
-            <w:tcW w:w="1149" w:type="dxa"/>
-          </w:tcPr>
-          <w:p>
-            <w:pPr>
-              <w:spacing w:before="0" w:after="0"/>
-              <w:cnfStyle w:val="000000000000" w:firstRow="0" w:lastRow="0" w:firstColumn="0" w:lastColumn="0" w:oddVBand="0" w:evenVBand="0" w:oddHBand="0" w:evenHBand="0" w:firstRowFirstColumn="0" w:firstRowLastColumn="0" w:lastRowFirstColumn="0" w:lastRowLastColumn="0"/>
-              <w:rPr>
-                <w:b/>
-                <w:bCs/>
-                <w:sz w:val="16"/>
-                <w:szCs w:val="16"/>
-                <w:highlight w:val="yellow"/>
-              </w:rPr>
-            </w:pPr>
-            <w:r>
-              <w:rPr>
-                <w:b/>
-                <w:bCs/>
-                <w:sz w:val="16"/>
-                <w:szCs w:val="16"/>
-                <w:highlight w:val="yellow"/>
-              </w:rPr>
-              <w:t>0.002246082</w:t>
-            </w:r>
-          </w:p>
-        </w:tc>
-      </w:tr>
-    </w:tbl>
-    <w:p/>
-    <w:p>
-      <w:pPr>
-        <w:pStyle w:val="Heading3"/>
-      </w:pPr>
-      <w:r>
-        <w:t>Tertiary</w:t>
-      </w:r>
-      <w:r>
-        <w:t xml:space="preserve"> syphilis</w:t>
-      </w:r>
-    </w:p>
-    <w:p>
-      <w:pPr>
-        <w:rPr>
-          <w:b/>
-          <w:bCs/>
-        </w:rPr>
-      </w:pPr>
-      <w:r>
-        <w:t>We use data from Oslo study, fo</w:t>
-      </w:r>
-      <w:r>
-        <w:t xml:space="preserve">llowing 2,000 untreated patients with primary and secondary syphilis during the twenty-year period, 1891–1910 </w:t>
-      </w:r>
-      <w:r>
-        <w:fldChar w:fldCharType="begin"/>
-      </w:r>
-      <w:r>
-        <w:instrText xml:space="preserve"> ADDIN EN.CITE &lt;EndNote&gt;&lt;Cite&gt;&lt;Author&gt;Clark&lt;/Author&gt;&lt;Year&gt;1955&lt;/Year&gt;&lt;RecNum&gt;1250&lt;/RecNum&gt;&lt;DisplayText&gt;&lt;style face="superscript"&gt;[12]&lt;/style&gt;&lt;/DisplayText&gt;&lt;record&gt;&lt;rec-number&gt;1250&lt;/rec-number&gt;&lt;foreign-keys&gt;&lt;key app="EN" db-id="xrzs0t9aq90fz3epr5zx0p99vxx0ftpxw0s0" timestamp="1740665125"&gt;1250&lt;/key&gt;&lt;/foreign-keys&gt;&lt;ref-type name="Journal Article"&gt;17&lt;/ref-type&gt;&lt;contributors&gt;&lt;authors&gt;&lt;author&gt;Clark, E Gurney&lt;/author&gt;&lt;author&gt;Danbolt, Niels&lt;/author&gt;&lt;/authors&gt;&lt;/contributors&gt;&lt;titles&gt;&lt;title&gt;The Oslo study of the natural history of untreated syphilis: an epidemiologic investigation based on a restudy of the Boeck-Bruusgaard material a review and appraisal&lt;/title&gt;&lt;secondary-title&gt;Journal of chronic diseases&lt;/secondary-title&gt;&lt;/titles&gt;&lt;periodical&gt;&lt;full-title&gt;Journal of chronic diseases&lt;/full-title&gt;&lt;/periodical&gt;&lt;pages&gt;311-344&lt;/pages&gt;&lt;volume&gt;2&lt;/volume&gt;&lt;number&gt;3&lt;/number&gt;&lt;dates&gt;&lt;year&gt;1955&lt;/year&gt;&lt;/dates&gt;&lt;isbn&gt;0021-9681&lt;/isbn&gt;&lt;urls&gt;&lt;/urls&gt;&lt;/record&gt;&lt;/Cite&gt;&lt;/EndNote&gt;</w:instrText>
-      </w:r>
-      <w:r>
-        <w:fldChar w:fldCharType="separate"/>
-      </w:r>
-      <w:r>
-        <w:rPr>
-          <w:noProof/>
-          <w:vertAlign w:val="superscript"/>
-        </w:rPr>
-        <w:t>[12]</w:t>
-      </w:r>
-      <w:r>
-        <w:fldChar w:fldCharType="end"/>
-      </w:r>
-      <w:r>
-        <w:t>. We first compute the rate of developing late benign and cardiovascular syphilis, and then add them to compute total tertiary rate in the model.</w:t>
-      </w:r>
-    </w:p>
-    <w:p/>
-    <w:p>
-      <w:pPr>
-        <w:pStyle w:val="Heading4"/>
-      </w:pPr>
-      <w:r>
-        <w:t>Late Benign</w:t>
-      </w:r>
-    </w:p>
-    <w:p>
-      <w:pPr>
-        <w:rPr>
-          <w:rFonts w:cstheme="minorBidi"/>
-          <w:szCs w:val="20"/>
-        </w:rPr>
-      </w:pPr>
-      <w:r>
-        <w:rPr>
-          <w:rFonts w:cstheme="minorBidi"/>
-          <w:b/>
-          <w:bCs/>
-          <w:szCs w:val="20"/>
-        </w:rPr>
-        <w:t>Late benign syphilis:</w:t>
-      </w:r>
-      <w:r>
-        <w:rPr>
-          <w:rFonts w:cstheme="minorBidi"/>
-          <w:szCs w:val="20"/>
-        </w:rPr>
-        <w:t xml:space="preserve"> </w:t>
-      </w:r>
-      <w:r>
-        <w:rPr>
-          <w:rFonts w:cstheme="minorBidi"/>
-          <w:szCs w:val="20"/>
-        </w:rPr>
-        <w:t>cumulative percent developing benign late syphilis by the end of the 15th, 30th, and 35th years</w:t>
-      </w:r>
-    </w:p>
-    <w:p>
-      <w:pPr>
-        <w:rPr>
-          <w:rFonts w:cstheme="minorBidi"/>
-          <w:szCs w:val="20"/>
-        </w:rPr>
-      </w:pPr>
-      <w:r>
-        <w:rPr>
-          <w:rFonts w:cstheme="minorBidi"/>
-          <w:noProof/>
-          <w:szCs w:val="20"/>
-          <w14:ligatures w14:val="standardContextual"/>
-        </w:rPr>
-        <w:drawing>
-          <wp:inline distT="0" distB="0" distL="0" distR="0" wp14:anchorId="415FF102" wp14:editId="60879E96">
-            <wp:extent cx="3227696" cy="773819"/>
-            <wp:effectExtent l="0" t="0" r="0" b="1270"/>
-            <wp:docPr id="1573033666" name="Picture 1" descr="A close-up of a chart&#10;&#10;AI-generated content may be incorrect."/>
-            <wp:cNvGraphicFramePr>
-              <a:graphicFrameLocks xmlns:a="http://schemas.openxmlformats.org/drawingml/2006/main" noChangeAspect="1"/>
-            </wp:cNvGraphicFramePr>
-            <a:graphic xmlns:a="http://schemas.openxmlformats.org/drawingml/2006/main">
-              <a:graphicData uri="http://schemas.openxmlformats.org/drawingml/2006/picture">
-                <pic:pic xmlns:pic="http://schemas.openxmlformats.org/drawingml/2006/picture">
-                  <pic:nvPicPr>
-                    <pic:cNvPr id="1573033666" name="Picture 1" descr="A close-up of a chart&#10;&#10;AI-generated content may be incorrect."/>
-                    <pic:cNvPicPr/>
-                  </pic:nvPicPr>
-                  <pic:blipFill>
-                    <a:blip r:embed="rId16" cstate="print">
-                      <a:extLst>
-                        <a:ext uri="{28A0092B-C50C-407E-A947-70E740481C1C}">
-                          <a14:useLocalDpi xmlns:a14="http://schemas.microsoft.com/office/drawing/2010/main" val="0"/>
-                        </a:ext>
-                      </a:extLst>
-                    </a:blip>
-                    <a:stretch>
-                      <a:fillRect/>
-                    </a:stretch>
-                  </pic:blipFill>
-                  <pic:spPr>
-                    <a:xfrm>
-                      <a:off x="0" y="0"/>
-                      <a:ext cx="3267475" cy="783356"/>
-                    </a:xfrm>
-                    <a:prstGeom prst="rect">
-                      <a:avLst/>
-                    </a:prstGeom>
-                  </pic:spPr>
-                </pic:pic>
-              </a:graphicData>
-            </a:graphic>
-          </wp:inline>
-        </w:drawing>
-      </w:r>
-    </w:p>
-    <w:p>
-      <w:pPr>
-        <w:rPr>
-          <w:rFonts w:cstheme="minorBidi"/>
-          <w:szCs w:val="20"/>
-        </w:rPr>
-      </w:pPr>
-      <w:r>
-        <w:rPr>
-          <w:rFonts w:cstheme="minorBidi"/>
-          <w:szCs w:val="20"/>
-        </w:rPr>
-        <w:t xml:space="preserve">Table </w:t>
-      </w:r>
-      <w:r>
-        <w:rPr>
-          <w:rFonts w:cstheme="minorBidi"/>
-          <w:szCs w:val="20"/>
-        </w:rPr>
-        <w:t xml:space="preserve">7 reports </w:t>
-      </w:r>
-      <w:r>
-        <w:rPr>
-          <w:rFonts w:cstheme="minorBidi"/>
-          <w:szCs w:val="20"/>
-        </w:rPr>
-        <w:t>cumulative percent</w:t>
-      </w:r>
-      <w:r>
-        <w:rPr>
-          <w:rFonts w:cstheme="minorBidi"/>
-          <w:szCs w:val="20"/>
-        </w:rPr>
-        <w:t>age of cases</w:t>
-      </w:r>
-      <w:r>
-        <w:rPr>
-          <w:rFonts w:cstheme="minorBidi"/>
-          <w:szCs w:val="20"/>
-        </w:rPr>
-        <w:t xml:space="preserve"> developing benign late syphilis by the end of the 15th, 30th, and 35th years</w:t>
-      </w:r>
-      <w:r>
-        <w:rPr>
-          <w:rFonts w:cstheme="minorBidi"/>
-          <w:szCs w:val="20"/>
-        </w:rPr>
-        <w:t xml:space="preserve"> </w:t>
-      </w:r>
-      <w:r>
-        <w:rPr>
-          <w:rFonts w:ascii="Georgia" w:hAnsi="Georgia"/>
-          <w:color w:val="1F1F1F"/>
-        </w:rPr>
-        <w:fldChar w:fldCharType="begin"/>
-      </w:r>
-      <w:r>
-        <w:rPr>
-          <w:rFonts w:ascii="Georgia" w:hAnsi="Georgia"/>
-          <w:color w:val="1F1F1F"/>
-        </w:rPr>
-        <w:instrText xml:space="preserve"> ADDIN EN.CITE &lt;EndNote&gt;&lt;Cite&gt;&lt;Author&gt;Clark&lt;/Author&gt;&lt;Year&gt;1955&lt;/Year&gt;&lt;RecNum&gt;1250&lt;/RecNum&gt;&lt;DisplayText&gt;&lt;style face="superscript"&gt;[12]&lt;/style&gt;&lt;/DisplayText&gt;&lt;record&gt;&lt;rec-number&gt;1250&lt;/rec-number&gt;&lt;foreign-keys&gt;&lt;key app="EN" db-id="xrzs0t9aq90fz3epr5zx0p99vxx0ftpxw0s0" timestamp="1740665125"&gt;1250&lt;/key&gt;&lt;/foreign-keys&gt;&lt;ref-type name="Journal Article"&gt;17&lt;/ref-type&gt;&lt;contributors&gt;&lt;authors&gt;&lt;author&gt;Clark, E Gurney&lt;/author&gt;&lt;author&gt;Danbolt, Niels&lt;/author&gt;&lt;/authors&gt;&lt;/contributors&gt;&lt;titles&gt;&lt;title&gt;The Oslo study of the natural history of untreated syphilis: an epidemiologic investigation based on a restudy of the Boeck-Bruusgaard material a review and appraisal&lt;/title&gt;&lt;secondary-title&gt;Journal of chronic diseases&lt;/secondary-title&gt;&lt;/titles&gt;&lt;periodical&gt;&lt;full-title&gt;Journal of chronic diseases&lt;/full-title&gt;&lt;/periodical&gt;&lt;pages&gt;311-344&lt;/pages&gt;&lt;volume&gt;2&lt;/volume&gt;&lt;number&gt;3&lt;/number&gt;&lt;dates&gt;&lt;year&gt;1955&lt;/year&gt;&lt;/dates&gt;&lt;isbn&gt;0021-9681&lt;/isbn&gt;&lt;urls&gt;&lt;/urls&gt;&lt;/record&gt;&lt;/Cite&gt;&lt;/EndNote&gt;</w:instrText>
-      </w:r>
-      <w:r>
-        <w:rPr>
-          <w:rFonts w:ascii="Georgia" w:hAnsi="Georgia"/>
-          <w:color w:val="1F1F1F"/>
-        </w:rPr>
-        <w:fldChar w:fldCharType="separate"/>
-      </w:r>
-      <w:r>
-        <w:rPr>
-          <w:rFonts w:ascii="Georgia" w:hAnsi="Georgia"/>
-          <w:noProof/>
-          <w:color w:val="1F1F1F"/>
-          <w:vertAlign w:val="superscript"/>
-        </w:rPr>
-        <w:t>[12]</w:t>
-      </w:r>
-      <w:r>
-        <w:rPr>
-          <w:rFonts w:ascii="Georgia" w:hAnsi="Georgia"/>
-          <w:color w:val="1F1F1F"/>
-        </w:rPr>
-        <w:fldChar w:fldCharType="end"/>
-      </w:r>
-      <w:r>
-        <w:rPr>
-          <w:rFonts w:cstheme="minorBidi"/>
-          <w:szCs w:val="20"/>
-        </w:rPr>
-        <w:t xml:space="preserve">. </w:t>
-      </w:r>
-      <w:r>
-        <w:rPr>
-          <w:rFonts w:cstheme="minorBidi"/>
-          <w:szCs w:val="20"/>
-        </w:rPr>
-        <w:t>Using this data, we fit a linear model to the logit transformation of the cumulative proportions of individuals developing late benign syphilis by the 15th, 30th, and 35th years post-infection (assuming no intercept).</w:t>
-      </w:r>
-      <w:r>
-        <w:rPr>
-          <w:rFonts w:cstheme="minorBidi"/>
-          <w:szCs w:val="20"/>
-        </w:rPr>
-        <w:t>The linear model is then used to estimate the average rate of change in the risk of developing the disease per year, as well as the standard deviation of this estimated rate</w:t>
+        <w:rPr>
+          <w:highlight w:val="yellow"/>
+          <w:shd w:val="clear" w:color="auto" w:fill="FFFFFF"/>
+        </w:rPr>
+        <w:t xml:space="preserve"> Assuming typical stage durations of 1 month for primary syphilis, 3 months for secondary syphilis, and 9 months for early latent syphilis, and further assuming constant hazards within each stage, we converted these proportions to stage-specific hazard rates and calculated a weighted annual progression rate of approximately </w:t>
+      </w:r>
+      <w:r>
+        <w:rPr>
+          <w:highlight w:val="yellow"/>
+          <w:u w:val="single"/>
+          <w:shd w:val="clear" w:color="auto" w:fill="FFFFFF"/>
+        </w:rPr>
+        <w:t>0.012 per year</w:t>
+      </w:r>
+      <w:r>
+        <w:rPr>
+          <w:highlight w:val="yellow"/>
+          <w:shd w:val="clear" w:color="auto" w:fill="FFFFFF"/>
+        </w:rPr>
+        <w:t>.</w:t>
       </w:r>
     </w:p>
     <w:p>
@@ -14093,47 +10931,78 @@
         <w:pStyle w:val="ListParagraph"/>
         <w:numPr>
           <w:ilvl w:val="0"/>
-          <w:numId w:val="18"/>
+          <w:numId w:val="34"/>
         </w:numPr>
         <w:rPr>
-          <w:rFonts w:cstheme="minorBidi"/>
-          <w:szCs w:val="20"/>
-        </w:rPr>
-      </w:pPr>
-      <w:r>
-        <w:rPr>
-          <w:rFonts w:cstheme="minorBidi"/>
-          <w:szCs w:val="20"/>
-        </w:rPr>
-        <w:t>rate.male.benign.late.est:  0.005</w:t>
-      </w:r>
-      <w:r>
-        <w:rPr>
-          <w:rFonts w:cstheme="minorBidi"/>
-          <w:szCs w:val="20"/>
-        </w:rPr>
-        <w:t>58</w:t>
-      </w:r>
-      <w:r>
-        <w:rPr>
-          <w:rFonts w:cstheme="minorBidi"/>
-          <w:szCs w:val="20"/>
-        </w:rPr>
-        <w:t xml:space="preserve"> [sd</w:t>
-      </w:r>
-      <w:r>
-        <w:rPr>
-          <w:rFonts w:cstheme="minorBidi"/>
-          <w:szCs w:val="20"/>
-        </w:rPr>
-        <w:t>=</w:t>
-      </w:r>
-      <w:r>
-        <w:rPr>
-          <w:rFonts w:cstheme="minorBidi"/>
-          <w:szCs w:val="20"/>
-        </w:rPr>
-        <w:t xml:space="preserve"> 0.00052]</w:t>
+          <w:highlight w:val="yellow"/>
+          <w:shd w:val="clear" w:color="auto" w:fill="FFFFFF"/>
+        </w:rPr>
+      </w:pPr>
+      <w:r>
+        <w:rPr>
+          <w:highlight w:val="yellow"/>
+          <w:shd w:val="clear" w:color="auto" w:fill="FFFFFF"/>
+        </w:rPr>
+        <w:t>Using data from the STD Surveillance Network (SSuN) Neuro/Ocular Syphilis Surveillance Project, Quilter and De Voux et al. (2021) reported that 1.7% (95% CI: 1.4%–1.9%) of 9,123 early syphilis cases reported at least one neurologic or ocular symptom between November 2016 and October 2017 across five US jurisdictions.</w:t>
+      </w:r>
+      <w:r>
+        <w:rPr>
+          <w:highlight w:val="yellow"/>
+          <w:shd w:val="clear" w:color="auto" w:fill="FFFFFF"/>
+        </w:rPr>
+        <w:fldChar w:fldCharType="begin"/>
+      </w:r>
+      <w:r>
+        <w:rPr>
+          <w:highlight w:val="yellow"/>
+          <w:shd w:val="clear" w:color="auto" w:fill="FFFFFF"/>
+        </w:rPr>
+        <w:instrText xml:space="preserve"> ADDIN EN.CITE &lt;EndNote&gt;&lt;Cite&gt;&lt;Author&gt;Quilter&lt;/Author&gt;&lt;Year&gt;2021&lt;/Year&gt;&lt;RecNum&gt;2605&lt;/RecNum&gt;&lt;DisplayText&gt;&lt;style face="superscript"&gt;[28]&lt;/style&gt;&lt;/DisplayText&gt;&lt;record&gt;&lt;rec-number&gt;2605&lt;/rec-number&gt;&lt;foreign-keys&gt;&lt;key app="EN" db-id="xrzs0t9aq90fz3epr5zx0p99vxx0ftpxw0s0" timestamp="1778604693"&gt;2605&lt;/key&gt;&lt;/foreign-keys&gt;&lt;ref-type name="Journal Article"&gt;17&lt;/ref-type&gt;&lt;contributors&gt;&lt;authors&gt;&lt;author&gt;Quilter, Laura AS&lt;/author&gt;&lt;author&gt;de Voux, Alex&lt;/author&gt;&lt;author&gt;Amiya, Rachel M&lt;/author&gt;&lt;author&gt;Davies, Erin&lt;/author&gt;&lt;author&gt;Hennessy, Robin R&lt;/author&gt;&lt;author&gt;Kerani, Roxanne P&lt;/author&gt;&lt;author&gt;Madera, Robbie&lt;/author&gt;&lt;author&gt;Matthias, James&lt;/author&gt;&lt;author&gt;Pearson, Victoria M&lt;/author&gt;&lt;author&gt;Walters, Jaime K&lt;/author&gt;&lt;/authors&gt;&lt;/contributors&gt;&lt;titles&gt;&lt;title&gt;Prevalence of self-reported neurologic and ocular symptoms in early syphilis cases&lt;/title&gt;&lt;secondary-title&gt;Clinical Infectious Diseases&lt;/secondary-title&gt;&lt;/titles&gt;&lt;periodical&gt;&lt;full-title&gt;Clinical Infectious Diseases&lt;/full-title&gt;&lt;/periodical&gt;&lt;pages&gt;961-967&lt;/pages&gt;&lt;volume&gt;72&lt;/volume&gt;&lt;number&gt;6&lt;/number&gt;&lt;dates&gt;&lt;year&gt;2021&lt;/year&gt;&lt;/dates&gt;&lt;isbn&gt;1058-4838&lt;/isbn&gt;&lt;urls&gt;&lt;/urls&gt;&lt;/record&gt;&lt;/Cite&gt;&lt;/EndNote&gt;</w:instrText>
+      </w:r>
+      <w:r>
+        <w:rPr>
+          <w:highlight w:val="yellow"/>
+          <w:shd w:val="clear" w:color="auto" w:fill="FFFFFF"/>
+        </w:rPr>
+        <w:fldChar w:fldCharType="separate"/>
+      </w:r>
+      <w:r>
+        <w:rPr>
+          <w:noProof/>
+          <w:highlight w:val="yellow"/>
+          <w:shd w:val="clear" w:color="auto" w:fill="FFFFFF"/>
+          <w:vertAlign w:val="superscript"/>
+        </w:rPr>
+        <w:t>[28]</w:t>
+      </w:r>
+      <w:r>
+        <w:rPr>
+          <w:highlight w:val="yellow"/>
+          <w:shd w:val="clear" w:color="auto" w:fill="FFFFFF"/>
+        </w:rPr>
+        <w:fldChar w:fldCharType="end"/>
+      </w:r>
+      <w:r>
+        <w:rPr>
+          <w:highlight w:val="yellow"/>
+          <w:shd w:val="clear" w:color="auto" w:fill="FFFFFF"/>
+        </w:rPr>
+        <w:t xml:space="preserve"> Converting this one-year proportion to a hazard rate yielded an estimated annual progression rate of approximately </w:t>
+      </w:r>
+      <w:r>
+        <w:rPr>
+          <w:highlight w:val="yellow"/>
+          <w:u w:val="single"/>
+          <w:shd w:val="clear" w:color="auto" w:fill="FFFFFF"/>
+        </w:rPr>
+        <w:t>0.017 per yea</w:t>
+      </w:r>
+      <w:r>
+        <w:rPr>
+          <w:highlight w:val="yellow"/>
+          <w:shd w:val="clear" w:color="auto" w:fill="FFFFFF"/>
+        </w:rPr>
+        <w:t xml:space="preserve">r. </w:t>
       </w:r>
     </w:p>
     <w:p>
@@ -14141,1177 +11010,71 @@
         <w:pStyle w:val="ListParagraph"/>
         <w:numPr>
           <w:ilvl w:val="0"/>
-          <w:numId w:val="18"/>
+          <w:numId w:val="34"/>
         </w:numPr>
         <w:rPr>
-          <w:rFonts w:cstheme="minorBidi"/>
-          <w:szCs w:val="20"/>
-        </w:rPr>
-      </w:pPr>
-      <w:r>
-        <w:rPr>
-          <w:rFonts w:cstheme="minorBidi"/>
-          <w:szCs w:val="20"/>
-        </w:rPr>
-        <w:t>rate.female.benign.late.est:  0.0075</w:t>
-      </w:r>
-      <w:r>
-        <w:rPr>
-          <w:rFonts w:cstheme="minorBidi"/>
-          <w:szCs w:val="20"/>
-        </w:rPr>
-        <w:t>1</w:t>
-      </w:r>
-      <w:r>
-        <w:rPr>
-          <w:rFonts w:cstheme="minorBidi"/>
-          <w:szCs w:val="20"/>
-        </w:rPr>
-        <w:t>[s</w:t>
-      </w:r>
-      <w:r>
-        <w:rPr>
-          <w:rFonts w:cstheme="minorBidi"/>
-          <w:szCs w:val="20"/>
-        </w:rPr>
-        <w:t>d=</w:t>
-      </w:r>
-      <w:r>
-        <w:rPr>
-          <w:rFonts w:cstheme="minorBidi"/>
-          <w:szCs w:val="20"/>
-        </w:rPr>
-        <w:t xml:space="preserve"> 0.00094]</w:t>
-      </w:r>
-    </w:p>
-    <w:p>
-      <w:pPr>
-        <w:pStyle w:val="Heading4"/>
-      </w:pPr>
-      <w:r>
-        <w:t xml:space="preserve">Cardiovascular </w:t>
-      </w:r>
-      <w:r>
-        <w:t>Syphilis</w:t>
-      </w:r>
-    </w:p>
-    <w:p>
-      <w:r>
-        <w:t xml:space="preserve">from Fig9: </w:t>
-      </w:r>
-      <w:r>
-        <w:t xml:space="preserve">Percentages of </w:t>
-      </w:r>
-      <w:r>
-        <w:t xml:space="preserve">each agegroup </w:t>
-      </w:r>
-      <w:r>
-        <w:t xml:space="preserve">and all </w:t>
-      </w:r>
-      <w:r>
-        <w:t xml:space="preserve">ages of the “known” 953 cases who </w:t>
-      </w:r>
-      <w:r>
-        <w:t>developed some type of cardiovascular involvement</w:t>
-      </w:r>
-    </w:p>
-    <w:p>
-      <w:pPr>
-        <w:rPr>
-          <w:rFonts w:cstheme="minorBidi"/>
-          <w:szCs w:val="20"/>
-        </w:rPr>
-      </w:pPr>
-      <w:r>
-        <w:rPr>
-          <w:rFonts w:cstheme="minorBidi"/>
+          <w:highlight w:val="yellow"/>
+          <w:shd w:val="clear" w:color="auto" w:fill="FFFFFF"/>
+        </w:rPr>
+      </w:pPr>
+      <w:r>
+        <w:rPr>
+          <w:highlight w:val="yellow"/>
+          <w:shd w:val="clear" w:color="auto" w:fill="FFFFFF"/>
+        </w:rPr>
+        <w:t>In a retrospective cohort study conducted in Brazil, Henriques et al. (2022) evaluated people living with HIV who were diagnosed with incident syphilis between January 2000 and August 2016 and met criteria for asymptomatic neurosyphilis (ANS) investigation.</w:t>
+      </w:r>
+      <w:r>
+        <w:rPr>
+          <w:highlight w:val="yellow"/>
+          <w:shd w:val="clear" w:color="auto" w:fill="FFFFFF"/>
+        </w:rPr>
+        <w:fldChar w:fldCharType="begin"/>
+      </w:r>
+      <w:r>
+        <w:rPr>
+          <w:highlight w:val="yellow"/>
+          <w:shd w:val="clear" w:color="auto" w:fill="FFFFFF"/>
+        </w:rPr>
+        <w:instrText xml:space="preserve"> ADDIN EN.CITE &lt;EndNote&gt;&lt;Cite&gt;&lt;Author&gt;Henriques&lt;/Author&gt;&lt;Year&gt;2022&lt;/Year&gt;&lt;RecNum&gt;2606&lt;/RecNum&gt;&lt;DisplayText&gt;&lt;style face="superscript"&gt;[29]&lt;/style&gt;&lt;/DisplayText&gt;&lt;record&gt;&lt;rec-number&gt;2606&lt;/rec-number&gt;&lt;foreign-keys&gt;&lt;key app="EN" db-id="xrzs0t9aq90fz3epr5zx0p99vxx0ftpxw0s0" timestamp="1778604783"&gt;2606&lt;/key&gt;&lt;/foreign-keys&gt;&lt;ref-type name="Journal Article"&gt;17&lt;/ref-type&gt;&lt;contributors&gt;&lt;authors&gt;&lt;author&gt;Henriques, Barbara L&lt;/author&gt;&lt;author&gt;Cortez, André L&lt;/author&gt;&lt;author&gt;Nunes, Nathália N&lt;/author&gt;&lt;author&gt;Vidal, José E&lt;/author&gt;&lt;author&gt;Avelino‐Silva, Vivian I&lt;/author&gt;&lt;/authors&gt;&lt;/contributors&gt;&lt;titles&gt;&lt;title&gt;Clinical outcomes of HIV–syphilis coinfection among patients with no neurological symptoms: a retrospective cohort study&lt;/title&gt;&lt;secondary-title&gt;HIV medicine&lt;/secondary-title&gt;&lt;/titles&gt;&lt;periodical&gt;&lt;full-title&gt;HIV medicine&lt;/full-title&gt;&lt;/periodical&gt;&lt;pages&gt;1041-1050&lt;/pages&gt;&lt;volume&gt;23&lt;/volume&gt;&lt;number&gt;10&lt;/number&gt;&lt;dates&gt;&lt;year&gt;2022&lt;/year&gt;&lt;/dates&gt;&lt;isbn&gt;1464-2662&lt;/isbn&gt;&lt;urls&gt;&lt;/urls&gt;&lt;/record&gt;&lt;/Cite&gt;&lt;/EndNote&gt;</w:instrText>
+      </w:r>
+      <w:r>
+        <w:rPr>
+          <w:highlight w:val="yellow"/>
+          <w:shd w:val="clear" w:color="auto" w:fill="FFFFFF"/>
+        </w:rPr>
+        <w:fldChar w:fldCharType="separate"/>
+      </w:r>
+      <w:r>
+        <w:rPr>
           <w:noProof/>
-          <w:szCs w:val="20"/>
-          <w14:ligatures w14:val="standardContextual"/>
-        </w:rPr>
-        <w:lastRenderedPageBreak/>
-        <w:drawing>
-          <wp:inline distT="0" distB="0" distL="0" distR="0" wp14:anchorId="67912024" wp14:editId="130C788F">
-            <wp:extent cx="3063922" cy="1468129"/>
-            <wp:effectExtent l="0" t="0" r="0" b="5080"/>
-            <wp:docPr id="1732564876" name="Picture 2" descr="A graph of age-related diseases&#10;&#10;AI-generated content may be incorrect."/>
-            <wp:cNvGraphicFramePr>
-              <a:graphicFrameLocks xmlns:a="http://schemas.openxmlformats.org/drawingml/2006/main" noChangeAspect="1"/>
-            </wp:cNvGraphicFramePr>
-            <a:graphic xmlns:a="http://schemas.openxmlformats.org/drawingml/2006/main">
-              <a:graphicData uri="http://schemas.openxmlformats.org/drawingml/2006/picture">
-                <pic:pic xmlns:pic="http://schemas.openxmlformats.org/drawingml/2006/picture">
-                  <pic:nvPicPr>
-                    <pic:cNvPr id="1732564876" name="Picture 2" descr="A graph of age-related diseases&#10;&#10;AI-generated content may be incorrect."/>
-                    <pic:cNvPicPr/>
-                  </pic:nvPicPr>
-                  <pic:blipFill>
-                    <a:blip r:embed="rId17" cstate="print">
-                      <a:extLst>
-                        <a:ext uri="{28A0092B-C50C-407E-A947-70E740481C1C}">
-                          <a14:useLocalDpi xmlns:a14="http://schemas.microsoft.com/office/drawing/2010/main" val="0"/>
-                        </a:ext>
-                      </a:extLst>
-                    </a:blip>
-                    <a:stretch>
-                      <a:fillRect/>
-                    </a:stretch>
-                  </pic:blipFill>
-                  <pic:spPr>
-                    <a:xfrm>
-                      <a:off x="0" y="0"/>
-                      <a:ext cx="3112805" cy="1491552"/>
-                    </a:xfrm>
-                    <a:prstGeom prst="rect">
-                      <a:avLst/>
-                    </a:prstGeom>
-                  </pic:spPr>
-                </pic:pic>
-              </a:graphicData>
-            </a:graphic>
-          </wp:inline>
-        </w:drawing>
-      </w:r>
-    </w:p>
-    <w:p>
-      <w:pPr>
-        <w:autoSpaceDE w:val="0"/>
-        <w:autoSpaceDN w:val="0"/>
-        <w:adjustRightInd w:val="0"/>
-        <w:spacing w:before="0" w:after="0"/>
-        <w:rPr>
-          <w:rFonts w:cstheme="minorBidi"/>
-          <w:szCs w:val="20"/>
-        </w:rPr>
-      </w:pPr>
-      <w:r>
-        <w:rPr>
-          <w:rFonts w:cstheme="minorBidi"/>
-          <w:b/>
-          <w:bCs/>
-          <w:szCs w:val="20"/>
-        </w:rPr>
-        <w:t>Table 8</w:t>
-      </w:r>
-      <w:r>
-        <w:rPr>
-          <w:rFonts w:cstheme="minorBidi"/>
-          <w:b/>
-          <w:bCs/>
-          <w:szCs w:val="20"/>
-        </w:rPr>
-        <w:t xml:space="preserve"> </w:t>
-      </w:r>
-      <w:r>
-        <w:rPr>
-          <w:rFonts w:cstheme="minorBidi"/>
-          <w:szCs w:val="20"/>
-        </w:rPr>
-        <w:t xml:space="preserve">shows the </w:t>
-      </w:r>
-      <w:r>
-        <w:rPr>
-          <w:rFonts w:cstheme="minorBidi"/>
-          <w:szCs w:val="20"/>
-        </w:rPr>
-        <w:t>p</w:t>
-      </w:r>
-      <w:r>
-        <w:rPr>
-          <w:rFonts w:cstheme="minorBidi"/>
-          <w:szCs w:val="20"/>
-        </w:rPr>
-        <w:t>roportion</w:t>
-      </w:r>
-      <w:r>
-        <w:rPr>
-          <w:rFonts w:cstheme="minorBidi"/>
-          <w:szCs w:val="20"/>
-        </w:rPr>
-        <w:t xml:space="preserve"> of</w:t>
-      </w:r>
-      <w:r>
-        <w:rPr>
-          <w:rFonts w:cstheme="minorBidi"/>
-          <w:szCs w:val="20"/>
-        </w:rPr>
-        <w:t xml:space="preserve"> cases d</w:t>
-      </w:r>
-      <w:r>
-        <w:rPr>
-          <w:rFonts w:cstheme="minorBidi"/>
-          <w:szCs w:val="20"/>
-        </w:rPr>
-        <w:t xml:space="preserve">eveloping different types of cardiovascular syphilis by age </w:t>
-      </w:r>
-      <w:r>
-        <w:rPr>
-          <w:rFonts w:cstheme="minorBidi"/>
-          <w:szCs w:val="20"/>
-        </w:rPr>
-        <w:t xml:space="preserve">. </w:t>
-      </w:r>
-      <w:r>
-        <w:rPr>
-          <w:rFonts w:cstheme="minorBidi"/>
-          <w:b/>
-          <w:bCs/>
-          <w:szCs w:val="20"/>
-        </w:rPr>
-        <w:t>Figure 10</w:t>
-      </w:r>
-      <w:r>
-        <w:rPr>
-          <w:rFonts w:cstheme="minorBidi"/>
-          <w:szCs w:val="20"/>
-        </w:rPr>
-        <w:t xml:space="preserve"> shows the duration of infection at the time of diagnosis of cardiovascular syphilis (not the onset of symptoms).</w:t>
-      </w:r>
-    </w:p>
-    <w:p>
-      <w:pPr>
-        <w:rPr>
-          <w:rFonts w:cstheme="minorBidi"/>
-          <w:szCs w:val="20"/>
-        </w:rPr>
-      </w:pPr>
-      <w:r>
-        <w:rPr>
-          <w:rFonts w:cstheme="minorBidi"/>
-          <w:noProof/>
-          <w:szCs w:val="20"/>
-          <w14:ligatures w14:val="standardContextual"/>
-        </w:rPr>
-        <w:drawing>
-          <wp:inline distT="0" distB="0" distL="0" distR="0" wp14:anchorId="15D78B3E" wp14:editId="60F2DFFC">
-            <wp:extent cx="3227070" cy="1169468"/>
-            <wp:effectExtent l="0" t="0" r="0" b="0"/>
-            <wp:docPr id="263922284" name="Picture 3" descr="A table of blood vessels&#10;&#10;AI-generated content may be incorrect."/>
-            <wp:cNvGraphicFramePr>
-              <a:graphicFrameLocks xmlns:a="http://schemas.openxmlformats.org/drawingml/2006/main" noChangeAspect="1"/>
-            </wp:cNvGraphicFramePr>
-            <a:graphic xmlns:a="http://schemas.openxmlformats.org/drawingml/2006/main">
-              <a:graphicData uri="http://schemas.openxmlformats.org/drawingml/2006/picture">
-                <pic:pic xmlns:pic="http://schemas.openxmlformats.org/drawingml/2006/picture">
-                  <pic:nvPicPr>
-                    <pic:cNvPr id="263922284" name="Picture 3" descr="A table of blood vessels&#10;&#10;AI-generated content may be incorrect."/>
-                    <pic:cNvPicPr/>
-                  </pic:nvPicPr>
-                  <pic:blipFill>
-                    <a:blip r:embed="rId18" cstate="print">
-                      <a:extLst>
-                        <a:ext uri="{28A0092B-C50C-407E-A947-70E740481C1C}">
-                          <a14:useLocalDpi xmlns:a14="http://schemas.microsoft.com/office/drawing/2010/main" val="0"/>
-                        </a:ext>
-                      </a:extLst>
-                    </a:blip>
-                    <a:stretch>
-                      <a:fillRect/>
-                    </a:stretch>
-                  </pic:blipFill>
-                  <pic:spPr>
-                    <a:xfrm>
-                      <a:off x="0" y="0"/>
-                      <a:ext cx="3298061" cy="1195195"/>
-                    </a:xfrm>
-                    <a:prstGeom prst="rect">
-                      <a:avLst/>
-                    </a:prstGeom>
-                  </pic:spPr>
-                </pic:pic>
-              </a:graphicData>
-            </a:graphic>
-          </wp:inline>
-        </w:drawing>
-      </w:r>
-      <w:r>
-        <w:rPr>
-          <w:rFonts w:cstheme="minorBidi"/>
-          <w:noProof/>
-          <w:szCs w:val="20"/>
-          <w14:ligatures w14:val="standardContextual"/>
-        </w:rPr>
-        <w:drawing>
-          <wp:inline distT="0" distB="0" distL="0" distR="0" wp14:anchorId="060CF7B2" wp14:editId="0AE3D1C3">
-            <wp:extent cx="2142699" cy="1772203"/>
-            <wp:effectExtent l="0" t="0" r="3810" b="6350"/>
-            <wp:docPr id="2048944218" name="Picture 4" descr="A graph of different types of syphilis&#10;&#10;AI-generated content may be incorrect."/>
-            <wp:cNvGraphicFramePr>
-              <a:graphicFrameLocks xmlns:a="http://schemas.openxmlformats.org/drawingml/2006/main" noChangeAspect="1"/>
-            </wp:cNvGraphicFramePr>
-            <a:graphic xmlns:a="http://schemas.openxmlformats.org/drawingml/2006/main">
-              <a:graphicData uri="http://schemas.openxmlformats.org/drawingml/2006/picture">
-                <pic:pic xmlns:pic="http://schemas.openxmlformats.org/drawingml/2006/picture">
-                  <pic:nvPicPr>
-                    <pic:cNvPr id="2048944218" name="Picture 4" descr="A graph of different types of syphilis&#10;&#10;AI-generated content may be incorrect."/>
-                    <pic:cNvPicPr/>
-                  </pic:nvPicPr>
-                  <pic:blipFill>
-                    <a:blip r:embed="rId19" cstate="print">
-                      <a:extLst>
-                        <a:ext uri="{28A0092B-C50C-407E-A947-70E740481C1C}">
-                          <a14:useLocalDpi xmlns:a14="http://schemas.microsoft.com/office/drawing/2010/main" val="0"/>
-                        </a:ext>
-                      </a:extLst>
-                    </a:blip>
-                    <a:stretch>
-                      <a:fillRect/>
-                    </a:stretch>
-                  </pic:blipFill>
-                  <pic:spPr>
-                    <a:xfrm>
-                      <a:off x="0" y="0"/>
-                      <a:ext cx="2183534" cy="1805978"/>
-                    </a:xfrm>
-                    <a:prstGeom prst="rect">
-                      <a:avLst/>
-                    </a:prstGeom>
-                  </pic:spPr>
-                </pic:pic>
-              </a:graphicData>
-            </a:graphic>
-          </wp:inline>
-        </w:drawing>
-      </w:r>
-    </w:p>
-    <w:p>
-      <w:pPr>
-        <w:rPr>
-          <w:rFonts w:cstheme="minorBidi"/>
-          <w:szCs w:val="20"/>
-        </w:rPr>
-      </w:pPr>
-    </w:p>
-    <w:p>
-      <w:pPr>
-        <w:rPr>
-          <w:rFonts w:cstheme="minorBidi"/>
-          <w:szCs w:val="20"/>
-        </w:rPr>
-      </w:pPr>
-      <w:r>
-        <w:rPr>
-          <w:rFonts w:cstheme="minorBidi"/>
-          <w:szCs w:val="20"/>
-        </w:rPr>
-        <w:t xml:space="preserve">From Table 8, we estimate the total </w:t>
-      </w:r>
-      <w:r>
-        <w:rPr>
-          <w:rFonts w:cstheme="minorBidi"/>
-          <w:szCs w:val="20"/>
-        </w:rPr>
-        <w:t>proportion</w:t>
-      </w:r>
-      <w:r>
-        <w:rPr>
-          <w:rFonts w:cstheme="minorBidi"/>
-          <w:szCs w:val="20"/>
-        </w:rPr>
-        <w:t xml:space="preserve"> developing uncomplicated and complicated cardiovascular syphilis for men and women</w:t>
-      </w:r>
-      <w:r>
-        <w:rPr>
-          <w:rFonts w:cstheme="minorBidi"/>
-          <w:szCs w:val="20"/>
-        </w:rPr>
-        <w:t xml:space="preserve">, and estimate the duration of </w:t>
-      </w:r>
-      <w:r>
-        <w:rPr>
-          <w:rFonts w:cstheme="minorBidi"/>
-          <w:szCs w:val="20"/>
-        </w:rPr>
-        <w:t xml:space="preserve">infection at diagnosis from Figure 10. Note that this is not the duration to onset of sypmpthoms. </w:t>
-      </w:r>
-    </w:p>
-    <w:p>
-      <w:pPr>
-        <w:rPr>
-          <w:rFonts w:cstheme="minorBidi"/>
-          <w:szCs w:val="20"/>
-        </w:rPr>
-      </w:pPr>
-      <w:r>
-        <w:rPr>
-          <w:rFonts w:cstheme="minorBidi"/>
-          <w:szCs w:val="20"/>
-        </w:rPr>
-        <w:t xml:space="preserve"> </w:t>
-      </w:r>
-      <w:r>
-        <w:rPr>
-          <w:rFonts w:cstheme="minorBidi"/>
-          <w:szCs w:val="20"/>
-        </w:rPr>
-        <w:t xml:space="preserve">Assuming that the </w:t>
-      </w:r>
-      <w:r>
-        <w:rPr>
-          <w:rFonts w:cstheme="minorBidi"/>
-          <w:szCs w:val="20"/>
-        </w:rPr>
-        <w:t xml:space="preserve">rate of event is fix over time, the time to event is distributed exponentially and we can use </w:t>
-      </w:r>
-      <w:r>
-        <w:rPr>
-          <w:rFonts w:cstheme="minorBidi"/>
-          <w:szCs w:val="20"/>
-        </w:rPr>
-        <w:t xml:space="preserve">Rate: -ln(1-p)/t to compute the rate of event from the cumulative proportion experiencing the event (P) by time t. </w:t>
-      </w:r>
-    </w:p>
-    <w:tbl>
-      <w:tblPr>
-        <w:tblStyle w:val="GridTable1Light"/>
-        <w:tblW w:w="0" w:type="auto"/>
-        <w:jc w:val="center"/>
-        <w:tblLook w:val="04A0" w:firstRow="1" w:lastRow="0" w:firstColumn="1" w:lastColumn="0" w:noHBand="0" w:noVBand="1"/>
-      </w:tblPr>
-      <w:tblGrid>
-        <w:gridCol w:w="2250"/>
-        <w:gridCol w:w="940"/>
-        <w:gridCol w:w="1458"/>
-        <w:gridCol w:w="1149"/>
-      </w:tblGrid>
-      <w:tr>
-        <w:trPr>
-          <w:cnfStyle w:val="100000000000" w:firstRow="1" w:lastRow="0" w:firstColumn="0" w:lastColumn="0" w:oddVBand="0" w:evenVBand="0" w:oddHBand="0" w:evenHBand="0" w:firstRowFirstColumn="0" w:firstRowLastColumn="0" w:lastRowFirstColumn="0" w:lastRowLastColumn="0"/>
-          <w:trHeight w:val="20"/>
-          <w:jc w:val="center"/>
-        </w:trPr>
-        <w:tc>
-          <w:tcPr>
-            <w:cnfStyle w:val="001000000000" w:firstRow="0" w:lastRow="0" w:firstColumn="1" w:lastColumn="0" w:oddVBand="0" w:evenVBand="0" w:oddHBand="0" w:evenHBand="0" w:firstRowFirstColumn="0" w:firstRowLastColumn="0" w:lastRowFirstColumn="0" w:lastRowLastColumn="0"/>
-            <w:tcW w:w="2250" w:type="dxa"/>
-          </w:tcPr>
-          <w:p>
-            <w:pPr>
-              <w:spacing w:before="0" w:after="0"/>
-              <w:rPr>
-                <w:sz w:val="16"/>
-                <w:szCs w:val="16"/>
-              </w:rPr>
-            </w:pPr>
-          </w:p>
-        </w:tc>
-        <w:tc>
-          <w:tcPr>
-            <w:tcW w:w="940" w:type="dxa"/>
-          </w:tcPr>
-          <w:p>
-            <w:pPr>
-              <w:spacing w:before="0" w:after="0"/>
-              <w:cnfStyle w:val="100000000000" w:firstRow="1" w:lastRow="0" w:firstColumn="0" w:lastColumn="0" w:oddVBand="0" w:evenVBand="0" w:oddHBand="0" w:evenHBand="0" w:firstRowFirstColumn="0" w:firstRowLastColumn="0" w:lastRowFirstColumn="0" w:lastRowLastColumn="0"/>
-              <w:rPr>
-                <w:sz w:val="16"/>
-                <w:szCs w:val="16"/>
-              </w:rPr>
-            </w:pPr>
-            <w:r>
-              <w:rPr>
-                <w:sz w:val="16"/>
-                <w:szCs w:val="16"/>
-              </w:rPr>
-              <w:t>Proportion</w:t>
-            </w:r>
-          </w:p>
-        </w:tc>
-        <w:tc>
-          <w:tcPr>
-            <w:tcW w:w="1458" w:type="dxa"/>
-          </w:tcPr>
-          <w:p>
-            <w:pPr>
-              <w:spacing w:before="0" w:after="0"/>
-              <w:cnfStyle w:val="100000000000" w:firstRow="1" w:lastRow="0" w:firstColumn="0" w:lastColumn="0" w:oddVBand="0" w:evenVBand="0" w:oddHBand="0" w:evenHBand="0" w:firstRowFirstColumn="0" w:firstRowLastColumn="0" w:lastRowFirstColumn="0" w:lastRowLastColumn="0"/>
-              <w:rPr>
-                <w:sz w:val="16"/>
-                <w:szCs w:val="16"/>
-              </w:rPr>
-            </w:pPr>
-            <w:r>
-              <w:rPr>
-                <w:sz w:val="16"/>
-                <w:szCs w:val="16"/>
-              </w:rPr>
-              <w:t>Time to diagnosis</w:t>
-            </w:r>
-          </w:p>
-        </w:tc>
-        <w:tc>
-          <w:tcPr>
-            <w:tcW w:w="1149" w:type="dxa"/>
-          </w:tcPr>
-          <w:p>
-            <w:pPr>
-              <w:spacing w:before="0" w:after="0"/>
-              <w:cnfStyle w:val="100000000000" w:firstRow="1" w:lastRow="0" w:firstColumn="0" w:lastColumn="0" w:oddVBand="0" w:evenVBand="0" w:oddHBand="0" w:evenHBand="0" w:firstRowFirstColumn="0" w:firstRowLastColumn="0" w:lastRowFirstColumn="0" w:lastRowLastColumn="0"/>
-              <w:rPr>
-                <w:sz w:val="16"/>
-                <w:szCs w:val="16"/>
-              </w:rPr>
-            </w:pPr>
-            <w:r>
-              <w:rPr>
-                <w:sz w:val="16"/>
-                <w:szCs w:val="16"/>
-              </w:rPr>
-              <w:t>Rate</w:t>
-            </w:r>
-          </w:p>
-        </w:tc>
-      </w:tr>
-      <w:tr>
-        <w:trPr>
-          <w:trHeight w:val="20"/>
-          <w:jc w:val="center"/>
-        </w:trPr>
-        <w:tc>
-          <w:tcPr>
-            <w:cnfStyle w:val="001000000000" w:firstRow="0" w:lastRow="0" w:firstColumn="1" w:lastColumn="0" w:oddVBand="0" w:evenVBand="0" w:oddHBand="0" w:evenHBand="0" w:firstRowFirstColumn="0" w:firstRowLastColumn="0" w:lastRowFirstColumn="0" w:lastRowLastColumn="0"/>
-            <w:tcW w:w="2250" w:type="dxa"/>
-          </w:tcPr>
-          <w:p>
-            <w:pPr>
-              <w:spacing w:before="0" w:after="0"/>
-              <w:rPr>
-                <w:b w:val="0"/>
-                <w:bCs w:val="0"/>
-                <w:sz w:val="16"/>
-                <w:szCs w:val="16"/>
-              </w:rPr>
-            </w:pPr>
-            <w:r>
-              <w:rPr>
-                <w:b w:val="0"/>
-                <w:bCs w:val="0"/>
-                <w:sz w:val="16"/>
-                <w:szCs w:val="16"/>
-              </w:rPr>
-              <w:t xml:space="preserve">Male: uncomplicated aortitis </w:t>
-            </w:r>
-          </w:p>
-        </w:tc>
-        <w:tc>
-          <w:tcPr>
-            <w:tcW w:w="940" w:type="dxa"/>
-          </w:tcPr>
-          <w:p>
-            <w:pPr>
-              <w:spacing w:before="0" w:after="0"/>
-              <w:cnfStyle w:val="000000000000" w:firstRow="0" w:lastRow="0" w:firstColumn="0" w:lastColumn="0" w:oddVBand="0" w:evenVBand="0" w:oddHBand="0" w:evenHBand="0" w:firstRowFirstColumn="0" w:firstRowLastColumn="0" w:lastRowFirstColumn="0" w:lastRowLastColumn="0"/>
-              <w:rPr>
-                <w:sz w:val="16"/>
-                <w:szCs w:val="16"/>
-              </w:rPr>
-            </w:pPr>
-            <w:r>
-              <w:rPr>
-                <w:sz w:val="16"/>
-                <w:szCs w:val="16"/>
-              </w:rPr>
-              <w:t xml:space="preserve">0.026      </w:t>
-            </w:r>
-          </w:p>
-        </w:tc>
-        <w:tc>
-          <w:tcPr>
-            <w:tcW w:w="1458" w:type="dxa"/>
-          </w:tcPr>
-          <w:p>
-            <w:pPr>
-              <w:spacing w:before="0" w:after="0"/>
-              <w:cnfStyle w:val="000000000000" w:firstRow="0" w:lastRow="0" w:firstColumn="0" w:lastColumn="0" w:oddVBand="0" w:evenVBand="0" w:oddHBand="0" w:evenHBand="0" w:firstRowFirstColumn="0" w:firstRowLastColumn="0" w:lastRowFirstColumn="0" w:lastRowLastColumn="0"/>
-              <w:rPr>
-                <w:sz w:val="16"/>
-                <w:szCs w:val="16"/>
-              </w:rPr>
-            </w:pPr>
-            <w:r>
-              <w:rPr>
-                <w:sz w:val="16"/>
-                <w:szCs w:val="16"/>
-              </w:rPr>
-              <w:t>28.9</w:t>
-            </w:r>
-          </w:p>
-          <w:p>
-            <w:pPr>
-              <w:spacing w:before="0" w:after="0"/>
-              <w:cnfStyle w:val="000000000000" w:firstRow="0" w:lastRow="0" w:firstColumn="0" w:lastColumn="0" w:oddVBand="0" w:evenVBand="0" w:oddHBand="0" w:evenHBand="0" w:firstRowFirstColumn="0" w:firstRowLastColumn="0" w:lastRowFirstColumn="0" w:lastRowLastColumn="0"/>
-              <w:rPr>
-                <w:sz w:val="16"/>
-                <w:szCs w:val="16"/>
-              </w:rPr>
-            </w:pPr>
-          </w:p>
-        </w:tc>
-        <w:tc>
-          <w:tcPr>
-            <w:tcW w:w="1149" w:type="dxa"/>
-          </w:tcPr>
-          <w:p>
-            <w:pPr>
-              <w:spacing w:before="0" w:after="0"/>
-              <w:cnfStyle w:val="000000000000" w:firstRow="0" w:lastRow="0" w:firstColumn="0" w:lastColumn="0" w:oddVBand="0" w:evenVBand="0" w:oddHBand="0" w:evenHBand="0" w:firstRowFirstColumn="0" w:firstRowLastColumn="0" w:lastRowFirstColumn="0" w:lastRowLastColumn="0"/>
-              <w:rPr>
-                <w:sz w:val="16"/>
-                <w:szCs w:val="16"/>
-              </w:rPr>
-            </w:pPr>
-            <w:r>
-              <w:rPr>
-                <w:sz w:val="16"/>
-                <w:szCs w:val="16"/>
-              </w:rPr>
-              <w:t xml:space="preserve">0.0009115562           </w:t>
-            </w:r>
-          </w:p>
-        </w:tc>
-      </w:tr>
-      <w:tr>
-        <w:trPr>
-          <w:trHeight w:val="20"/>
-          <w:jc w:val="center"/>
-        </w:trPr>
-        <w:tc>
-          <w:tcPr>
-            <w:cnfStyle w:val="001000000000" w:firstRow="0" w:lastRow="0" w:firstColumn="1" w:lastColumn="0" w:oddVBand="0" w:evenVBand="0" w:oddHBand="0" w:evenHBand="0" w:firstRowFirstColumn="0" w:firstRowLastColumn="0" w:lastRowFirstColumn="0" w:lastRowLastColumn="0"/>
-            <w:tcW w:w="2250" w:type="dxa"/>
-          </w:tcPr>
-          <w:p>
-            <w:pPr>
-              <w:spacing w:before="0" w:after="0"/>
-              <w:rPr>
-                <w:b w:val="0"/>
-                <w:bCs w:val="0"/>
-                <w:sz w:val="16"/>
-                <w:szCs w:val="16"/>
-              </w:rPr>
-            </w:pPr>
-            <w:r>
-              <w:rPr>
-                <w:b w:val="0"/>
-                <w:bCs w:val="0"/>
-                <w:sz w:val="16"/>
-                <w:szCs w:val="16"/>
-              </w:rPr>
-              <w:t xml:space="preserve">Male: Total complicated </w:t>
-            </w:r>
-          </w:p>
-        </w:tc>
-        <w:tc>
-          <w:tcPr>
-            <w:tcW w:w="940" w:type="dxa"/>
-          </w:tcPr>
-          <w:p>
-            <w:pPr>
-              <w:spacing w:before="0" w:after="0"/>
-              <w:cnfStyle w:val="000000000000" w:firstRow="0" w:lastRow="0" w:firstColumn="0" w:lastColumn="0" w:oddVBand="0" w:evenVBand="0" w:oddHBand="0" w:evenHBand="0" w:firstRowFirstColumn="0" w:firstRowLastColumn="0" w:lastRowFirstColumn="0" w:lastRowLastColumn="0"/>
-              <w:rPr>
-                <w:sz w:val="16"/>
-                <w:szCs w:val="16"/>
-              </w:rPr>
-            </w:pPr>
-            <w:r>
-              <w:rPr>
-                <w:sz w:val="16"/>
-                <w:szCs w:val="16"/>
-              </w:rPr>
-              <w:t>0.123</w:t>
-            </w:r>
-          </w:p>
-          <w:p>
-            <w:pPr>
-              <w:spacing w:before="0" w:after="0"/>
-              <w:cnfStyle w:val="000000000000" w:firstRow="0" w:lastRow="0" w:firstColumn="0" w:lastColumn="0" w:oddVBand="0" w:evenVBand="0" w:oddHBand="0" w:evenHBand="0" w:firstRowFirstColumn="0" w:firstRowLastColumn="0" w:lastRowFirstColumn="0" w:lastRowLastColumn="0"/>
-              <w:rPr>
-                <w:sz w:val="16"/>
-                <w:szCs w:val="16"/>
-              </w:rPr>
-            </w:pPr>
-          </w:p>
-        </w:tc>
-        <w:tc>
-          <w:tcPr>
-            <w:tcW w:w="1458" w:type="dxa"/>
-          </w:tcPr>
-          <w:p>
-            <w:pPr>
-              <w:spacing w:before="0" w:after="0"/>
-              <w:cnfStyle w:val="000000000000" w:firstRow="0" w:lastRow="0" w:firstColumn="0" w:lastColumn="0" w:oddVBand="0" w:evenVBand="0" w:oddHBand="0" w:evenHBand="0" w:firstRowFirstColumn="0" w:firstRowLastColumn="0" w:lastRowFirstColumn="0" w:lastRowLastColumn="0"/>
-              <w:rPr>
-                <w:sz w:val="16"/>
-                <w:szCs w:val="16"/>
-              </w:rPr>
-            </w:pPr>
-            <w:r>
-              <w:rPr>
-                <w:sz w:val="16"/>
-                <w:szCs w:val="16"/>
-              </w:rPr>
-              <w:t xml:space="preserve"> 30.7</w:t>
-            </w:r>
-          </w:p>
-        </w:tc>
-        <w:tc>
-          <w:tcPr>
-            <w:tcW w:w="1149" w:type="dxa"/>
-          </w:tcPr>
-          <w:p>
-            <w:pPr>
-              <w:spacing w:before="0" w:after="0"/>
-              <w:cnfStyle w:val="000000000000" w:firstRow="0" w:lastRow="0" w:firstColumn="0" w:lastColumn="0" w:oddVBand="0" w:evenVBand="0" w:oddHBand="0" w:evenHBand="0" w:firstRowFirstColumn="0" w:firstRowLastColumn="0" w:lastRowFirstColumn="0" w:lastRowLastColumn="0"/>
-              <w:rPr>
-                <w:sz w:val="16"/>
-                <w:szCs w:val="16"/>
-              </w:rPr>
-            </w:pPr>
-            <w:r>
-              <w:rPr>
-                <w:sz w:val="16"/>
-                <w:szCs w:val="16"/>
-              </w:rPr>
-              <w:t xml:space="preserve">0.0042751885 </w:t>
-            </w:r>
-          </w:p>
-        </w:tc>
-      </w:tr>
-      <w:tr>
-        <w:trPr>
-          <w:trHeight w:val="20"/>
-          <w:jc w:val="center"/>
-        </w:trPr>
-        <w:tc>
-          <w:tcPr>
-            <w:cnfStyle w:val="001000000000" w:firstRow="0" w:lastRow="0" w:firstColumn="1" w:lastColumn="0" w:oddVBand="0" w:evenVBand="0" w:oddHBand="0" w:evenHBand="0" w:firstRowFirstColumn="0" w:firstRowLastColumn="0" w:lastRowFirstColumn="0" w:lastRowLastColumn="0"/>
-            <w:tcW w:w="2250" w:type="dxa"/>
-          </w:tcPr>
-          <w:p>
-            <w:pPr>
-              <w:spacing w:before="0" w:after="0"/>
-              <w:rPr>
-                <w:sz w:val="16"/>
-                <w:szCs w:val="16"/>
-              </w:rPr>
-            </w:pPr>
-            <w:r>
-              <w:rPr>
-                <w:sz w:val="16"/>
-                <w:szCs w:val="16"/>
-              </w:rPr>
-              <w:t xml:space="preserve">Male Total </w:t>
-            </w:r>
-          </w:p>
-        </w:tc>
-        <w:tc>
-          <w:tcPr>
-            <w:tcW w:w="940" w:type="dxa"/>
-          </w:tcPr>
-          <w:p>
-            <w:pPr>
-              <w:spacing w:before="0" w:after="0"/>
-              <w:cnfStyle w:val="000000000000" w:firstRow="0" w:lastRow="0" w:firstColumn="0" w:lastColumn="0" w:oddVBand="0" w:evenVBand="0" w:oddHBand="0" w:evenHBand="0" w:firstRowFirstColumn="0" w:firstRowLastColumn="0" w:lastRowFirstColumn="0" w:lastRowLastColumn="0"/>
-              <w:rPr>
-                <w:sz w:val="16"/>
-                <w:szCs w:val="16"/>
-              </w:rPr>
-            </w:pPr>
-          </w:p>
-        </w:tc>
-        <w:tc>
-          <w:tcPr>
-            <w:tcW w:w="1458" w:type="dxa"/>
-          </w:tcPr>
-          <w:p>
-            <w:pPr>
-              <w:spacing w:before="0" w:after="0"/>
-              <w:cnfStyle w:val="000000000000" w:firstRow="0" w:lastRow="0" w:firstColumn="0" w:lastColumn="0" w:oddVBand="0" w:evenVBand="0" w:oddHBand="0" w:evenHBand="0" w:firstRowFirstColumn="0" w:firstRowLastColumn="0" w:lastRowFirstColumn="0" w:lastRowLastColumn="0"/>
-              <w:rPr>
-                <w:sz w:val="16"/>
-                <w:szCs w:val="16"/>
-              </w:rPr>
-            </w:pPr>
-          </w:p>
-        </w:tc>
-        <w:tc>
-          <w:tcPr>
-            <w:tcW w:w="1149" w:type="dxa"/>
-          </w:tcPr>
-          <w:p>
-            <w:pPr>
-              <w:spacing w:before="0" w:after="0"/>
-              <w:cnfStyle w:val="000000000000" w:firstRow="0" w:lastRow="0" w:firstColumn="0" w:lastColumn="0" w:oddVBand="0" w:evenVBand="0" w:oddHBand="0" w:evenHBand="0" w:firstRowFirstColumn="0" w:firstRowLastColumn="0" w:lastRowFirstColumn="0" w:lastRowLastColumn="0"/>
-              <w:rPr>
-                <w:sz w:val="16"/>
-                <w:szCs w:val="16"/>
-                <w:highlight w:val="yellow"/>
-              </w:rPr>
-            </w:pPr>
-            <w:r>
-              <w:rPr>
-                <w:sz w:val="16"/>
-                <w:szCs w:val="16"/>
-                <w:highlight w:val="yellow"/>
-              </w:rPr>
-              <w:t>0.005186745</w:t>
-            </w:r>
-          </w:p>
-        </w:tc>
-      </w:tr>
-      <w:tr>
-        <w:trPr>
-          <w:trHeight w:val="20"/>
-          <w:jc w:val="center"/>
-        </w:trPr>
-        <w:tc>
-          <w:tcPr>
-            <w:cnfStyle w:val="001000000000" w:firstRow="0" w:lastRow="0" w:firstColumn="1" w:lastColumn="0" w:oddVBand="0" w:evenVBand="0" w:oddHBand="0" w:evenHBand="0" w:firstRowFirstColumn="0" w:firstRowLastColumn="0" w:lastRowFirstColumn="0" w:lastRowLastColumn="0"/>
-            <w:tcW w:w="2250" w:type="dxa"/>
-          </w:tcPr>
-          <w:p>
-            <w:pPr>
-              <w:spacing w:before="0" w:after="0"/>
-              <w:rPr>
-                <w:b w:val="0"/>
-                <w:bCs w:val="0"/>
-                <w:sz w:val="16"/>
-                <w:szCs w:val="16"/>
-              </w:rPr>
-            </w:pPr>
-            <w:r>
-              <w:rPr>
-                <w:b w:val="0"/>
-                <w:bCs w:val="0"/>
-                <w:sz w:val="16"/>
-                <w:szCs w:val="16"/>
-              </w:rPr>
-              <w:t>Fem</w:t>
-            </w:r>
-            <w:r>
-              <w:rPr>
-                <w:b w:val="0"/>
-                <w:bCs w:val="0"/>
-                <w:sz w:val="16"/>
-                <w:szCs w:val="16"/>
-              </w:rPr>
-              <w:t xml:space="preserve">ale: uncomplicated aortitis </w:t>
-            </w:r>
-          </w:p>
-        </w:tc>
-        <w:tc>
-          <w:tcPr>
-            <w:tcW w:w="940" w:type="dxa"/>
-          </w:tcPr>
-          <w:p>
-            <w:pPr>
-              <w:spacing w:before="0" w:after="0"/>
-              <w:cnfStyle w:val="000000000000" w:firstRow="0" w:lastRow="0" w:firstColumn="0" w:lastColumn="0" w:oddVBand="0" w:evenVBand="0" w:oddHBand="0" w:evenHBand="0" w:firstRowFirstColumn="0" w:firstRowLastColumn="0" w:lastRowFirstColumn="0" w:lastRowLastColumn="0"/>
-              <w:rPr>
-                <w:sz w:val="16"/>
-                <w:szCs w:val="16"/>
-              </w:rPr>
-            </w:pPr>
-            <w:r>
-              <w:rPr>
-                <w:sz w:val="16"/>
-                <w:szCs w:val="16"/>
-              </w:rPr>
-              <w:t xml:space="preserve"> 0.029      </w:t>
-            </w:r>
-          </w:p>
-        </w:tc>
-        <w:tc>
-          <w:tcPr>
-            <w:tcW w:w="1458" w:type="dxa"/>
-          </w:tcPr>
-          <w:p>
-            <w:pPr>
-              <w:spacing w:before="0" w:after="0"/>
-              <w:cnfStyle w:val="000000000000" w:firstRow="0" w:lastRow="0" w:firstColumn="0" w:lastColumn="0" w:oddVBand="0" w:evenVBand="0" w:oddHBand="0" w:evenHBand="0" w:firstRowFirstColumn="0" w:firstRowLastColumn="0" w:lastRowFirstColumn="0" w:lastRowLastColumn="0"/>
-              <w:rPr>
-                <w:sz w:val="16"/>
-                <w:szCs w:val="16"/>
-              </w:rPr>
-            </w:pPr>
-            <w:r>
-              <w:rPr>
-                <w:sz w:val="16"/>
-                <w:szCs w:val="16"/>
-              </w:rPr>
-              <w:t>23.7</w:t>
-            </w:r>
-          </w:p>
-        </w:tc>
-        <w:tc>
-          <w:tcPr>
-            <w:tcW w:w="1149" w:type="dxa"/>
-          </w:tcPr>
-          <w:p>
-            <w:pPr>
-              <w:spacing w:before="0" w:after="0"/>
-              <w:cnfStyle w:val="000000000000" w:firstRow="0" w:lastRow="0" w:firstColumn="0" w:lastColumn="0" w:oddVBand="0" w:evenVBand="0" w:oddHBand="0" w:evenHBand="0" w:firstRowFirstColumn="0" w:firstRowLastColumn="0" w:lastRowFirstColumn="0" w:lastRowLastColumn="0"/>
-              <w:rPr>
-                <w:sz w:val="16"/>
-                <w:szCs w:val="16"/>
-              </w:rPr>
-            </w:pPr>
-            <w:r>
-              <w:rPr>
-                <w:sz w:val="16"/>
-                <w:szCs w:val="16"/>
-              </w:rPr>
-              <w:t xml:space="preserve">0.001241722            </w:t>
-            </w:r>
-          </w:p>
-        </w:tc>
-      </w:tr>
-      <w:tr>
-        <w:trPr>
-          <w:trHeight w:val="20"/>
-          <w:jc w:val="center"/>
-        </w:trPr>
-        <w:tc>
-          <w:tcPr>
-            <w:cnfStyle w:val="001000000000" w:firstRow="0" w:lastRow="0" w:firstColumn="1" w:lastColumn="0" w:oddVBand="0" w:evenVBand="0" w:oddHBand="0" w:evenHBand="0" w:firstRowFirstColumn="0" w:firstRowLastColumn="0" w:lastRowFirstColumn="0" w:lastRowLastColumn="0"/>
-            <w:tcW w:w="2250" w:type="dxa"/>
-          </w:tcPr>
-          <w:p>
-            <w:pPr>
-              <w:spacing w:before="0" w:after="0"/>
-              <w:rPr>
-                <w:b w:val="0"/>
-                <w:bCs w:val="0"/>
-                <w:sz w:val="16"/>
-                <w:szCs w:val="16"/>
-              </w:rPr>
-            </w:pPr>
-            <w:r>
-              <w:rPr>
-                <w:b w:val="0"/>
-                <w:bCs w:val="0"/>
-                <w:sz w:val="16"/>
-                <w:szCs w:val="16"/>
-              </w:rPr>
-              <w:t>Fem</w:t>
-            </w:r>
-            <w:r>
-              <w:rPr>
-                <w:b w:val="0"/>
-                <w:bCs w:val="0"/>
-                <w:sz w:val="16"/>
-                <w:szCs w:val="16"/>
-              </w:rPr>
-              <w:t xml:space="preserve">ale: Total complicated </w:t>
-            </w:r>
-          </w:p>
-        </w:tc>
-        <w:tc>
-          <w:tcPr>
-            <w:tcW w:w="940" w:type="dxa"/>
-          </w:tcPr>
-          <w:p>
-            <w:pPr>
-              <w:spacing w:before="0" w:after="0"/>
-              <w:cnfStyle w:val="000000000000" w:firstRow="0" w:lastRow="0" w:firstColumn="0" w:lastColumn="0" w:oddVBand="0" w:evenVBand="0" w:oddHBand="0" w:evenHBand="0" w:firstRowFirstColumn="0" w:firstRowLastColumn="0" w:lastRowFirstColumn="0" w:lastRowLastColumn="0"/>
-              <w:rPr>
-                <w:sz w:val="16"/>
-                <w:szCs w:val="16"/>
-              </w:rPr>
-            </w:pPr>
-            <w:r>
-              <w:rPr>
-                <w:sz w:val="16"/>
-                <w:szCs w:val="16"/>
-              </w:rPr>
-              <w:t xml:space="preserve">0.051      </w:t>
-            </w:r>
-          </w:p>
-        </w:tc>
-        <w:tc>
-          <w:tcPr>
-            <w:tcW w:w="1458" w:type="dxa"/>
-          </w:tcPr>
-          <w:p>
-            <w:pPr>
-              <w:spacing w:before="0" w:after="0"/>
-              <w:cnfStyle w:val="000000000000" w:firstRow="0" w:lastRow="0" w:firstColumn="0" w:lastColumn="0" w:oddVBand="0" w:evenVBand="0" w:oddHBand="0" w:evenHBand="0" w:firstRowFirstColumn="0" w:firstRowLastColumn="0" w:lastRowFirstColumn="0" w:lastRowLastColumn="0"/>
-              <w:rPr>
-                <w:sz w:val="16"/>
-                <w:szCs w:val="16"/>
-              </w:rPr>
-            </w:pPr>
-            <w:r>
-              <w:rPr>
-                <w:sz w:val="16"/>
-                <w:szCs w:val="16"/>
-              </w:rPr>
-              <w:t>32.8</w:t>
-            </w:r>
-          </w:p>
-        </w:tc>
-        <w:tc>
-          <w:tcPr>
-            <w:tcW w:w="1149" w:type="dxa"/>
-          </w:tcPr>
-          <w:p>
-            <w:pPr>
-              <w:spacing w:before="0" w:after="0"/>
-              <w:cnfStyle w:val="000000000000" w:firstRow="0" w:lastRow="0" w:firstColumn="0" w:lastColumn="0" w:oddVBand="0" w:evenVBand="0" w:oddHBand="0" w:evenHBand="0" w:firstRowFirstColumn="0" w:firstRowLastColumn="0" w:lastRowFirstColumn="0" w:lastRowLastColumn="0"/>
-              <w:rPr>
-                <w:sz w:val="16"/>
-                <w:szCs w:val="16"/>
-              </w:rPr>
-            </w:pPr>
-            <w:r>
-              <w:rPr>
-                <w:sz w:val="16"/>
-                <w:szCs w:val="16"/>
-              </w:rPr>
-              <w:t xml:space="preserve">0.001595929 </w:t>
-            </w:r>
-          </w:p>
-        </w:tc>
-      </w:tr>
-      <w:tr>
-        <w:trPr>
-          <w:trHeight w:val="20"/>
-          <w:jc w:val="center"/>
-        </w:trPr>
-        <w:tc>
-          <w:tcPr>
-            <w:cnfStyle w:val="001000000000" w:firstRow="0" w:lastRow="0" w:firstColumn="1" w:lastColumn="0" w:oddVBand="0" w:evenVBand="0" w:oddHBand="0" w:evenHBand="0" w:firstRowFirstColumn="0" w:firstRowLastColumn="0" w:lastRowFirstColumn="0" w:lastRowLastColumn="0"/>
-            <w:tcW w:w="2250" w:type="dxa"/>
-          </w:tcPr>
-          <w:p>
-            <w:pPr>
-              <w:spacing w:before="0" w:after="0"/>
-              <w:rPr>
-                <w:sz w:val="16"/>
-                <w:szCs w:val="16"/>
-              </w:rPr>
-            </w:pPr>
-            <w:r>
-              <w:rPr>
-                <w:sz w:val="16"/>
-                <w:szCs w:val="16"/>
-              </w:rPr>
-              <w:t>Female</w:t>
-            </w:r>
-            <w:r>
-              <w:rPr>
-                <w:sz w:val="16"/>
-                <w:szCs w:val="16"/>
-              </w:rPr>
-              <w:t xml:space="preserve"> </w:t>
-            </w:r>
-            <w:r>
-              <w:rPr>
-                <w:sz w:val="16"/>
-                <w:szCs w:val="16"/>
-              </w:rPr>
-              <w:t>Total</w:t>
-            </w:r>
-          </w:p>
-        </w:tc>
-        <w:tc>
-          <w:tcPr>
-            <w:tcW w:w="940" w:type="dxa"/>
-          </w:tcPr>
-          <w:p>
-            <w:pPr>
-              <w:spacing w:before="0" w:after="0"/>
-              <w:cnfStyle w:val="000000000000" w:firstRow="0" w:lastRow="0" w:firstColumn="0" w:lastColumn="0" w:oddVBand="0" w:evenVBand="0" w:oddHBand="0" w:evenHBand="0" w:firstRowFirstColumn="0" w:firstRowLastColumn="0" w:lastRowFirstColumn="0" w:lastRowLastColumn="0"/>
-              <w:rPr>
-                <w:sz w:val="16"/>
-                <w:szCs w:val="16"/>
-              </w:rPr>
-            </w:pPr>
-          </w:p>
-        </w:tc>
-        <w:tc>
-          <w:tcPr>
-            <w:tcW w:w="1458" w:type="dxa"/>
-          </w:tcPr>
-          <w:p>
-            <w:pPr>
-              <w:spacing w:before="0" w:after="0"/>
-              <w:cnfStyle w:val="000000000000" w:firstRow="0" w:lastRow="0" w:firstColumn="0" w:lastColumn="0" w:oddVBand="0" w:evenVBand="0" w:oddHBand="0" w:evenHBand="0" w:firstRowFirstColumn="0" w:firstRowLastColumn="0" w:lastRowFirstColumn="0" w:lastRowLastColumn="0"/>
-              <w:rPr>
-                <w:sz w:val="16"/>
-                <w:szCs w:val="16"/>
-              </w:rPr>
-            </w:pPr>
-          </w:p>
-        </w:tc>
-        <w:tc>
-          <w:tcPr>
-            <w:tcW w:w="1149" w:type="dxa"/>
-          </w:tcPr>
-          <w:p>
-            <w:pPr>
-              <w:spacing w:before="0" w:after="0"/>
-              <w:cnfStyle w:val="000000000000" w:firstRow="0" w:lastRow="0" w:firstColumn="0" w:lastColumn="0" w:oddVBand="0" w:evenVBand="0" w:oddHBand="0" w:evenHBand="0" w:firstRowFirstColumn="0" w:firstRowLastColumn="0" w:lastRowFirstColumn="0" w:lastRowLastColumn="0"/>
-              <w:rPr>
-                <w:sz w:val="16"/>
-                <w:szCs w:val="16"/>
-                <w:highlight w:val="yellow"/>
-              </w:rPr>
-            </w:pPr>
-            <w:r>
-              <w:rPr>
-                <w:sz w:val="16"/>
-                <w:szCs w:val="16"/>
-                <w:highlight w:val="yellow"/>
-              </w:rPr>
-              <w:t>0.002837651</w:t>
-            </w:r>
-          </w:p>
-        </w:tc>
-      </w:tr>
-    </w:tbl>
-    <w:p>
-      <w:pPr>
-        <w:rPr>
-          <w:rFonts w:cstheme="minorBidi"/>
-          <w:szCs w:val="20"/>
-        </w:rPr>
-      </w:pPr>
-      <w:r>
-        <w:rPr>
-          <w:rFonts w:cstheme="minorBidi"/>
-          <w:szCs w:val="20"/>
-        </w:rPr>
-        <w:t xml:space="preserve"> </w:t>
-      </w:r>
-    </w:p>
-    <w:p>
-      <w:pPr>
-        <w:pStyle w:val="Heading4"/>
-      </w:pPr>
-      <w:r>
-        <w:t>Estimating</w:t>
-      </w:r>
-      <w:r>
-        <w:t xml:space="preserve"> final Tertiary syphilis rates: </w:t>
-      </w:r>
-    </w:p>
-    <w:p>
-      <w:r>
-        <w:t xml:space="preserve">Assuming the rates are independent, we can combine the means and variances of the two outcomes for late benign and cardiovascular syphilis. Since we don't have the standard deviation (SD) for cardiovascular events, we'll use </w:t>
-      </w:r>
-      <w:r>
-        <w:t>the SD from benign late syphilis as a proxy. To estimate</w:t>
-      </w:r>
-      <w:r>
-        <w:t xml:space="preserve"> the 95% confidence interval range, we use the normal approximation, calculating the half-width as</w:t>
-      </w:r>
-      <w:r>
-        <w:t> 1.96×SD</w:t>
-      </w:r>
-      <w:r>
-        <w:t>.</w:t>
+          <w:highlight w:val="yellow"/>
+          <w:shd w:val="clear" w:color="auto" w:fill="FFFFFF"/>
+          <w:vertAlign w:val="superscript"/>
+        </w:rPr>
+        <w:t>[29]</w:t>
+      </w:r>
+      <w:r>
+        <w:rPr>
+          <w:highlight w:val="yellow"/>
+          <w:shd w:val="clear" w:color="auto" w:fill="FFFFFF"/>
+        </w:rPr>
+        <w:fldChar w:fldCharType="end"/>
+      </w:r>
+      <w:r>
+        <w:rPr>
+          <w:highlight w:val="yellow"/>
+          <w:shd w:val="clear" w:color="auto" w:fill="FFFFFF"/>
+        </w:rPr>
+        <w:t xml:space="preserve"> Individuals without neurological symptoms who were immediately referred for lumbar puncture were classified as Group 1, whereas those managed without cerebrospinal fluid examination were classified as Group 2.The incidence rate of neurological symptoms was 36.5 per 1,000 person-years in Group 1 and 40.6 per 1,000 person-years in Group 2. The corresponding incidence rates of neurosyphilis were 15.0 and 6.7 cases per 1,000 person-years, respectively. Using the incidence rate observed in Group 1, we estimated an annual hazard rate of progression to neurosyphilis of approximately </w:t>
+      </w:r>
+      <w:r>
+        <w:rPr>
+          <w:highlight w:val="yellow"/>
+          <w:u w:val="single"/>
+          <w:shd w:val="clear" w:color="auto" w:fill="FFFFFF"/>
+        </w:rPr>
+        <w:t xml:space="preserve">0.015 per year. </w:t>
       </w:r>
     </w:p>
     <w:p>
@@ -15319,17 +11082,309 @@
         <w:pStyle w:val="ListParagraph"/>
         <w:numPr>
           <w:ilvl w:val="0"/>
-          <w:numId w:val="19"/>
+          <w:numId w:val="34"/>
         </w:numPr>
         <w:rPr>
           <w:highlight w:val="yellow"/>
-        </w:rPr>
-      </w:pPr>
-      <w:r>
-        <w:rPr>
-          <w:highlight w:val="yellow"/>
-        </w:rPr>
-        <w:t>rate.male.tertiary.late.range= 0.010771530 [0.009749247 0.011793814]</w:t>
+          <w:shd w:val="clear" w:color="auto" w:fill="FFFFFF"/>
+        </w:rPr>
+      </w:pPr>
+      <w:r>
+        <w:rPr>
+          <w:highlight w:val="yellow"/>
+          <w:shd w:val="clear" w:color="auto" w:fill="FFFFFF"/>
+        </w:rPr>
+        <w:t xml:space="preserve">To relate CNS invasion to symptomatic neurosyphilis, we also considered evidence on asymptomatic CNS involvement in early syphilis. Lukehart et al. (1988) detected T. pallidum in cerebrospinal fluid in 30% of untreated primary/secondary cases </w:t>
+      </w:r>
+      <w:r>
+        <w:rPr>
+          <w:highlight w:val="yellow"/>
+          <w:shd w:val="clear" w:color="auto" w:fill="FFFFFF"/>
+        </w:rPr>
+        <w:fldChar w:fldCharType="begin"/>
+      </w:r>
+      <w:r>
+        <w:rPr>
+          <w:highlight w:val="yellow"/>
+          <w:shd w:val="clear" w:color="auto" w:fill="FFFFFF"/>
+        </w:rPr>
+        <w:instrText xml:space="preserve"> ADDIN EN.CITE &lt;EndNote&gt;&lt;Cite&gt;&lt;Author&gt;Lukehart&lt;/Author&gt;&lt;Year&gt;1988&lt;/Year&gt;&lt;RecNum&gt;2607&lt;/RecNum&gt;&lt;DisplayText&gt;&lt;style face="superscript"&gt;[30]&lt;/style&gt;&lt;/DisplayText&gt;&lt;record&gt;&lt;rec-number&gt;2607&lt;/rec-number&gt;&lt;foreign-keys&gt;&lt;key app="EN" db-id="xrzs0t9aq90fz3epr5zx0p99vxx0ftpxw0s0" timestamp="1778605196"&gt;2607&lt;/key&gt;&lt;/foreign-keys&gt;&lt;ref-type name="Journal Article"&gt;17&lt;/ref-type&gt;&lt;contributors&gt;&lt;authors&gt;&lt;author&gt;Lukehart, Sheila A&lt;/author&gt;&lt;author&gt;Hook III, Edward W&lt;/author&gt;&lt;author&gt;Baker-Zander, Sharon A&lt;/author&gt;&lt;author&gt;Collier, Ann C&lt;/author&gt;&lt;author&gt;Critchlow, Cathy W&lt;/author&gt;&lt;author&gt;Handsfield, H Hunter&lt;/author&gt;&lt;/authors&gt;&lt;/contributors&gt;&lt;titles&gt;&lt;title&gt;Invasion of the central nervous system by Treponema pallidum: implications for diagnosis and treatment&lt;/title&gt;&lt;secondary-title&gt;Annals of internal medicine&lt;/secondary-title&gt;&lt;/titles&gt;&lt;periodical&gt;&lt;full-title&gt;Ann Intern Med&lt;/full-title&gt;&lt;abbr-1&gt;Annals of internal medicine&lt;/abbr-1&gt;&lt;/periodical&gt;&lt;pages&gt;855-862&lt;/pages&gt;&lt;volume&gt;109&lt;/volume&gt;&lt;number&gt;11&lt;/number&gt;&lt;dates&gt;&lt;year&gt;1988&lt;/year&gt;&lt;/dates&gt;&lt;isbn&gt;0003-4819&lt;/isbn&gt;&lt;urls&gt;&lt;/urls&gt;&lt;/record&gt;&lt;/Cite&gt;&lt;/EndNote&gt;</w:instrText>
+      </w:r>
+      <w:r>
+        <w:rPr>
+          <w:highlight w:val="yellow"/>
+          <w:shd w:val="clear" w:color="auto" w:fill="FFFFFF"/>
+        </w:rPr>
+        <w:fldChar w:fldCharType="separate"/>
+      </w:r>
+      <w:r>
+        <w:rPr>
+          <w:noProof/>
+          <w:highlight w:val="yellow"/>
+          <w:shd w:val="clear" w:color="auto" w:fill="FFFFFF"/>
+          <w:vertAlign w:val="superscript"/>
+        </w:rPr>
+        <w:t>[30]</w:t>
+      </w:r>
+      <w:r>
+        <w:rPr>
+          <w:highlight w:val="yellow"/>
+          <w:shd w:val="clear" w:color="auto" w:fill="FFFFFF"/>
+        </w:rPr>
+        <w:fldChar w:fldCharType="end"/>
+      </w:r>
+      <w:r>
+        <w:rPr>
+          <w:highlight w:val="yellow"/>
+          <w:shd w:val="clear" w:color="auto" w:fill="FFFFFF"/>
+        </w:rPr>
+        <w:t xml:space="preserve"> and Van Eijk et al. (1987) reported evidence of intrathecal antibody production in 25% of patients with early syphilis </w:t>
+      </w:r>
+      <w:r>
+        <w:rPr>
+          <w:highlight w:val="yellow"/>
+          <w:shd w:val="clear" w:color="auto" w:fill="FFFFFF"/>
+        </w:rPr>
+        <w:fldChar w:fldCharType="begin"/>
+      </w:r>
+      <w:r>
+        <w:rPr>
+          <w:highlight w:val="yellow"/>
+          <w:shd w:val="clear" w:color="auto" w:fill="FFFFFF"/>
+        </w:rPr>
+        <w:instrText xml:space="preserve"> ADDIN EN.CITE &lt;EndNote&gt;&lt;Cite&gt;&lt;Author&gt;Van Eijk&lt;/Author&gt;&lt;Year&gt;1987&lt;/Year&gt;&lt;RecNum&gt;2608&lt;/RecNum&gt;&lt;DisplayText&gt;&lt;style face="superscript"&gt;[31]&lt;/style&gt;&lt;/DisplayText&gt;&lt;record&gt;&lt;rec-number&gt;2608&lt;/rec-number&gt;&lt;foreign-keys&gt;&lt;key app="EN" db-id="xrzs0t9aq90fz3epr5zx0p99vxx0ftpxw0s0" timestamp="1778605229"&gt;2608&lt;/key&gt;&lt;/foreign-keys&gt;&lt;ref-type name="Journal Article"&gt;17&lt;/ref-type&gt;&lt;contributors&gt;&lt;authors&gt;&lt;author&gt;Van Eijk, RV&lt;/author&gt;&lt;author&gt;Wolters, E Ch&lt;/author&gt;&lt;author&gt;Tutuarima, JA&lt;/author&gt;&lt;author&gt;Hische, EA&lt;/author&gt;&lt;author&gt;Bos, JD&lt;/author&gt;&lt;author&gt;Van Trotsenburg, L&lt;/author&gt;&lt;author&gt;de Koning, GA&lt;/author&gt;&lt;author&gt;van der Helm, HJ&lt;/author&gt;&lt;/authors&gt;&lt;/contributors&gt;&lt;titles&gt;&lt;title&gt;Effect of early and late syphilis on central nervous system: cerebrospinal fluid changes and neurological deficit&lt;/title&gt;&lt;secondary-title&gt;Sexually Transmitted Infections&lt;/secondary-title&gt;&lt;/titles&gt;&lt;periodical&gt;&lt;full-title&gt;Sexually transmitted infections&lt;/full-title&gt;&lt;/periodical&gt;&lt;pages&gt;77-82&lt;/pages&gt;&lt;volume&gt;63&lt;/volume&gt;&lt;number&gt;2&lt;/number&gt;&lt;dates&gt;&lt;year&gt;1987&lt;/year&gt;&lt;/dates&gt;&lt;isbn&gt;1368-4973&lt;/isbn&gt;&lt;urls&gt;&lt;/urls&gt;&lt;/record&gt;&lt;/Cite&gt;&lt;/EndNote&gt;</w:instrText>
+      </w:r>
+      <w:r>
+        <w:rPr>
+          <w:highlight w:val="yellow"/>
+          <w:shd w:val="clear" w:color="auto" w:fill="FFFFFF"/>
+        </w:rPr>
+        <w:fldChar w:fldCharType="separate"/>
+      </w:r>
+      <w:r>
+        <w:rPr>
+          <w:noProof/>
+          <w:highlight w:val="yellow"/>
+          <w:shd w:val="clear" w:color="auto" w:fill="FFFFFF"/>
+          <w:vertAlign w:val="superscript"/>
+        </w:rPr>
+        <w:t>[31]</w:t>
+      </w:r>
+      <w:r>
+        <w:rPr>
+          <w:highlight w:val="yellow"/>
+          <w:shd w:val="clear" w:color="auto" w:fill="FFFFFF"/>
+        </w:rPr>
+        <w:fldChar w:fldCharType="end"/>
+      </w:r>
+      <w:r>
+        <w:rPr>
+          <w:highlight w:val="yellow"/>
+          <w:shd w:val="clear" w:color="auto" w:fill="FFFFFF"/>
+        </w:rPr>
+        <w:t xml:space="preserve">. Assuming, as suggested by Golden (2003), that 5% of Individuals wheat CNS invasion subsequent we develop symptomatic neurosyphilis </w:t>
+      </w:r>
+      <w:r>
+        <w:rPr>
+          <w:highlight w:val="yellow"/>
+          <w:shd w:val="clear" w:color="auto" w:fill="FFFFFF"/>
+        </w:rPr>
+        <w:fldChar w:fldCharType="begin"/>
+      </w:r>
+      <w:r>
+        <w:rPr>
+          <w:highlight w:val="yellow"/>
+          <w:shd w:val="clear" w:color="auto" w:fill="FFFFFF"/>
+        </w:rPr>
+        <w:instrText xml:space="preserve"> ADDIN EN.CITE &lt;EndNote&gt;&lt;Cite&gt;&lt;Author&gt;Golden&lt;/Author&gt;&lt;Year&gt;2003&lt;/Year&gt;&lt;RecNum&gt;6&lt;/RecNum&gt;&lt;DisplayText&gt;&lt;style face="superscript"&gt;[11]&lt;/style&gt;&lt;/DisplayText&gt;&lt;record&gt;&lt;rec-number&gt;6&lt;/rec-number&gt;&lt;foreign-keys&gt;&lt;key app="EN" db-id="s5f5zrwf4f52f7e99st5pdzfd9wd9f2xp5zv" timestamp="1778597343"&gt;6&lt;/key&gt;&lt;/foreign-keys&gt;&lt;ref-type name="Journal Article"&gt;17&lt;/ref-type&gt;&lt;contributors&gt;&lt;authors&gt;&lt;author&gt;Golden, Matthew R&lt;/author&gt;&lt;author&gt;Marra, Christina M&lt;/author&gt;&lt;author&gt;Holmes, King K&lt;/author&gt;&lt;/authors&gt;&lt;/contributors&gt;&lt;titles&gt;&lt;title&gt;Update on syphilis: resurgence of an old problem&lt;/title&gt;&lt;secondary-title&gt;Jama&lt;/secondary-title&gt;&lt;/titles&gt;&lt;pages&gt;1510-1514&lt;/pages&gt;&lt;volume&gt;290&lt;/volume&gt;&lt;number&gt;11&lt;/number&gt;&lt;dates&gt;&lt;year&gt;2003&lt;/year&gt;&lt;/dates&gt;&lt;isbn&gt;0098-7484&lt;/isbn&gt;&lt;urls&gt;&lt;/urls&gt;&lt;/record&gt;&lt;/Cite&gt;&lt;/EndNote&gt;</w:instrText>
+      </w:r>
+      <w:r>
+        <w:rPr>
+          <w:highlight w:val="yellow"/>
+          <w:shd w:val="clear" w:color="auto" w:fill="FFFFFF"/>
+        </w:rPr>
+        <w:fldChar w:fldCharType="separate"/>
+      </w:r>
+      <w:r>
+        <w:rPr>
+          <w:noProof/>
+          <w:highlight w:val="yellow"/>
+          <w:shd w:val="clear" w:color="auto" w:fill="FFFFFF"/>
+          <w:vertAlign w:val="superscript"/>
+        </w:rPr>
+        <w:t>[11]</w:t>
+      </w:r>
+      <w:r>
+        <w:rPr>
+          <w:highlight w:val="yellow"/>
+          <w:shd w:val="clear" w:color="auto" w:fill="FFFFFF"/>
+        </w:rPr>
+        <w:fldChar w:fldCharType="end"/>
+      </w:r>
+      <w:r>
+        <w:rPr>
+          <w:highlight w:val="yellow"/>
+          <w:shd w:val="clear" w:color="auto" w:fill="FFFFFF"/>
+        </w:rPr>
+        <w:t xml:space="preserve">, the implied probability of symptomatic disease is: 0.015. CConverting this probability to an annual hazard rate yields h ≈ −log(1−0.30×0.05) ≈ 0.015, consistent with the surveillance- and cohort-derived estimates above. </w:t>
+      </w:r>
+    </w:p>
+    <w:p>
+      <w:pPr>
+        <w:rPr>
+          <w:highlight w:val="yellow"/>
+        </w:rPr>
+      </w:pPr>
+      <w:r>
+        <w:rPr>
+          <w:rFonts w:eastAsiaTheme="majorEastAsia"/>
+          <w:highlight w:val="yellow"/>
+        </w:rPr>
+        <w:t xml:space="preserve"> </w:t>
+      </w:r>
+    </w:p>
+    <w:p>
+      <w:pPr>
+        <w:pStyle w:val="Heading3"/>
+        <w:rPr>
+          <w:highlight w:val="yellow"/>
+        </w:rPr>
+      </w:pPr>
+      <w:r>
+        <w:rPr>
+          <w:highlight w:val="yellow"/>
+        </w:rPr>
+        <w:t>Rate of developing neurosyphilis from late stage</w:t>
+      </w:r>
+    </w:p>
+    <w:p>
+      <w:pPr>
+        <w:rPr>
+          <w:highlight w:val="yellow"/>
+        </w:rPr>
+      </w:pPr>
+      <w:r>
+        <w:rPr>
+          <w:highlight w:val="yellow"/>
+        </w:rPr>
+        <w:t xml:space="preserve"> </w:t>
+      </w:r>
+      <w:r>
+        <w:rPr>
+          <w:highlight w:val="yellow"/>
+        </w:rPr>
+        <w:t xml:space="preserve">Neurosyphilis progression rates were estimated separately for men and women using sub-outcome-specific cumulative incidence proportions and mean times to diagnosis from the Oslo cohort. Three sub-outcomes were included: diffuse meningovascular syphilis, general paresis, and tabes dorsalis. Gumma of the brain was excluded due to the absence of a reported mean time to diagnosis in Figure 12; given its small observed proportion (men: 0.3%, women: 0.2%), exclusion is unlikely to meaningfully affect the total rate. The sub-outcomes were treated as mutually exclusive by design, as their proportions sum exactly to the Oslo-reported total neurosyphilis prevalence (men: 9.4%, women: 5.0%), consistent with each case being assigned a single primary diagnosis. For each sub-outcome, the hazard was estimated as λ = −log(1 − p) / t̄, and uncertainty was quantified using the delta method as described above. The total neurosyphilis hazard and its SE were obtained by summing sub-outcome-specific </w:t>
+      </w:r>
+      <w:r>
+        <w:rPr>
+          <w:highlight w:val="yellow"/>
+        </w:rPr>
+        <w:lastRenderedPageBreak/>
+        <w:t>hazards and combining SEs under the assumption of independence: SE_total = √(SE²_dmv + SE²_gp + SE²_td). A 95% CI was constructed as λ_total ± 1.96 × SE_total.</w:t>
+      </w:r>
+    </w:p>
+    <w:p>
+      <w:pPr>
+        <w:pStyle w:val="Heading3"/>
+        <w:rPr>
+          <w:highlight w:val="yellow"/>
+        </w:rPr>
+      </w:pPr>
+      <w:r>
+        <w:rPr>
+          <w:highlight w:val="yellow"/>
+        </w:rPr>
+        <w:t xml:space="preserve">Rate of developing </w:t>
+      </w:r>
+      <w:r>
+        <w:rPr>
+          <w:highlight w:val="yellow"/>
+        </w:rPr>
+        <w:t>Tertiary syphilis</w:t>
+      </w:r>
+    </w:p>
+    <w:p>
+      <w:pPr>
+        <w:rPr>
+          <w:highlight w:val="yellow"/>
+        </w:rPr>
+      </w:pPr>
+      <w:r>
+        <w:rPr>
+          <w:highlight w:val="yellow"/>
+        </w:rPr>
+        <w:t xml:space="preserve"> </w:t>
+      </w:r>
+      <w:r>
+        <w:rPr>
+          <w:highlight w:val="yellow"/>
+        </w:rPr>
+        <w:t xml:space="preserve">We use data from Oslo study, following 2,000 untreated patients with primary and secondary syphilis during the twenty-year period, 1891–1910 </w:t>
+      </w:r>
+      <w:r>
+        <w:rPr>
+          <w:highlight w:val="yellow"/>
+        </w:rPr>
+        <w:fldChar w:fldCharType="begin"/>
+      </w:r>
+      <w:r>
+        <w:rPr>
+          <w:highlight w:val="yellow"/>
+        </w:rPr>
+        <w:instrText xml:space="preserve"> ADDIN EN.CITE &lt;EndNote&gt;&lt;Cite&gt;&lt;Author&gt;Clark&lt;/Author&gt;&lt;Year&gt;1955&lt;/Year&gt;&lt;RecNum&gt;1250&lt;/RecNum&gt;&lt;DisplayText&gt;&lt;style face="superscript"&gt;[12]&lt;/style&gt;&lt;/DisplayText&gt;&lt;record&gt;&lt;rec-number&gt;1250&lt;/rec-number&gt;&lt;foreign-keys&gt;&lt;key app="EN" db-id="xrzs0t9aq90fz3epr5zx0p99vxx0ftpxw0s0" timestamp="1740665125"&gt;1250&lt;/key&gt;&lt;/foreign-keys&gt;&lt;ref-type name="Journal Article"&gt;17&lt;/ref-type&gt;&lt;contributors&gt;&lt;authors&gt;&lt;author&gt;Clark, E Gurney&lt;/author&gt;&lt;author&gt;Danbolt, Niels&lt;/author&gt;&lt;/authors&gt;&lt;/contributors&gt;&lt;titles&gt;&lt;title&gt;The Oslo study of the natural history of untreated syphilis: an epidemiologic investigation based on a restudy of the Boeck-Bruusgaard material a review and appraisal&lt;/title&gt;&lt;secondary-title&gt;Journal of chronic diseases&lt;/secondary-title&gt;&lt;/titles&gt;&lt;periodical&gt;&lt;full-title&gt;Journal of chronic diseases&lt;/full-title&gt;&lt;/periodical&gt;&lt;pages&gt;311-344&lt;/pages&gt;&lt;volume&gt;2&lt;/volume&gt;&lt;number&gt;3&lt;/number&gt;&lt;dates&gt;&lt;year&gt;1955&lt;/year&gt;&lt;/dates&gt;&lt;isbn&gt;0021-9681&lt;/isbn&gt;&lt;urls&gt;&lt;/urls&gt;&lt;/record&gt;&lt;/Cite&gt;&lt;/EndNote&gt;</w:instrText>
+      </w:r>
+      <w:r>
+        <w:rPr>
+          <w:highlight w:val="yellow"/>
+        </w:rPr>
+        <w:fldChar w:fldCharType="separate"/>
+      </w:r>
+      <w:r>
+        <w:rPr>
+          <w:noProof/>
+          <w:highlight w:val="yellow"/>
+          <w:vertAlign w:val="superscript"/>
+        </w:rPr>
+        <w:t>[12]</w:t>
+      </w:r>
+      <w:r>
+        <w:rPr>
+          <w:highlight w:val="yellow"/>
+        </w:rPr>
+        <w:fldChar w:fldCharType="end"/>
+      </w:r>
+      <w:r>
+        <w:rPr>
+          <w:highlight w:val="yellow"/>
+        </w:rPr>
+        <w:t>. We first computed the rate of developing late benign and cardiovascular syphilis, and then add them to compute total tertiary rate for men and women.</w:t>
+      </w:r>
+    </w:p>
+    <w:p>
+      <w:pPr>
+        <w:rPr>
+          <w:highlight w:val="yellow"/>
+        </w:rPr>
+      </w:pPr>
+      <w:r>
+        <w:rPr>
+          <w:highlight w:val="yellow"/>
+        </w:rPr>
+        <w:t xml:space="preserve">Frist, to estimate the rate of progression from early syphilis to late benign syphilis, we used the reported cumulative incidence proportions at three time points (15, 30, and 35 years) from the Oslo cohort. Under the assumption of a constant hazard (exponential survival), the cumulative proportion developing late benign syphilis by time </w:t>
+      </w:r>
+      <w:r>
+        <w:rPr>
+          <w:i/>
+          <w:iCs/>
+          <w:highlight w:val="yellow"/>
+        </w:rPr>
+        <w:t>t</w:t>
+      </w:r>
+      <w:r>
+        <w:rPr>
+          <w:highlight w:val="yellow"/>
+        </w:rPr>
+        <w:t xml:space="preserve"> satisfies p(t) = 1 − e^(−λt), which can be linearized as −log(1 − p(t)) = λt. We estimated λ separately for men and women by fitting a no-intercept ordinary least squares regression of −log(1 − p(t)) on t, which constrains the cumulative hazard to pass through the origin and is consistent with zero risk at time zero. The slope of this regression directly estimates the constant hazard rate λ. The standard error of λ_benign was derived from the square root of the scalar variance-covariance matrix of the fitted model (sqrt(vcov(fit))). This procedure was applied separately to male and female cumulative proportions, yielding sex-specific point estimates and standard errors for the late benign syphilis progression rate.</w:t>
       </w:r>
     </w:p>
     <w:p>
@@ -15337,22 +11392,307 @@
         <w:pStyle w:val="ListParagraph"/>
         <w:numPr>
           <w:ilvl w:val="0"/>
-          <w:numId w:val="19"/>
+          <w:numId w:val="35"/>
         </w:numPr>
         <w:rPr>
           <w:highlight w:val="yellow"/>
-          <w:rtl/>
-          <w:lang w:bidi="fa-IR"/>
-        </w:rPr>
-      </w:pPr>
-      <w:r>
-        <w:rPr>
-          <w:highlight w:val="yellow"/>
-        </w:rPr>
-        <w:t>rate.female.tertiary.late.range= 0.010346077 [0.008499934 0.01219222]</w:t>
-      </w:r>
-    </w:p>
-    <w:p/>
+        </w:rPr>
+      </w:pPr>
+      <w:r>
+        <w:rPr>
+          <w:highlight w:val="yellow"/>
+        </w:rPr>
+        <w:t>$rate.male.benign.late.est</w:t>
+      </w:r>
+      <w:r>
+        <w:rPr>
+          <w:highlight w:val="yellow"/>
+        </w:rPr>
+        <w:t xml:space="preserve"> </w:t>
+      </w:r>
+      <w:r>
+        <w:rPr>
+          <w:highlight w:val="yellow"/>
+        </w:rPr>
+        <w:t>[1] 0.005584785</w:t>
+      </w:r>
+    </w:p>
+    <w:p>
+      <w:pPr>
+        <w:pStyle w:val="ListParagraph"/>
+        <w:numPr>
+          <w:ilvl w:val="0"/>
+          <w:numId w:val="35"/>
+        </w:numPr>
+        <w:rPr>
+          <w:highlight w:val="yellow"/>
+        </w:rPr>
+      </w:pPr>
+      <w:r>
+        <w:rPr>
+          <w:highlight w:val="yellow"/>
+        </w:rPr>
+        <w:t>$rate.male.benign.late.se</w:t>
+      </w:r>
+      <w:r>
+        <w:rPr>
+          <w:highlight w:val="yellow"/>
+        </w:rPr>
+        <w:t xml:space="preserve"> </w:t>
+      </w:r>
+      <w:r>
+        <w:rPr>
+          <w:highlight w:val="yellow"/>
+        </w:rPr>
+        <w:t>[1] 0.0005215733</w:t>
+      </w:r>
+    </w:p>
+    <w:p>
+      <w:pPr>
+        <w:pStyle w:val="ListParagraph"/>
+        <w:numPr>
+          <w:ilvl w:val="0"/>
+          <w:numId w:val="35"/>
+        </w:numPr>
+        <w:rPr>
+          <w:highlight w:val="yellow"/>
+        </w:rPr>
+      </w:pPr>
+      <w:r>
+        <w:rPr>
+          <w:highlight w:val="yellow"/>
+        </w:rPr>
+        <w:t>$rate.female.benign.late.est</w:t>
+      </w:r>
+      <w:r>
+        <w:rPr>
+          <w:highlight w:val="yellow"/>
+        </w:rPr>
+        <w:t xml:space="preserve"> </w:t>
+      </w:r>
+      <w:r>
+        <w:rPr>
+          <w:highlight w:val="yellow"/>
+        </w:rPr>
+        <w:t>[1] 0.007508426</w:t>
+      </w:r>
+    </w:p>
+    <w:p>
+      <w:pPr>
+        <w:pStyle w:val="ListParagraph"/>
+        <w:numPr>
+          <w:ilvl w:val="0"/>
+          <w:numId w:val="35"/>
+        </w:numPr>
+        <w:rPr>
+          <w:highlight w:val="yellow"/>
+        </w:rPr>
+      </w:pPr>
+      <w:r>
+        <w:rPr>
+          <w:highlight w:val="yellow"/>
+        </w:rPr>
+        <w:t>$rate.female.benign.late.se</w:t>
+      </w:r>
+      <w:r>
+        <w:rPr>
+          <w:highlight w:val="yellow"/>
+        </w:rPr>
+        <w:t xml:space="preserve"> </w:t>
+      </w:r>
+      <w:r>
+        <w:rPr>
+          <w:highlight w:val="yellow"/>
+        </w:rPr>
+        <w:t>[1] 0.0009419101</w:t>
+      </w:r>
+    </w:p>
+    <w:p>
+      <w:pPr>
+        <w:rPr>
+          <w:highlight w:val="yellow"/>
+        </w:rPr>
+      </w:pPr>
+      <w:r>
+        <w:rPr>
+          <w:highlight w:val="yellow"/>
+        </w:rPr>
+        <w:t>Next, we estimated the total cardiovascular syphilis progression rate using the reported proportion of individuals aged 15 and older who developed any cardiovascular involvement over the follow-up period from the Oslo cohort. Assuming all events accrued over 35 years of follow-up — consistent with the mean time to cardiovascular diagnosis reported in Figure 10 — we estimated the hazard directly as λ = −log(1 − p) / 35, applied separately for men (p = 0.149) and women (p = 0.080). This approach does not distinguish between uncomplicated aortitis and complicated cardiovascular disease, and assumes a uniform 35-year observation window across all cardiovascular sub-outcomes, which is a simplification given that different manifestations are known to develop at different rates and durations. Uncertainty in λ_cardio was quantified using the delta method. Given that λ = −log(1 − p) / t̄ is a function of the observed proportion p, and treating p as a binomial proportion with denominator n (n = 303 men, n = 584 women), the standard error of p is SE_p = √(p(1 − p) / n). Applying the delta method, the derivative of λ with respect to p is dλ/dp = 1 / ((1 − p) × t̄), yielding:SE_λ = SE_p × |dλ/dp| = √(p(1 − p) / n) / ((1 − p) × t̄)</w:t>
+      </w:r>
+    </w:p>
+    <w:p>
+      <w:pPr>
+        <w:pStyle w:val="ListParagraph"/>
+        <w:numPr>
+          <w:ilvl w:val="0"/>
+          <w:numId w:val="36"/>
+        </w:numPr>
+        <w:rPr>
+          <w:highlight w:val="yellow"/>
+        </w:rPr>
+      </w:pPr>
+      <w:r>
+        <w:rPr>
+          <w:highlight w:val="yellow"/>
+        </w:rPr>
+        <w:t>$rate.male.cardiovascular.15older.est</w:t>
+      </w:r>
+      <w:r>
+        <w:rPr>
+          <w:highlight w:val="yellow"/>
+        </w:rPr>
+        <w:t xml:space="preserve"> </w:t>
+      </w:r>
+      <w:r>
+        <w:rPr>
+          <w:highlight w:val="yellow"/>
+        </w:rPr>
+        <w:t>[1] 0.004609804</w:t>
+      </w:r>
+    </w:p>
+    <w:p>
+      <w:pPr>
+        <w:pStyle w:val="ListParagraph"/>
+        <w:numPr>
+          <w:ilvl w:val="0"/>
+          <w:numId w:val="36"/>
+        </w:numPr>
+        <w:rPr>
+          <w:highlight w:val="yellow"/>
+        </w:rPr>
+      </w:pPr>
+      <w:r>
+        <w:rPr>
+          <w:highlight w:val="yellow"/>
+        </w:rPr>
+        <w:t>$rate.female.cardiovascular.15older.est</w:t>
+      </w:r>
+      <w:r>
+        <w:rPr>
+          <w:highlight w:val="yellow"/>
+        </w:rPr>
+        <w:t xml:space="preserve"> </w:t>
+      </w:r>
+      <w:r>
+        <w:rPr>
+          <w:highlight w:val="yellow"/>
+        </w:rPr>
+        <w:t>[1] 0.002382332</w:t>
+      </w:r>
+    </w:p>
+    <w:p>
+      <w:pPr>
+        <w:pStyle w:val="ListParagraph"/>
+        <w:numPr>
+          <w:ilvl w:val="0"/>
+          <w:numId w:val="36"/>
+        </w:numPr>
+        <w:rPr>
+          <w:highlight w:val="yellow"/>
+        </w:rPr>
+      </w:pPr>
+      <w:r>
+        <w:rPr>
+          <w:highlight w:val="yellow"/>
+        </w:rPr>
+        <w:t>$rate.male.cardiovascular.15older.se</w:t>
+      </w:r>
+      <w:r>
+        <w:rPr>
+          <w:highlight w:val="yellow"/>
+        </w:rPr>
+        <w:t xml:space="preserve"> </w:t>
+      </w:r>
+      <w:r>
+        <w:rPr>
+          <w:highlight w:val="yellow"/>
+        </w:rPr>
+        <w:t>[1] 0.0006868138</w:t>
+      </w:r>
+    </w:p>
+    <w:p>
+      <w:pPr>
+        <w:pStyle w:val="ListParagraph"/>
+        <w:numPr>
+          <w:ilvl w:val="0"/>
+          <w:numId w:val="36"/>
+        </w:numPr>
+        <w:rPr>
+          <w:highlight w:val="yellow"/>
+        </w:rPr>
+      </w:pPr>
+      <w:r>
+        <w:rPr>
+          <w:highlight w:val="yellow"/>
+        </w:rPr>
+        <w:t>$rate.female.cardiovascular.15older.se</w:t>
+      </w:r>
+      <w:r>
+        <w:rPr>
+          <w:highlight w:val="yellow"/>
+        </w:rPr>
+        <w:t xml:space="preserve"> </w:t>
+      </w:r>
+      <w:r>
+        <w:rPr>
+          <w:highlight w:val="yellow"/>
+        </w:rPr>
+        <w:t>[1] 0.0003486395</w:t>
+      </w:r>
+    </w:p>
+    <w:p>
+      <w:pPr>
+        <w:rPr>
+          <w:highlight w:val="yellow"/>
+          <w:shd w:val="clear" w:color="auto" w:fill="FFFFFF"/>
+        </w:rPr>
+      </w:pPr>
+      <w:r>
+        <w:rPr>
+          <w:highlight w:val="yellow"/>
+          <w:shd w:val="clear" w:color="auto" w:fill="FFFFFF"/>
+        </w:rPr>
+        <w:t>Finally, the total tertiary syphilis progression rate was estimated separately for men and women by summing the late benign and cardiovascular hazard estimates. Uncertainty was propagated formally under the assumption that the two components are independent, such that the combined standard error is SE_total = √(SE²_benign + SE²_cardio). Independence of the two progression pathways is a reasonable approximation given that late benign and cardiovascular syphilis represent distinct pathophysiological manifestations with no established causal dependency in their rates of development. A 95% CI was constructed using the normal approximation as λ ± 1.96 × SE_total.</w:t>
+      </w:r>
+    </w:p>
+    <w:p>
+      <w:pPr>
+        <w:spacing w:before="0" w:after="0"/>
+        <w:rPr>
+          <w:b/>
+          <w:bCs/>
+          <w:color w:val="00B050"/>
+          <w:highlight w:val="yellow"/>
+        </w:rPr>
+      </w:pPr>
+      <w:r>
+        <w:rPr>
+          <w:b/>
+          <w:bCs/>
+          <w:color w:val="00B050"/>
+          <w:highlight w:val="yellow"/>
+        </w:rPr>
+        <w:t>$rate.male.tertiary.late.range</w:t>
+      </w:r>
+      <w:r>
+        <w:rPr>
+          <w:b/>
+          <w:bCs/>
+          <w:color w:val="00B050"/>
+          <w:highlight w:val="yellow"/>
+        </w:rPr>
+        <w:t xml:space="preserve"> </w:t>
+      </w:r>
+      <w:r>
+        <w:rPr>
+          <w:b/>
+          <w:bCs/>
+          <w:color w:val="00B050"/>
+          <w:highlight w:val="yellow"/>
+        </w:rPr>
+        <w:t>[1] 0.010194590 0.008504265 0.011884914</w:t>
+      </w:r>
+    </w:p>
     <w:p>
       <w:pPr>
         <w:spacing w:before="0" w:after="0"/>
@@ -15362,17 +11702,54 @@
           <w:color w:val="000000" w:themeColor="text1"/>
           <w:sz w:val="22"/>
           <w:szCs w:val="40"/>
-        </w:rPr>
-      </w:pPr>
-      <w:r>
+          <w:highlight w:val="yellow"/>
+        </w:rPr>
+      </w:pPr>
+      <w:r>
+        <w:rPr>
+          <w:b/>
+          <w:bCs/>
+          <w:color w:val="00B050"/>
+          <w:highlight w:val="yellow"/>
+        </w:rPr>
+        <w:t>$rate.female.tertiary.late.range</w:t>
+      </w:r>
+      <w:r>
+        <w:rPr>
+          <w:b/>
+          <w:bCs/>
+          <w:color w:val="00B050"/>
+          <w:highlight w:val="yellow"/>
+        </w:rPr>
+        <w:t xml:space="preserve"> </w:t>
+      </w:r>
+      <w:r>
+        <w:rPr>
+          <w:b/>
+          <w:bCs/>
+          <w:color w:val="00B050"/>
+          <w:highlight w:val="yellow"/>
+        </w:rPr>
+        <w:t>[1] 0.009890758 0.007922207 0.011859308</w:t>
+      </w:r>
+      <w:r>
+        <w:rPr>
+          <w:highlight w:val="yellow"/>
+        </w:rPr>
         <w:br w:type="page"/>
       </w:r>
     </w:p>
     <w:p>
       <w:pPr>
         <w:pStyle w:val="Heading1"/>
-      </w:pPr>
-      <w:r>
+        <w:rPr>
+          <w:highlight w:val="yellow"/>
+        </w:rPr>
+      </w:pPr>
+      <w:r>
+        <w:rPr>
+          <w:highlight w:val="yellow"/>
+        </w:rPr>
         <w:lastRenderedPageBreak/>
         <w:t>Infectiousness</w:t>
       </w:r>
@@ -15382,12 +11759,14 @@
         <w:rPr>
           <w:rFonts w:cstheme="minorBidi"/>
           <w:szCs w:val="20"/>
-        </w:rPr>
-      </w:pPr>
-      <w:r>
-        <w:rPr>
-          <w:rFonts w:cstheme="minorBidi"/>
-          <w:szCs w:val="20"/>
+          <w:highlight w:val="yellow"/>
+        </w:rPr>
+      </w:pPr>
+      <w:r>
+        <w:rPr>
+          <w:rFonts w:cstheme="minorBidi"/>
+          <w:szCs w:val="20"/>
+          <w:highlight w:val="yellow"/>
         </w:rPr>
         <w:t>Some studies suggest that the infectiousness of syphilis varies across its stages, influenced by clinical manifestations and the presence of lesions that facilitate transmission. During primary syphilis, infectiousness is high due to chancres, which are filled with </w:t>
       </w:r>
@@ -15397,6 +11776,7 @@
           <w:i/>
           <w:iCs/>
           <w:szCs w:val="20"/>
+          <w:highlight w:val="yellow"/>
         </w:rPr>
         <w:t>Treponema pallidum</w:t>
       </w:r>
@@ -15404,6 +11784,7 @@
         <w:rPr>
           <w:rFonts w:cstheme="minorBidi"/>
           <w:szCs w:val="20"/>
+          <w:highlight w:val="yellow"/>
         </w:rPr>
         <w:t>. The risk remains elevated in secondary syphilis, characterized by mucocutaneous rashes and condylomata lata, both rich in bacteria and highly transmissible. However, despite these suggestions in the literature, we could not find a study directly linking a relative increase in infectiousness across stages.</w:t>
       </w:r>
@@ -15413,12 +11794,14 @@
         <w:rPr>
           <w:rFonts w:cstheme="minorBidi"/>
           <w:szCs w:val="20"/>
-        </w:rPr>
-      </w:pPr>
-      <w:r>
-        <w:rPr>
-          <w:rFonts w:cstheme="minorBidi"/>
-          <w:szCs w:val="20"/>
+          <w:highlight w:val="yellow"/>
+        </w:rPr>
+      </w:pPr>
+      <w:r>
+        <w:rPr>
+          <w:rFonts w:cstheme="minorBidi"/>
+          <w:szCs w:val="20"/>
+          <w:highlight w:val="yellow"/>
         </w:rPr>
         <w:t xml:space="preserve">A study by Alexander &amp; Schoch (1949), which treated individuals known to have been in contact with patients infected with syphilis, included those with recent exposure to primary or secondary syphilis. Of the 51 individuals exposed to primary syphilis, 62.7% became infected, while 61.8% of the 110 exposed to secondary syphilis were infected. This suggests that transmissibility from primary syphilis is similar to that of secondary syphilis </w:t>
       </w:r>
@@ -15426,6 +11809,7 @@
         <w:rPr>
           <w:rFonts w:cs="Calibri"/>
           <w:szCs w:val="20"/>
+          <w:highlight w:val="yellow"/>
         </w:rPr>
         <w:fldChar w:fldCharType="begin"/>
       </w:r>
@@ -15433,6 +11817,7 @@
         <w:rPr>
           <w:rFonts w:cs="Calibri"/>
           <w:szCs w:val="20"/>
+          <w:highlight w:val="yellow"/>
         </w:rPr>
         <w:instrText xml:space="preserve"> ADDIN EN.CITE &lt;EndNote&gt;&lt;Cite&gt;&lt;Author&gt;Alexander&lt;/Author&gt;&lt;Year&gt;1949&lt;/Year&gt;&lt;RecNum&gt;2487&lt;/RecNum&gt;&lt;DisplayText&gt;&lt;style face="superscript"&gt;[13]&lt;/style&gt;&lt;/DisplayText&gt;&lt;record&gt;&lt;rec-number&gt;2487&lt;/rec-number&gt;&lt;foreign-keys&gt;&lt;key app="EN" db-id="xrzs0t9aq90fz3epr5zx0p99vxx0ftpxw0s0" timestamp="1778531040"&gt;2487&lt;/key&gt;&lt;/foreign-keys&gt;&lt;ref-type name="Journal Article"&gt;17&lt;/ref-type&gt;&lt;contributors&gt;&lt;authors&gt;&lt;author&gt;Alexander, Lee J&lt;/author&gt;&lt;author&gt;SCHOCH, ARTHUR G&lt;/author&gt;&lt;/authors&gt;&lt;/contributors&gt;&lt;titles&gt;&lt;title&gt;Prevention of syphilis: Penicillin calcium in oil and white wax, usp, bismuth ethylcamphorate and oxophenarsine hydrochloride in treatment, during incubation stage, of persons exposed to syphilis&lt;/title&gt;&lt;secondary-title&gt;Archives of dermatology and syphilology&lt;/secondary-title&gt;&lt;/titles&gt;&lt;periodical&gt;&lt;full-title&gt;Archives of dermatology and syphilology&lt;/full-title&gt;&lt;/periodical&gt;&lt;pages&gt;1-10&lt;/pages&gt;&lt;volume&gt;59&lt;/volume&gt;&lt;number&gt;1&lt;/number&gt;&lt;dates&gt;&lt;year&gt;1949&lt;/year&gt;&lt;/dates&gt;&lt;isbn&gt;0096-6029&lt;/isbn&gt;&lt;urls&gt;&lt;/urls&gt;&lt;/record&gt;&lt;/Cite&gt;&lt;/EndNote&gt;</w:instrText>
       </w:r>
@@ -15440,6 +11825,7 @@
         <w:rPr>
           <w:rFonts w:cs="Calibri"/>
           <w:szCs w:val="20"/>
+          <w:highlight w:val="yellow"/>
         </w:rPr>
         <w:fldChar w:fldCharType="separate"/>
       </w:r>
@@ -15448,6 +11834,7 @@
           <w:rFonts w:cs="Calibri"/>
           <w:noProof/>
           <w:szCs w:val="20"/>
+          <w:highlight w:val="yellow"/>
           <w:vertAlign w:val="superscript"/>
         </w:rPr>
         <w:t>[13]</w:t>
@@ -15456,6 +11843,7 @@
         <w:rPr>
           <w:rFonts w:cs="Calibri"/>
           <w:szCs w:val="20"/>
+          <w:highlight w:val="yellow"/>
         </w:rPr>
         <w:fldChar w:fldCharType="end"/>
       </w:r>
@@ -15463,6 +11851,7 @@
         <w:rPr>
           <w:rFonts w:cs="Calibri"/>
           <w:szCs w:val="20"/>
+          <w:highlight w:val="yellow"/>
         </w:rPr>
         <w:t>.</w:t>
       </w:r>
@@ -15470,6 +11859,7 @@
         <w:rPr>
           <w:rFonts w:cs="Calibri"/>
           <w:szCs w:val="20"/>
+          <w:highlight w:val="yellow"/>
         </w:rPr>
         <w:t xml:space="preserve"> </w:t>
       </w:r>
@@ -15477,6 +11867,7 @@
         <w:rPr>
           <w:rFonts w:cstheme="minorBidi"/>
           <w:szCs w:val="20"/>
+          <w:highlight w:val="yellow"/>
         </w:rPr>
         <w:t>In the absence of definitive estimates, we assume similar transmissibility for primary and secondary syphilis.</w:t>
       </w:r>
@@ -15487,21 +11878,90 @@
         <w:rPr>
           <w:rFonts w:cs="Calibri"/>
           <w:szCs w:val="20"/>
+          <w:highlight w:val="yellow"/>
         </w:rPr>
       </w:pPr>
       <w:r>
         <w:rPr>
           <w:rFonts w:cs="Calibri"/>
           <w:szCs w:val="20"/>
-        </w:rPr>
-        <w:t>Early latent syphilis retains moderate infectious potential due to occasional relapses of secondary symptoms. In contrast, late latent syphilis and tertiary syphilis are considered non-infectious, as they lack active lesions. However, congenital syphilis transmission depends largely on the maternal stage of infection, with the highest risk occurring during early syphilis (within 12 months of infection), when bacterial loads are at their peak</w:t>
+          <w:highlight w:val="yellow"/>
+        </w:rPr>
+        <w:t>We modeled early latent syphilis infectiousness through two distinct mechanisms. First, we explicitly incorporated a probability of relapse from early latent to secondary syphilis, during which individuals are assumed to have full transmissibility equivalent to primary and secondary infection. Second, among the remaining group who do not relapse, we assigned a residual relative infectiousness of 25%, reflecting the potential for transmission in the absence of overt lesions, consistent with evidence of detectable T. pallidum in oral and mucosal specimens during early latent infection. The effective population-weighted infectiousness of the early latent compartment relative to primary and secondary syphilis is therefore (0.25 × 1.0) + (0.75 × 0.25) = 0.4375, or approximately 43%. This estimate aligns with the 50% relative infectiousness assumed by other modeling studies</w:t>
       </w:r>
       <w:r>
         <w:rPr>
           <w:rFonts w:cs="Calibri"/>
           <w:szCs w:val="20"/>
-        </w:rPr>
-        <w:t xml:space="preserve"> (see below)</w:t>
+          <w:highlight w:val="yellow"/>
+        </w:rPr>
+        <w:fldChar w:fldCharType="begin"/>
+      </w:r>
+      <w:r>
+        <w:rPr>
+          <w:rFonts w:cs="Calibri"/>
+          <w:szCs w:val="20"/>
+          <w:highlight w:val="yellow"/>
+        </w:rPr>
+        <w:instrText xml:space="preserve"> ADDIN EN.CITE &lt;EndNote&gt;&lt;Cite&gt;&lt;Author&gt;Gray&lt;/Author&gt;&lt;Year&gt;2010&lt;/Year&gt;&lt;RecNum&gt;629&lt;/RecNum&gt;&lt;DisplayText&gt;(14)&lt;/DisplayText&gt;&lt;record&gt;&lt;rec-number&gt;629&lt;/rec-number&gt;&lt;foreign-keys&gt;&lt;key app="EN" db-id="xrzs0t9aq90fz3epr5zx0p99vxx0ftpxw0s0" timestamp="1695387938"&gt;629&lt;/key&gt;&lt;/foreign-keys&gt;&lt;ref-type name="Journal Article"&gt;17&lt;/ref-type&gt;&lt;contributors&gt;&lt;authors&gt;&lt;author&gt;Gray, Richard T&lt;/author&gt;&lt;author&gt;Hoare, Alexander&lt;/author&gt;&lt;author&gt;Prestage, Garrett P&lt;/author&gt;&lt;author&gt;Donovan, Basil&lt;/author&gt;&lt;author&gt;Kaldor, John M&lt;/author&gt;&lt;author&gt;Wilson, David P&lt;/author&gt;&lt;/authors&gt;&lt;/contributors&gt;&lt;titles&gt;&lt;title&gt;Frequent testing of highly sexually active gay men is required to control syphilis&lt;/title&gt;&lt;secondary-title&gt;Sexually transmitted diseases&lt;/secondary-title&gt;&lt;/titles&gt;&lt;periodical&gt;&lt;full-title&gt;Sexually transmitted diseases&lt;/full-title&gt;&lt;/periodical&gt;&lt;pages&gt;298-305&lt;/pages&gt;&lt;dates&gt;&lt;year&gt;2010&lt;/year&gt;&lt;/dates&gt;&lt;isbn&gt;0148-5717&lt;/isbn&gt;&lt;urls&gt;&lt;/urls&gt;&lt;/record&gt;&lt;/Cite&gt;&lt;/EndNote&gt;</w:instrText>
+      </w:r>
+      <w:r>
+        <w:rPr>
+          <w:rFonts w:cs="Calibri"/>
+          <w:szCs w:val="20"/>
+          <w:highlight w:val="yellow"/>
+        </w:rPr>
+        <w:fldChar w:fldCharType="separate"/>
+      </w:r>
+      <w:r>
+        <w:rPr>
+          <w:rFonts w:cs="Calibri"/>
+          <w:noProof/>
+          <w:szCs w:val="20"/>
+          <w:highlight w:val="yellow"/>
+        </w:rPr>
+        <w:t>(14)</w:t>
+      </w:r>
+      <w:r>
+        <w:rPr>
+          <w:rFonts w:cs="Calibri"/>
+          <w:szCs w:val="20"/>
+          <w:highlight w:val="yellow"/>
+        </w:rPr>
+        <w:fldChar w:fldCharType="end"/>
+      </w:r>
+      <w:r>
+        <w:rPr>
+          <w:rFonts w:cs="Calibri"/>
+          <w:szCs w:val="20"/>
+          <w:highlight w:val="yellow"/>
+        </w:rPr>
+        <w:t xml:space="preserve">. </w:t>
+      </w:r>
+    </w:p>
+    <w:p>
+      <w:pPr>
+        <w:jc w:val="both"/>
+        <w:rPr>
+          <w:rFonts w:cs="Calibri"/>
+          <w:szCs w:val="20"/>
+        </w:rPr>
+      </w:pPr>
+      <w:r>
+        <w:rPr>
+          <w:rFonts w:cs="Calibri"/>
+          <w:szCs w:val="20"/>
+          <w:highlight w:val="yellow"/>
+        </w:rPr>
+        <w:t xml:space="preserve">Finaly, late latent syphilis, neurosyphilis and tertiary syphilis are considered non-infectious, as they lack active lesions. </w:t>
+      </w:r>
+      <w:r>
+        <w:rPr>
+          <w:rFonts w:cs="Calibri"/>
+          <w:szCs w:val="20"/>
+          <w:highlight w:val="yellow"/>
+        </w:rPr>
+        <w:t>)</w:t>
       </w:r>
     </w:p>
     <w:p>
@@ -15717,7 +12177,7 @@
         <w:fldChar w:fldCharType="begin"/>
       </w:r>
       <w:r>
-        <w:instrText xml:space="preserve"> ADDIN EN.CITE &lt;EndNote&gt;&lt;Cite&gt;&lt;Author&gt;Sheffield&lt;/Author&gt;&lt;Year&gt;2002&lt;/Year&gt;&lt;RecNum&gt;1254&lt;/RecNum&gt;&lt;DisplayText&gt;&lt;style face="superscript"&gt;[31]&lt;/style&gt;&lt;/DisplayText&gt;&lt;record&gt;&lt;rec-number&gt;1254&lt;/rec-number&gt;&lt;foreign-keys&gt;&lt;key app="EN" db-id="xrzs0t9aq90fz3epr5zx0p99vxx0ftpxw0s0" timestamp="1740682810"&gt;1254&lt;/key&gt;&lt;/foreign-keys&gt;&lt;ref-type name="Journal Article"&gt;17&lt;/ref-type&gt;&lt;contributors&gt;&lt;authors&gt;&lt;author&gt;Sheffield, Jeanne S&lt;/author&gt;&lt;author&gt;Sanchez, Pablo J&lt;/author&gt;&lt;author&gt;Morris, George&lt;/author&gt;&lt;author&gt;Maberry, Mark&lt;/author&gt;&lt;author&gt;Zeray, Fiker&lt;/author&gt;&lt;author&gt;McIntire, Donald D&lt;/author&gt;&lt;author&gt;Wendel Jr, George D&lt;/author&gt;&lt;/authors&gt;&lt;/contributors&gt;&lt;titles&gt;&lt;title&gt;Congenital syphilis after maternal treatment for syphilis during pregnancy&lt;/title&gt;&lt;secondary-title&gt;American journal of obstetrics and gynecology&lt;/secondary-title&gt;&lt;/titles&gt;&lt;periodical&gt;&lt;full-title&gt;American journal of obstetrics and gynecology&lt;/full-title&gt;&lt;/periodical&gt;&lt;pages&gt;569-573&lt;/pages&gt;&lt;volume&gt;186&lt;/volume&gt;&lt;number&gt;3&lt;/number&gt;&lt;dates&gt;&lt;year&gt;2002&lt;/year&gt;&lt;/dates&gt;&lt;isbn&gt;0002-9378&lt;/isbn&gt;&lt;urls&gt;&lt;/urls&gt;&lt;/record&gt;&lt;/Cite&gt;&lt;/EndNote&gt;</w:instrText>
+        <w:instrText xml:space="preserve"> ADDIN EN.CITE &lt;EndNote&gt;&lt;Cite&gt;&lt;Author&gt;Sheffield&lt;/Author&gt;&lt;Year&gt;2002&lt;/Year&gt;&lt;RecNum&gt;1254&lt;/RecNum&gt;&lt;DisplayText&gt;&lt;style face="superscript"&gt;[32]&lt;/style&gt;&lt;/DisplayText&gt;&lt;record&gt;&lt;rec-number&gt;1254&lt;/rec-number&gt;&lt;foreign-keys&gt;&lt;key app="EN" db-id="xrzs0t9aq90fz3epr5zx0p99vxx0ftpxw0s0" timestamp="1740682810"&gt;1254&lt;/key&gt;&lt;/foreign-keys&gt;&lt;ref-type name="Journal Article"&gt;17&lt;/ref-type&gt;&lt;contributors&gt;&lt;authors&gt;&lt;author&gt;Sheffield, Jeanne S&lt;/author&gt;&lt;author&gt;Sanchez, Pablo J&lt;/author&gt;&lt;author&gt;Morris, George&lt;/author&gt;&lt;author&gt;Maberry, Mark&lt;/author&gt;&lt;author&gt;Zeray, Fiker&lt;/author&gt;&lt;author&gt;McIntire, Donald D&lt;/author&gt;&lt;author&gt;Wendel Jr, George D&lt;/author&gt;&lt;/authors&gt;&lt;/contributors&gt;&lt;titles&gt;&lt;title&gt;Congenital syphilis after maternal treatment for syphilis during pregnancy&lt;/title&gt;&lt;secondary-title&gt;American journal of obstetrics and gynecology&lt;/secondary-title&gt;&lt;/titles&gt;&lt;periodical&gt;&lt;full-title&gt;American journal of obstetrics and gynecology&lt;/full-title&gt;&lt;/periodical&gt;&lt;pages&gt;569-573&lt;/pages&gt;&lt;volume&gt;186&lt;/volume&gt;&lt;number&gt;3&lt;/number&gt;&lt;dates&gt;&lt;year&gt;2002&lt;/year&gt;&lt;/dates&gt;&lt;isbn&gt;0002-9378&lt;/isbn&gt;&lt;urls&gt;&lt;/urls&gt;&lt;/record&gt;&lt;/Cite&gt;&lt;/EndNote&gt;</w:instrText>
       </w:r>
       <w:r>
         <w:fldChar w:fldCharType="separate"/>
@@ -15727,7 +12187,7 @@
           <w:noProof/>
           <w:vertAlign w:val="superscript"/>
         </w:rPr>
-        <w:t>[31]</w:t>
+        <w:t>[32]</w:t>
       </w:r>
       <w:r>
         <w:fldChar w:fldCharType="end"/>
@@ -16713,7 +13173,7 @@
         <w:fldChar w:fldCharType="begin"/>
       </w:r>
       <w:r>
-        <w:instrText xml:space="preserve"> ADDIN EN.CITE &lt;EndNote&gt;&lt;Cite&gt;&lt;Author&gt;Hawkes&lt;/Author&gt;&lt;Year&gt;2013&lt;/Year&gt;&lt;RecNum&gt;1260&lt;/RecNum&gt;&lt;DisplayText&gt;&lt;style face="superscript"&gt;[32]&lt;/style&gt;&lt;/DisplayText&gt;&lt;record&gt;&lt;rec-number&gt;1260&lt;/rec-number&gt;&lt;foreign-keys&gt;&lt;key app="EN" db-id="xrzs0t9aq90fz3epr5zx0p99vxx0ftpxw0s0" timestamp="1740688240"&gt;1260&lt;/key&gt;&lt;/foreign-keys&gt;&lt;ref-type name="Journal Article"&gt;17&lt;/ref-type&gt;&lt;contributors&gt;&lt;authors&gt;&lt;author&gt;Hawkes, Sarah J&lt;/author&gt;&lt;author&gt;Gomez, Gabriela B&lt;/author&gt;&lt;author&gt;Broutet, Nathalie&lt;/author&gt;&lt;/authors&gt;&lt;/contributors&gt;&lt;titles&gt;&lt;title&gt;Early antenatal care: does it make a difference to outcomes of pregnancy associated with syphilis? A systematic review and meta-analysis&lt;/title&gt;&lt;secondary-title&gt;PloS one&lt;/secondary-title&gt;&lt;/titles&gt;&lt;periodical&gt;&lt;full-title&gt;PLoS One&lt;/full-title&gt;&lt;/periodical&gt;&lt;pages&gt;e56713&lt;/pages&gt;&lt;volume&gt;8&lt;/volume&gt;&lt;number&gt;2&lt;/number&gt;&lt;dates&gt;&lt;year&gt;2013&lt;/year&gt;&lt;/dates&gt;&lt;isbn&gt;1932-6203&lt;/isbn&gt;&lt;urls&gt;&lt;/urls&gt;&lt;/record&gt;&lt;/Cite&gt;&lt;/EndNote&gt;</w:instrText>
+        <w:instrText xml:space="preserve"> ADDIN EN.CITE &lt;EndNote&gt;&lt;Cite&gt;&lt;Author&gt;Hawkes&lt;/Author&gt;&lt;Year&gt;2013&lt;/Year&gt;&lt;RecNum&gt;1260&lt;/RecNum&gt;&lt;DisplayText&gt;&lt;style face="superscript"&gt;[33]&lt;/style&gt;&lt;/DisplayText&gt;&lt;record&gt;&lt;rec-number&gt;1260&lt;/rec-number&gt;&lt;foreign-keys&gt;&lt;key app="EN" db-id="xrzs0t9aq90fz3epr5zx0p99vxx0ftpxw0s0" timestamp="1740688240"&gt;1260&lt;/key&gt;&lt;/foreign-keys&gt;&lt;ref-type name="Journal Article"&gt;17&lt;/ref-type&gt;&lt;contributors&gt;&lt;authors&gt;&lt;author&gt;Hawkes, Sarah J&lt;/author&gt;&lt;author&gt;Gomez, Gabriela B&lt;/author&gt;&lt;author&gt;Broutet, Nathalie&lt;/author&gt;&lt;/authors&gt;&lt;/contributors&gt;&lt;titles&gt;&lt;title&gt;Early antenatal care: does it make a difference to outcomes of pregnancy associated with syphilis? A systematic review and meta-analysis&lt;/title&gt;&lt;secondary-title&gt;PloS one&lt;/secondary-title&gt;&lt;/titles&gt;&lt;periodical&gt;&lt;full-title&gt;PLoS One&lt;/full-title&gt;&lt;/periodical&gt;&lt;pages&gt;e56713&lt;/pages&gt;&lt;volume&gt;8&lt;/volume&gt;&lt;number&gt;2&lt;/number&gt;&lt;dates&gt;&lt;year&gt;2013&lt;/year&gt;&lt;/dates&gt;&lt;isbn&gt;1932-6203&lt;/isbn&gt;&lt;urls&gt;&lt;/urls&gt;&lt;/record&gt;&lt;/Cite&gt;&lt;/EndNote&gt;</w:instrText>
       </w:r>
       <w:r>
         <w:fldChar w:fldCharType="separate"/>
@@ -16723,7 +13183,7 @@
           <w:noProof/>
           <w:vertAlign w:val="superscript"/>
         </w:rPr>
-        <w:t>[32]</w:t>
+        <w:t>[33]</w:t>
       </w:r>
       <w:r>
         <w:fldChar w:fldCharType="end"/>
@@ -16786,7 +13246,7 @@
         <w:fldChar w:fldCharType="begin"/>
       </w:r>
       <w:r>
-        <w:instrText xml:space="preserve"> ADDIN EN.CITE &lt;EndNote&gt;&lt;Cite&gt;&lt;Author&gt;Tannis&lt;/Author&gt;&lt;Year&gt;2022&lt;/Year&gt;&lt;RecNum&gt;1278&lt;/RecNum&gt;&lt;DisplayText&gt;&lt;style face="superscript"&gt;[33]&lt;/style&gt;&lt;/DisplayText&gt;&lt;record&gt;&lt;rec-number&gt;1278&lt;/rec-number&gt;&lt;foreign-keys&gt;&lt;key app="EN" db-id="xrzs0t9aq90fz3epr5zx0p99vxx0ftpxw0s0" timestamp="1741380432"&gt;1278&lt;/key&gt;&lt;/foreign-keys&gt;&lt;ref-type name="Journal Article"&gt;17&lt;/ref-type&gt;&lt;contributors&gt;&lt;authors&gt;&lt;author&gt;Tannis, Ayzsa&lt;/author&gt;&lt;author&gt;Miele, Kathryn&lt;/author&gt;&lt;author&gt;Carlson, Jeffrey M&lt;/author&gt;&lt;author&gt;O&amp;apos;Callaghan, Kevin P&lt;/author&gt;&lt;author&gt;Woodworth, Kate R&lt;/author&gt;&lt;author&gt;Anderson, Breanne&lt;/author&gt;&lt;author&gt;Praag, Aisha&lt;/author&gt;&lt;author&gt;Pulliam, Kourtney&lt;/author&gt;&lt;author&gt;Coppola, Nicole&lt;/author&gt;&lt;author&gt;Mbotha, Deborah&lt;/author&gt;&lt;/authors&gt;&lt;/contributors&gt;&lt;titles&gt;&lt;title&gt;Syphilis treatment among people who are pregnant in six US states, 2018–2021&lt;/title&gt;&lt;secondary-title&gt;Obstetrics &amp;amp; Gynecology&lt;/secondary-title&gt;&lt;/titles&gt;&lt;periodical&gt;&lt;full-title&gt;Obstetrics &amp;amp; Gynecology&lt;/full-title&gt;&lt;/periodical&gt;&lt;pages&gt;10.1097&lt;/pages&gt;&lt;dates&gt;&lt;year&gt;2022&lt;/year&gt;&lt;/dates&gt;&lt;isbn&gt;0029-7844&lt;/isbn&gt;&lt;urls&gt;&lt;/urls&gt;&lt;/record&gt;&lt;/Cite&gt;&lt;/EndNote&gt;</w:instrText>
+        <w:instrText xml:space="preserve"> ADDIN EN.CITE &lt;EndNote&gt;&lt;Cite&gt;&lt;Author&gt;Tannis&lt;/Author&gt;&lt;Year&gt;2022&lt;/Year&gt;&lt;RecNum&gt;1278&lt;/RecNum&gt;&lt;DisplayText&gt;&lt;style face="superscript"&gt;[34]&lt;/style&gt;&lt;/DisplayText&gt;&lt;record&gt;&lt;rec-number&gt;1278&lt;/rec-number&gt;&lt;foreign-keys&gt;&lt;key app="EN" db-id="xrzs0t9aq90fz3epr5zx0p99vxx0ftpxw0s0" timestamp="1741380432"&gt;1278&lt;/key&gt;&lt;/foreign-keys&gt;&lt;ref-type name="Journal Article"&gt;17&lt;/ref-type&gt;&lt;contributors&gt;&lt;authors&gt;&lt;author&gt;Tannis, Ayzsa&lt;/author&gt;&lt;author&gt;Miele, Kathryn&lt;/author&gt;&lt;author&gt;Carlson, Jeffrey M&lt;/author&gt;&lt;author&gt;O&amp;apos;Callaghan, Kevin P&lt;/author&gt;&lt;author&gt;Woodworth, Kate R&lt;/author&gt;&lt;author&gt;Anderson, Breanne&lt;/author&gt;&lt;author&gt;Praag, Aisha&lt;/author&gt;&lt;author&gt;Pulliam, Kourtney&lt;/author&gt;&lt;author&gt;Coppola, Nicole&lt;/author&gt;&lt;author&gt;Mbotha, Deborah&lt;/author&gt;&lt;/authors&gt;&lt;/contributors&gt;&lt;titles&gt;&lt;title&gt;Syphilis treatment among people who are pregnant in six US states, 2018–2021&lt;/title&gt;&lt;secondary-title&gt;Obstetrics &amp;amp; Gynecology&lt;/secondary-title&gt;&lt;/titles&gt;&lt;periodical&gt;&lt;full-title&gt;Obstetrics &amp;amp; Gynecology&lt;/full-title&gt;&lt;/periodical&gt;&lt;pages&gt;10.1097&lt;/pages&gt;&lt;dates&gt;&lt;year&gt;2022&lt;/year&gt;&lt;/dates&gt;&lt;isbn&gt;0029-7844&lt;/isbn&gt;&lt;urls&gt;&lt;/urls&gt;&lt;/record&gt;&lt;/Cite&gt;&lt;/EndNote&gt;</w:instrText>
       </w:r>
       <w:r>
         <w:fldChar w:fldCharType="separate"/>
@@ -16796,7 +13256,7 @@
           <w:noProof/>
           <w:vertAlign w:val="superscript"/>
         </w:rPr>
-        <w:t>[33]</w:t>
+        <w:t>[34]</w:t>
       </w:r>
       <w:r>
         <w:fldChar w:fldCharType="end"/>
@@ -17008,7 +13468,7 @@
         <w:fldChar w:fldCharType="begin"/>
       </w:r>
       <w:r>
-        <w:instrText xml:space="preserve"> ADDIN EN.CITE &lt;EndNote&gt;&lt;Cite&gt;&lt;Author&gt;Workowski&lt;/Author&gt;&lt;Year&gt;2021&lt;/Year&gt;&lt;RecNum&gt;1261&lt;/RecNum&gt;&lt;DisplayText&gt;&lt;style face="superscript"&gt;[34]&lt;/style&gt;&lt;/DisplayText&gt;&lt;record&gt;&lt;rec-number&gt;1261&lt;/rec-number&gt;&lt;foreign-keys&gt;&lt;key app="EN" db-id="xrzs0t9aq90fz3epr5zx0p99vxx0ftpxw0s0" timestamp="1740688765"&gt;1261&lt;/key&gt;&lt;/foreign-keys&gt;&lt;ref-type name="Journal Article"&gt;17&lt;/ref-type&gt;&lt;contributors&gt;&lt;authors&gt;&lt;author&gt;Workowski, Kimberly A&lt;/author&gt;&lt;/authors&gt;&lt;/contributors&gt;&lt;titles&gt;&lt;title&gt;Sexually transmitted infections treatment guidelines, 2021&lt;/title&gt;&lt;secondary-title&gt;MMWR. Recommendations and Reports&lt;/secondary-title&gt;&lt;/titles&gt;&lt;periodical&gt;&lt;full-title&gt;MMWR. Recommendations and Reports&lt;/full-title&gt;&lt;/periodical&gt;&lt;volume&gt;70&lt;/volume&gt;&lt;dates&gt;&lt;year&gt;2021&lt;/year&gt;&lt;/dates&gt;&lt;urls&gt;&lt;/urls&gt;&lt;/record&gt;&lt;/Cite&gt;&lt;/EndNote&gt;</w:instrText>
+        <w:instrText xml:space="preserve"> ADDIN EN.CITE &lt;EndNote&gt;&lt;Cite&gt;&lt;Author&gt;Workowski&lt;/Author&gt;&lt;Year&gt;2021&lt;/Year&gt;&lt;RecNum&gt;1261&lt;/RecNum&gt;&lt;DisplayText&gt;&lt;style face="superscript"&gt;[35]&lt;/style&gt;&lt;/DisplayText&gt;&lt;record&gt;&lt;rec-number&gt;1261&lt;/rec-number&gt;&lt;foreign-keys&gt;&lt;key app="EN" db-id="xrzs0t9aq90fz3epr5zx0p99vxx0ftpxw0s0" timestamp="1740688765"&gt;1261&lt;/key&gt;&lt;/foreign-keys&gt;&lt;ref-type name="Journal Article"&gt;17&lt;/ref-type&gt;&lt;contributors&gt;&lt;authors&gt;&lt;author&gt;Workowski, Kimberly A&lt;/author&gt;&lt;/authors&gt;&lt;/contributors&gt;&lt;titles&gt;&lt;title&gt;Sexually transmitted infections treatment guidelines, 2021&lt;/title&gt;&lt;secondary-title&gt;MMWR. Recommendations and Reports&lt;/secondary-title&gt;&lt;/titles&gt;&lt;periodical&gt;&lt;full-title&gt;MMWR. Recommendations and Reports&lt;/full-title&gt;&lt;/periodical&gt;&lt;volume&gt;70&lt;/volume&gt;&lt;dates&gt;&lt;year&gt;2021&lt;/year&gt;&lt;/dates&gt;&lt;urls&gt;&lt;/urls&gt;&lt;/record&gt;&lt;/Cite&gt;&lt;/EndNote&gt;</w:instrText>
       </w:r>
       <w:r>
         <w:fldChar w:fldCharType="separate"/>
@@ -17018,7 +13478,7 @@
           <w:noProof/>
           <w:vertAlign w:val="superscript"/>
         </w:rPr>
-        <w:t>[34]</w:t>
+        <w:t>[35]</w:t>
       </w:r>
       <w:r>
         <w:fldChar w:fldCharType="end"/>
@@ -17184,7 +13644,7 @@
           <w:rFonts w:cs="Calibri"/>
           <w:szCs w:val="20"/>
         </w:rPr>
-        <w:instrText xml:space="preserve"> ADDIN EN.CITE &lt;EndNote&gt;&lt;Cite&gt;&lt;Author&gt;Robinson&lt;/Author&gt;&lt;Year&gt;2016&lt;/Year&gt;&lt;RecNum&gt;1263&lt;/RecNum&gt;&lt;DisplayText&gt;&lt;style face="superscript"&gt;[35]&lt;/style&gt;&lt;/DisplayText&gt;&lt;record&gt;&lt;rec-number&gt;1263&lt;/rec-number&gt;&lt;foreign-keys&gt;&lt;key app="EN" db-id="xrzs0t9aq90fz3epr5zx0p99vxx0ftpxw0s0" timestamp="1740689098"&gt;1263&lt;/key&gt;&lt;/foreign-keys&gt;&lt;ref-type name="Journal Article"&gt;17&lt;/ref-type&gt;&lt;contributors&gt;&lt;authors&gt;&lt;author&gt;Robinson, Candice L&lt;/author&gt;&lt;author&gt;Young, Lauren&lt;/author&gt;&lt;author&gt;Bisgard, Kristine&lt;/author&gt;&lt;author&gt;Mickey, Tom&lt;/author&gt;&lt;author&gt;Taylor, Melanie M&lt;/author&gt;&lt;/authors&gt;&lt;/contributors&gt;&lt;titles&gt;&lt;title&gt;Syphilis time to treatment at publicly funded sexually transmitted disease clinics versus non–sexually transmitted disease clinics—Maricopa and Pima Counties, Arizona, 2009–2012&lt;/title&gt;&lt;secondary-title&gt;Sexually transmitted diseases&lt;/secondary-title&gt;&lt;/titles&gt;&lt;periodical&gt;&lt;full-title&gt;Sexually transmitted diseases&lt;/full-title&gt;&lt;/periodical&gt;&lt;pages&gt;30-33&lt;/pages&gt;&lt;volume&gt;43&lt;/volume&gt;&lt;number&gt;1&lt;/number&gt;&lt;dates&gt;&lt;year&gt;2016&lt;/year&gt;&lt;/dates&gt;&lt;isbn&gt;0148-5717&lt;/isbn&gt;&lt;urls&gt;&lt;/urls&gt;&lt;/record&gt;&lt;/Cite&gt;&lt;/EndNote&gt;</w:instrText>
+        <w:instrText xml:space="preserve"> ADDIN EN.CITE &lt;EndNote&gt;&lt;Cite&gt;&lt;Author&gt;Robinson&lt;/Author&gt;&lt;Year&gt;2016&lt;/Year&gt;&lt;RecNum&gt;1263&lt;/RecNum&gt;&lt;DisplayText&gt;&lt;style face="superscript"&gt;[36]&lt;/style&gt;&lt;/DisplayText&gt;&lt;record&gt;&lt;rec-number&gt;1263&lt;/rec-number&gt;&lt;foreign-keys&gt;&lt;key app="EN" db-id="xrzs0t9aq90fz3epr5zx0p99vxx0ftpxw0s0" timestamp="1740689098"&gt;1263&lt;/key&gt;&lt;/foreign-keys&gt;&lt;ref-type name="Journal Article"&gt;17&lt;/ref-type&gt;&lt;contributors&gt;&lt;authors&gt;&lt;author&gt;Robinson, Candice L&lt;/author&gt;&lt;author&gt;Young, Lauren&lt;/author&gt;&lt;author&gt;Bisgard, Kristine&lt;/author&gt;&lt;author&gt;Mickey, Tom&lt;/author&gt;&lt;author&gt;Taylor, Melanie M&lt;/author&gt;&lt;/authors&gt;&lt;/contributors&gt;&lt;titles&gt;&lt;title&gt;Syphilis time to treatment at publicly funded sexually transmitted disease clinics versus non–sexually transmitted disease clinics—Maricopa and Pima Counties, Arizona, 2009–2012&lt;/title&gt;&lt;secondary-title&gt;Sexually transmitted diseases&lt;/secondary-title&gt;&lt;/titles&gt;&lt;periodical&gt;&lt;full-title&gt;Sexually transmitted diseases&lt;/full-title&gt;&lt;/periodical&gt;&lt;pages&gt;30-33&lt;/pages&gt;&lt;volume&gt;43&lt;/volume&gt;&lt;number&gt;1&lt;/number&gt;&lt;dates&gt;&lt;year&gt;2016&lt;/year&gt;&lt;/dates&gt;&lt;isbn&gt;0148-5717&lt;/isbn&gt;&lt;urls&gt;&lt;/urls&gt;&lt;/record&gt;&lt;/Cite&gt;&lt;/EndNote&gt;</w:instrText>
       </w:r>
       <w:r>
         <w:rPr>
@@ -17200,7 +13660,7 @@
           <w:szCs w:val="20"/>
           <w:vertAlign w:val="superscript"/>
         </w:rPr>
-        <w:t>[35]</w:t>
+        <w:t>[36]</w:t>
       </w:r>
       <w:r>
         <w:rPr>
@@ -17600,7 +14060,7 @@
           <w:szCs w:val="20"/>
         </w:rPr>
       </w:pPr>
-      <w:hyperlink r:id="rId20" w:history="1">
+      <w:hyperlink r:id="rId10" w:history="1">
         <w:r>
           <w:rPr>
             <w:rStyle w:val="Hyperlink"/>
@@ -18826,7 +15286,7 @@
                     <pic:cNvPicPr/>
                   </pic:nvPicPr>
                   <pic:blipFill>
-                    <a:blip r:embed="rId21"/>
+                    <a:blip r:embed="rId11"/>
                     <a:stretch>
                       <a:fillRect/>
                     </a:stretch>
@@ -19074,7 +15534,7 @@
         </w:rPr>
         <w:t xml:space="preserve"> </w:t>
       </w:r>
-      <w:hyperlink r:id="rId22" w:history="1">
+      <w:hyperlink r:id="rId12" w:history="1">
         <w:r>
           <w:rPr>
             <w:rStyle w:val="Hyperlink"/>
@@ -19124,7 +15584,7 @@
         </w:rPr>
         <w:t xml:space="preserve">Information on partners is increasingly difficult to obtain. most latent infections of less than 1 year’s duration would be erroneously classified as late latent due to the lack of evidence. </w:t>
       </w:r>
-      <w:hyperlink r:id="rId23" w:history="1">
+      <w:hyperlink r:id="rId13" w:history="1">
         <w:r>
           <w:rPr>
             <w:rStyle w:val="Hyperlink"/>
@@ -21082,7 +17542,7 @@
         </w:rPr>
         <w:t xml:space="preserve">UpToDate, Alphen aan den Rijn, Netherlands: Wolters Kluwer </w:t>
       </w:r>
-      <w:hyperlink r:id="rId24" w:history="1">
+      <w:hyperlink r:id="rId14" w:history="1">
         <w:r>
           <w:rPr>
             <w:rStyle w:val="Hyperlink"/>
@@ -22054,14 +18514,27 @@
         <w:rPr>
           <w:noProof/>
         </w:rPr>
-        <w:t xml:space="preserve">29. Lukehart SA, Hook III EW, Baker-Zander SA, Collier AC, Critchlow CW, Handsfield HH. </w:t>
+        <w:t>29. Henriques BL, Cortez AL, Nunes NN, Vidal JE, Avelino</w:t>
+      </w:r>
+      <w:r>
+        <w:rPr>
+          <w:rFonts w:ascii="Cambria Math" w:hAnsi="Cambria Math" w:cs="Cambria Math"/>
+          <w:noProof/>
+        </w:rPr>
+        <w:t>‐</w:t>
+      </w:r>
+      <w:r>
+        <w:rPr>
+          <w:noProof/>
+        </w:rPr>
+        <w:t xml:space="preserve">Silva VI. </w:t>
       </w:r>
       <w:r>
         <w:rPr>
           <w:b/>
           <w:noProof/>
         </w:rPr>
-        <w:t>Invasion of the central nervous system by Treponema pallidum: implications for diagnosis and treatment</w:t>
+        <w:t>Clinical outcomes of HIV–syphilis coinfection among patients with no neurological symptoms: a retrospective cohort study</w:t>
       </w:r>
       <w:r>
         <w:rPr>
@@ -22074,13 +18547,13 @@
           <w:i/>
           <w:noProof/>
         </w:rPr>
-        <w:t xml:space="preserve">Annals of internal medicine </w:t>
+        <w:t xml:space="preserve">HIV medicine </w:t>
       </w:r>
       <w:r>
         <w:rPr>
           <w:noProof/>
         </w:rPr>
-        <w:t>1988; 109(11):855-862.</w:t>
+        <w:t>2022; 23(10):1041-1050.</w:t>
       </w:r>
     </w:p>
     <w:p>
@@ -22096,14 +18569,14 @@
         <w:rPr>
           <w:noProof/>
         </w:rPr>
-        <w:t xml:space="preserve">30. Van Eijk R, Wolters EC, Tutuarima J, Hische E, Bos J, Van Trotsenburg L, et al. </w:t>
+        <w:t xml:space="preserve">30. Lukehart SA, Hook III EW, Baker-Zander SA, Collier AC, Critchlow CW, Handsfield HH. </w:t>
       </w:r>
       <w:r>
         <w:rPr>
           <w:b/>
           <w:noProof/>
         </w:rPr>
-        <w:t>Effect of early and late syphilis on central nervous system: cerebrospinal fluid changes and neurological deficit</w:t>
+        <w:t>Invasion of the central nervous system by Treponema pallidum: implications for diagnosis and treatment</w:t>
       </w:r>
       <w:r>
         <w:rPr>
@@ -22116,13 +18589,13 @@
           <w:i/>
           <w:noProof/>
         </w:rPr>
-        <w:t xml:space="preserve">Sexually Transmitted Infections </w:t>
+        <w:t xml:space="preserve">Annals of internal medicine </w:t>
       </w:r>
       <w:r>
         <w:rPr>
           <w:noProof/>
         </w:rPr>
-        <w:t>1987; 63(2):77-82.</w:t>
+        <w:t>1988; 109(11):855-862.</w:t>
       </w:r>
     </w:p>
     <w:p>
@@ -22139,14 +18612,14 @@
           <w:noProof/>
         </w:rPr>
         <w:lastRenderedPageBreak/>
-        <w:t xml:space="preserve">31. Sheffield JS, Sanchez PJ, Morris G, Maberry M, Zeray F, McIntire DD, et al. </w:t>
+        <w:t xml:space="preserve">31. Van Eijk R, Wolters EC, Tutuarima J, Hische E, Bos J, Van Trotsenburg L, et al. </w:t>
       </w:r>
       <w:r>
         <w:rPr>
           <w:b/>
           <w:noProof/>
         </w:rPr>
-        <w:t>Congenital syphilis after maternal treatment for syphilis during pregnancy</w:t>
+        <w:t>Effect of early and late syphilis on central nervous system: cerebrospinal fluid changes and neurological deficit</w:t>
       </w:r>
       <w:r>
         <w:rPr>
@@ -22159,13 +18632,13 @@
           <w:i/>
           <w:noProof/>
         </w:rPr>
-        <w:t xml:space="preserve">American journal of obstetrics and gynecology </w:t>
+        <w:t xml:space="preserve">Sexually Transmitted Infections </w:t>
       </w:r>
       <w:r>
         <w:rPr>
           <w:noProof/>
         </w:rPr>
-        <w:t>2002; 186(3):569-573.</w:t>
+        <w:t>1987; 63(2):77-82.</w:t>
       </w:r>
     </w:p>
     <w:p>
@@ -22181,14 +18654,14 @@
         <w:rPr>
           <w:noProof/>
         </w:rPr>
-        <w:t xml:space="preserve">32. Hawkes SJ, Gomez GB, Broutet N. </w:t>
+        <w:t xml:space="preserve">32. Sheffield JS, Sanchez PJ, Morris G, Maberry M, Zeray F, McIntire DD, et al. </w:t>
       </w:r>
       <w:r>
         <w:rPr>
           <w:b/>
           <w:noProof/>
         </w:rPr>
-        <w:t>Early antenatal care: does it make a difference to outcomes of pregnancy associated with syphilis? A systematic review and meta-analysis</w:t>
+        <w:t>Congenital syphilis after maternal treatment for syphilis during pregnancy</w:t>
       </w:r>
       <w:r>
         <w:rPr>
@@ -22201,13 +18674,13 @@
           <w:i/>
           <w:noProof/>
         </w:rPr>
-        <w:t xml:space="preserve">PloS one </w:t>
+        <w:t xml:space="preserve">American journal of obstetrics and gynecology </w:t>
       </w:r>
       <w:r>
         <w:rPr>
           <w:noProof/>
         </w:rPr>
-        <w:t>2013; 8(2):e56713.</w:t>
+        <w:t>2002; 186(3):569-573.</w:t>
       </w:r>
     </w:p>
     <w:p>
@@ -22223,14 +18696,14 @@
         <w:rPr>
           <w:noProof/>
         </w:rPr>
-        <w:t xml:space="preserve">33. Tannis A, Miele K, Carlson JM, O'Callaghan KP, Woodworth KR, Anderson B, et al. </w:t>
+        <w:t xml:space="preserve">33. Hawkes SJ, Gomez GB, Broutet N. </w:t>
       </w:r>
       <w:r>
         <w:rPr>
           <w:b/>
           <w:noProof/>
         </w:rPr>
-        <w:t>Syphilis treatment among people who are pregnant in six US states, 2018–2021</w:t>
+        <w:t>Early antenatal care: does it make a difference to outcomes of pregnancy associated with syphilis? A systematic review and meta-analysis</w:t>
       </w:r>
       <w:r>
         <w:rPr>
@@ -22243,13 +18716,13 @@
           <w:i/>
           <w:noProof/>
         </w:rPr>
-        <w:t xml:space="preserve">Obstetrics &amp; Gynecology </w:t>
+        <w:t xml:space="preserve">PloS one </w:t>
       </w:r>
       <w:r>
         <w:rPr>
           <w:noProof/>
         </w:rPr>
-        <w:t>2022:10.1097.</w:t>
+        <w:t>2013; 8(2):e56713.</w:t>
       </w:r>
     </w:p>
     <w:p>
@@ -22265,14 +18738,14 @@
         <w:rPr>
           <w:noProof/>
         </w:rPr>
-        <w:t xml:space="preserve">34. Workowski KA. </w:t>
+        <w:t xml:space="preserve">34. Tannis A, Miele K, Carlson JM, O'Callaghan KP, Woodworth KR, Anderson B, et al. </w:t>
       </w:r>
       <w:r>
         <w:rPr>
           <w:b/>
           <w:noProof/>
         </w:rPr>
-        <w:t>Sexually transmitted infections treatment guidelines, 2021</w:t>
+        <w:t>Syphilis treatment among people who are pregnant in six US states, 2018–2021</w:t>
       </w:r>
       <w:r>
         <w:rPr>
@@ -22285,6 +18758,48 @@
           <w:i/>
           <w:noProof/>
         </w:rPr>
+        <w:t xml:space="preserve">Obstetrics &amp; Gynecology </w:t>
+      </w:r>
+      <w:r>
+        <w:rPr>
+          <w:noProof/>
+        </w:rPr>
+        <w:t>2022:10.1097.</w:t>
+      </w:r>
+    </w:p>
+    <w:p>
+      <w:pPr>
+        <w:pStyle w:val="EndNoteBibliography"/>
+        <w:spacing w:after="0"/>
+        <w:ind w:left="0" w:firstLine="0"/>
+        <w:rPr>
+          <w:noProof/>
+        </w:rPr>
+      </w:pPr>
+      <w:r>
+        <w:rPr>
+          <w:noProof/>
+        </w:rPr>
+        <w:t xml:space="preserve">35. Workowski KA. </w:t>
+      </w:r>
+      <w:r>
+        <w:rPr>
+          <w:b/>
+          <w:noProof/>
+        </w:rPr>
+        <w:t>Sexually transmitted infections treatment guidelines, 2021</w:t>
+      </w:r>
+      <w:r>
+        <w:rPr>
+          <w:noProof/>
+        </w:rPr>
+        <w:t xml:space="preserve">. </w:t>
+      </w:r>
+      <w:r>
+        <w:rPr>
+          <w:i/>
+          <w:noProof/>
+        </w:rPr>
         <w:t xml:space="preserve">MMWR Recommendations and Reports </w:t>
       </w:r>
       <w:r>
@@ -22306,7 +18821,7 @@
         <w:rPr>
           <w:noProof/>
         </w:rPr>
-        <w:t xml:space="preserve">35. Robinson CL, Young L, Bisgard K, Mickey T, Taylor MM. </w:t>
+        <w:t xml:space="preserve">36. Robinson CL, Young L, Bisgard K, Mickey T, Taylor MM. </w:t>
       </w:r>
       <w:r>
         <w:rPr>
@@ -24029,6 +20544,232 @@
     </w:lvl>
   </w:abstractNum>
   <w:abstractNum w:abstractNumId="15" w15:restartNumberingAfterBreak="0">
+    <w:nsid w:val="366201C3"/>
+    <w:multiLevelType w:val="hybridMultilevel"/>
+    <w:tmpl w:val="7FD0D08E"/>
+    <w:lvl w:ilvl="0" w:tplc="04090001">
+      <w:start w:val="1"/>
+      <w:numFmt w:val="bullet"/>
+      <w:lvlText w:val=""/>
+      <w:lvlJc w:val="left"/>
+      <w:pPr>
+        <w:ind w:left="720" w:hanging="360"/>
+      </w:pPr>
+      <w:rPr>
+        <w:rFonts w:ascii="Symbol" w:hAnsi="Symbol" w:hint="default"/>
+      </w:rPr>
+    </w:lvl>
+    <w:lvl w:ilvl="1" w:tplc="04090003" w:tentative="1">
+      <w:start w:val="1"/>
+      <w:numFmt w:val="bullet"/>
+      <w:lvlText w:val="o"/>
+      <w:lvlJc w:val="left"/>
+      <w:pPr>
+        <w:ind w:left="1440" w:hanging="360"/>
+      </w:pPr>
+      <w:rPr>
+        <w:rFonts w:ascii="Courier New" w:hAnsi="Courier New" w:hint="default"/>
+      </w:rPr>
+    </w:lvl>
+    <w:lvl w:ilvl="2" w:tplc="04090005" w:tentative="1">
+      <w:start w:val="1"/>
+      <w:numFmt w:val="bullet"/>
+      <w:lvlText w:val=""/>
+      <w:lvlJc w:val="left"/>
+      <w:pPr>
+        <w:ind w:left="2160" w:hanging="360"/>
+      </w:pPr>
+      <w:rPr>
+        <w:rFonts w:ascii="Wingdings" w:hAnsi="Wingdings" w:hint="default"/>
+      </w:rPr>
+    </w:lvl>
+    <w:lvl w:ilvl="3" w:tplc="04090001" w:tentative="1">
+      <w:start w:val="1"/>
+      <w:numFmt w:val="bullet"/>
+      <w:lvlText w:val=""/>
+      <w:lvlJc w:val="left"/>
+      <w:pPr>
+        <w:ind w:left="2880" w:hanging="360"/>
+      </w:pPr>
+      <w:rPr>
+        <w:rFonts w:ascii="Symbol" w:hAnsi="Symbol" w:hint="default"/>
+      </w:rPr>
+    </w:lvl>
+    <w:lvl w:ilvl="4" w:tplc="04090003" w:tentative="1">
+      <w:start w:val="1"/>
+      <w:numFmt w:val="bullet"/>
+      <w:lvlText w:val="o"/>
+      <w:lvlJc w:val="left"/>
+      <w:pPr>
+        <w:ind w:left="3600" w:hanging="360"/>
+      </w:pPr>
+      <w:rPr>
+        <w:rFonts w:ascii="Courier New" w:hAnsi="Courier New" w:hint="default"/>
+      </w:rPr>
+    </w:lvl>
+    <w:lvl w:ilvl="5" w:tplc="04090005" w:tentative="1">
+      <w:start w:val="1"/>
+      <w:numFmt w:val="bullet"/>
+      <w:lvlText w:val=""/>
+      <w:lvlJc w:val="left"/>
+      <w:pPr>
+        <w:ind w:left="4320" w:hanging="360"/>
+      </w:pPr>
+      <w:rPr>
+        <w:rFonts w:ascii="Wingdings" w:hAnsi="Wingdings" w:hint="default"/>
+      </w:rPr>
+    </w:lvl>
+    <w:lvl w:ilvl="6" w:tplc="04090001" w:tentative="1">
+      <w:start w:val="1"/>
+      <w:numFmt w:val="bullet"/>
+      <w:lvlText w:val=""/>
+      <w:lvlJc w:val="left"/>
+      <w:pPr>
+        <w:ind w:left="5040" w:hanging="360"/>
+      </w:pPr>
+      <w:rPr>
+        <w:rFonts w:ascii="Symbol" w:hAnsi="Symbol" w:hint="default"/>
+      </w:rPr>
+    </w:lvl>
+    <w:lvl w:ilvl="7" w:tplc="04090003" w:tentative="1">
+      <w:start w:val="1"/>
+      <w:numFmt w:val="bullet"/>
+      <w:lvlText w:val="o"/>
+      <w:lvlJc w:val="left"/>
+      <w:pPr>
+        <w:ind w:left="5760" w:hanging="360"/>
+      </w:pPr>
+      <w:rPr>
+        <w:rFonts w:ascii="Courier New" w:hAnsi="Courier New" w:hint="default"/>
+      </w:rPr>
+    </w:lvl>
+    <w:lvl w:ilvl="8" w:tplc="04090005" w:tentative="1">
+      <w:start w:val="1"/>
+      <w:numFmt w:val="bullet"/>
+      <w:lvlText w:val=""/>
+      <w:lvlJc w:val="left"/>
+      <w:pPr>
+        <w:ind w:left="6480" w:hanging="360"/>
+      </w:pPr>
+      <w:rPr>
+        <w:rFonts w:ascii="Wingdings" w:hAnsi="Wingdings" w:hint="default"/>
+      </w:rPr>
+    </w:lvl>
+  </w:abstractNum>
+  <w:abstractNum w:abstractNumId="16" w15:restartNumberingAfterBreak="0">
+    <w:nsid w:val="37377A93"/>
+    <w:multiLevelType w:val="hybridMultilevel"/>
+    <w:tmpl w:val="6F0E07C8"/>
+    <w:lvl w:ilvl="0" w:tplc="04090001">
+      <w:start w:val="1"/>
+      <w:numFmt w:val="bullet"/>
+      <w:lvlText w:val=""/>
+      <w:lvlJc w:val="left"/>
+      <w:pPr>
+        <w:ind w:left="720" w:hanging="360"/>
+      </w:pPr>
+      <w:rPr>
+        <w:rFonts w:ascii="Symbol" w:hAnsi="Symbol" w:hint="default"/>
+      </w:rPr>
+    </w:lvl>
+    <w:lvl w:ilvl="1" w:tplc="04090003" w:tentative="1">
+      <w:start w:val="1"/>
+      <w:numFmt w:val="bullet"/>
+      <w:lvlText w:val="o"/>
+      <w:lvlJc w:val="left"/>
+      <w:pPr>
+        <w:ind w:left="1440" w:hanging="360"/>
+      </w:pPr>
+      <w:rPr>
+        <w:rFonts w:ascii="Courier New" w:hAnsi="Courier New" w:hint="default"/>
+      </w:rPr>
+    </w:lvl>
+    <w:lvl w:ilvl="2" w:tplc="04090005" w:tentative="1">
+      <w:start w:val="1"/>
+      <w:numFmt w:val="bullet"/>
+      <w:lvlText w:val=""/>
+      <w:lvlJc w:val="left"/>
+      <w:pPr>
+        <w:ind w:left="2160" w:hanging="360"/>
+      </w:pPr>
+      <w:rPr>
+        <w:rFonts w:ascii="Wingdings" w:hAnsi="Wingdings" w:hint="default"/>
+      </w:rPr>
+    </w:lvl>
+    <w:lvl w:ilvl="3" w:tplc="04090001" w:tentative="1">
+      <w:start w:val="1"/>
+      <w:numFmt w:val="bullet"/>
+      <w:lvlText w:val=""/>
+      <w:lvlJc w:val="left"/>
+      <w:pPr>
+        <w:ind w:left="2880" w:hanging="360"/>
+      </w:pPr>
+      <w:rPr>
+        <w:rFonts w:ascii="Symbol" w:hAnsi="Symbol" w:hint="default"/>
+      </w:rPr>
+    </w:lvl>
+    <w:lvl w:ilvl="4" w:tplc="04090003" w:tentative="1">
+      <w:start w:val="1"/>
+      <w:numFmt w:val="bullet"/>
+      <w:lvlText w:val="o"/>
+      <w:lvlJc w:val="left"/>
+      <w:pPr>
+        <w:ind w:left="3600" w:hanging="360"/>
+      </w:pPr>
+      <w:rPr>
+        <w:rFonts w:ascii="Courier New" w:hAnsi="Courier New" w:hint="default"/>
+      </w:rPr>
+    </w:lvl>
+    <w:lvl w:ilvl="5" w:tplc="04090005" w:tentative="1">
+      <w:start w:val="1"/>
+      <w:numFmt w:val="bullet"/>
+      <w:lvlText w:val=""/>
+      <w:lvlJc w:val="left"/>
+      <w:pPr>
+        <w:ind w:left="4320" w:hanging="360"/>
+      </w:pPr>
+      <w:rPr>
+        <w:rFonts w:ascii="Wingdings" w:hAnsi="Wingdings" w:hint="default"/>
+      </w:rPr>
+    </w:lvl>
+    <w:lvl w:ilvl="6" w:tplc="04090001" w:tentative="1">
+      <w:start w:val="1"/>
+      <w:numFmt w:val="bullet"/>
+      <w:lvlText w:val=""/>
+      <w:lvlJc w:val="left"/>
+      <w:pPr>
+        <w:ind w:left="5040" w:hanging="360"/>
+      </w:pPr>
+      <w:rPr>
+        <w:rFonts w:ascii="Symbol" w:hAnsi="Symbol" w:hint="default"/>
+      </w:rPr>
+    </w:lvl>
+    <w:lvl w:ilvl="7" w:tplc="04090003" w:tentative="1">
+      <w:start w:val="1"/>
+      <w:numFmt w:val="bullet"/>
+      <w:lvlText w:val="o"/>
+      <w:lvlJc w:val="left"/>
+      <w:pPr>
+        <w:ind w:left="5760" w:hanging="360"/>
+      </w:pPr>
+      <w:rPr>
+        <w:rFonts w:ascii="Courier New" w:hAnsi="Courier New" w:hint="default"/>
+      </w:rPr>
+    </w:lvl>
+    <w:lvl w:ilvl="8" w:tplc="04090005" w:tentative="1">
+      <w:start w:val="1"/>
+      <w:numFmt w:val="bullet"/>
+      <w:lvlText w:val=""/>
+      <w:lvlJc w:val="left"/>
+      <w:pPr>
+        <w:ind w:left="6480" w:hanging="360"/>
+      </w:pPr>
+      <w:rPr>
+        <w:rFonts w:ascii="Wingdings" w:hAnsi="Wingdings" w:hint="default"/>
+      </w:rPr>
+    </w:lvl>
+  </w:abstractNum>
+  <w:abstractNum w:abstractNumId="17" w15:restartNumberingAfterBreak="0">
     <w:nsid w:val="4854789F"/>
     <w:multiLevelType w:val="hybridMultilevel"/>
     <w:tmpl w:val="DF3A6FA2"/>
@@ -24141,7 +20882,7 @@
       </w:rPr>
     </w:lvl>
   </w:abstractNum>
-  <w:abstractNum w:abstractNumId="16" w15:restartNumberingAfterBreak="0">
+  <w:abstractNum w:abstractNumId="18" w15:restartNumberingAfterBreak="0">
     <w:nsid w:val="4C257990"/>
     <w:multiLevelType w:val="hybridMultilevel"/>
     <w:tmpl w:val="B43E305C"/>
@@ -24254,7 +20995,7 @@
       </w:rPr>
     </w:lvl>
   </w:abstractNum>
-  <w:abstractNum w:abstractNumId="17" w15:restartNumberingAfterBreak="0">
+  <w:abstractNum w:abstractNumId="19" w15:restartNumberingAfterBreak="0">
     <w:nsid w:val="4E45750F"/>
     <w:multiLevelType w:val="hybridMultilevel"/>
     <w:tmpl w:val="6B086F28"/>
@@ -24367,7 +21108,7 @@
       </w:rPr>
     </w:lvl>
   </w:abstractNum>
-  <w:abstractNum w:abstractNumId="18" w15:restartNumberingAfterBreak="0">
+  <w:abstractNum w:abstractNumId="20" w15:restartNumberingAfterBreak="0">
     <w:nsid w:val="4F2F00B3"/>
     <w:multiLevelType w:val="hybridMultilevel"/>
     <w:tmpl w:val="EE8C2E68"/>
@@ -24480,7 +21221,7 @@
       </w:rPr>
     </w:lvl>
   </w:abstractNum>
-  <w:abstractNum w:abstractNumId="19" w15:restartNumberingAfterBreak="0">
+  <w:abstractNum w:abstractNumId="21" w15:restartNumberingAfterBreak="0">
     <w:nsid w:val="50E65145"/>
     <w:multiLevelType w:val="hybridMultilevel"/>
     <w:tmpl w:val="3B3487E4"/>
@@ -24594,7 +21335,7 @@
       </w:rPr>
     </w:lvl>
   </w:abstractNum>
-  <w:abstractNum w:abstractNumId="20" w15:restartNumberingAfterBreak="0">
+  <w:abstractNum w:abstractNumId="22" w15:restartNumberingAfterBreak="0">
     <w:nsid w:val="52B646A2"/>
     <w:multiLevelType w:val="hybridMultilevel"/>
     <w:tmpl w:val="12301D02"/>
@@ -24707,7 +21448,7 @@
       </w:rPr>
     </w:lvl>
   </w:abstractNum>
-  <w:abstractNum w:abstractNumId="21" w15:restartNumberingAfterBreak="0">
+  <w:abstractNum w:abstractNumId="23" w15:restartNumberingAfterBreak="0">
     <w:nsid w:val="582A0F9F"/>
     <w:multiLevelType w:val="multilevel"/>
     <w:tmpl w:val="4882F0B2"/>
@@ -24828,7 +21569,7 @@
       </w:rPr>
     </w:lvl>
   </w:abstractNum>
-  <w:abstractNum w:abstractNumId="22" w15:restartNumberingAfterBreak="0">
+  <w:abstractNum w:abstractNumId="24" w15:restartNumberingAfterBreak="0">
     <w:nsid w:val="58FC7A18"/>
     <w:multiLevelType w:val="hybridMultilevel"/>
     <w:tmpl w:val="BD20E87C"/>
@@ -24941,7 +21682,7 @@
       </w:rPr>
     </w:lvl>
   </w:abstractNum>
-  <w:abstractNum w:abstractNumId="23" w15:restartNumberingAfterBreak="0">
+  <w:abstractNum w:abstractNumId="25" w15:restartNumberingAfterBreak="0">
     <w:nsid w:val="5ADA141A"/>
     <w:multiLevelType w:val="hybridMultilevel"/>
     <w:tmpl w:val="C87CB544"/>
@@ -25054,7 +21795,7 @@
       </w:rPr>
     </w:lvl>
   </w:abstractNum>
-  <w:abstractNum w:abstractNumId="24" w15:restartNumberingAfterBreak="0">
+  <w:abstractNum w:abstractNumId="26" w15:restartNumberingAfterBreak="0">
     <w:nsid w:val="6A290146"/>
     <w:multiLevelType w:val="hybridMultilevel"/>
     <w:tmpl w:val="0DA48A62"/>
@@ -25166,7 +21907,7 @@
       </w:rPr>
     </w:lvl>
   </w:abstractNum>
-  <w:abstractNum w:abstractNumId="25" w15:restartNumberingAfterBreak="0">
+  <w:abstractNum w:abstractNumId="27" w15:restartNumberingAfterBreak="0">
     <w:nsid w:val="6B544A9C"/>
     <w:multiLevelType w:val="multilevel"/>
     <w:tmpl w:val="7840B5DC"/>
@@ -25280,7 +22021,120 @@
       </w:rPr>
     </w:lvl>
   </w:abstractNum>
-  <w:abstractNum w:abstractNumId="26" w15:restartNumberingAfterBreak="0">
+  <w:abstractNum w:abstractNumId="28" w15:restartNumberingAfterBreak="0">
+    <w:nsid w:val="71231102"/>
+    <w:multiLevelType w:val="hybridMultilevel"/>
+    <w:tmpl w:val="7F30CF7A"/>
+    <w:lvl w:ilvl="0" w:tplc="04090001">
+      <w:start w:val="1"/>
+      <w:numFmt w:val="bullet"/>
+      <w:lvlText w:val=""/>
+      <w:lvlJc w:val="left"/>
+      <w:pPr>
+        <w:ind w:left="720" w:hanging="360"/>
+      </w:pPr>
+      <w:rPr>
+        <w:rFonts w:ascii="Symbol" w:hAnsi="Symbol" w:hint="default"/>
+      </w:rPr>
+    </w:lvl>
+    <w:lvl w:ilvl="1" w:tplc="04090003" w:tentative="1">
+      <w:start w:val="1"/>
+      <w:numFmt w:val="bullet"/>
+      <w:lvlText w:val="o"/>
+      <w:lvlJc w:val="left"/>
+      <w:pPr>
+        <w:ind w:left="1440" w:hanging="360"/>
+      </w:pPr>
+      <w:rPr>
+        <w:rFonts w:ascii="Courier New" w:hAnsi="Courier New" w:hint="default"/>
+      </w:rPr>
+    </w:lvl>
+    <w:lvl w:ilvl="2" w:tplc="04090005" w:tentative="1">
+      <w:start w:val="1"/>
+      <w:numFmt w:val="bullet"/>
+      <w:lvlText w:val=""/>
+      <w:lvlJc w:val="left"/>
+      <w:pPr>
+        <w:ind w:left="2160" w:hanging="360"/>
+      </w:pPr>
+      <w:rPr>
+        <w:rFonts w:ascii="Wingdings" w:hAnsi="Wingdings" w:hint="default"/>
+      </w:rPr>
+    </w:lvl>
+    <w:lvl w:ilvl="3" w:tplc="04090001" w:tentative="1">
+      <w:start w:val="1"/>
+      <w:numFmt w:val="bullet"/>
+      <w:lvlText w:val=""/>
+      <w:lvlJc w:val="left"/>
+      <w:pPr>
+        <w:ind w:left="2880" w:hanging="360"/>
+      </w:pPr>
+      <w:rPr>
+        <w:rFonts w:ascii="Symbol" w:hAnsi="Symbol" w:hint="default"/>
+      </w:rPr>
+    </w:lvl>
+    <w:lvl w:ilvl="4" w:tplc="04090003" w:tentative="1">
+      <w:start w:val="1"/>
+      <w:numFmt w:val="bullet"/>
+      <w:lvlText w:val="o"/>
+      <w:lvlJc w:val="left"/>
+      <w:pPr>
+        <w:ind w:left="3600" w:hanging="360"/>
+      </w:pPr>
+      <w:rPr>
+        <w:rFonts w:ascii="Courier New" w:hAnsi="Courier New" w:hint="default"/>
+      </w:rPr>
+    </w:lvl>
+    <w:lvl w:ilvl="5" w:tplc="04090005" w:tentative="1">
+      <w:start w:val="1"/>
+      <w:numFmt w:val="bullet"/>
+      <w:lvlText w:val=""/>
+      <w:lvlJc w:val="left"/>
+      <w:pPr>
+        <w:ind w:left="4320" w:hanging="360"/>
+      </w:pPr>
+      <w:rPr>
+        <w:rFonts w:ascii="Wingdings" w:hAnsi="Wingdings" w:hint="default"/>
+      </w:rPr>
+    </w:lvl>
+    <w:lvl w:ilvl="6" w:tplc="04090001" w:tentative="1">
+      <w:start w:val="1"/>
+      <w:numFmt w:val="bullet"/>
+      <w:lvlText w:val=""/>
+      <w:lvlJc w:val="left"/>
+      <w:pPr>
+        <w:ind w:left="5040" w:hanging="360"/>
+      </w:pPr>
+      <w:rPr>
+        <w:rFonts w:ascii="Symbol" w:hAnsi="Symbol" w:hint="default"/>
+      </w:rPr>
+    </w:lvl>
+    <w:lvl w:ilvl="7" w:tplc="04090003" w:tentative="1">
+      <w:start w:val="1"/>
+      <w:numFmt w:val="bullet"/>
+      <w:lvlText w:val="o"/>
+      <w:lvlJc w:val="left"/>
+      <w:pPr>
+        <w:ind w:left="5760" w:hanging="360"/>
+      </w:pPr>
+      <w:rPr>
+        <w:rFonts w:ascii="Courier New" w:hAnsi="Courier New" w:hint="default"/>
+      </w:rPr>
+    </w:lvl>
+    <w:lvl w:ilvl="8" w:tplc="04090005" w:tentative="1">
+      <w:start w:val="1"/>
+      <w:numFmt w:val="bullet"/>
+      <w:lvlText w:val=""/>
+      <w:lvlJc w:val="left"/>
+      <w:pPr>
+        <w:ind w:left="6480" w:hanging="360"/>
+      </w:pPr>
+      <w:rPr>
+        <w:rFonts w:ascii="Wingdings" w:hAnsi="Wingdings" w:hint="default"/>
+      </w:rPr>
+    </w:lvl>
+  </w:abstractNum>
+  <w:abstractNum w:abstractNumId="29" w15:restartNumberingAfterBreak="0">
     <w:nsid w:val="72033450"/>
     <w:multiLevelType w:val="hybridMultilevel"/>
     <w:tmpl w:val="EAE849CC"/>
@@ -25394,7 +22248,7 @@
       </w:rPr>
     </w:lvl>
   </w:abstractNum>
-  <w:abstractNum w:abstractNumId="27" w15:restartNumberingAfterBreak="0">
+  <w:abstractNum w:abstractNumId="30" w15:restartNumberingAfterBreak="0">
     <w:nsid w:val="77781641"/>
     <w:multiLevelType w:val="multilevel"/>
     <w:tmpl w:val="483A2D70"/>
@@ -25519,7 +22373,7 @@
       </w:rPr>
     </w:lvl>
   </w:abstractNum>
-  <w:abstractNum w:abstractNumId="28" w15:restartNumberingAfterBreak="0">
+  <w:abstractNum w:abstractNumId="31" w15:restartNumberingAfterBreak="0">
     <w:nsid w:val="77EB3B01"/>
     <w:multiLevelType w:val="hybridMultilevel"/>
     <w:tmpl w:val="405C64CE"/>
@@ -25633,10 +22487,10 @@
       </w:rPr>
     </w:lvl>
   </w:abstractNum>
-  <w:abstractNum w:abstractNumId="29" w15:restartNumberingAfterBreak="0">
+  <w:abstractNum w:abstractNumId="32" w15:restartNumberingAfterBreak="0">
     <w:nsid w:val="79243E94"/>
     <w:multiLevelType w:val="multilevel"/>
-    <w:tmpl w:val="ECAE8F5A"/>
+    <w:tmpl w:val="A94E87CA"/>
     <w:lvl w:ilvl="0">
       <w:start w:val="1"/>
       <w:numFmt w:val="decimal"/>
@@ -25749,7 +22603,7 @@
       </w:rPr>
     </w:lvl>
   </w:abstractNum>
-  <w:abstractNum w:abstractNumId="30" w15:restartNumberingAfterBreak="0">
+  <w:abstractNum w:abstractNumId="33" w15:restartNumberingAfterBreak="0">
     <w:nsid w:val="795F1130"/>
     <w:multiLevelType w:val="multilevel"/>
     <w:tmpl w:val="4882F0B2"/>
@@ -25865,7 +22719,7 @@
       </w:rPr>
     </w:lvl>
   </w:abstractNum>
-  <w:abstractNum w:abstractNumId="31" w15:restartNumberingAfterBreak="0">
+  <w:abstractNum w:abstractNumId="34" w15:restartNumberingAfterBreak="0">
     <w:nsid w:val="79E347BC"/>
     <w:multiLevelType w:val="hybridMultilevel"/>
     <w:tmpl w:val="7A34916A"/>
@@ -25978,7 +22832,7 @@
       </w:rPr>
     </w:lvl>
   </w:abstractNum>
-  <w:abstractNum w:abstractNumId="32" w15:restartNumberingAfterBreak="0">
+  <w:abstractNum w:abstractNumId="35" w15:restartNumberingAfterBreak="0">
     <w:nsid w:val="7F997423"/>
     <w:multiLevelType w:val="hybridMultilevel"/>
     <w:tmpl w:val="48183F10"/>
@@ -26092,10 +22946,10 @@
     </w:lvl>
   </w:abstractNum>
   <w:num w:numId="1" w16cid:durableId="604456592">
-    <w:abstractNumId w:val="25"/>
+    <w:abstractNumId w:val="27"/>
   </w:num>
   <w:num w:numId="2" w16cid:durableId="445197601">
-    <w:abstractNumId w:val="21"/>
+    <w:abstractNumId w:val="23"/>
   </w:num>
   <w:num w:numId="3" w16cid:durableId="1676420802">
     <w:abstractNumId w:val="7"/>
@@ -26104,10 +22958,10 @@
     <w:abstractNumId w:val="2"/>
   </w:num>
   <w:num w:numId="5" w16cid:durableId="508568778">
-    <w:abstractNumId w:val="26"/>
+    <w:abstractNumId w:val="29"/>
   </w:num>
   <w:num w:numId="6" w16cid:durableId="1921255642">
-    <w:abstractNumId w:val="18"/>
+    <w:abstractNumId w:val="20"/>
   </w:num>
   <w:num w:numId="7" w16cid:durableId="943221388">
     <w:abstractNumId w:val="14"/>
@@ -26116,22 +22970,22 @@
     <w:abstractNumId w:val="12"/>
   </w:num>
   <w:num w:numId="9" w16cid:durableId="1238906278">
-    <w:abstractNumId w:val="19"/>
+    <w:abstractNumId w:val="21"/>
   </w:num>
   <w:num w:numId="10" w16cid:durableId="226302568">
     <w:abstractNumId w:val="0"/>
   </w:num>
   <w:num w:numId="11" w16cid:durableId="342365413">
-    <w:abstractNumId w:val="23"/>
+    <w:abstractNumId w:val="25"/>
   </w:num>
   <w:num w:numId="12" w16cid:durableId="369958091">
-    <w:abstractNumId w:val="16"/>
+    <w:abstractNumId w:val="18"/>
   </w:num>
   <w:num w:numId="13" w16cid:durableId="834227946">
     <w:abstractNumId w:val="10"/>
   </w:num>
   <w:num w:numId="14" w16cid:durableId="848829694">
-    <w:abstractNumId w:val="15"/>
+    <w:abstractNumId w:val="17"/>
   </w:num>
   <w:num w:numId="15" w16cid:durableId="958025817">
     <w:abstractNumId w:val="6"/>
@@ -26140,16 +22994,16 @@
     <w:abstractNumId w:val="9"/>
   </w:num>
   <w:num w:numId="17" w16cid:durableId="1586838538">
-    <w:abstractNumId w:val="24"/>
+    <w:abstractNumId w:val="26"/>
   </w:num>
   <w:num w:numId="18" w16cid:durableId="1063599743">
-    <w:abstractNumId w:val="22"/>
+    <w:abstractNumId w:val="24"/>
   </w:num>
   <w:num w:numId="19" w16cid:durableId="281155542">
     <w:abstractNumId w:val="13"/>
   </w:num>
   <w:num w:numId="20" w16cid:durableId="1288076451">
-    <w:abstractNumId w:val="20"/>
+    <w:abstractNumId w:val="22"/>
   </w:num>
   <w:num w:numId="21" w16cid:durableId="1229730405">
     <w:abstractNumId w:val="5"/>
@@ -26161,10 +23015,10 @@
     <w:abstractNumId w:val="4"/>
   </w:num>
   <w:num w:numId="24" w16cid:durableId="1933197570">
-    <w:abstractNumId w:val="27"/>
+    <w:abstractNumId w:val="30"/>
   </w:num>
   <w:num w:numId="25" w16cid:durableId="404255604">
-    <w:abstractNumId w:val="30"/>
+    <w:abstractNumId w:val="33"/>
   </w:num>
   <w:num w:numId="26" w16cid:durableId="621494874">
     <w:abstractNumId w:val="11"/>
@@ -26173,22 +23027,31 @@
     <w:abstractNumId w:val="1"/>
   </w:num>
   <w:num w:numId="28" w16cid:durableId="2005548792">
-    <w:abstractNumId w:val="29"/>
+    <w:abstractNumId w:val="32"/>
   </w:num>
   <w:num w:numId="29" w16cid:durableId="711271178">
-    <w:abstractNumId w:val="31"/>
+    <w:abstractNumId w:val="34"/>
   </w:num>
   <w:num w:numId="30" w16cid:durableId="1752853147">
-    <w:abstractNumId w:val="32"/>
+    <w:abstractNumId w:val="35"/>
   </w:num>
   <w:num w:numId="31" w16cid:durableId="1137378114">
-    <w:abstractNumId w:val="28"/>
+    <w:abstractNumId w:val="31"/>
   </w:num>
   <w:num w:numId="32" w16cid:durableId="1963073364">
     <w:abstractNumId w:val="3"/>
   </w:num>
   <w:num w:numId="33" w16cid:durableId="561334133">
-    <w:abstractNumId w:val="17"/>
+    <w:abstractNumId w:val="19"/>
+  </w:num>
+  <w:num w:numId="34" w16cid:durableId="172186327">
+    <w:abstractNumId w:val="16"/>
+  </w:num>
+  <w:num w:numId="35" w16cid:durableId="1670521171">
+    <w:abstractNumId w:val="15"/>
+  </w:num>
+  <w:num w:numId="36" w16cid:durableId="521287549">
+    <w:abstractNumId w:val="28"/>
   </w:num>
   <w:numIdMacAtCleanup w:val="33"/>
 </w:numbering>
@@ -26671,7 +23534,7 @@
     <w:uiPriority w:val="9"/>
     <w:unhideWhenUsed/>
     <w:qFormat/>
-    <w:rsid w:val="00F254F6"/>
+    <w:rsid w:val="00A96016"/>
     <w:pPr>
       <w:keepNext/>
       <w:keepLines/>
@@ -26922,7 +23785,7 @@
     <w:basedOn w:val="DefaultParagraphFont"/>
     <w:link w:val="Heading3"/>
     <w:uiPriority w:val="9"/>
-    <w:rsid w:val="00F254F6"/>
+    <w:rsid w:val="00A96016"/>
     <w:rPr>
       <w:rFonts w:ascii="Calibri" w:eastAsiaTheme="majorEastAsia" w:hAnsi="Calibri" w:cstheme="majorBidi"/>
       <w:b/>
